--- a/paper/to-submit/review_letter-06-26-2026.docx
+++ b/paper/to-submit/review_letter-06-26-2026.docx
@@ -378,7 +378,35 @@
           <w:rFonts w:cstheme="minorHAnsi"/>
           <w:color w:val="0000FF"/>
         </w:rPr>
-        <w:t xml:space="preserve"> While evaluating additional scenarios was not the focus of the study, we provided a justification and identified this as a potential area for future research.</w:t>
+        <w:t xml:space="preserve"> While evaluating additional scenarios was not the focus of the study, </w:t>
+      </w:r>
+      <w:r>
+        <w:rPr>
+          <w:rFonts w:cstheme="minorHAnsi"/>
+          <w:color w:val="0000FF"/>
+        </w:rPr>
+        <w:t>we have modified the existing scenarios to reflect a more extreme, yet realistic condition. W</w:t>
+      </w:r>
+      <w:r>
+        <w:rPr>
+          <w:rFonts w:cstheme="minorHAnsi"/>
+          <w:color w:val="0000FF"/>
+        </w:rPr>
+        <w:t xml:space="preserve">e provided a justification and </w:t>
+      </w:r>
+      <w:r>
+        <w:rPr>
+          <w:rFonts w:cstheme="minorHAnsi"/>
+          <w:color w:val="0000FF"/>
+        </w:rPr>
+        <w:t xml:space="preserve">suggested evaluation more scenarios </w:t>
+      </w:r>
+      <w:r>
+        <w:rPr>
+          <w:rFonts w:cstheme="minorHAnsi"/>
+          <w:color w:val="0000FF"/>
+        </w:rPr>
+        <w:t>as a potential area for future research.</w:t>
       </w:r>
     </w:p>
     <w:p>
@@ -526,14 +554,21 @@
           <w:rFonts w:cstheme="minorHAnsi"/>
           <w:color w:val="0000FF"/>
         </w:rPr>
-        <w:t>Thank you for the feedback. As noted in the previous comment, w</w:t>
-      </w:r>
-      <w:r>
-        <w:rPr>
-          <w:rFonts w:cstheme="minorHAnsi"/>
-          <w:color w:val="0000FF"/>
-        </w:rPr>
-        <w:t>e have reworked the manuscript to address previous reviewers' suggestions and to highlight its novelty and impact. The main changes included: 1) reframing the context to reflect the originality of the work and the knowledge gap, 2) providing a mechanistic explanation for the observed yield changes, and 3) explaining the main advancements compared to previous studies.</w:t>
+        <w:t>We appreciate the technical editor's feedback</w:t>
+      </w:r>
+      <w:r>
+        <w:rPr>
+          <w:rFonts w:cstheme="minorHAnsi"/>
+          <w:color w:val="0000FF"/>
+        </w:rPr>
+        <w:t>. As noted in the previous comment, w</w:t>
+      </w:r>
+      <w:r>
+        <w:rPr>
+          <w:rFonts w:cstheme="minorHAnsi"/>
+          <w:color w:val="0000FF"/>
+        </w:rPr>
+        <w:t>e have reworked the manuscript to address previous reviewers' suggestions and highlight its novelty and impact. The main changes included: 1) reframing the context to reflect the originality of the work and the knowledge gap, 2) providing a mechanistic explanation for the observed yield changes, and 3) explaining the main advancements compared to previous studies.</w:t>
       </w:r>
       <w:r>
         <w:rPr>
@@ -582,9 +617,7 @@
           <w:u w:val="single"/>
         </w:rPr>
       </w:pPr>
-    </w:p>
-    <w:p>
-      <w:pPr>
+      <w:r>
         <w:rPr>
           <w:b/>
           <w:bCs/>
@@ -592,7 +625,9 @@
           <w:szCs w:val="28"/>
           <w:u w:val="single"/>
         </w:rPr>
-      </w:pPr>
+        <w:lastRenderedPageBreak/>
+        <w:t>Reviewer 1</w:t>
+      </w:r>
       <w:r>
         <w:rPr>
           <w:b/>
@@ -601,16 +636,6 @@
           <w:szCs w:val="28"/>
           <w:u w:val="single"/>
         </w:rPr>
-        <w:t>Reviewer 1</w:t>
-      </w:r>
-      <w:r>
-        <w:rPr>
-          <w:b/>
-          <w:bCs/>
-          <w:sz w:val="28"/>
-          <w:szCs w:val="28"/>
-          <w:u w:val="single"/>
-        </w:rPr>
         <w:t>:</w:t>
       </w:r>
     </w:p>
@@ -786,6 +811,13 @@
           <w:rFonts w:cstheme="minorHAnsi"/>
           <w:color w:val="0000FF"/>
         </w:rPr>
+        <w:t xml:space="preserve">Thank you for the feedback. </w:t>
+      </w:r>
+      <w:r>
+        <w:rPr>
+          <w:rFonts w:cstheme="minorHAnsi"/>
+          <w:color w:val="0000FF"/>
+        </w:rPr>
         <w:t>W</w:t>
       </w:r>
       <w:r>
@@ -793,33 +825,255 @@
           <w:rFonts w:cstheme="minorHAnsi"/>
           <w:color w:val="0000FF"/>
         </w:rPr>
-        <w:t xml:space="preserve">e respectfully disagree </w:t>
-      </w:r>
-      <w:r>
-        <w:rPr>
-          <w:rFonts w:cstheme="minorHAnsi"/>
-          <w:color w:val="0000FF"/>
-        </w:rPr>
-        <w:t xml:space="preserve">with the reviewer </w:t>
-      </w:r>
-      <w:r>
-        <w:rPr>
-          <w:rFonts w:cstheme="minorHAnsi"/>
-          <w:color w:val="0000FF"/>
-        </w:rPr>
-        <w:t xml:space="preserve">and </w:t>
-      </w:r>
-      <w:r>
-        <w:rPr>
-          <w:rFonts w:cstheme="minorHAnsi"/>
-          <w:color w:val="0000FF"/>
-        </w:rPr>
-        <w:t>believe our contribution is original for the following reasons:</w:t>
-      </w:r>
-    </w:p>
-    <w:p>
-      <w:pPr>
-        <w:spacing w:after="0" w:line="240" w:lineRule="auto"/>
+        <w:t>e believe our contribution is original for the following reasons:</w:t>
+      </w:r>
+    </w:p>
+    <w:p>
+      <w:pPr>
+        <w:spacing w:after="0" w:line="240" w:lineRule="auto"/>
+        <w:rPr>
+          <w:rFonts w:cstheme="minorHAnsi"/>
+          <w:color w:val="0000FF"/>
+        </w:rPr>
+      </w:pPr>
+    </w:p>
+    <w:p>
+      <w:pPr>
+        <w:pStyle w:val="ListParagraph"/>
+        <w:numPr>
+          <w:ilvl w:val="0"/>
+          <w:numId w:val="4"/>
+        </w:numPr>
+        <w:spacing w:after="0" w:line="240" w:lineRule="auto"/>
+        <w:rPr>
+          <w:rFonts w:cstheme="minorHAnsi"/>
+          <w:color w:val="0000FF"/>
+        </w:rPr>
+      </w:pPr>
+      <w:r>
+        <w:rPr>
+          <w:rFonts w:cstheme="minorHAnsi"/>
+          <w:color w:val="0000FF"/>
+        </w:rPr>
+        <w:t>T</w:t>
+      </w:r>
+      <w:r>
+        <w:rPr>
+          <w:rFonts w:cstheme="minorHAnsi"/>
+          <w:color w:val="0000FF"/>
+        </w:rPr>
+        <w:t xml:space="preserve">his is the first study </w:t>
+      </w:r>
+      <w:r>
+        <w:rPr>
+          <w:rFonts w:cstheme="minorHAnsi"/>
+          <w:color w:val="0000FF"/>
+        </w:rPr>
+        <w:t xml:space="preserve">to </w:t>
+      </w:r>
+      <w:r>
+        <w:rPr>
+          <w:rFonts w:cstheme="minorHAnsi"/>
+          <w:color w:val="0000FF"/>
+        </w:rPr>
+        <w:t>quantify</w:t>
+      </w:r>
+      <w:r>
+        <w:rPr>
+          <w:rFonts w:cstheme="minorHAnsi"/>
+          <w:color w:val="0000FF"/>
+        </w:rPr>
+        <w:t xml:space="preserve"> the </w:t>
+      </w:r>
+      <w:r>
+        <w:rPr>
+          <w:rFonts w:cstheme="minorHAnsi"/>
+          <w:color w:val="0000FF"/>
+        </w:rPr>
+        <w:t>synergistic</w:t>
+      </w:r>
+      <w:r>
+        <w:rPr>
+          <w:rFonts w:cstheme="minorHAnsi"/>
+          <w:color w:val="0000FF"/>
+        </w:rPr>
+        <w:t xml:space="preserve"> impact of </w:t>
+      </w:r>
+      <w:r>
+        <w:rPr>
+          <w:rFonts w:cstheme="minorHAnsi"/>
+          <w:color w:val="0000FF"/>
+        </w:rPr>
+        <w:t>maturity group and sowing date under possible warming scenarios. Th</w:t>
+      </w:r>
+      <w:r>
+        <w:rPr>
+          <w:rFonts w:cstheme="minorHAnsi"/>
+          <w:color w:val="0000FF"/>
+        </w:rPr>
+        <w:t>e title was reframed to better reflect the novelty aspect. This</w:t>
+      </w:r>
+      <w:r>
+        <w:rPr>
+          <w:rFonts w:cstheme="minorHAnsi"/>
+          <w:color w:val="0000FF"/>
+        </w:rPr>
+        <w:t xml:space="preserve"> was highlighted in the introduction</w:t>
+      </w:r>
+      <w:r>
+        <w:rPr>
+          <w:rFonts w:cstheme="minorHAnsi"/>
+          <w:color w:val="0000FF"/>
+        </w:rPr>
+        <w:t xml:space="preserve">: </w:t>
+      </w:r>
+    </w:p>
+    <w:p>
+      <w:pPr>
+        <w:pStyle w:val="ListParagraph"/>
+        <w:spacing w:after="0" w:line="240" w:lineRule="auto"/>
+        <w:ind w:left="360"/>
+        <w:rPr>
+          <w:rFonts w:cstheme="minorHAnsi"/>
+          <w:color w:val="0000FF"/>
+        </w:rPr>
+      </w:pPr>
+    </w:p>
+    <w:p>
+      <w:pPr>
+        <w:spacing w:after="0" w:line="240" w:lineRule="auto"/>
+        <w:ind w:left="720"/>
+        <w:rPr>
+          <w:rFonts w:cstheme="minorHAnsi"/>
+          <w:color w:val="0000FF"/>
+        </w:rPr>
+      </w:pPr>
+      <w:r>
+        <w:rPr>
+          <w:rFonts w:cstheme="minorHAnsi"/>
+          <w:color w:val="0000FF"/>
+        </w:rPr>
+        <w:t>“</w:t>
+      </w:r>
+      <w:r>
+        <w:rPr>
+          <w:rFonts w:cstheme="minorHAnsi"/>
+          <w:color w:val="0000FF"/>
+        </w:rPr>
+        <w:t>While farmers have been shifting towards earlier planting and maturity groups well-adapted to a region, the synergistic effect of these shifts under a warming scenario remains unquantified</w:t>
+      </w:r>
+      <w:r>
+        <w:rPr>
+          <w:rFonts w:cstheme="minorHAnsi"/>
+          <w:color w:val="0000FF"/>
+        </w:rPr>
+        <w:t>”</w:t>
+      </w:r>
+    </w:p>
+    <w:p>
+      <w:pPr>
+        <w:spacing w:after="0" w:line="240" w:lineRule="auto"/>
+        <w:rPr>
+          <w:rFonts w:cstheme="minorHAnsi"/>
+          <w:color w:val="0000FF"/>
+        </w:rPr>
+      </w:pPr>
+    </w:p>
+    <w:p>
+      <w:pPr>
+        <w:pStyle w:val="ListParagraph"/>
+        <w:numPr>
+          <w:ilvl w:val="0"/>
+          <w:numId w:val="4"/>
+        </w:numPr>
+        <w:spacing w:after="0" w:line="240" w:lineRule="auto"/>
+        <w:rPr>
+          <w:rFonts w:cstheme="minorHAnsi"/>
+          <w:color w:val="0000FF"/>
+        </w:rPr>
+      </w:pPr>
+      <w:r>
+        <w:rPr>
+          <w:rFonts w:cstheme="minorHAnsi"/>
+          <w:color w:val="0000FF"/>
+        </w:rPr>
+        <w:t xml:space="preserve">Our study is unique </w:t>
+      </w:r>
+      <w:r>
+        <w:rPr>
+          <w:rFonts w:cstheme="minorHAnsi"/>
+          <w:color w:val="0000FF"/>
+        </w:rPr>
+        <w:t>in terms of</w:t>
+      </w:r>
+      <w:r>
+        <w:rPr>
+          <w:rFonts w:cstheme="minorHAnsi"/>
+          <w:color w:val="0000FF"/>
+        </w:rPr>
+        <w:t xml:space="preserve"> </w:t>
+      </w:r>
+      <w:r>
+        <w:rPr>
+          <w:rFonts w:cstheme="minorHAnsi"/>
+          <w:color w:val="0000FF"/>
+        </w:rPr>
+        <w:t>resolution</w:t>
+      </w:r>
+      <w:r>
+        <w:rPr>
+          <w:rFonts w:cstheme="minorHAnsi"/>
+          <w:color w:val="0000FF"/>
+        </w:rPr>
+        <w:t xml:space="preserve"> of simulations, quantifying impacts across over 4,000 fields and 40 weather years per field. Moreover, we target soybean systems in an underexplored region of the Mid-South, as most simulation studies focus on the Corn Belt. This was highlighted in the introduction:</w:t>
+      </w:r>
+    </w:p>
+    <w:p>
+      <w:pPr>
+        <w:pStyle w:val="ListParagraph"/>
+        <w:spacing w:after="0" w:line="240" w:lineRule="auto"/>
+        <w:rPr>
+          <w:rFonts w:cstheme="minorHAnsi"/>
+          <w:color w:val="0000FF"/>
+        </w:rPr>
+      </w:pPr>
+    </w:p>
+    <w:p>
+      <w:pPr>
+        <w:pStyle w:val="ListParagraph"/>
+        <w:spacing w:after="0" w:line="240" w:lineRule="auto"/>
+        <w:rPr>
+          <w:rFonts w:cstheme="minorHAnsi"/>
+          <w:color w:val="0000FF"/>
+        </w:rPr>
+      </w:pPr>
+      <w:r>
+        <w:rPr>
+          <w:rFonts w:cstheme="minorHAnsi"/>
+          <w:color w:val="0000FF"/>
+        </w:rPr>
+        <w:t>“</w:t>
+      </w:r>
+      <w:r>
+        <w:rPr>
+          <w:rFonts w:cstheme="minorHAnsi"/>
+          <w:color w:val="0000FF"/>
+        </w:rPr>
+        <w:t>We conducted a comprehensive simulation study across 4,651 fields and 40 weather-years using a well-tested version of the APSIM (Agricultural Production Systems Simulator) framework. We considered soybean production systems in the Arkansas Delta region as a case study, an environment particularly vulnerable to warming (Sharma et al., 2023), with hot summers and frequent late-season drought events, which accounts for over 1.5 million hectares of soybean-planted area (NASS, 2025).</w:t>
+      </w:r>
+      <w:r>
+        <w:rPr>
+          <w:rFonts w:cstheme="minorHAnsi"/>
+          <w:color w:val="0000FF"/>
+        </w:rPr>
+        <w:t>”</w:t>
+      </w:r>
+    </w:p>
+    <w:p>
+      <w:pPr>
+        <w:pStyle w:val="ListParagraph"/>
+        <w:spacing w:after="0" w:line="240" w:lineRule="auto"/>
+        <w:ind w:left="360"/>
         <w:rPr>
           <w:rFonts w:cstheme="minorHAnsi"/>
           <w:color w:val="0000FF"/>
@@ -834,95 +1088,174 @@
           <w:numId w:val="3"/>
         </w:numPr>
         <w:spacing w:after="0" w:line="240" w:lineRule="auto"/>
+        <w:rPr>
+          <w:rFonts w:cstheme="minorHAnsi"/>
+          <w:color w:val="0000FF"/>
+        </w:rPr>
+      </w:pPr>
+      <w:r>
+        <w:rPr>
+          <w:rFonts w:cstheme="minorHAnsi"/>
+          <w:color w:val="0000FF"/>
+        </w:rPr>
+        <w:t xml:space="preserve">We </w:t>
+      </w:r>
+      <w:proofErr w:type="gramStart"/>
+      <w:r>
+        <w:rPr>
+          <w:rFonts w:cstheme="minorHAnsi"/>
+          <w:color w:val="0000FF"/>
+        </w:rPr>
+        <w:t>advance</w:t>
+      </w:r>
+      <w:proofErr w:type="gramEnd"/>
+      <w:r>
+        <w:rPr>
+          <w:rFonts w:cstheme="minorHAnsi"/>
+          <w:color w:val="0000FF"/>
+        </w:rPr>
+        <w:t xml:space="preserve"> previous simulation studies (e.g., Elli et al. 2022) by exploring </w:t>
+      </w:r>
+      <w:r>
+        <w:rPr>
+          <w:rFonts w:cstheme="minorHAnsi"/>
+          <w:color w:val="0000FF"/>
+        </w:rPr>
+        <w:t>stakeholder</w:t>
+      </w:r>
+      <w:r>
+        <w:rPr>
+          <w:rFonts w:cstheme="minorHAnsi"/>
+          <w:color w:val="0000FF"/>
+        </w:rPr>
+        <w:t xml:space="preserve"> management options under warming. We have added the following sentence</w:t>
+      </w:r>
+      <w:r>
+        <w:rPr>
+          <w:rFonts w:cstheme="minorHAnsi"/>
+          <w:color w:val="0000FF"/>
+        </w:rPr>
+        <w:t>s</w:t>
+      </w:r>
+      <w:r>
+        <w:rPr>
+          <w:rFonts w:cstheme="minorHAnsi"/>
+          <w:color w:val="0000FF"/>
+        </w:rPr>
+        <w:t xml:space="preserve"> to </w:t>
+      </w:r>
+      <w:r>
+        <w:rPr>
+          <w:rFonts w:cstheme="minorHAnsi"/>
+          <w:color w:val="0000FF"/>
+        </w:rPr>
+        <w:t xml:space="preserve">the discussion </w:t>
+      </w:r>
+      <w:proofErr w:type="gramStart"/>
+      <w:r>
+        <w:rPr>
+          <w:rFonts w:cstheme="minorHAnsi"/>
+          <w:color w:val="0000FF"/>
+        </w:rPr>
+        <w:t>clarify</w:t>
+      </w:r>
+      <w:proofErr w:type="gramEnd"/>
+      <w:r>
+        <w:rPr>
+          <w:rFonts w:cstheme="minorHAnsi"/>
+          <w:color w:val="0000FF"/>
+        </w:rPr>
+        <w:t xml:space="preserve"> the main advances compared to previous studies:</w:t>
+      </w:r>
+    </w:p>
+    <w:p>
+      <w:pPr>
+        <w:pStyle w:val="ListParagraph"/>
+        <w:spacing w:after="0" w:line="240" w:lineRule="auto"/>
+        <w:rPr>
+          <w:rFonts w:cstheme="minorHAnsi"/>
+          <w:color w:val="0000FF"/>
+        </w:rPr>
+      </w:pPr>
+    </w:p>
+    <w:p>
+      <w:pPr>
+        <w:spacing w:after="0" w:line="240" w:lineRule="auto"/>
+        <w:ind w:left="720"/>
+        <w:rPr>
+          <w:rFonts w:cstheme="minorHAnsi"/>
+          <w:color w:val="0000FF"/>
+        </w:rPr>
+      </w:pPr>
+      <w:r>
+        <w:rPr>
+          <w:rFonts w:cstheme="minorHAnsi"/>
+          <w:color w:val="0000FF"/>
+        </w:rPr>
+        <w:t>“</w:t>
+      </w:r>
+      <w:r>
+        <w:rPr>
+          <w:rFonts w:cstheme="minorHAnsi"/>
+          <w:color w:val="0000FF"/>
+        </w:rPr>
+        <w:t>Our study extends previous work (Elli et al., 2022; Nendel et al., 2023) by quantifying the synergistic effect of stacked agronomic management strategies to mitigate heat risks in irrigated soybeans at a fine spatial resolution in the U.S. Mid-South.</w:t>
+      </w:r>
+      <w:r>
+        <w:rPr>
+          <w:rFonts w:cstheme="minorHAnsi"/>
+          <w:color w:val="0000FF"/>
+        </w:rPr>
+        <w:t>”</w:t>
+      </w:r>
+    </w:p>
+    <w:p>
+      <w:pPr>
+        <w:spacing w:after="0" w:line="240" w:lineRule="auto"/>
+        <w:rPr>
+          <w:rFonts w:cstheme="minorHAnsi"/>
+          <w:color w:val="0000FF"/>
+        </w:rPr>
+      </w:pPr>
+    </w:p>
+    <w:p>
+      <w:pPr>
+        <w:spacing w:after="0" w:line="240" w:lineRule="auto"/>
+        <w:ind w:left="720"/>
+        <w:rPr>
+          <w:rFonts w:cstheme="minorHAnsi"/>
+          <w:color w:val="0000FF"/>
+        </w:rPr>
+      </w:pPr>
+      <w:r>
+        <w:rPr>
+          <w:rFonts w:cstheme="minorHAnsi"/>
+          <w:color w:val="0000FF"/>
+        </w:rPr>
+        <w:t>“</w:t>
+      </w:r>
+      <w:r>
+        <w:rPr>
+          <w:rFonts w:cstheme="minorHAnsi"/>
+          <w:color w:val="0000FF"/>
+        </w:rPr>
+        <w:t>We found a 5.7% decrease in soybean yield due to rising temperatures, with values ranging from -14.7% to -2.5% across sites (Figure 1). Elli et al. (2022) reported an average 19% reduction in seed yield at 10 locations in the US Corn Belt under a +2°C temperature scenario without adaptive strategies. While Elli et al. (2022) did not quantify the combined impact of high temperatures and stacked agronomic management strategies, they found that sowing 12 days earlier increased soybean seed yield by 4.7%.</w:t>
+      </w:r>
+      <w:r>
+        <w:rPr>
+          <w:rFonts w:cstheme="minorHAnsi"/>
+          <w:color w:val="0000FF"/>
+        </w:rPr>
+        <w:t>”</w:t>
+      </w:r>
+    </w:p>
+    <w:p>
+      <w:pPr>
+        <w:spacing w:after="0" w:line="240" w:lineRule="auto"/>
         <w:ind w:left="360"/>
         <w:rPr>
           <w:rFonts w:cstheme="minorHAnsi"/>
           <w:color w:val="0000FF"/>
-          <w:highlight w:val="yellow"/>
-        </w:rPr>
-      </w:pPr>
-      <w:r>
-        <w:rPr>
-          <w:rFonts w:cstheme="minorHAnsi"/>
-          <w:color w:val="0000FF"/>
-          <w:highlight w:val="yellow"/>
-        </w:rPr>
-        <w:t>T</w:t>
-      </w:r>
-      <w:r>
-        <w:rPr>
-          <w:rFonts w:cstheme="minorHAnsi"/>
-          <w:color w:val="0000FF"/>
-          <w:highlight w:val="yellow"/>
-        </w:rPr>
-        <w:t xml:space="preserve">his is the first study </w:t>
-      </w:r>
-      <w:r>
-        <w:rPr>
-          <w:rFonts w:cstheme="minorHAnsi"/>
-          <w:color w:val="0000FF"/>
-          <w:highlight w:val="yellow"/>
-        </w:rPr>
-        <w:t xml:space="preserve">to </w:t>
-      </w:r>
-      <w:r>
-        <w:rPr>
-          <w:rFonts w:cstheme="minorHAnsi"/>
-          <w:color w:val="0000FF"/>
-          <w:highlight w:val="yellow"/>
-        </w:rPr>
-        <w:t>quantify</w:t>
-      </w:r>
-      <w:r>
-        <w:rPr>
-          <w:rFonts w:cstheme="minorHAnsi"/>
-          <w:color w:val="0000FF"/>
-          <w:highlight w:val="yellow"/>
-        </w:rPr>
-        <w:t xml:space="preserve"> the combined impact of breeding and plant density on historical changes in extinction coefficient. This was well highlighted in the introduction:</w:t>
-      </w:r>
-      <w:r>
-        <w:rPr>
-          <w:rFonts w:cstheme="minorHAnsi"/>
-          <w:color w:val="0000FF"/>
-          <w:highlight w:val="yellow"/>
-        </w:rPr>
-        <w:t xml:space="preserve"> </w:t>
-      </w:r>
-      <w:r>
-        <w:rPr>
-          <w:rFonts w:cstheme="minorHAnsi"/>
-          <w:color w:val="0000FF"/>
-          <w:highlight w:val="yellow"/>
-        </w:rPr>
-        <w:t>“</w:t>
-      </w:r>
-      <w:r>
-        <w:rPr>
-          <w:rFonts w:cstheme="minorHAnsi"/>
-          <w:i/>
-          <w:iCs/>
-          <w:color w:val="0000FF"/>
-          <w:highlight w:val="yellow"/>
-        </w:rPr>
-        <w:t>The relative contribution of breeding and plant density on historical changes in light capture and k remains unknown.  Filling this knowledge gap will improve our understanding to maximize light interception in target environments and design strategies to increase future crop yields and facilitate the design of crop ideotypes (Mock &amp; Pearce, 1975)</w:t>
-      </w:r>
-      <w:r>
-        <w:rPr>
-          <w:rFonts w:cstheme="minorHAnsi"/>
-          <w:color w:val="0000FF"/>
-          <w:highlight w:val="yellow"/>
-        </w:rPr>
-        <w:t>.”</w:t>
-      </w:r>
-    </w:p>
-    <w:p>
-      <w:pPr>
-        <w:spacing w:after="0" w:line="240" w:lineRule="auto"/>
-        <w:rPr>
-          <w:rFonts w:cstheme="minorHAnsi"/>
-          <w:color w:val="0000FF"/>
-          <w:highlight w:val="yellow"/>
         </w:rPr>
       </w:pPr>
     </w:p>
@@ -934,188 +1267,123 @@
           <w:numId w:val="3"/>
         </w:numPr>
         <w:spacing w:after="0" w:line="240" w:lineRule="auto"/>
+        <w:rPr>
+          <w:rFonts w:cstheme="minorHAnsi"/>
+          <w:color w:val="0000FF"/>
+        </w:rPr>
+      </w:pPr>
+      <w:r>
+        <w:rPr>
+          <w:rFonts w:cstheme="minorHAnsi"/>
+          <w:color w:val="0000FF"/>
+        </w:rPr>
+        <w:t>We have tested and applied</w:t>
+      </w:r>
+      <w:r>
+        <w:rPr>
+          <w:rFonts w:cstheme="minorHAnsi"/>
+          <w:color w:val="0000FF"/>
+        </w:rPr>
+        <w:t>,</w:t>
+      </w:r>
+      <w:r>
+        <w:rPr>
+          <w:rFonts w:cstheme="minorHAnsi"/>
+          <w:color w:val="0000FF"/>
+        </w:rPr>
+        <w:t xml:space="preserve"> for the first time, the newest APSIM framework (APSIM Next Generation). </w:t>
+      </w:r>
+      <w:r>
+        <w:rPr>
+          <w:rFonts w:cstheme="minorHAnsi"/>
+          <w:color w:val="0000FF"/>
+        </w:rPr>
+        <w:t>This is highlighted in Material and Methods:</w:t>
+      </w:r>
+    </w:p>
+    <w:p>
+      <w:pPr>
+        <w:spacing w:after="0" w:line="240" w:lineRule="auto"/>
         <w:ind w:left="360"/>
         <w:rPr>
           <w:rFonts w:cstheme="minorHAnsi"/>
           <w:color w:val="0000FF"/>
-          <w:highlight w:val="yellow"/>
-        </w:rPr>
-      </w:pPr>
-      <w:r>
-        <w:rPr>
-          <w:rFonts w:cstheme="minorHAnsi"/>
-          <w:color w:val="0000FF"/>
-          <w:highlight w:val="yellow"/>
-        </w:rPr>
-        <w:t>O</w:t>
-      </w:r>
-      <w:r>
-        <w:rPr>
-          <w:rFonts w:cstheme="minorHAnsi"/>
-          <w:color w:val="0000FF"/>
-          <w:highlight w:val="yellow"/>
-        </w:rPr>
-        <w:t xml:space="preserve">ur study provides novel </w:t>
-      </w:r>
-      <w:r>
-        <w:rPr>
-          <w:rFonts w:cstheme="minorHAnsi"/>
-          <w:color w:val="0000FF"/>
-          <w:highlight w:val="yellow"/>
-        </w:rPr>
-        <w:t xml:space="preserve">new </w:t>
-      </w:r>
-      <w:r>
-        <w:rPr>
-          <w:rFonts w:cstheme="minorHAnsi"/>
-          <w:color w:val="0000FF"/>
-          <w:highlight w:val="yellow"/>
-        </w:rPr>
-        <w:t xml:space="preserve">evidence of light interception dynamics </w:t>
-      </w:r>
-      <w:r>
-        <w:rPr>
-          <w:rFonts w:cstheme="minorHAnsi"/>
-          <w:color w:val="0000FF"/>
-          <w:highlight w:val="yellow"/>
-        </w:rPr>
-        <w:t>within</w:t>
-      </w:r>
-      <w:r>
-        <w:rPr>
-          <w:rFonts w:cstheme="minorHAnsi"/>
-          <w:color w:val="0000FF"/>
-          <w:highlight w:val="yellow"/>
-        </w:rPr>
-        <w:t xml:space="preserve"> the maze canopy</w:t>
-      </w:r>
-      <w:r>
-        <w:rPr>
-          <w:rFonts w:cstheme="minorHAnsi"/>
-          <w:color w:val="0000FF"/>
-          <w:highlight w:val="yellow"/>
-        </w:rPr>
-        <w:t xml:space="preserve"> of a largely unexplored genetic pool in the literature</w:t>
-      </w:r>
-      <w:r>
-        <w:rPr>
-          <w:rFonts w:cstheme="minorHAnsi"/>
-          <w:color w:val="0000FF"/>
-          <w:highlight w:val="yellow"/>
-        </w:rPr>
-        <w:t>, which was highlighted in the discussion section:</w:t>
-      </w:r>
-      <w:r>
-        <w:rPr>
-          <w:rFonts w:cstheme="minorHAnsi"/>
-          <w:color w:val="0000FF"/>
-          <w:highlight w:val="yellow"/>
-        </w:rPr>
-        <w:t xml:space="preserve"> </w:t>
-      </w:r>
-      <w:r>
-        <w:rPr>
-          <w:rFonts w:cstheme="minorHAnsi"/>
-          <w:color w:val="0000FF"/>
-          <w:highlight w:val="yellow"/>
-        </w:rPr>
-        <w:t>“</w:t>
-      </w:r>
-      <w:r>
-        <w:rPr>
-          <w:rFonts w:cstheme="minorHAnsi"/>
-          <w:i/>
-          <w:iCs/>
-          <w:color w:val="0000FF"/>
-          <w:highlight w:val="yellow"/>
-        </w:rPr>
-        <w:t xml:space="preserve">A novel outcome of our study is the evidence of increased light capture in the middle canopy (Figure 2) due to breeding using actual field observations that advance previous theoretical and conceptual approaches (Duncan, 1971; Mock </w:t>
-      </w:r>
-      <w:r>
-        <w:rPr>
-          <w:rFonts w:cstheme="minorHAnsi"/>
-          <w:i/>
-          <w:iCs/>
-          <w:color w:val="0000FF"/>
-          <w:highlight w:val="yellow"/>
-        </w:rPr>
-        <w:t>&amp;</w:t>
-      </w:r>
-      <w:r>
-        <w:rPr>
-          <w:rFonts w:cstheme="minorHAnsi"/>
-          <w:i/>
-          <w:iCs/>
-          <w:color w:val="0000FF"/>
-          <w:highlight w:val="yellow"/>
-        </w:rPr>
-        <w:t xml:space="preserve"> Pearce, 1975; Ort et al., 2015).</w:t>
-      </w:r>
-      <w:r>
-        <w:rPr>
-          <w:rFonts w:cstheme="minorHAnsi"/>
-          <w:color w:val="0000FF"/>
-          <w:highlight w:val="yellow"/>
-        </w:rPr>
-        <w:t xml:space="preserve"> ”</w:t>
-      </w:r>
-    </w:p>
-    <w:p>
-      <w:pPr>
-        <w:spacing w:after="0" w:line="240" w:lineRule="auto"/>
-        <w:rPr>
-          <w:rFonts w:cstheme="minorHAnsi"/>
-          <w:color w:val="0000FF"/>
-          <w:highlight w:val="yellow"/>
-        </w:rPr>
-      </w:pPr>
-    </w:p>
-    <w:p>
-      <w:pPr>
-        <w:pStyle w:val="ListParagraph"/>
-        <w:numPr>
-          <w:ilvl w:val="0"/>
-          <w:numId w:val="3"/>
-        </w:numPr>
-        <w:spacing w:after="0" w:line="240" w:lineRule="auto"/>
-        <w:ind w:left="360"/>
-        <w:rPr>
-          <w:rFonts w:cstheme="minorHAnsi"/>
-          <w:color w:val="0000FF"/>
-          <w:highlight w:val="yellow"/>
-        </w:rPr>
-      </w:pPr>
-      <w:r>
-        <w:rPr>
-          <w:rFonts w:cstheme="minorHAnsi"/>
-          <w:color w:val="0000FF"/>
-          <w:highlight w:val="yellow"/>
-        </w:rPr>
-        <w:t>W</w:t>
-      </w:r>
-      <w:r>
-        <w:rPr>
-          <w:rFonts w:cstheme="minorHAnsi"/>
-          <w:color w:val="0000FF"/>
-          <w:highlight w:val="yellow"/>
-        </w:rPr>
-        <w:t xml:space="preserve">e synthesized our results </w:t>
-      </w:r>
-      <w:r>
-        <w:rPr>
-          <w:rFonts w:cstheme="minorHAnsi"/>
-          <w:color w:val="0000FF"/>
-          <w:highlight w:val="yellow"/>
-        </w:rPr>
-        <w:t xml:space="preserve">with </w:t>
-      </w:r>
-      <w:r>
-        <w:rPr>
-          <w:rFonts w:cstheme="minorHAnsi"/>
-          <w:color w:val="0000FF"/>
-          <w:highlight w:val="yellow"/>
-        </w:rPr>
-        <w:t>recent published studies to identify broader outcomes and relevant synergies and tradeoffs among extinction coefficient, light interception, and LAI (Figure 6). A novel finding was the tradeoff between lower k and enhanced vertical light distribution over the canopy (L317-318).</w:t>
+        </w:rPr>
+      </w:pPr>
+    </w:p>
+    <w:p>
+      <w:pPr>
+        <w:spacing w:after="0" w:line="240" w:lineRule="auto"/>
+        <w:ind w:left="720"/>
+        <w:rPr>
+          <w:rFonts w:cstheme="minorHAnsi"/>
+          <w:color w:val="0000FF"/>
+        </w:rPr>
+      </w:pPr>
+      <w:r>
+        <w:rPr>
+          <w:rFonts w:cstheme="minorHAnsi"/>
+          <w:color w:val="0000FF"/>
+        </w:rPr>
+        <w:t xml:space="preserve">“The APSIM-Soybean model has previously proven successful in simulating the growth of various soybean maturity groups under different environmental conditions in the US </w:t>
+      </w:r>
+      <w:sdt>
+        <w:sdtPr>
+          <w:rPr>
+            <w:rFonts w:cstheme="minorHAnsi"/>
+            <w:color w:val="0000FF"/>
+          </w:rPr>
+          <w:tag w:val="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"/>
+          <w:id w:val="364721280"/>
+          <w:placeholder>
+            <w:docPart w:val="DB1A412135B241DA84852632D9686F4E"/>
+          </w:placeholder>
+        </w:sdtPr>
+        <w:sdtContent>
+          <w:r>
+            <w:rPr>
+              <w:rFonts w:cstheme="minorHAnsi"/>
+              <w:color w:val="0000FF"/>
+            </w:rPr>
+            <w:t>(Archontoulis et al., 2020; Elli et al., 2022)</w:t>
+          </w:r>
+        </w:sdtContent>
+      </w:sdt>
+      <w:r>
+        <w:rPr>
+          <w:rFonts w:cstheme="minorHAnsi"/>
+          <w:color w:val="0000FF"/>
+        </w:rPr>
+        <w:t xml:space="preserve">. We further tested the model against experimental data and updated cultivar coefficients to the latest APSIM Next Generation </w:t>
+      </w:r>
+      <w:sdt>
+        <w:sdtPr>
+          <w:rPr>
+            <w:rFonts w:cstheme="minorHAnsi"/>
+            <w:color w:val="0000FF"/>
+          </w:rPr>
+          <w:tag w:val="MENDELEY_CITATION_v3_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"/>
+          <w:id w:val="-339168770"/>
+          <w:placeholder>
+            <w:docPart w:val="DB1A412135B241DA84852632D9686F4E"/>
+          </w:placeholder>
+        </w:sdtPr>
+        <w:sdtContent>
+          <w:r>
+            <w:rPr>
+              <w:rFonts w:cstheme="minorHAnsi"/>
+              <w:color w:val="0000FF"/>
+            </w:rPr>
+            <w:t>(Holzworth et al., 2018)</w:t>
+          </w:r>
+        </w:sdtContent>
+      </w:sdt>
+      <w:r>
+        <w:rPr>
+          <w:rFonts w:cstheme="minorHAnsi"/>
+          <w:color w:val="0000FF"/>
+        </w:rPr>
+        <w:t xml:space="preserve"> version 2025.3.7681.”</w:t>
       </w:r>
     </w:p>
     <w:p>
@@ -1174,14 +1442,6 @@
           <w:rFonts w:cstheme="minorHAnsi"/>
         </w:rPr>
       </w:pPr>
-    </w:p>
-    <w:p>
-      <w:pPr>
-        <w:spacing w:after="0" w:line="240" w:lineRule="auto"/>
-        <w:rPr>
-          <w:rFonts w:cstheme="minorHAnsi"/>
-        </w:rPr>
-      </w:pPr>
       <w:r>
         <w:rPr>
           <w:rFonts w:cstheme="minorHAnsi"/>
@@ -1209,7 +1469,21 @@
           <w:rFonts w:cstheme="minorHAnsi"/>
           <w:color w:val="0000FF"/>
         </w:rPr>
-        <w:t>Partially addressed. We appreciate the reviewer's suggestion, but we believe that in some cases, the active voice improves readability and is well accepted by the scientific community.</w:t>
+        <w:t>Partially addressed. We appreciate the reviewer's suggestion, but we believe that in some cases, the active voice improves readability</w:t>
+      </w:r>
+      <w:r>
+        <w:rPr>
+          <w:rFonts w:cstheme="minorHAnsi"/>
+          <w:color w:val="0000FF"/>
+        </w:rPr>
+        <w:t>, while</w:t>
+      </w:r>
+      <w:r>
+        <w:rPr>
+          <w:rFonts w:cstheme="minorHAnsi"/>
+          <w:color w:val="0000FF"/>
+        </w:rPr>
+        <w:t xml:space="preserve"> accepted by the scientific community.</w:t>
       </w:r>
     </w:p>
     <w:p>
@@ -1253,36 +1527,19 @@
         <w:spacing w:after="0" w:line="240" w:lineRule="auto"/>
         <w:rPr>
           <w:rFonts w:cstheme="minorHAnsi"/>
-          <w:color w:val="0000FF"/>
-        </w:rPr>
-      </w:pPr>
-    </w:p>
-    <w:p>
-      <w:pPr>
-        <w:spacing w:after="0" w:line="240" w:lineRule="auto"/>
-        <w:rPr>
-          <w:rFonts w:cstheme="minorHAnsi"/>
-        </w:rPr>
-      </w:pPr>
-      <w:r>
-        <w:rPr>
-          <w:rFonts w:cstheme="minorHAnsi"/>
-        </w:rPr>
-        <w:t xml:space="preserve">L57 – There appears a </w:t>
-      </w:r>
-      <w:proofErr w:type="spellStart"/>
-      <w:r>
-        <w:rPr>
-          <w:rFonts w:cstheme="minorHAnsi"/>
-        </w:rPr>
-        <w:t>conflic</w:t>
-      </w:r>
-      <w:proofErr w:type="spellEnd"/>
-      <w:r>
-        <w:rPr>
-          <w:rFonts w:ascii="Calibri" w:eastAsia="Calibri" w:hAnsi="Calibri" w:cs="Calibri" w:hint="eastAsia"/>
-        </w:rPr>
-        <w:t>􀆟</w:t>
+        </w:rPr>
+      </w:pPr>
+      <w:r>
+        <w:rPr>
+          <w:rFonts w:cstheme="minorHAnsi"/>
+        </w:rPr>
+        <w:t>L57 – There appears a conflic</w:t>
+      </w:r>
+      <w:r>
+        <w:rPr>
+          <w:rFonts w:ascii="Calibri" w:eastAsia="Calibri" w:hAnsi="Calibri" w:cs="Calibri"/>
+        </w:rPr>
+        <w:t>ti</w:t>
       </w:r>
       <w:r>
         <w:rPr>
@@ -1383,21 +1640,7 @@
           <w:rFonts w:cstheme="minorHAnsi"/>
           <w:color w:val="0000FF"/>
         </w:rPr>
-        <w:t>Thank you for the important comment</w:t>
-      </w:r>
-      <w:r>
-        <w:rPr>
-          <w:rFonts w:cstheme="minorHAnsi"/>
-          <w:color w:val="0000FF"/>
-        </w:rPr>
-        <w:t xml:space="preserve">. </w:t>
-      </w:r>
-      <w:r>
-        <w:rPr>
-          <w:rFonts w:cstheme="minorHAnsi"/>
-          <w:color w:val="0000FF"/>
-        </w:rPr>
-        <w:t>Our hypothesis is that a late-maturing genotype</w:t>
+        <w:t>Thank you for the important comment. Our hypothesis is that a late-maturing genotype</w:t>
       </w:r>
       <w:r>
         <w:rPr>
@@ -1425,15 +1668,7 @@
           <w:rFonts w:cstheme="minorHAnsi"/>
           <w:color w:val="0000FF"/>
         </w:rPr>
-        <w:t xml:space="preserve">. We agree with the reviewer </w:t>
-      </w:r>
-      <w:r>
-        <w:rPr>
-          <w:rFonts w:cstheme="minorHAnsi"/>
-          <w:color w:val="0000FF"/>
-        </w:rPr>
-        <w:lastRenderedPageBreak/>
-        <w:t xml:space="preserve">that late-maturing genotypes would extend the growing season, but early planting could help reduce the occurrence of extreme weather events during the </w:t>
+        <w:t xml:space="preserve">. We agree with the reviewer that late-maturing genotypes would extend the growing season, but early planting could help reduce the occurrence of extreme weather events during the </w:t>
       </w:r>
       <w:r>
         <w:rPr>
@@ -1493,15 +1728,6 @@
         <w:spacing w:after="0" w:line="240" w:lineRule="auto"/>
         <w:rPr>
           <w:rFonts w:cstheme="minorHAnsi"/>
-          <w:color w:val="0000FF"/>
-        </w:rPr>
-      </w:pPr>
-    </w:p>
-    <w:p>
-      <w:pPr>
-        <w:spacing w:after="0" w:line="240" w:lineRule="auto"/>
-        <w:rPr>
-          <w:rFonts w:cstheme="minorHAnsi"/>
         </w:rPr>
       </w:pPr>
       <w:r>
@@ -1628,15 +1854,6 @@
         <w:spacing w:after="0" w:line="240" w:lineRule="auto"/>
         <w:rPr>
           <w:rFonts w:cstheme="minorHAnsi"/>
-          <w:color w:val="0000FF"/>
-        </w:rPr>
-      </w:pPr>
-    </w:p>
-    <w:p>
-      <w:pPr>
-        <w:spacing w:line="259" w:lineRule="auto"/>
-        <w:rPr>
-          <w:rFonts w:cstheme="minorHAnsi"/>
         </w:rPr>
       </w:pPr>
       <w:r>
@@ -1648,7 +1865,7 @@
     </w:p>
     <w:p>
       <w:pPr>
-        <w:spacing w:line="259" w:lineRule="auto"/>
+        <w:spacing w:after="0" w:line="240" w:lineRule="auto"/>
         <w:rPr>
           <w:rFonts w:cstheme="minorHAnsi"/>
           <w:color w:val="0000FF"/>
@@ -1855,137 +2072,105 @@
     </w:p>
     <w:p>
       <w:pPr>
+        <w:spacing w:after="0" w:line="240" w:lineRule="auto"/>
+        <w:rPr>
+          <w:rFonts w:cstheme="minorHAnsi"/>
+        </w:rPr>
+      </w:pPr>
+      <w:r>
+        <w:rPr>
+          <w:rFonts w:cstheme="minorHAnsi"/>
+        </w:rPr>
+        <w:t xml:space="preserve">L186 – Discuss the </w:t>
+      </w:r>
+      <w:r>
+        <w:rPr>
+          <w:rFonts w:cstheme="minorHAnsi"/>
+        </w:rPr>
+        <w:t>limitations</w:t>
+      </w:r>
+      <w:r>
+        <w:rPr>
+          <w:rFonts w:cstheme="minorHAnsi"/>
+        </w:rPr>
+        <w:t xml:space="preserve"> of the study in terms of uncertainty in the model structure or model input data.</w:t>
+      </w:r>
+    </w:p>
+    <w:p>
+      <w:pPr>
+        <w:spacing w:after="0" w:line="240" w:lineRule="auto"/>
+        <w:rPr>
+          <w:rFonts w:cstheme="minorHAnsi"/>
+          <w:color w:val="0000FF"/>
+        </w:rPr>
+      </w:pPr>
+      <w:r>
+        <w:rPr>
+          <w:rFonts w:cstheme="minorHAnsi"/>
+          <w:color w:val="0000FF"/>
+        </w:rPr>
+        <w:t xml:space="preserve">Response: </w:t>
+      </w:r>
+      <w:r>
+        <w:rPr>
+          <w:rFonts w:cstheme="minorHAnsi"/>
+          <w:color w:val="0000FF"/>
+        </w:rPr>
+        <w:t>Addressed, thank you. We have expanded the discussion of structural model uncertainties. The new text reads:</w:t>
+      </w:r>
+    </w:p>
+    <w:p>
+      <w:pPr>
+        <w:spacing w:after="0" w:line="240" w:lineRule="auto"/>
+        <w:rPr>
+          <w:rFonts w:cstheme="minorHAnsi"/>
+          <w:color w:val="0000FF"/>
+        </w:rPr>
+      </w:pPr>
+    </w:p>
+    <w:p>
+      <w:pPr>
+        <w:spacing w:after="0" w:line="240" w:lineRule="auto"/>
+        <w:rPr>
+          <w:rFonts w:cstheme="minorHAnsi"/>
+          <w:color w:val="0000FF"/>
+        </w:rPr>
+      </w:pPr>
+      <w:r>
+        <w:rPr>
+          <w:rFonts w:cstheme="minorHAnsi"/>
+          <w:color w:val="0000FF"/>
+        </w:rPr>
+        <w:t>“</w:t>
+      </w:r>
+      <w:r>
+        <w:rPr>
+          <w:rFonts w:cstheme="minorHAnsi"/>
+          <w:color w:val="0000FF"/>
+        </w:rPr>
+        <w:t xml:space="preserve">While elevated  [CO2] can offset the negative impacts of rising temperatures (Ainsworth et al., 2002b), genotypic differences in  [CO2] response may exist (Bishop et al., 2015). Moreover, structural model uncertainties exist in predicting yield benefits under elevated [CO2] (Kothari et al., 2022). Recognizing that soybeans are already a highly heat-tolerant crop, heat events above 28°C during the reproductive phase can reduce yield by lowering seed number and weight (Boote et al., 2005; Djanaguiraman et al., 2013). The APSIM-soybean version used in the present study accounts for temperature effects on crop growth rate (Kothari et al., 2024), but does not account for the impacts of extreme heat on seed number </w:t>
+      </w:r>
+      <w:r>
+        <w:rPr>
+          <w:rFonts w:cstheme="minorHAnsi"/>
+          <w:color w:val="0000FF"/>
+        </w:rPr>
+        <w:lastRenderedPageBreak/>
+        <w:t>determination, a common limitation in process-based models (Richetti et al., 2025). Moreover, APSIM assumes constant temperature responses throughout the life cycle, whereas in soybeans this response</w:t>
+      </w:r>
+      <w:r>
+        <w:rPr>
+          <w:rFonts w:cstheme="minorHAnsi"/>
+          <w:color w:val="0000FF"/>
+        </w:rPr>
+        <w:t>.”</w:t>
+      </w:r>
+    </w:p>
+    <w:p>
+      <w:pPr>
         <w:spacing w:line="259" w:lineRule="auto"/>
         <w:rPr>
           <w:rFonts w:cstheme="minorHAnsi"/>
-        </w:rPr>
-      </w:pPr>
-    </w:p>
-    <w:p>
-      <w:pPr>
-        <w:spacing w:after="0" w:line="240" w:lineRule="auto"/>
-        <w:rPr>
-          <w:rFonts w:cstheme="minorHAnsi"/>
-        </w:rPr>
-      </w:pPr>
-      <w:r>
-        <w:rPr>
-          <w:rFonts w:cstheme="minorHAnsi"/>
-        </w:rPr>
-        <w:t xml:space="preserve">L186 – Discuss the </w:t>
-      </w:r>
-      <w:r>
-        <w:rPr>
-          <w:rFonts w:cstheme="minorHAnsi"/>
-        </w:rPr>
-        <w:t>limitations</w:t>
-      </w:r>
-      <w:r>
-        <w:rPr>
-          <w:rFonts w:cstheme="minorHAnsi"/>
-        </w:rPr>
-        <w:t xml:space="preserve"> of the study in terms of uncertainty in the model structure or model input data.</w:t>
-      </w:r>
-    </w:p>
-    <w:p>
-      <w:pPr>
-        <w:spacing w:line="259" w:lineRule="auto"/>
-        <w:rPr>
-          <w:rFonts w:cstheme="minorHAnsi"/>
-        </w:rPr>
-      </w:pPr>
-    </w:p>
-    <w:p>
-      <w:pPr>
-        <w:spacing w:after="0" w:line="240" w:lineRule="auto"/>
-        <w:rPr>
-          <w:rFonts w:cstheme="minorHAnsi"/>
-          <w:color w:val="0000FF"/>
-        </w:rPr>
-      </w:pPr>
-      <w:r>
-        <w:rPr>
-          <w:rFonts w:cstheme="minorHAnsi"/>
-          <w:color w:val="0000FF"/>
-        </w:rPr>
-        <w:t xml:space="preserve">Response: </w:t>
-      </w:r>
-      <w:r>
-        <w:rPr>
-          <w:rFonts w:cstheme="minorHAnsi"/>
-          <w:color w:val="0000FF"/>
-        </w:rPr>
-        <w:t xml:space="preserve">Addressed, thank you. </w:t>
-      </w:r>
-      <w:r>
-        <w:rPr>
-          <w:rFonts w:cstheme="minorHAnsi"/>
-          <w:color w:val="0000FF"/>
-        </w:rPr>
-        <w:t>We have expanded the discussion of structural model uncertainties. The new text reads:</w:t>
-      </w:r>
-    </w:p>
-    <w:p>
-      <w:pPr>
-        <w:spacing w:after="0" w:line="240" w:lineRule="auto"/>
-        <w:rPr>
-          <w:rFonts w:cstheme="minorHAnsi"/>
-          <w:color w:val="0000FF"/>
-        </w:rPr>
-      </w:pPr>
-    </w:p>
-    <w:p>
-      <w:pPr>
-        <w:spacing w:after="0" w:line="240" w:lineRule="auto"/>
-        <w:rPr>
-          <w:rFonts w:cstheme="minorHAnsi"/>
-          <w:color w:val="0000FF"/>
-        </w:rPr>
-      </w:pPr>
-      <w:r>
-        <w:rPr>
-          <w:rFonts w:cstheme="minorHAnsi"/>
-          <w:color w:val="0000FF"/>
-        </w:rPr>
-        <w:t>“</w:t>
-      </w:r>
-      <w:r>
-        <w:rPr>
-          <w:rFonts w:cstheme="minorHAnsi"/>
-          <w:color w:val="0000FF"/>
-        </w:rPr>
-        <w:t xml:space="preserve">While elevated  [CO2] can offset the negative impacts of rising temperatures (Ainsworth et al., 2002b), genotypic differences in  [CO2] response may exist (Bishop et al., 2015). Moreover, structural model uncertainties exist in predicting yield benefits under elevated [CO2] (Kothari et al., 2022). Recognizing </w:t>
-      </w:r>
-      <w:r>
-        <w:rPr>
-          <w:rFonts w:cstheme="minorHAnsi"/>
-          <w:color w:val="0000FF"/>
-        </w:rPr>
-        <w:lastRenderedPageBreak/>
-        <w:t>that soybeans are already a highly heat-tolerant crop, heat events above 28°C during the reproductive phase can reduce yield by lowering seed number and weight (Boote et al., 2005; Djanaguiraman et al., 2013). The APSIM-soybean version used in the present study accounts for temperature effects on crop growth rate (Kothari et al., 2024), but does not account for the impacts of extreme heat on seed number determination, a common limitation in process-based models (Richetti et al., 2025). Moreover, APSIM assumes constant temperature responses throughout the life cycle, whereas in soybeans this response</w:t>
-      </w:r>
-      <w:r>
-        <w:rPr>
-          <w:rFonts w:cstheme="minorHAnsi"/>
-          <w:color w:val="0000FF"/>
-        </w:rPr>
-        <w:t>.”</w:t>
-      </w:r>
-    </w:p>
-    <w:p>
-      <w:pPr>
-        <w:spacing w:line="259" w:lineRule="auto"/>
-        <w:rPr>
-          <w:rFonts w:cstheme="minorHAnsi"/>
-        </w:rPr>
-      </w:pPr>
-    </w:p>
-    <w:p>
-      <w:pPr>
-        <w:spacing w:line="259" w:lineRule="auto"/>
-        <w:rPr>
-          <w:rFonts w:cstheme="minorHAnsi"/>
-          <w:color w:val="0000FF"/>
         </w:rPr>
       </w:pPr>
     </w:p>
@@ -2023,17 +2208,6 @@
         <w:spacing w:after="0" w:line="240" w:lineRule="auto"/>
         <w:rPr>
           <w:rFonts w:cstheme="minorHAnsi"/>
-          <w:b/>
-          <w:bCs/>
-          <w:u w:val="single"/>
-        </w:rPr>
-      </w:pPr>
-    </w:p>
-    <w:p>
-      <w:pPr>
-        <w:spacing w:after="0" w:line="240" w:lineRule="auto"/>
-        <w:rPr>
-          <w:rFonts w:cstheme="minorHAnsi"/>
         </w:rPr>
       </w:pPr>
       <w:r>
@@ -2129,21 +2303,7 @@
           <w:rFonts w:cstheme="minorHAnsi"/>
           <w:color w:val="0000FF"/>
         </w:rPr>
-        <w:t>Thank you for your feedback</w:t>
-      </w:r>
-      <w:r>
-        <w:rPr>
-          <w:rFonts w:cstheme="minorHAnsi"/>
-          <w:color w:val="0000FF"/>
-        </w:rPr>
-        <w:t>.</w:t>
-      </w:r>
-      <w:r>
-        <w:rPr>
-          <w:rFonts w:cstheme="minorHAnsi"/>
-          <w:color w:val="0000FF"/>
-        </w:rPr>
-        <w:t xml:space="preserve"> We altered the text to better reflect the originality of our study.</w:t>
+        <w:t>Thank you for your feedback. We altered the text to better reflect the originality of our study.</w:t>
       </w:r>
       <w:r>
         <w:rPr>
@@ -2306,14 +2466,7 @@
           <w:rFonts w:cstheme="minorHAnsi"/>
           <w:color w:val="0000FF"/>
         </w:rPr>
-        <w:t>“</w:t>
-      </w:r>
-      <w:r>
-        <w:rPr>
-          <w:rFonts w:cstheme="minorHAnsi"/>
-          <w:color w:val="0000FF"/>
-        </w:rPr>
-        <w:t xml:space="preserve">Our study revealed that soybean yields under warming can be sustained by concurrently adjusting cultivar maturity and planting date. Under the +2°C temperature scenario, the standalone strategies of using a late-maturing cultivar and planting earlier increased yield by an average of 0.5% and 2%, respectively, relative to the historical simulations. This implies that individual strategies offset the impacts of higher temperature, resulting in yields comparable to baseline yields under current weather conditions. However, the offset was not consistent across all sites (Figure 1). The combined strategies increased seed yield by an average of 12% in relation to the baseline, with values ranging from 0.4% to 17.6% across sites, demonstrating a synergistic impact and emerging as the most promising approach to sustain soybean yield under a +2°C scenario. Our study extends previous work (Elli et al., 2022; Nendel et al., 2023) by quantifying the synergistic effect of </w:t>
+        <w:t xml:space="preserve">“Our study revealed that soybean yields under warming can be sustained by concurrently adjusting cultivar maturity and planting date. Under the +2°C temperature scenario, the standalone strategies of using a late-maturing cultivar and planting earlier increased yield by an average of 0.5% and 2%, respectively, relative to the historical simulations. This implies that individual strategies offset the impacts of higher temperature, resulting in yields comparable to baseline yields under current weather conditions. However, the offset was not consistent across all sites (Figure 1). The combined strategies increased seed yield by an average of 12% in relation to the baseline, with values ranging from 0.4% to 17.6% across sites, demonstrating a synergistic impact and emerging as the most promising approach to sustain soybean yield under a +2°C scenario. Our study extends previous work (Elli et al., 2022; Nendel et al., 2023) by quantifying the synergistic effect of </w:t>
       </w:r>
       <w:r>
         <w:rPr>
@@ -2327,46 +2480,32 @@
           <w:rFonts w:cstheme="minorHAnsi"/>
           <w:color w:val="0000FF"/>
         </w:rPr>
-        <w:t>agronomic management strategies to mitigate heat risks in irrigated soybeans at a fine spatial resolution in the U.S. Mid-South.</w:t>
-      </w:r>
-      <w:r>
-        <w:rPr>
-          <w:rFonts w:cstheme="minorHAnsi"/>
-          <w:color w:val="0000FF"/>
-        </w:rPr>
-        <w:t>”</w:t>
-      </w:r>
-    </w:p>
-    <w:p>
-      <w:pPr>
-        <w:spacing w:after="0" w:line="240" w:lineRule="auto"/>
-        <w:rPr>
-          <w:rFonts w:cstheme="minorHAnsi"/>
-          <w:color w:val="0000FF"/>
-        </w:rPr>
-      </w:pPr>
-    </w:p>
-    <w:p>
-      <w:pPr>
-        <w:spacing w:after="0" w:line="240" w:lineRule="auto"/>
-        <w:rPr>
-          <w:rFonts w:cstheme="minorHAnsi"/>
-          <w:color w:val="0000FF"/>
-        </w:rPr>
-      </w:pPr>
-      <w:r>
-        <w:rPr>
-          <w:rFonts w:cstheme="minorHAnsi"/>
-          <w:color w:val="0000FF"/>
-        </w:rPr>
-        <w:t>“</w:t>
-      </w:r>
-      <w:r>
-        <w:rPr>
-          <w:rFonts w:cstheme="minorHAnsi"/>
-          <w:color w:val="0000FF"/>
-        </w:rPr>
-        <w:t xml:space="preserve">We found a 5.7% decrease in soybean yield due to rising temperatures, with values ranging from -14.7% to -2.5% across sites (Figure 1). Elli et al. (2022) reported an average 19% reduction in seed yield at 10 locations in the US Corn Belt under a +2°C temperature scenario without adaptive strategies. While Elli et al. (2022) did not quantify the combined impact of high temperatures and </w:t>
+        <w:t>agronomic management strategies to mitigate heat risks in irrigated soybeans at a fine spatial resolution in the U.S. Mid-South.”</w:t>
+      </w:r>
+    </w:p>
+    <w:p>
+      <w:pPr>
+        <w:spacing w:after="0" w:line="240" w:lineRule="auto"/>
+        <w:rPr>
+          <w:rFonts w:cstheme="minorHAnsi"/>
+          <w:color w:val="0000FF"/>
+        </w:rPr>
+      </w:pPr>
+    </w:p>
+    <w:p>
+      <w:pPr>
+        <w:spacing w:after="0" w:line="240" w:lineRule="auto"/>
+        <w:rPr>
+          <w:rFonts w:cstheme="minorHAnsi"/>
+          <w:color w:val="0000FF"/>
+        </w:rPr>
+      </w:pPr>
+      <w:r>
+        <w:rPr>
+          <w:rFonts w:cstheme="minorHAnsi"/>
+          <w:color w:val="0000FF"/>
+        </w:rPr>
+        <w:t xml:space="preserve">“We found a 5.7% decrease in soybean yield due to rising temperatures, with values ranging from -14.7% to -2.5% across sites (Figure 1). Elli et al. (2022) reported an average 19% reduction in seed yield at 10 locations in the US Corn Belt under a +2°C temperature scenario without adaptive strategies. While Elli et al. (2022) did not quantify the combined impact of high temperatures and </w:t>
       </w:r>
       <w:r>
         <w:rPr>
@@ -2380,15 +2519,62 @@
           <w:rFonts w:cstheme="minorHAnsi"/>
           <w:color w:val="0000FF"/>
         </w:rPr>
-        <w:t>agronomic management, they found that sowing 12 days earlier increased soybean seed yield by 4.7%.</w:t>
-      </w:r>
-      <w:r>
-        <w:rPr>
-          <w:rFonts w:cstheme="minorHAnsi"/>
-          <w:color w:val="0000FF"/>
-        </w:rPr>
-        <w:t>”</w:t>
-      </w:r>
+        <w:t>agronomic management, they found that sowing 12 days earlier increased soybean seed yield by 4.7%.”</w:t>
+      </w:r>
+    </w:p>
+    <w:p>
+      <w:pPr>
+        <w:spacing w:after="0" w:line="240" w:lineRule="auto"/>
+        <w:rPr>
+          <w:rFonts w:cstheme="minorHAnsi"/>
+          <w:color w:val="0000FF"/>
+        </w:rPr>
+      </w:pPr>
+    </w:p>
+    <w:p>
+      <w:pPr>
+        <w:spacing w:after="0" w:line="240" w:lineRule="auto"/>
+        <w:rPr>
+          <w:rFonts w:cstheme="minorHAnsi"/>
+          <w:color w:val="0000FF"/>
+        </w:rPr>
+      </w:pPr>
+    </w:p>
+    <w:p>
+      <w:pPr>
+        <w:spacing w:after="0" w:line="240" w:lineRule="auto"/>
+        <w:rPr>
+          <w:rFonts w:cstheme="minorHAnsi"/>
+          <w:color w:val="0000FF"/>
+        </w:rPr>
+      </w:pPr>
+    </w:p>
+    <w:p>
+      <w:pPr>
+        <w:spacing w:after="0" w:line="240" w:lineRule="auto"/>
+        <w:rPr>
+          <w:rFonts w:cstheme="minorHAnsi"/>
+          <w:color w:val="0000FF"/>
+        </w:rPr>
+      </w:pPr>
+    </w:p>
+    <w:p>
+      <w:pPr>
+        <w:spacing w:after="0" w:line="240" w:lineRule="auto"/>
+        <w:rPr>
+          <w:rFonts w:cstheme="minorHAnsi"/>
+          <w:color w:val="0000FF"/>
+        </w:rPr>
+      </w:pPr>
+    </w:p>
+    <w:p>
+      <w:pPr>
+        <w:spacing w:after="0" w:line="240" w:lineRule="auto"/>
+        <w:rPr>
+          <w:rFonts w:cstheme="minorHAnsi"/>
+          <w:color w:val="0000FF"/>
+        </w:rPr>
+      </w:pPr>
     </w:p>
     <w:p>
       <w:pPr>
@@ -2409,7 +2595,7 @@
           <w:u w:val="single"/>
         </w:rPr>
         <w:lastRenderedPageBreak/>
-        <w:t xml:space="preserve">Reviewer </w:t>
+        <w:t>Reviewer 2</w:t>
       </w:r>
       <w:r>
         <w:rPr>
@@ -2419,16 +2605,6 @@
           <w:szCs w:val="28"/>
           <w:u w:val="single"/>
         </w:rPr>
-        <w:t>2</w:t>
-      </w:r>
-      <w:r>
-        <w:rPr>
-          <w:b/>
-          <w:bCs/>
-          <w:sz w:val="28"/>
-          <w:szCs w:val="28"/>
-          <w:u w:val="single"/>
-        </w:rPr>
         <w:t>:</w:t>
       </w:r>
     </w:p>
@@ -2477,14 +2653,6 @@
           <w:rFonts w:cstheme="minorHAnsi"/>
         </w:rPr>
       </w:pPr>
-    </w:p>
-    <w:p>
-      <w:pPr>
-        <w:spacing w:after="0" w:line="240" w:lineRule="auto"/>
-        <w:rPr>
-          <w:rFonts w:cstheme="minorHAnsi"/>
-        </w:rPr>
-      </w:pPr>
       <w:r>
         <w:rPr>
           <w:rFonts w:cstheme="minorHAnsi"/>
@@ -2578,15 +2746,6 @@
     <w:p>
       <w:pPr>
         <w:spacing w:after="0" w:line="240" w:lineRule="auto"/>
-        <w:rPr>
-          <w:rFonts w:cstheme="minorHAnsi"/>
-          <w:color w:val="0000FF"/>
-        </w:rPr>
-      </w:pPr>
-    </w:p>
-    <w:p>
-      <w:pPr>
-        <w:spacing w:line="259" w:lineRule="auto"/>
         <w:rPr>
           <w:rFonts w:cstheme="minorHAnsi"/>
           <w:color w:val="0000FF"/>
@@ -2714,14 +2873,7 @@
           <w:rFonts w:cstheme="minorHAnsi"/>
           <w:color w:val="0000FF"/>
         </w:rPr>
-        <w:t xml:space="preserve">Thank you for </w:t>
-      </w:r>
-      <w:r>
-        <w:rPr>
-          <w:rFonts w:cstheme="minorHAnsi"/>
-          <w:color w:val="0000FF"/>
-        </w:rPr>
-        <w:t xml:space="preserve">the thoughtful suggestion. We have created a new figure demonstrating changes in phenology as affected by the different scenarios, including the whole crop cycle and the seed filling period. </w:t>
+        <w:t xml:space="preserve">Thank you for the thoughtful suggestion. We have created a new figure demonstrating changes in phenology as affected by the different scenarios, including the whole crop cycle and the seed filling period. </w:t>
       </w:r>
       <w:r>
         <w:rPr>
@@ -2758,7 +2910,7 @@
     </w:p>
     <w:p>
       <w:pPr>
-        <w:spacing w:before="120" w:after="0" w:line="480" w:lineRule="auto"/>
+        <w:spacing w:after="0" w:line="240" w:lineRule="auto"/>
         <w:jc w:val="center"/>
         <w:rPr>
           <w:rFonts w:ascii="Times New Roman" w:hAnsi="Times New Roman" w:cs="Times New Roman"/>
@@ -2770,11 +2922,10 @@
         <w:rPr>
           <w:noProof/>
         </w:rPr>
-        <w:lastRenderedPageBreak/>
         <w:drawing>
-          <wp:inline distT="0" distB="0" distL="0" distR="0" wp14:anchorId="2F69DF36" wp14:editId="288827FA">
-            <wp:extent cx="5943600" cy="5943600"/>
-            <wp:effectExtent l="0" t="0" r="0" b="0"/>
+          <wp:inline distT="0" distB="0" distL="0" distR="0" wp14:anchorId="2F69DF36" wp14:editId="0F17AF42">
+            <wp:extent cx="3486647" cy="3486647"/>
+            <wp:effectExtent l="0" t="0" r="9525" b="9525"/>
             <wp:docPr id="1136881492" name="Picture 4"/>
             <wp:cNvGraphicFramePr>
               <a:graphicFrameLocks xmlns:a="http://schemas.openxmlformats.org/drawingml/2006/main" noChangeAspect="1"/>
@@ -2804,7 +2955,7 @@
                   <pic:spPr bwMode="auto">
                     <a:xfrm>
                       <a:off x="0" y="0"/>
-                      <a:ext cx="5943600" cy="5943600"/>
+                      <a:ext cx="3486647" cy="3486647"/>
                     </a:xfrm>
                     <a:prstGeom prst="rect">
                       <a:avLst/>
@@ -2823,7 +2974,7 @@
     </w:p>
     <w:p>
       <w:pPr>
-        <w:spacing w:before="120" w:after="0" w:line="240" w:lineRule="auto"/>
+        <w:spacing w:after="0" w:line="240" w:lineRule="auto"/>
         <w:rPr>
           <w:rFonts w:cstheme="minorHAnsi"/>
           <w:color w:val="0000FF"/>
@@ -2839,19 +2990,21 @@
     </w:p>
     <w:p>
       <w:pPr>
-        <w:spacing w:line="259" w:lineRule="auto"/>
-        <w:rPr>
-          <w:rFonts w:cstheme="minorHAnsi"/>
-          <w:color w:val="0000FF"/>
-        </w:rPr>
-      </w:pPr>
-      <w:r>
-        <w:rPr>
-          <w:rFonts w:cstheme="minorHAnsi"/>
-          <w:color w:val="0000FF"/>
-        </w:rPr>
-        <w:br w:type="page"/>
-      </w:r>
+        <w:spacing w:after="0" w:line="240" w:lineRule="auto"/>
+        <w:rPr>
+          <w:rFonts w:cstheme="minorHAnsi"/>
+          <w:color w:val="0000FF"/>
+        </w:rPr>
+      </w:pPr>
+    </w:p>
+    <w:p>
+      <w:pPr>
+        <w:spacing w:after="0" w:line="240" w:lineRule="auto"/>
+        <w:rPr>
+          <w:rFonts w:cstheme="minorHAnsi"/>
+          <w:color w:val="0000FF"/>
+        </w:rPr>
+      </w:pPr>
     </w:p>
     <w:p>
       <w:pPr>
@@ -2867,28 +3020,14 @@
           <w:color w:val="0000FF"/>
         </w:rPr>
         <w:lastRenderedPageBreak/>
-        <w:t xml:space="preserve">The new </w:t>
-      </w:r>
-      <w:r>
-        <w:rPr>
-          <w:rFonts w:cstheme="minorHAnsi"/>
-          <w:color w:val="0000FF"/>
-        </w:rPr>
-        <w:t xml:space="preserve">text expanding on </w:t>
-      </w:r>
-      <w:r>
-        <w:rPr>
-          <w:rFonts w:cstheme="minorHAnsi"/>
-          <w:color w:val="0000FF"/>
-        </w:rPr>
-        <w:t xml:space="preserve"> the background of the yield effect</w:t>
-      </w:r>
-      <w:r>
-        <w:rPr>
-          <w:rFonts w:cstheme="minorHAnsi"/>
-          <w:color w:val="0000FF"/>
-        </w:rPr>
-        <w:t xml:space="preserve"> reads:</w:t>
+        <w:t xml:space="preserve">The new text expanding on </w:t>
+      </w:r>
+      <w:r>
+        <w:rPr>
+          <w:rFonts w:cstheme="minorHAnsi"/>
+          <w:color w:val="0000FF"/>
+        </w:rPr>
+        <w:t xml:space="preserve"> the background of the yield effect reads:</w:t>
       </w:r>
     </w:p>
     <w:p>
@@ -3156,6 +3295,43 @@
     </w:p>
     <w:p>
       <w:pPr>
+        <w:spacing w:after="0" w:line="240" w:lineRule="auto"/>
+        <w:rPr>
+          <w:rFonts w:cstheme="minorHAnsi"/>
+        </w:rPr>
+      </w:pPr>
+      <w:r>
+        <w:rPr>
+          <w:rFonts w:cstheme="minorHAnsi"/>
+        </w:rPr>
+        <w:t>line 156: please add "+" in front of "2°C scenario"</w:t>
+      </w:r>
+    </w:p>
+    <w:p>
+      <w:pPr>
+        <w:spacing w:line="259" w:lineRule="auto"/>
+        <w:rPr>
+          <w:rFonts w:cstheme="minorHAnsi"/>
+          <w:color w:val="0000FF"/>
+        </w:rPr>
+      </w:pPr>
+      <w:r>
+        <w:rPr>
+          <w:rFonts w:cstheme="minorHAnsi"/>
+          <w:color w:val="0000FF"/>
+        </w:rPr>
+        <w:t xml:space="preserve">Response: </w:t>
+      </w:r>
+      <w:r>
+        <w:rPr>
+          <w:rFonts w:cstheme="minorHAnsi"/>
+          <w:color w:val="0000FF"/>
+        </w:rPr>
+        <w:t>Addressed and thank you.</w:t>
+      </w:r>
+    </w:p>
+    <w:p>
+      <w:pPr>
         <w:spacing w:before="120" w:after="0" w:line="240" w:lineRule="auto"/>
         <w:rPr>
           <w:rFonts w:cstheme="minorHAnsi"/>
@@ -3174,7 +3350,31 @@
         <w:rPr>
           <w:rFonts w:cstheme="minorHAnsi"/>
         </w:rPr>
-        <w:t>line 156: please add "+" in front of "2°C scenario"</w:t>
+        <w:t>Supplement figure S3: please men</w:t>
+      </w:r>
+      <w:r>
+        <w:rPr>
+          <w:rFonts w:ascii="Calibri" w:eastAsia="Calibri" w:hAnsi="Calibri" w:cs="Calibri"/>
+        </w:rPr>
+        <w:t>ti</w:t>
+      </w:r>
+      <w:r>
+        <w:rPr>
+          <w:rFonts w:cstheme="minorHAnsi"/>
+        </w:rPr>
+        <w:t>on if these values are without adapta</w:t>
+      </w:r>
+      <w:r>
+        <w:rPr>
+          <w:rFonts w:ascii="Calibri" w:eastAsia="Calibri" w:hAnsi="Calibri" w:cs="Calibri"/>
+        </w:rPr>
+        <w:t>ti</w:t>
+      </w:r>
+      <w:r>
+        <w:rPr>
+          <w:rFonts w:cstheme="minorHAnsi"/>
+        </w:rPr>
+        <w:t>on measures.</w:t>
       </w:r>
     </w:p>
     <w:p>
@@ -3197,62 +3397,48 @@
           <w:rFonts w:cstheme="minorHAnsi"/>
           <w:color w:val="0000FF"/>
         </w:rPr>
-        <w:t>Addressed and thank you.</w:t>
-      </w:r>
-    </w:p>
-    <w:p>
-      <w:pPr>
-        <w:spacing w:before="120" w:after="0" w:line="240" w:lineRule="auto"/>
-        <w:rPr>
-          <w:rFonts w:cstheme="minorHAnsi"/>
-          <w:color w:val="0000FF"/>
-        </w:rPr>
-      </w:pPr>
-    </w:p>
-    <w:p>
-      <w:pPr>
-        <w:spacing w:after="0" w:line="240" w:lineRule="auto"/>
-        <w:rPr>
-          <w:rFonts w:cstheme="minorHAnsi"/>
-        </w:rPr>
-      </w:pPr>
-      <w:r>
-        <w:rPr>
-          <w:rFonts w:cstheme="minorHAnsi"/>
-        </w:rPr>
-        <w:t>Supplement figure S3: please men</w:t>
-      </w:r>
-      <w:r>
-        <w:rPr>
-          <w:rFonts w:ascii="Calibri" w:eastAsia="Calibri" w:hAnsi="Calibri" w:cs="Calibri"/>
-        </w:rPr>
-        <w:t>ti</w:t>
-      </w:r>
-      <w:r>
-        <w:rPr>
-          <w:rFonts w:cstheme="minorHAnsi"/>
-        </w:rPr>
-        <w:t>on if these values are without adapta</w:t>
-      </w:r>
-      <w:r>
-        <w:rPr>
-          <w:rFonts w:ascii="Calibri" w:eastAsia="Calibri" w:hAnsi="Calibri" w:cs="Calibri"/>
-        </w:rPr>
-        <w:t>ti</w:t>
-      </w:r>
-      <w:r>
-        <w:rPr>
-          <w:rFonts w:cstheme="minorHAnsi"/>
-        </w:rPr>
-        <w:t>on measures.</w:t>
-      </w:r>
-    </w:p>
-    <w:p>
-      <w:pPr>
-        <w:spacing w:line="259" w:lineRule="auto"/>
-        <w:rPr>
-          <w:rFonts w:cstheme="minorHAnsi"/>
-          <w:color w:val="0000FF"/>
+        <w:t>Addressed. The figure refers to the baseline conditions without adaptation measures.</w:t>
+      </w:r>
+    </w:p>
+    <w:p>
+      <w:pPr>
+        <w:spacing w:after="0" w:line="240" w:lineRule="auto"/>
+        <w:rPr>
+          <w:rFonts w:cstheme="minorHAnsi"/>
+        </w:rPr>
+      </w:pPr>
+    </w:p>
+    <w:p>
+      <w:pPr>
+        <w:spacing w:after="0" w:line="240" w:lineRule="auto"/>
+        <w:rPr>
+          <w:rFonts w:cstheme="minorHAnsi"/>
+        </w:rPr>
+      </w:pPr>
+      <w:r>
+        <w:rPr>
+          <w:rFonts w:cstheme="minorHAnsi"/>
+        </w:rPr>
+        <w:t xml:space="preserve">The references of NASS (2023) and of Salmerón et al. 2016, which </w:t>
+      </w:r>
+      <w:r>
+        <w:rPr>
+          <w:rFonts w:cstheme="minorHAnsi"/>
+        </w:rPr>
+        <w:t>are listed in the supplement reference list, are never mentioned in the supplement</w:t>
+      </w:r>
+      <w:r>
+        <w:rPr>
+          <w:rFonts w:cstheme="minorHAnsi"/>
+        </w:rPr>
+        <w:t>.</w:t>
+      </w:r>
+    </w:p>
+    <w:p>
+      <w:pPr>
+        <w:spacing w:after="0" w:line="240" w:lineRule="auto"/>
+        <w:rPr>
+          <w:rFonts w:cstheme="minorHAnsi"/>
         </w:rPr>
       </w:pPr>
       <w:r>
@@ -3267,84 +3453,7 @@
           <w:rFonts w:cstheme="minorHAnsi"/>
           <w:color w:val="0000FF"/>
         </w:rPr>
-        <w:t>Addressed.</w:t>
-      </w:r>
-      <w:r>
-        <w:rPr>
-          <w:rFonts w:cstheme="minorHAnsi"/>
-          <w:color w:val="0000FF"/>
-        </w:rPr>
-        <w:t xml:space="preserve"> The figure refers to the baseline conditions without adaptation measures.</w:t>
-      </w:r>
-    </w:p>
-    <w:p>
-      <w:pPr>
-        <w:spacing w:after="0" w:line="240" w:lineRule="auto"/>
-        <w:rPr>
-          <w:rFonts w:cstheme="minorHAnsi"/>
-        </w:rPr>
-      </w:pPr>
-    </w:p>
-    <w:p>
-      <w:pPr>
-        <w:spacing w:after="0" w:line="240" w:lineRule="auto"/>
-        <w:rPr>
-          <w:rFonts w:cstheme="minorHAnsi"/>
-        </w:rPr>
-      </w:pPr>
-      <w:r>
-        <w:rPr>
-          <w:rFonts w:cstheme="minorHAnsi"/>
-        </w:rPr>
-        <w:t xml:space="preserve">The references of NASS (2023) and of Salmerón et al. 2016, which </w:t>
-      </w:r>
-      <w:r>
-        <w:rPr>
-          <w:rFonts w:cstheme="minorHAnsi"/>
-        </w:rPr>
-        <w:t>are listed in the supplement reference list, are never mentioned in the supplement</w:t>
-      </w:r>
-      <w:r>
-        <w:rPr>
-          <w:rFonts w:cstheme="minorHAnsi"/>
-        </w:rPr>
-        <w:t>.</w:t>
-      </w:r>
-    </w:p>
-    <w:p>
-      <w:pPr>
-        <w:spacing w:after="0" w:line="240" w:lineRule="auto"/>
-        <w:rPr>
-          <w:rFonts w:cstheme="minorHAnsi"/>
-        </w:rPr>
-      </w:pPr>
-      <w:r>
-        <w:rPr>
-          <w:rFonts w:cstheme="minorHAnsi"/>
-          <w:color w:val="0000FF"/>
-        </w:rPr>
-        <w:t xml:space="preserve">Response: </w:t>
-      </w:r>
-      <w:r>
-        <w:rPr>
-          <w:rFonts w:cstheme="minorHAnsi"/>
-          <w:color w:val="0000FF"/>
-        </w:rPr>
-        <w:t>Thank you for catching this</w:t>
-      </w:r>
-      <w:r>
-        <w:rPr>
-          <w:rFonts w:cstheme="minorHAnsi"/>
-          <w:color w:val="0000FF"/>
-        </w:rPr>
-        <w:t>.</w:t>
-      </w:r>
-      <w:r>
-        <w:rPr>
-          <w:rFonts w:cstheme="minorHAnsi"/>
-          <w:color w:val="0000FF"/>
-        </w:rPr>
-        <w:t xml:space="preserve"> Addressed.</w:t>
+        <w:t>Thank you for catching this. Addressed.</w:t>
       </w:r>
     </w:p>
     <w:p>
@@ -3381,7 +3490,7 @@
           <w:szCs w:val="28"/>
           <w:u w:val="single"/>
         </w:rPr>
-        <w:t xml:space="preserve">Reviewer </w:t>
+        <w:t>Reviewer 3</w:t>
       </w:r>
       <w:r>
         <w:rPr>
@@ -3391,16 +3500,6 @@
           <w:szCs w:val="28"/>
           <w:u w:val="single"/>
         </w:rPr>
-        <w:t>3</w:t>
-      </w:r>
-      <w:r>
-        <w:rPr>
-          <w:b/>
-          <w:bCs/>
-          <w:sz w:val="28"/>
-          <w:szCs w:val="28"/>
-          <w:u w:val="single"/>
-        </w:rPr>
         <w:t>:</w:t>
       </w:r>
     </w:p>
@@ -3420,41 +3519,503 @@
         <w:spacing w:after="0" w:line="240" w:lineRule="auto"/>
         <w:rPr>
           <w:rFonts w:cstheme="minorHAnsi"/>
+        </w:rPr>
+      </w:pPr>
+      <w:r>
+        <w:rPr>
+          <w:rFonts w:cstheme="minorHAnsi"/>
           <w:b/>
           <w:bCs/>
           <w:u w:val="single"/>
         </w:rPr>
-      </w:pPr>
-    </w:p>
-    <w:p>
-      <w:pPr>
-        <w:spacing w:after="0" w:line="240" w:lineRule="auto"/>
+        <w:t>Comment #</w:t>
+      </w:r>
+      <w:r>
         <w:rPr>
           <w:rFonts w:cstheme="minorHAnsi"/>
           <w:b/>
           <w:bCs/>
           <w:u w:val="single"/>
         </w:rPr>
-      </w:pPr>
-    </w:p>
-    <w:p>
-      <w:pPr>
-        <w:spacing w:after="0" w:line="240" w:lineRule="auto"/>
+        <w:t>11</w:t>
+      </w:r>
+    </w:p>
+    <w:p>
+      <w:pPr>
+        <w:spacing w:after="0" w:line="240" w:lineRule="auto"/>
+        <w:rPr>
+          <w:rFonts w:cstheme="minorHAnsi"/>
+        </w:rPr>
+      </w:pPr>
+      <w:r>
+        <w:rPr>
+          <w:rFonts w:cstheme="minorHAnsi"/>
+        </w:rPr>
+        <w:t xml:space="preserve">The topic of the manuscript is </w:t>
+      </w:r>
+      <w:r>
+        <w:rPr>
+          <w:rFonts w:cstheme="minorHAnsi"/>
+        </w:rPr>
+        <w:t>interesting</w:t>
+      </w:r>
+      <w:r>
+        <w:rPr>
+          <w:rFonts w:cstheme="minorHAnsi"/>
+        </w:rPr>
+        <w:t>; however, the results lack novelty. The study emphasizes the need for</w:t>
+      </w:r>
+      <w:r>
+        <w:rPr>
+          <w:rFonts w:cstheme="minorHAnsi"/>
+        </w:rPr>
+        <w:t xml:space="preserve"> </w:t>
+      </w:r>
+      <w:r>
+        <w:rPr>
+          <w:rFonts w:cstheme="minorHAnsi"/>
+        </w:rPr>
+        <w:t>accountable solutions</w:t>
+      </w:r>
+      <w:r>
+        <w:rPr>
+          <w:rFonts w:cstheme="minorHAnsi"/>
+        </w:rPr>
+        <w:t xml:space="preserve"> to increasing temperatures in the U.S. Mid-South. To address this, a calibrated APSIM model is used</w:t>
+      </w:r>
+      <w:r>
+        <w:rPr>
+          <w:rFonts w:cstheme="minorHAnsi"/>
+        </w:rPr>
+        <w:t xml:space="preserve"> </w:t>
+      </w:r>
+      <w:r>
+        <w:rPr>
+          <w:rFonts w:cstheme="minorHAnsi"/>
+        </w:rPr>
+        <w:t xml:space="preserve">to simulate soybean yield under future climate scenarios (+2°C increase </w:t>
+      </w:r>
+      <w:r>
+        <w:rPr>
+          <w:rFonts w:cstheme="minorHAnsi"/>
+        </w:rPr>
+        <w:lastRenderedPageBreak/>
+        <w:t>in mean temperature and/or elevated CO₂),</w:t>
+      </w:r>
+      <w:r>
+        <w:rPr>
+          <w:rFonts w:cstheme="minorHAnsi"/>
+        </w:rPr>
+        <w:t xml:space="preserve"> </w:t>
+      </w:r>
+      <w:r>
+        <w:rPr>
+          <w:rFonts w:cstheme="minorHAnsi"/>
+        </w:rPr>
+        <w:t>considering current and earlier plan</w:t>
+      </w:r>
+      <w:r>
+        <w:rPr>
+          <w:rFonts w:ascii="Calibri" w:eastAsia="Calibri" w:hAnsi="Calibri" w:cs="Calibri" w:hint="eastAsia"/>
+        </w:rPr>
+        <w:t>􀆟</w:t>
+      </w:r>
+      <w:r>
+        <w:rPr>
+          <w:rFonts w:cstheme="minorHAnsi"/>
+        </w:rPr>
+        <w:t>ng dates in combina</w:t>
+      </w:r>
+      <w:r>
+        <w:rPr>
+          <w:rFonts w:ascii="Calibri" w:eastAsia="Calibri" w:hAnsi="Calibri" w:cs="Calibri"/>
+        </w:rPr>
+        <w:t>ti</w:t>
+      </w:r>
+      <w:r>
+        <w:rPr>
+          <w:rFonts w:cstheme="minorHAnsi"/>
+        </w:rPr>
+        <w:t>on with changes in maturity group (MG).</w:t>
+      </w:r>
+      <w:r>
+        <w:rPr>
+          <w:rFonts w:cstheme="minorHAnsi"/>
+        </w:rPr>
+        <w:t xml:space="preserve"> </w:t>
+      </w:r>
+      <w:r>
+        <w:rPr>
+          <w:rFonts w:cstheme="minorHAnsi"/>
+        </w:rPr>
+        <w:t xml:space="preserve">While the topic is relevant, the findings are not new. Farmers in the region are already </w:t>
+      </w:r>
+      <w:r>
+        <w:rPr>
+          <w:rFonts w:cstheme="minorHAnsi"/>
+        </w:rPr>
+        <w:t>adopting</w:t>
+      </w:r>
+      <w:r>
+        <w:rPr>
+          <w:rFonts w:cstheme="minorHAnsi"/>
+        </w:rPr>
+        <w:t xml:space="preserve"> early plan</w:t>
+      </w:r>
+      <w:r>
+        <w:rPr>
+          <w:rFonts w:ascii="Calibri" w:eastAsia="Calibri" w:hAnsi="Calibri" w:cs="Calibri"/>
+        </w:rPr>
+        <w:t>ning</w:t>
+      </w:r>
+      <w:r>
+        <w:rPr>
+          <w:rFonts w:cstheme="minorHAnsi"/>
+        </w:rPr>
+        <w:t xml:space="preserve"> dates</w:t>
+      </w:r>
+      <w:r>
+        <w:rPr>
+          <w:rFonts w:cstheme="minorHAnsi"/>
+        </w:rPr>
+        <w:t xml:space="preserve"> </w:t>
+      </w:r>
+      <w:r>
+        <w:rPr>
+          <w:rFonts w:cstheme="minorHAnsi"/>
+        </w:rPr>
+        <w:t>similar to those explored in this study (e.g., early May). Likewise, the longer MGs proposed are already commonly used,</w:t>
+      </w:r>
+      <w:r>
+        <w:rPr>
+          <w:rFonts w:cstheme="minorHAnsi"/>
+        </w:rPr>
+        <w:t xml:space="preserve"> </w:t>
+      </w:r>
+      <w:r>
+        <w:rPr>
+          <w:rFonts w:cstheme="minorHAnsi"/>
+        </w:rPr>
+        <w:t>par</w:t>
+      </w:r>
+      <w:r>
+        <w:rPr>
+          <w:rFonts w:ascii="Calibri" w:eastAsia="Calibri" w:hAnsi="Calibri" w:cs="Calibri"/>
+        </w:rPr>
+        <w:t>ti</w:t>
+      </w:r>
+      <w:r>
+        <w:rPr>
+          <w:rFonts w:cstheme="minorHAnsi"/>
+        </w:rPr>
+        <w:t>cularly in the southern parts of the region.</w:t>
+      </w:r>
+      <w:r>
+        <w:rPr>
+          <w:rFonts w:cstheme="minorHAnsi"/>
+        </w:rPr>
+        <w:t xml:space="preserve"> </w:t>
+      </w:r>
+      <w:r>
+        <w:rPr>
+          <w:rFonts w:cstheme="minorHAnsi"/>
+        </w:rPr>
+        <w:t>Addi</w:t>
+      </w:r>
+      <w:r>
+        <w:rPr>
+          <w:rFonts w:ascii="Calibri" w:eastAsia="Calibri" w:hAnsi="Calibri" w:cs="Calibri"/>
+        </w:rPr>
+        <w:t>ti</w:t>
+      </w:r>
+      <w:r>
+        <w:rPr>
+          <w:rFonts w:cstheme="minorHAnsi"/>
+        </w:rPr>
+        <w:t xml:space="preserve">onally, the manuscript does not provide a clear </w:t>
+      </w:r>
+      <w:r>
+        <w:rPr>
+          <w:rFonts w:cstheme="minorHAnsi"/>
+        </w:rPr>
+        <w:t>explanation</w:t>
+      </w:r>
+      <w:r>
+        <w:rPr>
+          <w:rFonts w:cstheme="minorHAnsi"/>
+        </w:rPr>
+        <w:t xml:space="preserve"> or mechanism underlying the simulated yield increases</w:t>
+      </w:r>
+      <w:r>
+        <w:rPr>
+          <w:rFonts w:cstheme="minorHAnsi"/>
+        </w:rPr>
+        <w:t xml:space="preserve"> </w:t>
+      </w:r>
+      <w:r>
+        <w:rPr>
+          <w:rFonts w:cstheme="minorHAnsi"/>
+        </w:rPr>
+        <w:t>across scenarios. Important variables—such as the photothermal quo</w:t>
+      </w:r>
+      <w:r>
+        <w:rPr>
+          <w:rFonts w:ascii="Calibri" w:eastAsia="Calibri" w:hAnsi="Calibri" w:cs="Calibri"/>
+        </w:rPr>
+        <w:t>ti</w:t>
+      </w:r>
+      <w:r>
+        <w:rPr>
+          <w:rFonts w:cstheme="minorHAnsi"/>
+        </w:rPr>
+        <w:t>ent during cri</w:t>
+      </w:r>
+      <w:r>
+        <w:rPr>
+          <w:rFonts w:ascii="Calibri" w:eastAsia="Calibri" w:hAnsi="Calibri" w:cs="Calibri"/>
+        </w:rPr>
+        <w:t>ti</w:t>
+      </w:r>
+      <w:r>
+        <w:rPr>
+          <w:rFonts w:cstheme="minorHAnsi"/>
+        </w:rPr>
+        <w:t>cal periods—are not explored.</w:t>
+      </w:r>
+      <w:r>
+        <w:rPr>
+          <w:rFonts w:cstheme="minorHAnsi"/>
+        </w:rPr>
+        <w:t xml:space="preserve"> Evaluating</w:t>
+      </w:r>
+      <w:r>
+        <w:rPr>
+          <w:rFonts w:cstheme="minorHAnsi"/>
+        </w:rPr>
+        <w:t xml:space="preserve"> more extreme scenarios and, importantly, providing a mechanis</w:t>
+      </w:r>
+      <w:r>
+        <w:rPr>
+          <w:rFonts w:ascii="Calibri" w:eastAsia="Calibri" w:hAnsi="Calibri" w:cs="Calibri"/>
+        </w:rPr>
+        <w:t>ti</w:t>
+      </w:r>
+      <w:r>
+        <w:rPr>
+          <w:rFonts w:cstheme="minorHAnsi"/>
+        </w:rPr>
+        <w:t xml:space="preserve">c </w:t>
+      </w:r>
+      <w:r>
+        <w:rPr>
+          <w:rFonts w:cstheme="minorHAnsi"/>
+        </w:rPr>
+        <w:t>explanation</w:t>
+      </w:r>
+      <w:r>
+        <w:rPr>
+          <w:rFonts w:cstheme="minorHAnsi"/>
+        </w:rPr>
+        <w:t xml:space="preserve"> for the observed yield</w:t>
+      </w:r>
+      <w:r>
+        <w:rPr>
+          <w:rFonts w:cstheme="minorHAnsi"/>
+        </w:rPr>
+        <w:t xml:space="preserve"> </w:t>
+      </w:r>
+      <w:r>
+        <w:rPr>
+          <w:rFonts w:cstheme="minorHAnsi"/>
+        </w:rPr>
+        <w:t>responses would strengthen the manuscript and improve its relevance for future readers.</w:t>
+      </w:r>
+    </w:p>
+    <w:p>
+      <w:pPr>
+        <w:spacing w:line="259" w:lineRule="auto"/>
+        <w:rPr>
+          <w:rFonts w:cstheme="minorHAnsi"/>
+          <w:color w:val="0000FF"/>
+        </w:rPr>
+      </w:pPr>
+      <w:r>
+        <w:rPr>
+          <w:rFonts w:cstheme="minorHAnsi"/>
+          <w:color w:val="0000FF"/>
+        </w:rPr>
+        <w:t xml:space="preserve">Response: </w:t>
+      </w:r>
+      <w:r>
+        <w:rPr>
+          <w:rFonts w:cstheme="minorHAnsi"/>
+          <w:color w:val="0000FF"/>
+        </w:rPr>
+        <w:t xml:space="preserve">We appreciate the </w:t>
+      </w:r>
+      <w:r>
+        <w:rPr>
+          <w:rFonts w:cstheme="minorHAnsi"/>
+          <w:color w:val="0000FF"/>
+        </w:rPr>
+        <w:t>reviewer’s</w:t>
+      </w:r>
+      <w:r>
+        <w:rPr>
+          <w:rFonts w:cstheme="minorHAnsi"/>
+          <w:color w:val="0000FF"/>
+        </w:rPr>
+        <w:t xml:space="preserve"> feedback. Our scenario analysis </w:t>
+      </w:r>
+      <w:r>
+        <w:rPr>
+          <w:rFonts w:cstheme="minorHAnsi"/>
+          <w:color w:val="0000FF"/>
+        </w:rPr>
+        <w:t xml:space="preserve">reflects agronomic management that is realistic and actionable for the farmers in the </w:t>
+      </w:r>
+      <w:r>
+        <w:rPr>
+          <w:rFonts w:cstheme="minorHAnsi"/>
+          <w:color w:val="0000FF"/>
+        </w:rPr>
+        <w:t xml:space="preserve">region. That is why we use practices already adopted. The novelty of the study </w:t>
+      </w:r>
+      <w:r>
+        <w:rPr>
+          <w:rFonts w:cstheme="minorHAnsi"/>
+          <w:color w:val="0000FF"/>
+        </w:rPr>
+        <w:t xml:space="preserve">centers on the synergistic effects of maturity group and sowing date under warming. We have added new text to clarify it (see comment </w:t>
+      </w:r>
+      <w:r>
+        <w:rPr>
+          <w:rFonts w:cstheme="minorHAnsi"/>
+          <w:color w:val="0000FF"/>
+          <w:highlight w:val="yellow"/>
+        </w:rPr>
+        <w:t>1</w:t>
+      </w:r>
+      <w:r>
+        <w:rPr>
+          <w:rFonts w:cstheme="minorHAnsi"/>
+          <w:color w:val="0000FF"/>
+        </w:rPr>
+        <w:t xml:space="preserve">). Thank you for the suggestion of adding the </w:t>
+      </w:r>
+      <w:r>
+        <w:rPr>
+          <w:rFonts w:cstheme="minorHAnsi"/>
+          <w:color w:val="0000FF"/>
+        </w:rPr>
+        <w:t xml:space="preserve">photothermal quotient analysis. However, this goes beyond the scope of the present study. </w:t>
+      </w:r>
+      <w:r>
+        <w:rPr>
+          <w:rFonts w:cstheme="minorHAnsi"/>
+          <w:color w:val="0000FF"/>
+        </w:rPr>
+        <w:t>Yet</w:t>
+      </w:r>
+      <w:r>
+        <w:rPr>
+          <w:rFonts w:cstheme="minorHAnsi"/>
+          <w:color w:val="0000FF"/>
+        </w:rPr>
+        <w:t xml:space="preserve">, we have enhanced </w:t>
+      </w:r>
+      <w:r>
+        <w:rPr>
+          <w:rFonts w:cstheme="minorHAnsi"/>
+          <w:color w:val="0000FF"/>
+        </w:rPr>
+        <w:t>the mechanistic explanation of the observed yield responses by adding a new figure and discussion of changes across the whole crop cycle and the seed-filling</w:t>
+      </w:r>
+      <w:r>
+        <w:rPr>
+          <w:rFonts w:cstheme="minorHAnsi"/>
+          <w:color w:val="0000FF"/>
+        </w:rPr>
+        <w:t xml:space="preserve"> period (see comment #</w:t>
+      </w:r>
+      <w:r>
+        <w:rPr>
+          <w:rFonts w:cstheme="minorHAnsi"/>
+          <w:color w:val="0000FF"/>
+          <w:highlight w:val="yellow"/>
+        </w:rPr>
+        <w:t>xx</w:t>
+      </w:r>
+      <w:r>
+        <w:rPr>
+          <w:rFonts w:cstheme="minorHAnsi"/>
+          <w:color w:val="0000FF"/>
+        </w:rPr>
+        <w:t xml:space="preserve">). Regarding the more extreme scenario analysis, we modified the sowing date scenario by </w:t>
+      </w:r>
+      <w:r>
+        <w:rPr>
+          <w:rFonts w:cstheme="minorHAnsi"/>
+          <w:color w:val="0000FF"/>
+        </w:rPr>
+        <w:t>planting</w:t>
+      </w:r>
+      <w:r>
+        <w:rPr>
+          <w:rFonts w:cstheme="minorHAnsi"/>
+          <w:color w:val="0000FF"/>
+        </w:rPr>
+        <w:t xml:space="preserve"> earlier by 4 weeks, corresponding to the 10% sowing progress of the region, an extreme but yet realistic scenario (see comment #</w:t>
+      </w:r>
+      <w:r>
+        <w:rPr>
+          <w:rFonts w:cstheme="minorHAnsi"/>
+          <w:color w:val="0000FF"/>
+          <w:highlight w:val="yellow"/>
+        </w:rPr>
+        <w:t>xx</w:t>
+      </w:r>
+      <w:r>
+        <w:rPr>
+          <w:rFonts w:cstheme="minorHAnsi"/>
+          <w:color w:val="0000FF"/>
+        </w:rPr>
+        <w:t>). We have added a new sentence suggesting a more detailed scenario analysis in future studies. The new sentence reads:</w:t>
+      </w:r>
+    </w:p>
+    <w:p>
+      <w:pPr>
+        <w:spacing w:line="259" w:lineRule="auto"/>
+        <w:rPr>
+          <w:rFonts w:cstheme="minorHAnsi"/>
+          <w:color w:val="0000FF"/>
+        </w:rPr>
+      </w:pPr>
+      <w:r>
+        <w:rPr>
+          <w:rFonts w:cstheme="minorHAnsi"/>
+          <w:color w:val="0000FF"/>
+        </w:rPr>
+        <w:t>“While exploring optimum planting date windows for target environments was not the focus of this study, future research could investigate more extreme scenarios to enhance mechanistic understanding of yield responses under warming.”</w:t>
+      </w:r>
+    </w:p>
+    <w:p>
+      <w:pPr>
+        <w:spacing w:after="0" w:line="240" w:lineRule="auto"/>
+        <w:rPr>
+          <w:rFonts w:cstheme="minorHAnsi"/>
+          <w:color w:val="0000FF"/>
+        </w:rPr>
+      </w:pPr>
+      <w:r>
         <w:rPr>
           <w:rFonts w:cstheme="minorHAnsi"/>
           <w:b/>
           <w:bCs/>
           <w:u w:val="single"/>
         </w:rPr>
-      </w:pPr>
-    </w:p>
-    <w:p>
-      <w:pPr>
-        <w:spacing w:after="0" w:line="240" w:lineRule="auto"/>
-        <w:rPr>
-          <w:rFonts w:cstheme="minorHAnsi"/>
-        </w:rPr>
-      </w:pPr>
+        <w:t>Comment #</w:t>
+      </w:r>
       <w:r>
         <w:rPr>
           <w:rFonts w:cstheme="minorHAnsi"/>
@@ -3462,52 +4023,57 @@
           <w:bCs/>
           <w:u w:val="single"/>
         </w:rPr>
-        <w:lastRenderedPageBreak/>
-        <w:t>Comment #</w:t>
-      </w:r>
-      <w:r>
-        <w:rPr>
-          <w:rFonts w:cstheme="minorHAnsi"/>
-          <w:b/>
-          <w:bCs/>
-          <w:u w:val="single"/>
-        </w:rPr>
-        <w:t>1</w:t>
-      </w:r>
-      <w:r>
-        <w:rPr>
-          <w:rFonts w:cstheme="minorHAnsi"/>
-          <w:b/>
-          <w:bCs/>
-          <w:u w:val="single"/>
-        </w:rPr>
-        <w:t>1</w:t>
-      </w:r>
-    </w:p>
-    <w:p>
-      <w:pPr>
-        <w:spacing w:after="0" w:line="240" w:lineRule="auto"/>
-        <w:rPr>
-          <w:rFonts w:cstheme="minorHAnsi"/>
-        </w:rPr>
-      </w:pPr>
-      <w:r>
-        <w:rPr>
-          <w:rFonts w:cstheme="minorHAnsi"/>
-        </w:rPr>
-        <w:t xml:space="preserve">The topic of the manuscript is </w:t>
-      </w:r>
-      <w:r>
-        <w:rPr>
-          <w:rFonts w:cstheme="minorHAnsi"/>
-        </w:rPr>
-        <w:t>interesting</w:t>
-      </w:r>
-      <w:r>
-        <w:rPr>
-          <w:rFonts w:cstheme="minorHAnsi"/>
-        </w:rPr>
-        <w:t>; however, the results lack novelty. The study emphasizes the need for</w:t>
+        <w:t>12</w:t>
+      </w:r>
+    </w:p>
+    <w:p>
+      <w:pPr>
+        <w:spacing w:after="0" w:line="240" w:lineRule="auto"/>
+        <w:rPr>
+          <w:rFonts w:cstheme="minorHAnsi"/>
+        </w:rPr>
+      </w:pPr>
+      <w:r>
+        <w:rPr>
+          <w:rFonts w:cstheme="minorHAnsi"/>
+        </w:rPr>
+        <w:t>Lines 50–53: This is an important point: early plan</w:t>
+      </w:r>
+      <w:r>
+        <w:rPr>
+          <w:rFonts w:ascii="Calibri" w:eastAsia="Calibri" w:hAnsi="Calibri" w:cs="Calibri"/>
+        </w:rPr>
+        <w:t>ti</w:t>
+      </w:r>
+      <w:r>
+        <w:rPr>
+          <w:rFonts w:cstheme="minorHAnsi"/>
+        </w:rPr>
+        <w:t>ng is not always op</w:t>
+      </w:r>
+      <w:r>
+        <w:rPr>
+          <w:rFonts w:ascii="Calibri" w:eastAsia="Calibri" w:hAnsi="Calibri" w:cs="Calibri"/>
+        </w:rPr>
+        <w:t>ti</w:t>
+      </w:r>
+      <w:r>
+        <w:rPr>
+          <w:rFonts w:cstheme="minorHAnsi"/>
+        </w:rPr>
+        <w:t>mal, as there is a plan</w:t>
+      </w:r>
+      <w:r>
+        <w:rPr>
+          <w:rFonts w:ascii="Calibri" w:eastAsia="Calibri" w:hAnsi="Calibri" w:cs="Calibri"/>
+        </w:rPr>
+        <w:t>ti</w:t>
+      </w:r>
+      <w:r>
+        <w:rPr>
+          <w:rFonts w:cstheme="minorHAnsi"/>
+        </w:rPr>
+        <w:t>ng window that</w:t>
       </w:r>
       <w:r>
         <w:rPr>
@@ -3519,13 +4085,31 @@
         <w:rPr>
           <w:rFonts w:cstheme="minorHAnsi"/>
         </w:rPr>
-        <w:t>accountable solutions</w:t>
-      </w:r>
-      <w:r>
-        <w:rPr>
-          <w:rFonts w:cstheme="minorHAnsi"/>
-        </w:rPr>
-        <w:t xml:space="preserve"> to increasing temperatures in the U.S. Mid-South. To address this, a calibrated APSIM model is used</w:t>
+        <w:t>maximizes radia</w:t>
+      </w:r>
+      <w:r>
+        <w:rPr>
+          <w:rFonts w:ascii="Calibri" w:eastAsia="Calibri" w:hAnsi="Calibri" w:cs="Calibri"/>
+        </w:rPr>
+        <w:t>ti</w:t>
+      </w:r>
+      <w:r>
+        <w:rPr>
+          <w:rFonts w:cstheme="minorHAnsi"/>
+        </w:rPr>
+        <w:t>on capture and varies with MG. However, only one “early” plan</w:t>
+      </w:r>
+      <w:r>
+        <w:rPr>
+          <w:rFonts w:ascii="Calibri" w:eastAsia="Calibri" w:hAnsi="Calibri" w:cs="Calibri"/>
+        </w:rPr>
+        <w:t>ti</w:t>
+      </w:r>
+      <w:r>
+        <w:rPr>
+          <w:rFonts w:cstheme="minorHAnsi"/>
+        </w:rPr>
+        <w:t>ng date is evaluated in this study. This</w:t>
       </w:r>
       <w:r>
         <w:rPr>
@@ -3537,31 +4121,7 @@
         <w:rPr>
           <w:rFonts w:cstheme="minorHAnsi"/>
         </w:rPr>
-        <w:t>to simulate soybean yield under future climate scenarios (+2°C increase in mean temperature and/or elevated CO₂),</w:t>
-      </w:r>
-      <w:r>
-        <w:rPr>
-          <w:rFonts w:cstheme="minorHAnsi"/>
-        </w:rPr>
-        <w:t xml:space="preserve"> </w:t>
-      </w:r>
-      <w:r>
-        <w:rPr>
-          <w:rFonts w:cstheme="minorHAnsi"/>
-        </w:rPr>
-        <w:t>considering current and earlier plan</w:t>
-      </w:r>
-      <w:r>
-        <w:rPr>
-          <w:rFonts w:ascii="Calibri" w:eastAsia="Calibri" w:hAnsi="Calibri" w:cs="Calibri" w:hint="eastAsia"/>
-        </w:rPr>
-        <w:t>􀆟</w:t>
-      </w:r>
-      <w:r>
-        <w:rPr>
-          <w:rFonts w:cstheme="minorHAnsi"/>
-        </w:rPr>
-        <w:t>ng dates in combina</w:t>
+        <w:t>does not allow iden</w:t>
       </w:r>
       <w:r>
         <w:rPr>
@@ -3573,73 +4133,19 @@
         <w:rPr>
           <w:rFonts w:cstheme="minorHAnsi"/>
         </w:rPr>
-        <w:t>on with changes in maturity group (MG).</w:t>
-      </w:r>
-      <w:r>
-        <w:rPr>
-          <w:rFonts w:cstheme="minorHAnsi"/>
-        </w:rPr>
-        <w:t xml:space="preserve"> </w:t>
-      </w:r>
-      <w:r>
-        <w:rPr>
-          <w:rFonts w:cstheme="minorHAnsi"/>
-        </w:rPr>
-        <w:t xml:space="preserve">While the topic is relevant, the findings are not new. Farmers in the region are already </w:t>
-      </w:r>
-      <w:r>
-        <w:rPr>
-          <w:rFonts w:cstheme="minorHAnsi"/>
-        </w:rPr>
-        <w:t>adopting</w:t>
-      </w:r>
-      <w:r>
-        <w:rPr>
-          <w:rFonts w:cstheme="minorHAnsi"/>
-        </w:rPr>
-        <w:t xml:space="preserve"> early </w:t>
-      </w:r>
-      <w:r>
-        <w:rPr>
-          <w:rFonts w:cstheme="minorHAnsi"/>
-        </w:rPr>
-        <w:t>plan</w:t>
+        <w:t>fica</w:t>
       </w:r>
       <w:r>
         <w:rPr>
           <w:rFonts w:ascii="Calibri" w:eastAsia="Calibri" w:hAnsi="Calibri" w:cs="Calibri"/>
         </w:rPr>
-        <w:t>ning</w:t>
-      </w:r>
-      <w:r>
-        <w:rPr>
-          <w:rFonts w:cstheme="minorHAnsi"/>
-        </w:rPr>
-        <w:t xml:space="preserve"> dates</w:t>
-      </w:r>
-      <w:r>
-        <w:rPr>
-          <w:rFonts w:cstheme="minorHAnsi"/>
-        </w:rPr>
-        <w:t xml:space="preserve"> </w:t>
-      </w:r>
-      <w:r>
-        <w:rPr>
-          <w:rFonts w:cstheme="minorHAnsi"/>
-        </w:rPr>
-        <w:t>similar to those explored in this study (e.g., early May). Likewise, the longer MGs proposed are already commonly used,</w:t>
-      </w:r>
-      <w:r>
-        <w:rPr>
-          <w:rFonts w:cstheme="minorHAnsi"/>
-        </w:rPr>
-        <w:t xml:space="preserve"> </w:t>
-      </w:r>
-      <w:r>
-        <w:rPr>
-          <w:rFonts w:cstheme="minorHAnsi"/>
-        </w:rPr>
-        <w:t>par</w:t>
+        <w:t>ti</w:t>
+      </w:r>
+      <w:r>
+        <w:rPr>
+          <w:rFonts w:cstheme="minorHAnsi"/>
+        </w:rPr>
+        <w:t>on or explora</w:t>
       </w:r>
       <w:r>
         <w:rPr>
@@ -3651,19 +4157,7 @@
         <w:rPr>
           <w:rFonts w:cstheme="minorHAnsi"/>
         </w:rPr>
-        <w:t>cularly in the southern parts of the region.</w:t>
-      </w:r>
-      <w:r>
-        <w:rPr>
-          <w:rFonts w:cstheme="minorHAnsi"/>
-        </w:rPr>
-        <w:t xml:space="preserve"> </w:t>
-      </w:r>
-      <w:r>
-        <w:rPr>
-          <w:rFonts w:cstheme="minorHAnsi"/>
-        </w:rPr>
-        <w:t>Addi</w:t>
+        <w:t>on of an op</w:t>
       </w:r>
       <w:r>
         <w:rPr>
@@ -3675,108 +4169,12 @@
         <w:rPr>
           <w:rFonts w:cstheme="minorHAnsi"/>
         </w:rPr>
-        <w:t xml:space="preserve">onally, the manuscript does not provide a clear </w:t>
-      </w:r>
-      <w:r>
-        <w:rPr>
-          <w:rFonts w:cstheme="minorHAnsi"/>
-        </w:rPr>
-        <w:t>explanation</w:t>
-      </w:r>
-      <w:r>
-        <w:rPr>
-          <w:rFonts w:cstheme="minorHAnsi"/>
-        </w:rPr>
-        <w:t xml:space="preserve"> or mechanism underlying the simulated yield increases</w:t>
-      </w:r>
-      <w:r>
-        <w:rPr>
-          <w:rFonts w:cstheme="minorHAnsi"/>
-        </w:rPr>
-        <w:t xml:space="preserve"> </w:t>
-      </w:r>
-      <w:r>
-        <w:rPr>
-          <w:rFonts w:cstheme="minorHAnsi"/>
-        </w:rPr>
-        <w:t>across scenarios. Important variables—such as the photothermal quo</w:t>
-      </w:r>
-      <w:r>
-        <w:rPr>
-          <w:rFonts w:ascii="Calibri" w:eastAsia="Calibri" w:hAnsi="Calibri" w:cs="Calibri"/>
-        </w:rPr>
-        <w:t>ti</w:t>
-      </w:r>
-      <w:r>
-        <w:rPr>
-          <w:rFonts w:cstheme="minorHAnsi"/>
-        </w:rPr>
-        <w:t>ent during cri</w:t>
-      </w:r>
-      <w:r>
-        <w:rPr>
-          <w:rFonts w:ascii="Calibri" w:eastAsia="Calibri" w:hAnsi="Calibri" w:cs="Calibri"/>
-        </w:rPr>
-        <w:t>ti</w:t>
-      </w:r>
-      <w:r>
-        <w:rPr>
-          <w:rFonts w:cstheme="minorHAnsi"/>
-        </w:rPr>
-        <w:t>cal periods—are not explored.</w:t>
-      </w:r>
-      <w:r>
-        <w:rPr>
-          <w:rFonts w:cstheme="minorHAnsi"/>
-        </w:rPr>
-        <w:t xml:space="preserve"> Evaluating</w:t>
-      </w:r>
-      <w:r>
-        <w:rPr>
-          <w:rFonts w:cstheme="minorHAnsi"/>
-        </w:rPr>
-        <w:t xml:space="preserve"> more extreme scenarios and, importantly, providing a mechanis</w:t>
-      </w:r>
-      <w:r>
-        <w:rPr>
-          <w:rFonts w:ascii="Calibri" w:eastAsia="Calibri" w:hAnsi="Calibri" w:cs="Calibri"/>
-        </w:rPr>
-        <w:t>ti</w:t>
-      </w:r>
-      <w:r>
-        <w:rPr>
-          <w:rFonts w:cstheme="minorHAnsi"/>
-        </w:rPr>
-        <w:t xml:space="preserve">c </w:t>
-      </w:r>
-      <w:r>
-        <w:rPr>
-          <w:rFonts w:cstheme="minorHAnsi"/>
-        </w:rPr>
-        <w:t>explanation</w:t>
-      </w:r>
-      <w:r>
-        <w:rPr>
-          <w:rFonts w:cstheme="minorHAnsi"/>
-        </w:rPr>
-        <w:t xml:space="preserve"> for the observed yield</w:t>
-      </w:r>
-      <w:r>
-        <w:rPr>
-          <w:rFonts w:cstheme="minorHAnsi"/>
-        </w:rPr>
-        <w:t xml:space="preserve"> </w:t>
-      </w:r>
-      <w:r>
-        <w:rPr>
-          <w:rFonts w:cstheme="minorHAnsi"/>
-        </w:rPr>
-        <w:t>responses would strengthen the manuscript and improve its relevance for future readers.</w:t>
-      </w:r>
-    </w:p>
-    <w:p>
-      <w:pPr>
-        <w:spacing w:line="259" w:lineRule="auto"/>
+        <w:t>mal window, or at least this is not demonstrated.</w:t>
+      </w:r>
+    </w:p>
+    <w:p>
+      <w:pPr>
+        <w:spacing w:after="0" w:line="240" w:lineRule="auto"/>
         <w:rPr>
           <w:rFonts w:cstheme="minorHAnsi"/>
           <w:color w:val="0000FF"/>
@@ -3794,399 +4192,7 @@
           <w:rFonts w:cstheme="minorHAnsi"/>
           <w:color w:val="0000FF"/>
         </w:rPr>
-        <w:t xml:space="preserve">We appreciate the </w:t>
-      </w:r>
-      <w:r>
-        <w:rPr>
-          <w:rFonts w:cstheme="minorHAnsi"/>
-          <w:color w:val="0000FF"/>
-        </w:rPr>
-        <w:t>reviewer’s</w:t>
-      </w:r>
-      <w:r>
-        <w:rPr>
-          <w:rFonts w:cstheme="minorHAnsi"/>
-          <w:color w:val="0000FF"/>
-        </w:rPr>
-        <w:t xml:space="preserve"> feedback</w:t>
-      </w:r>
-      <w:r>
-        <w:rPr>
-          <w:rFonts w:cstheme="minorHAnsi"/>
-          <w:color w:val="0000FF"/>
-        </w:rPr>
-        <w:t>.</w:t>
-      </w:r>
-      <w:r>
-        <w:rPr>
-          <w:rFonts w:cstheme="minorHAnsi"/>
-          <w:color w:val="0000FF"/>
-        </w:rPr>
-        <w:t xml:space="preserve"> Our scenario analysis </w:t>
-      </w:r>
-      <w:r>
-        <w:rPr>
-          <w:rFonts w:cstheme="minorHAnsi"/>
-          <w:color w:val="0000FF"/>
-        </w:rPr>
-        <w:t xml:space="preserve">reflects agronomic management that is realistic and actionable for the farmers in the </w:t>
-      </w:r>
-      <w:r>
-        <w:rPr>
-          <w:rFonts w:cstheme="minorHAnsi"/>
-          <w:color w:val="0000FF"/>
-        </w:rPr>
-        <w:t xml:space="preserve">region. That is why we use practices already adopted. The novelty of the study </w:t>
-      </w:r>
-      <w:r>
-        <w:rPr>
-          <w:rFonts w:cstheme="minorHAnsi"/>
-          <w:color w:val="0000FF"/>
-        </w:rPr>
-        <w:t xml:space="preserve">centers on the synergistic effects of maturity group and sowing date under warming. We have added new text to clarify it (see comment </w:t>
-      </w:r>
-      <w:r>
-        <w:rPr>
-          <w:rFonts w:cstheme="minorHAnsi"/>
-          <w:color w:val="0000FF"/>
-          <w:highlight w:val="yellow"/>
-        </w:rPr>
-        <w:t>1</w:t>
-      </w:r>
-      <w:r>
-        <w:rPr>
-          <w:rFonts w:cstheme="minorHAnsi"/>
-          <w:color w:val="0000FF"/>
-        </w:rPr>
-        <w:t xml:space="preserve">). Thank you for the suggestion of adding the </w:t>
-      </w:r>
-      <w:r>
-        <w:rPr>
-          <w:rFonts w:cstheme="minorHAnsi"/>
-          <w:color w:val="0000FF"/>
-        </w:rPr>
-        <w:t xml:space="preserve">photothermal quotient </w:t>
-      </w:r>
-      <w:r>
-        <w:rPr>
-          <w:rFonts w:cstheme="minorHAnsi"/>
-          <w:color w:val="0000FF"/>
-        </w:rPr>
-        <w:t xml:space="preserve">analysis. However, this goes beyond the scope of the present study. </w:t>
-      </w:r>
-      <w:r>
-        <w:rPr>
-          <w:rFonts w:cstheme="minorHAnsi"/>
-          <w:color w:val="0000FF"/>
-        </w:rPr>
-        <w:t>Yet</w:t>
-      </w:r>
-      <w:r>
-        <w:rPr>
-          <w:rFonts w:cstheme="minorHAnsi"/>
-          <w:color w:val="0000FF"/>
-        </w:rPr>
-        <w:t xml:space="preserve">, we have enhanced </w:t>
-      </w:r>
-      <w:r>
-        <w:rPr>
-          <w:rFonts w:cstheme="minorHAnsi"/>
-          <w:color w:val="0000FF"/>
-        </w:rPr>
-        <w:t>the mechanistic explanation of the observed yield responses by adding a new figure and discussion of changes across the whole crop cycle and the seed-filling</w:t>
-      </w:r>
-      <w:r>
-        <w:rPr>
-          <w:rFonts w:cstheme="minorHAnsi"/>
-          <w:color w:val="0000FF"/>
-        </w:rPr>
-        <w:t xml:space="preserve"> period (see comment #</w:t>
-      </w:r>
-      <w:r>
-        <w:rPr>
-          <w:rFonts w:cstheme="minorHAnsi"/>
-          <w:color w:val="0000FF"/>
-          <w:highlight w:val="yellow"/>
-        </w:rPr>
-        <w:t>xx</w:t>
-      </w:r>
-      <w:r>
-        <w:rPr>
-          <w:rFonts w:cstheme="minorHAnsi"/>
-          <w:color w:val="0000FF"/>
-        </w:rPr>
-        <w:t xml:space="preserve">). Regarding the more extreme scenario analysis, we modified the sowing date scenario by </w:t>
-      </w:r>
-      <w:r>
-        <w:rPr>
-          <w:rFonts w:cstheme="minorHAnsi"/>
-          <w:color w:val="0000FF"/>
-        </w:rPr>
-        <w:t>planting</w:t>
-      </w:r>
-      <w:r>
-        <w:rPr>
-          <w:rFonts w:cstheme="minorHAnsi"/>
-          <w:color w:val="0000FF"/>
-        </w:rPr>
-        <w:t xml:space="preserve"> earlier by 4 weeks, corresponding to the 10% sowing progress of the region, an extreme but yet realistic scenario (see comment #</w:t>
-      </w:r>
-      <w:r>
-        <w:rPr>
-          <w:rFonts w:cstheme="minorHAnsi"/>
-          <w:color w:val="0000FF"/>
-          <w:highlight w:val="yellow"/>
-        </w:rPr>
-        <w:t>xx</w:t>
-      </w:r>
-      <w:r>
-        <w:rPr>
-          <w:rFonts w:cstheme="minorHAnsi"/>
-          <w:color w:val="0000FF"/>
-        </w:rPr>
-        <w:t>). We have added a new sentence suggesting a more detailed scenario analysis in future studies. The new sentence reads:</w:t>
-      </w:r>
-    </w:p>
-    <w:p>
-      <w:pPr>
-        <w:spacing w:line="259" w:lineRule="auto"/>
-        <w:rPr>
-          <w:rFonts w:cstheme="minorHAnsi"/>
-          <w:color w:val="0000FF"/>
-        </w:rPr>
-      </w:pPr>
-      <w:r>
-        <w:rPr>
-          <w:rFonts w:cstheme="minorHAnsi"/>
-          <w:color w:val="0000FF"/>
-        </w:rPr>
-        <w:t>“</w:t>
-      </w:r>
-      <w:r>
-        <w:rPr>
-          <w:rFonts w:cstheme="minorHAnsi"/>
-          <w:color w:val="0000FF"/>
-        </w:rPr>
-        <w:t>While exploring optimum planting date windows for target environments was not the focus of this study, future research could investigate more extreme scenarios to enhance mechanistic understanding of yield responses under warming.</w:t>
-      </w:r>
-      <w:r>
-        <w:rPr>
-          <w:rFonts w:cstheme="minorHAnsi"/>
-          <w:color w:val="0000FF"/>
-        </w:rPr>
-        <w:t>”</w:t>
-      </w:r>
-    </w:p>
-    <w:p>
-      <w:pPr>
-        <w:spacing w:after="0" w:line="240" w:lineRule="auto"/>
-        <w:rPr>
-          <w:rFonts w:cstheme="minorHAnsi"/>
-          <w:color w:val="0000FF"/>
-        </w:rPr>
-      </w:pPr>
-      <w:r>
-        <w:rPr>
-          <w:rFonts w:cstheme="minorHAnsi"/>
-          <w:b/>
-          <w:bCs/>
-          <w:u w:val="single"/>
-        </w:rPr>
-        <w:t>Comment #</w:t>
-      </w:r>
-      <w:r>
-        <w:rPr>
-          <w:rFonts w:cstheme="minorHAnsi"/>
-          <w:b/>
-          <w:bCs/>
-          <w:u w:val="single"/>
-        </w:rPr>
-        <w:t>1</w:t>
-      </w:r>
-      <w:r>
-        <w:rPr>
-          <w:rFonts w:cstheme="minorHAnsi"/>
-          <w:b/>
-          <w:bCs/>
-          <w:u w:val="single"/>
-        </w:rPr>
-        <w:t>2</w:t>
-      </w:r>
-    </w:p>
-    <w:p>
-      <w:pPr>
-        <w:spacing w:after="0" w:line="240" w:lineRule="auto"/>
-        <w:rPr>
-          <w:rFonts w:cstheme="minorHAnsi"/>
-        </w:rPr>
-      </w:pPr>
-      <w:r>
-        <w:rPr>
-          <w:rFonts w:cstheme="minorHAnsi"/>
-        </w:rPr>
-        <w:t>Lines 50–53: This is an important point: early plan</w:t>
-      </w:r>
-      <w:r>
-        <w:rPr>
-          <w:rFonts w:ascii="Calibri" w:eastAsia="Calibri" w:hAnsi="Calibri" w:cs="Calibri"/>
-        </w:rPr>
-        <w:t>ti</w:t>
-      </w:r>
-      <w:r>
-        <w:rPr>
-          <w:rFonts w:cstheme="minorHAnsi"/>
-        </w:rPr>
-        <w:t>ng is not always op</w:t>
-      </w:r>
-      <w:r>
-        <w:rPr>
-          <w:rFonts w:ascii="Calibri" w:eastAsia="Calibri" w:hAnsi="Calibri" w:cs="Calibri"/>
-        </w:rPr>
-        <w:t>ti</w:t>
-      </w:r>
-      <w:r>
-        <w:rPr>
-          <w:rFonts w:cstheme="minorHAnsi"/>
-        </w:rPr>
-        <w:t>mal, as there is a plan</w:t>
-      </w:r>
-      <w:r>
-        <w:rPr>
-          <w:rFonts w:ascii="Calibri" w:eastAsia="Calibri" w:hAnsi="Calibri" w:cs="Calibri"/>
-        </w:rPr>
-        <w:t>ti</w:t>
-      </w:r>
-      <w:r>
-        <w:rPr>
-          <w:rFonts w:cstheme="minorHAnsi"/>
-        </w:rPr>
-        <w:t>ng window that</w:t>
-      </w:r>
-      <w:r>
-        <w:rPr>
-          <w:rFonts w:cstheme="minorHAnsi"/>
-        </w:rPr>
-        <w:t xml:space="preserve"> </w:t>
-      </w:r>
-      <w:r>
-        <w:rPr>
-          <w:rFonts w:cstheme="minorHAnsi"/>
-        </w:rPr>
-        <w:t>maximizes radia</w:t>
-      </w:r>
-      <w:r>
-        <w:rPr>
-          <w:rFonts w:ascii="Calibri" w:eastAsia="Calibri" w:hAnsi="Calibri" w:cs="Calibri"/>
-        </w:rPr>
-        <w:t>ti</w:t>
-      </w:r>
-      <w:r>
-        <w:rPr>
-          <w:rFonts w:cstheme="minorHAnsi"/>
-        </w:rPr>
-        <w:t>on capture and varies with MG. However, only one “early” plan</w:t>
-      </w:r>
-      <w:r>
-        <w:rPr>
-          <w:rFonts w:ascii="Calibri" w:eastAsia="Calibri" w:hAnsi="Calibri" w:cs="Calibri"/>
-        </w:rPr>
-        <w:t>ti</w:t>
-      </w:r>
-      <w:r>
-        <w:rPr>
-          <w:rFonts w:cstheme="minorHAnsi"/>
-        </w:rPr>
-        <w:t>ng date is evaluated in this study. This</w:t>
-      </w:r>
-      <w:r>
-        <w:rPr>
-          <w:rFonts w:cstheme="minorHAnsi"/>
-        </w:rPr>
-        <w:t xml:space="preserve"> </w:t>
-      </w:r>
-      <w:r>
-        <w:rPr>
-          <w:rFonts w:cstheme="minorHAnsi"/>
-        </w:rPr>
-        <w:t>does not allow iden</w:t>
-      </w:r>
-      <w:r>
-        <w:rPr>
-          <w:rFonts w:ascii="Calibri" w:eastAsia="Calibri" w:hAnsi="Calibri" w:cs="Calibri"/>
-        </w:rPr>
-        <w:t>ti</w:t>
-      </w:r>
-      <w:r>
-        <w:rPr>
-          <w:rFonts w:cstheme="minorHAnsi"/>
-        </w:rPr>
-        <w:t>fica</w:t>
-      </w:r>
-      <w:r>
-        <w:rPr>
-          <w:rFonts w:ascii="Calibri" w:eastAsia="Calibri" w:hAnsi="Calibri" w:cs="Calibri"/>
-        </w:rPr>
-        <w:t>ti</w:t>
-      </w:r>
-      <w:r>
-        <w:rPr>
-          <w:rFonts w:cstheme="minorHAnsi"/>
-        </w:rPr>
-        <w:t>on or explora</w:t>
-      </w:r>
-      <w:r>
-        <w:rPr>
-          <w:rFonts w:ascii="Calibri" w:eastAsia="Calibri" w:hAnsi="Calibri" w:cs="Calibri"/>
-        </w:rPr>
-        <w:t>ti</w:t>
-      </w:r>
-      <w:r>
-        <w:rPr>
-          <w:rFonts w:cstheme="minorHAnsi"/>
-        </w:rPr>
-        <w:t>on of an op</w:t>
-      </w:r>
-      <w:r>
-        <w:rPr>
-          <w:rFonts w:ascii="Calibri" w:eastAsia="Calibri" w:hAnsi="Calibri" w:cs="Calibri"/>
-        </w:rPr>
-        <w:t>ti</w:t>
-      </w:r>
-      <w:r>
-        <w:rPr>
-          <w:rFonts w:cstheme="minorHAnsi"/>
-        </w:rPr>
-        <w:t>mal window, or at least this is not demonstrated.</w:t>
-      </w:r>
-    </w:p>
-    <w:p>
-      <w:pPr>
-        <w:spacing w:after="0" w:line="240" w:lineRule="auto"/>
-        <w:rPr>
-          <w:rFonts w:cstheme="minorHAnsi"/>
-          <w:color w:val="0000FF"/>
-        </w:rPr>
-      </w:pPr>
-      <w:r>
-        <w:rPr>
-          <w:rFonts w:cstheme="minorHAnsi"/>
-          <w:color w:val="0000FF"/>
-        </w:rPr>
-        <w:t xml:space="preserve">Response: </w:t>
-      </w:r>
-      <w:r>
-        <w:rPr>
-          <w:rFonts w:cstheme="minorHAnsi"/>
-          <w:color w:val="0000FF"/>
-        </w:rPr>
-        <w:t>Thank you for the suggestion</w:t>
-      </w:r>
-      <w:r>
-        <w:rPr>
-          <w:rFonts w:cstheme="minorHAnsi"/>
-          <w:color w:val="0000FF"/>
-        </w:rPr>
-        <w:t xml:space="preserve">. </w:t>
+        <w:t xml:space="preserve">Thank you for the suggestion. </w:t>
       </w:r>
       <w:r>
         <w:rPr>
@@ -4393,7 +4399,6 @@
           <w:bCs/>
           <w:u w:val="single"/>
         </w:rPr>
-        <w:lastRenderedPageBreak/>
         <w:t>Comment #</w:t>
       </w:r>
       <w:r>
@@ -4466,6 +4471,7 @@
           <w:rFonts w:cstheme="minorHAnsi"/>
           <w:color w:val="0000FF"/>
         </w:rPr>
+        <w:lastRenderedPageBreak/>
         <w:t xml:space="preserve">Response: </w:t>
       </w:r>
       <w:r>
@@ -4500,8 +4506,254 @@
           <w:bCs/>
           <w:u w:val="single"/>
         </w:rPr>
-        <w:t>1</w:t>
-      </w:r>
+        <w:t>14</w:t>
+      </w:r>
+    </w:p>
+    <w:p>
+      <w:pPr>
+        <w:spacing w:after="0" w:line="240" w:lineRule="auto"/>
+        <w:rPr>
+          <w:rFonts w:cstheme="minorHAnsi"/>
+        </w:rPr>
+      </w:pPr>
+      <w:r>
+        <w:rPr>
+          <w:rFonts w:cstheme="minorHAnsi"/>
+        </w:rPr>
+        <w:t>Lines 110–113: Consider revising the second scenario descrip</w:t>
+      </w:r>
+      <w:r>
+        <w:rPr>
+          <w:rFonts w:ascii="Calibri" w:eastAsia="Calibri" w:hAnsi="Calibri" w:cs="Calibri"/>
+        </w:rPr>
+        <w:t>ti</w:t>
+      </w:r>
+      <w:r>
+        <w:rPr>
+          <w:rFonts w:cstheme="minorHAnsi"/>
+        </w:rPr>
+        <w:t>on to:</w:t>
+      </w:r>
+      <w:r>
+        <w:rPr>
+          <w:rFonts w:cstheme="minorHAnsi"/>
+        </w:rPr>
+        <w:t xml:space="preserve"> “</w:t>
+      </w:r>
+      <w:r>
+        <w:rPr>
+          <w:rFonts w:cstheme="minorHAnsi"/>
+        </w:rPr>
+        <w:t>advancing the sowing date by 12 days, corresponding to an early but realis</w:t>
+      </w:r>
+      <w:r>
+        <w:rPr>
+          <w:rFonts w:ascii="Calibri" w:eastAsia="Calibri" w:hAnsi="Calibri" w:cs="Calibri"/>
+        </w:rPr>
+        <w:t>ti</w:t>
+      </w:r>
+      <w:r>
+        <w:rPr>
+          <w:rFonts w:cstheme="minorHAnsi"/>
+        </w:rPr>
+        <w:t>c plan</w:t>
+      </w:r>
+      <w:r>
+        <w:rPr>
+          <w:rFonts w:ascii="Calibri" w:eastAsia="Calibri" w:hAnsi="Calibri" w:cs="Calibri"/>
+        </w:rPr>
+        <w:t>ti</w:t>
+      </w:r>
+      <w:r>
+        <w:rPr>
+          <w:rFonts w:cstheme="minorHAnsi"/>
+        </w:rPr>
+        <w:t>ng window based on NASS plan</w:t>
+      </w:r>
+      <w:r>
+        <w:rPr>
+          <w:rFonts w:ascii="Calibri" w:eastAsia="Calibri" w:hAnsi="Calibri" w:cs="Calibri"/>
+        </w:rPr>
+        <w:t>ti</w:t>
+      </w:r>
+      <w:r>
+        <w:rPr>
+          <w:rFonts w:cstheme="minorHAnsi"/>
+        </w:rPr>
+        <w:t>ng</w:t>
+      </w:r>
+      <w:r>
+        <w:rPr>
+          <w:rFonts w:cstheme="minorHAnsi"/>
+        </w:rPr>
+        <w:t xml:space="preserve"> </w:t>
+      </w:r>
+      <w:r>
+        <w:rPr>
+          <w:rFonts w:cstheme="minorHAnsi"/>
+        </w:rPr>
+        <w:t>progress data for the studied region (NASS, 2023)”.</w:t>
+      </w:r>
+      <w:r>
+        <w:rPr>
+          <w:rFonts w:cstheme="minorHAnsi"/>
+        </w:rPr>
+        <w:t xml:space="preserve"> </w:t>
+      </w:r>
+      <w:r>
+        <w:rPr>
+          <w:rFonts w:cstheme="minorHAnsi"/>
+        </w:rPr>
+        <w:t>The current reference to the “upper tail” suggests delayed plan</w:t>
+      </w:r>
+      <w:r>
+        <w:rPr>
+          <w:rFonts w:ascii="Calibri" w:eastAsia="Calibri" w:hAnsi="Calibri" w:cs="Calibri"/>
+        </w:rPr>
+        <w:t>ti</w:t>
+      </w:r>
+      <w:r>
+        <w:rPr>
+          <w:rFonts w:cstheme="minorHAnsi"/>
+        </w:rPr>
+        <w:t>ng. Also, please clarify what is meant by “realis</w:t>
+      </w:r>
+      <w:r>
+        <w:rPr>
+          <w:rFonts w:ascii="Calibri" w:eastAsia="Calibri" w:hAnsi="Calibri" w:cs="Calibri"/>
+        </w:rPr>
+        <w:t>ti</w:t>
+      </w:r>
+      <w:r>
+        <w:rPr>
+          <w:rFonts w:cstheme="minorHAnsi"/>
+        </w:rPr>
+        <w:t>c” (e.g.,</w:t>
+      </w:r>
+      <w:r>
+        <w:rPr>
+          <w:rFonts w:cstheme="minorHAnsi"/>
+        </w:rPr>
+        <w:t xml:space="preserve"> </w:t>
+      </w:r>
+      <w:r>
+        <w:rPr>
+          <w:rFonts w:cstheme="minorHAnsi"/>
+        </w:rPr>
+        <w:t>10% vs. 30% plan</w:t>
+      </w:r>
+      <w:r>
+        <w:rPr>
+          <w:rFonts w:ascii="Calibri" w:eastAsia="Calibri" w:hAnsi="Calibri" w:cs="Calibri" w:hint="eastAsia"/>
+        </w:rPr>
+        <w:t>􀆟</w:t>
+      </w:r>
+      <w:r>
+        <w:rPr>
+          <w:rFonts w:cstheme="minorHAnsi"/>
+        </w:rPr>
+        <w:t>ng progress). Would exploring even earlier, less common plan</w:t>
+      </w:r>
+      <w:r>
+        <w:rPr>
+          <w:rFonts w:ascii="Calibri" w:eastAsia="Calibri" w:hAnsi="Calibri" w:cs="Calibri"/>
+        </w:rPr>
+        <w:t>ti</w:t>
+      </w:r>
+      <w:r>
+        <w:rPr>
+          <w:rFonts w:cstheme="minorHAnsi"/>
+        </w:rPr>
+        <w:t>ng dates provide addi</w:t>
+      </w:r>
+      <w:r>
+        <w:rPr>
+          <w:rFonts w:ascii="Calibri" w:eastAsia="Calibri" w:hAnsi="Calibri" w:cs="Calibri"/>
+        </w:rPr>
+        <w:t>ti</w:t>
+      </w:r>
+      <w:r>
+        <w:rPr>
+          <w:rFonts w:cstheme="minorHAnsi"/>
+        </w:rPr>
+        <w:t>onal insight?</w:t>
+      </w:r>
+    </w:p>
+    <w:p>
+      <w:pPr>
+        <w:spacing w:after="0" w:line="240" w:lineRule="auto"/>
+        <w:rPr>
+          <w:rFonts w:cstheme="minorHAnsi"/>
+          <w:color w:val="0000FF"/>
+        </w:rPr>
+      </w:pPr>
+      <w:r>
+        <w:rPr>
+          <w:rFonts w:cstheme="minorHAnsi"/>
+          <w:color w:val="0000FF"/>
+        </w:rPr>
+        <w:t xml:space="preserve">Response: </w:t>
+      </w:r>
+      <w:r>
+        <w:rPr>
+          <w:rFonts w:cstheme="minorHAnsi"/>
+          <w:color w:val="0000FF"/>
+        </w:rPr>
+        <w:t>Thank you for the very important comment.</w:t>
+      </w:r>
+      <w:r>
+        <w:rPr>
+          <w:rFonts w:cstheme="minorHAnsi"/>
+          <w:color w:val="0000FF"/>
+        </w:rPr>
+        <w:t xml:space="preserve"> We have clarified the rationale </w:t>
+      </w:r>
+      <w:r>
+        <w:rPr>
+          <w:rFonts w:cstheme="minorHAnsi"/>
+          <w:color w:val="0000FF"/>
+        </w:rPr>
+        <w:t xml:space="preserve">for </w:t>
+      </w:r>
+      <w:r>
+        <w:rPr>
+          <w:rFonts w:cstheme="minorHAnsi"/>
+          <w:color w:val="0000FF"/>
+        </w:rPr>
+        <w:t xml:space="preserve">the chosen scenarios, and moved the early sow scenario to a more extreme situation (10% of the NASS planting progress, about 4 weeks earlier. A figure was added to the supplementary material to facilitate visualization of the selected scenarios. Detailed modifications </w:t>
+      </w:r>
+      <w:r>
+        <w:rPr>
+          <w:rFonts w:cstheme="minorHAnsi"/>
+          <w:color w:val="0000FF"/>
+        </w:rPr>
+        <w:t>are explained</w:t>
+      </w:r>
+      <w:r>
+        <w:rPr>
+          <w:rFonts w:cstheme="minorHAnsi"/>
+          <w:color w:val="0000FF"/>
+        </w:rPr>
+        <w:t xml:space="preserve"> in comment #4.</w:t>
+      </w:r>
+    </w:p>
+    <w:p>
+      <w:pPr>
+        <w:spacing w:after="0" w:line="240" w:lineRule="auto"/>
+        <w:rPr>
+          <w:rFonts w:cstheme="minorHAnsi"/>
+          <w:color w:val="0000FF"/>
+        </w:rPr>
+      </w:pPr>
+    </w:p>
+    <w:p>
+      <w:pPr>
+        <w:spacing w:after="0" w:line="240" w:lineRule="auto"/>
+        <w:rPr>
+          <w:rFonts w:cstheme="minorHAnsi"/>
+          <w:color w:val="0000FF"/>
+        </w:rPr>
+      </w:pPr>
       <w:r>
         <w:rPr>
           <w:rFonts w:cstheme="minorHAnsi"/>
@@ -4509,261 +4761,8 @@
           <w:bCs/>
           <w:u w:val="single"/>
         </w:rPr>
-        <w:t>4</w:t>
-      </w:r>
-    </w:p>
-    <w:p>
-      <w:pPr>
-        <w:spacing w:after="0" w:line="240" w:lineRule="auto"/>
-        <w:rPr>
-          <w:rFonts w:cstheme="minorHAnsi"/>
-        </w:rPr>
-      </w:pPr>
-      <w:r>
-        <w:rPr>
-          <w:rFonts w:cstheme="minorHAnsi"/>
-        </w:rPr>
-        <w:t>Lines 110–113: Consider revising the second scenario descrip</w:t>
-      </w:r>
-      <w:r>
-        <w:rPr>
-          <w:rFonts w:ascii="Calibri" w:eastAsia="Calibri" w:hAnsi="Calibri" w:cs="Calibri"/>
-        </w:rPr>
-        <w:t>ti</w:t>
-      </w:r>
-      <w:r>
-        <w:rPr>
-          <w:rFonts w:cstheme="minorHAnsi"/>
-        </w:rPr>
-        <w:t>on to:</w:t>
-      </w:r>
-      <w:r>
-        <w:rPr>
-          <w:rFonts w:cstheme="minorHAnsi"/>
-        </w:rPr>
-        <w:t xml:space="preserve"> “</w:t>
-      </w:r>
-      <w:r>
-        <w:rPr>
-          <w:rFonts w:cstheme="minorHAnsi"/>
-        </w:rPr>
-        <w:t>advancing the sowing date by 12 days, corresponding to an early but realis</w:t>
-      </w:r>
-      <w:r>
-        <w:rPr>
-          <w:rFonts w:ascii="Calibri" w:eastAsia="Calibri" w:hAnsi="Calibri" w:cs="Calibri"/>
-        </w:rPr>
-        <w:t>ti</w:t>
-      </w:r>
-      <w:r>
-        <w:rPr>
-          <w:rFonts w:cstheme="minorHAnsi"/>
-        </w:rPr>
-        <w:t>c plan</w:t>
-      </w:r>
-      <w:r>
-        <w:rPr>
-          <w:rFonts w:ascii="Calibri" w:eastAsia="Calibri" w:hAnsi="Calibri" w:cs="Calibri"/>
-        </w:rPr>
-        <w:t>ti</w:t>
-      </w:r>
-      <w:r>
-        <w:rPr>
-          <w:rFonts w:cstheme="minorHAnsi"/>
-        </w:rPr>
-        <w:t>ng window based on NASS plan</w:t>
-      </w:r>
-      <w:r>
-        <w:rPr>
-          <w:rFonts w:ascii="Calibri" w:eastAsia="Calibri" w:hAnsi="Calibri" w:cs="Calibri"/>
-        </w:rPr>
-        <w:t>ti</w:t>
-      </w:r>
-      <w:r>
-        <w:rPr>
-          <w:rFonts w:cstheme="minorHAnsi"/>
-        </w:rPr>
-        <w:t>ng</w:t>
-      </w:r>
-      <w:r>
-        <w:rPr>
-          <w:rFonts w:cstheme="minorHAnsi"/>
-        </w:rPr>
-        <w:t xml:space="preserve"> </w:t>
-      </w:r>
-      <w:r>
-        <w:rPr>
-          <w:rFonts w:cstheme="minorHAnsi"/>
-        </w:rPr>
-        <w:t>progress data for the studied region (NASS, 2023)”.</w:t>
-      </w:r>
-      <w:r>
-        <w:rPr>
-          <w:rFonts w:cstheme="minorHAnsi"/>
-        </w:rPr>
-        <w:t xml:space="preserve"> </w:t>
-      </w:r>
-      <w:r>
-        <w:rPr>
-          <w:rFonts w:cstheme="minorHAnsi"/>
-        </w:rPr>
-        <w:t>The current reference to the “upper tail” suggests delayed plan</w:t>
-      </w:r>
-      <w:r>
-        <w:rPr>
-          <w:rFonts w:ascii="Calibri" w:eastAsia="Calibri" w:hAnsi="Calibri" w:cs="Calibri"/>
-        </w:rPr>
-        <w:t>ti</w:t>
-      </w:r>
-      <w:r>
-        <w:rPr>
-          <w:rFonts w:cstheme="minorHAnsi"/>
-        </w:rPr>
-        <w:t>ng. Also, please clarify what is meant by “realis</w:t>
-      </w:r>
-      <w:r>
-        <w:rPr>
-          <w:rFonts w:ascii="Calibri" w:eastAsia="Calibri" w:hAnsi="Calibri" w:cs="Calibri"/>
-        </w:rPr>
-        <w:t>ti</w:t>
-      </w:r>
-      <w:r>
-        <w:rPr>
-          <w:rFonts w:cstheme="minorHAnsi"/>
-        </w:rPr>
-        <w:t>c” (e.g.,</w:t>
-      </w:r>
-      <w:r>
-        <w:rPr>
-          <w:rFonts w:cstheme="minorHAnsi"/>
-        </w:rPr>
-        <w:t xml:space="preserve"> </w:t>
-      </w:r>
-      <w:r>
-        <w:rPr>
-          <w:rFonts w:cstheme="minorHAnsi"/>
-        </w:rPr>
-        <w:t>10% vs. 30% plan</w:t>
-      </w:r>
-      <w:r>
-        <w:rPr>
-          <w:rFonts w:ascii="Calibri" w:eastAsia="Calibri" w:hAnsi="Calibri" w:cs="Calibri" w:hint="eastAsia"/>
-        </w:rPr>
-        <w:t>􀆟</w:t>
-      </w:r>
-      <w:r>
-        <w:rPr>
-          <w:rFonts w:cstheme="minorHAnsi"/>
-        </w:rPr>
-        <w:t>ng progress). Would exploring even earlier, less common plan</w:t>
-      </w:r>
-      <w:r>
-        <w:rPr>
-          <w:rFonts w:ascii="Calibri" w:eastAsia="Calibri" w:hAnsi="Calibri" w:cs="Calibri"/>
-        </w:rPr>
-        <w:t>ti</w:t>
-      </w:r>
-      <w:r>
-        <w:rPr>
-          <w:rFonts w:cstheme="minorHAnsi"/>
-        </w:rPr>
-        <w:t>ng dates provide addi</w:t>
-      </w:r>
-      <w:r>
-        <w:rPr>
-          <w:rFonts w:ascii="Calibri" w:eastAsia="Calibri" w:hAnsi="Calibri" w:cs="Calibri"/>
-        </w:rPr>
-        <w:t>ti</w:t>
-      </w:r>
-      <w:r>
-        <w:rPr>
-          <w:rFonts w:cstheme="minorHAnsi"/>
-        </w:rPr>
-        <w:t>onal insight?</w:t>
-      </w:r>
-    </w:p>
-    <w:p>
-      <w:pPr>
-        <w:spacing w:after="0" w:line="240" w:lineRule="auto"/>
-        <w:rPr>
-          <w:rFonts w:cstheme="minorHAnsi"/>
-          <w:color w:val="0000FF"/>
-        </w:rPr>
-      </w:pPr>
-      <w:r>
-        <w:rPr>
-          <w:rFonts w:cstheme="minorHAnsi"/>
-          <w:color w:val="0000FF"/>
-        </w:rPr>
-        <w:t xml:space="preserve">Response: </w:t>
-      </w:r>
-      <w:r>
-        <w:rPr>
-          <w:rFonts w:cstheme="minorHAnsi"/>
-          <w:color w:val="0000FF"/>
-        </w:rPr>
-        <w:t xml:space="preserve">Thank you for the </w:t>
-      </w:r>
-      <w:r>
-        <w:rPr>
-          <w:rFonts w:cstheme="minorHAnsi"/>
-          <w:color w:val="0000FF"/>
-        </w:rPr>
-        <w:t>very important comment.</w:t>
-      </w:r>
-      <w:r>
-        <w:rPr>
-          <w:rFonts w:cstheme="minorHAnsi"/>
-          <w:color w:val="0000FF"/>
-        </w:rPr>
-        <w:t xml:space="preserve"> We have clarified the rationale </w:t>
-      </w:r>
-      <w:r>
-        <w:rPr>
-          <w:rFonts w:cstheme="minorHAnsi"/>
-          <w:color w:val="0000FF"/>
-        </w:rPr>
-        <w:t xml:space="preserve">for </w:t>
-      </w:r>
-      <w:r>
-        <w:rPr>
-          <w:rFonts w:cstheme="minorHAnsi"/>
-          <w:color w:val="0000FF"/>
-        </w:rPr>
-        <w:t xml:space="preserve">the chosen scenarios, and moved the early sow scenario to a more extreme situation (10% of the NASS planting progress, about 4 weeks earlier. A figure was added to the supplementary material to facilitate visualization of the selected scenarios. Detailed modifications </w:t>
-      </w:r>
-      <w:r>
-        <w:rPr>
-          <w:rFonts w:cstheme="minorHAnsi"/>
-          <w:color w:val="0000FF"/>
-        </w:rPr>
-        <w:t>are explained</w:t>
-      </w:r>
-      <w:r>
-        <w:rPr>
-          <w:rFonts w:cstheme="minorHAnsi"/>
-          <w:color w:val="0000FF"/>
-        </w:rPr>
-        <w:t xml:space="preserve"> in comment #4.</w:t>
-      </w:r>
-    </w:p>
-    <w:p>
-      <w:pPr>
-        <w:spacing w:after="0" w:line="240" w:lineRule="auto"/>
-        <w:rPr>
-          <w:rFonts w:cstheme="minorHAnsi"/>
-          <w:color w:val="0000FF"/>
-        </w:rPr>
-      </w:pPr>
-    </w:p>
-    <w:p>
-      <w:pPr>
-        <w:spacing w:after="0" w:line="240" w:lineRule="auto"/>
-        <w:rPr>
-          <w:rFonts w:cstheme="minorHAnsi"/>
-          <w:color w:val="0000FF"/>
-        </w:rPr>
-      </w:pPr>
+        <w:t>Comment #</w:t>
+      </w:r>
       <w:r>
         <w:rPr>
           <w:rFonts w:cstheme="minorHAnsi"/>
@@ -4771,8 +4770,110 @@
           <w:bCs/>
           <w:u w:val="single"/>
         </w:rPr>
-        <w:t>Comment #</w:t>
-      </w:r>
+        <w:t>15</w:t>
+      </w:r>
+    </w:p>
+    <w:p>
+      <w:pPr>
+        <w:spacing w:after="0" w:line="240" w:lineRule="auto"/>
+        <w:rPr>
+          <w:rFonts w:cstheme="minorHAnsi"/>
+        </w:rPr>
+      </w:pPr>
+      <w:r>
+        <w:rPr>
+          <w:rFonts w:cstheme="minorHAnsi"/>
+        </w:rPr>
+        <w:t>Lines 156–158: When sta</w:t>
+      </w:r>
+      <w:r>
+        <w:rPr>
+          <w:rFonts w:ascii="Calibri" w:eastAsia="Calibri" w:hAnsi="Calibri" w:cs="Calibri"/>
+        </w:rPr>
+        <w:t>ti</w:t>
+      </w:r>
+      <w:r>
+        <w:rPr>
+          <w:rFonts w:cstheme="minorHAnsi"/>
+        </w:rPr>
+        <w:t>ng that “our study extends previous work,” please provide appropriate references.</w:t>
+      </w:r>
+    </w:p>
+    <w:p>
+      <w:pPr>
+        <w:spacing w:after="0" w:line="240" w:lineRule="auto"/>
+        <w:rPr>
+          <w:rFonts w:cstheme="minorHAnsi"/>
+          <w:color w:val="0000FF"/>
+        </w:rPr>
+      </w:pPr>
+      <w:r>
+        <w:rPr>
+          <w:rFonts w:cstheme="minorHAnsi"/>
+          <w:color w:val="0000FF"/>
+        </w:rPr>
+        <w:t xml:space="preserve">Response: </w:t>
+      </w:r>
+      <w:r>
+        <w:rPr>
+          <w:rFonts w:cstheme="minorHAnsi"/>
+          <w:color w:val="0000FF"/>
+        </w:rPr>
+        <w:t xml:space="preserve">Addressed. The new sentence reads: </w:t>
+      </w:r>
+      <w:r>
+        <w:rPr>
+          <w:rFonts w:cstheme="minorHAnsi"/>
+          <w:color w:val="0000FF"/>
+        </w:rPr>
+        <w:t>“</w:t>
+      </w:r>
+      <w:r>
+        <w:rPr>
+          <w:rFonts w:cstheme="minorHAnsi"/>
+          <w:color w:val="0000FF"/>
+        </w:rPr>
+        <w:t xml:space="preserve">Our study extends previous work (Elli et al., 2022; Nendel et al., 2023) by quantifying the synergistic effect of </w:t>
+      </w:r>
+      <w:r>
+        <w:rPr>
+          <w:rFonts w:cstheme="minorHAnsi"/>
+          <w:color w:val="0000FF"/>
+        </w:rPr>
+        <w:t xml:space="preserve">stacked </w:t>
+      </w:r>
+      <w:r>
+        <w:rPr>
+          <w:rFonts w:cstheme="minorHAnsi"/>
+          <w:color w:val="0000FF"/>
+        </w:rPr>
+        <w:t>agronomic management strategies to mitigate heat risks in irrigated soybeans at a fine spatial resolution in the U.S. Mid-South.</w:t>
+      </w:r>
+      <w:r>
+        <w:rPr>
+          <w:rFonts w:cstheme="minorHAnsi"/>
+          <w:color w:val="0000FF"/>
+        </w:rPr>
+        <w:t>”</w:t>
+      </w:r>
+    </w:p>
+    <w:p>
+      <w:pPr>
+        <w:spacing w:after="0" w:line="240" w:lineRule="auto"/>
+        <w:rPr>
+          <w:rFonts w:cstheme="minorHAnsi"/>
+          <w:color w:val="0000FF"/>
+        </w:rPr>
+      </w:pPr>
+    </w:p>
+    <w:p>
+      <w:pPr>
+        <w:spacing w:after="0" w:line="240" w:lineRule="auto"/>
+        <w:rPr>
+          <w:rFonts w:cstheme="minorHAnsi"/>
+          <w:color w:val="0000FF"/>
+        </w:rPr>
+      </w:pPr>
       <w:r>
         <w:rPr>
           <w:rFonts w:cstheme="minorHAnsi"/>
@@ -4780,7 +4881,7 @@
           <w:bCs/>
           <w:u w:val="single"/>
         </w:rPr>
-        <w:t>1</w:t>
+        <w:t>Comment #</w:t>
       </w:r>
       <w:r>
         <w:rPr>
@@ -4789,21 +4890,21 @@
           <w:bCs/>
           <w:u w:val="single"/>
         </w:rPr>
-        <w:t>5</w:t>
-      </w:r>
-    </w:p>
-    <w:p>
-      <w:pPr>
-        <w:spacing w:after="0" w:line="240" w:lineRule="auto"/>
-        <w:rPr>
-          <w:rFonts w:cstheme="minorHAnsi"/>
-        </w:rPr>
-      </w:pPr>
-      <w:r>
-        <w:rPr>
-          <w:rFonts w:cstheme="minorHAnsi"/>
-        </w:rPr>
-        <w:t>Lines 156–158: When sta</w:t>
+        <w:t>16</w:t>
+      </w:r>
+    </w:p>
+    <w:p>
+      <w:pPr>
+        <w:spacing w:after="0" w:line="240" w:lineRule="auto"/>
+        <w:rPr>
+          <w:rFonts w:cstheme="minorHAnsi"/>
+        </w:rPr>
+      </w:pPr>
+      <w:r>
+        <w:rPr>
+          <w:rFonts w:cstheme="minorHAnsi"/>
+        </w:rPr>
+        <w:t>Lines 163–164: Clearly state what is novel in this study compared to similar simula</w:t>
       </w:r>
       <w:r>
         <w:rPr>
@@ -4815,7 +4916,7 @@
         <w:rPr>
           <w:rFonts w:cstheme="minorHAnsi"/>
         </w:rPr>
-        <w:t>ng that “our study extends previous work,” please provide appropriate references.</w:t>
+        <w:t>ons (e.g., Elli et al., 2022).</w:t>
       </w:r>
     </w:p>
     <w:p>
@@ -4838,49 +4939,158 @@
           <w:rFonts w:cstheme="minorHAnsi"/>
           <w:color w:val="0000FF"/>
         </w:rPr>
-        <w:t xml:space="preserve">Addressed. </w:t>
-      </w:r>
-      <w:r>
-        <w:rPr>
-          <w:rFonts w:cstheme="minorHAnsi"/>
-          <w:color w:val="0000FF"/>
-        </w:rPr>
-        <w:t xml:space="preserve">The new sentence reads: </w:t>
-      </w:r>
-      <w:r>
-        <w:rPr>
-          <w:rFonts w:cstheme="minorHAnsi"/>
-          <w:color w:val="0000FF"/>
-        </w:rPr>
-        <w:t>“</w:t>
-      </w:r>
-      <w:r>
-        <w:rPr>
-          <w:rFonts w:cstheme="minorHAnsi"/>
-          <w:color w:val="0000FF"/>
-        </w:rPr>
-        <w:t xml:space="preserve">Our study extends previous work (Elli et al., 2022; Nendel et al., 2023) by quantifying the synergistic effect of </w:t>
-      </w:r>
-      <w:r>
-        <w:rPr>
-          <w:rFonts w:cstheme="minorHAnsi"/>
-          <w:color w:val="0000FF"/>
-        </w:rPr>
-        <w:t xml:space="preserve">stacked </w:t>
-      </w:r>
-      <w:r>
-        <w:rPr>
-          <w:rFonts w:cstheme="minorHAnsi"/>
-          <w:color w:val="0000FF"/>
-        </w:rPr>
-        <w:t>agronomic management strategies to mitigate heat risks in irrigated soybeans at a fine spatial resolution in the U.S. Mid-South.</w:t>
-      </w:r>
-      <w:r>
-        <w:rPr>
-          <w:rFonts w:cstheme="minorHAnsi"/>
-          <w:color w:val="0000FF"/>
-        </w:rPr>
-        <w:t>”</w:t>
+        <w:t>Addressed</w:t>
+      </w:r>
+      <w:r>
+        <w:rPr>
+          <w:rFonts w:cstheme="minorHAnsi"/>
+          <w:color w:val="0000FF"/>
+        </w:rPr>
+        <w:t>, thank you for the suggestion</w:t>
+      </w:r>
+      <w:r>
+        <w:rPr>
+          <w:rFonts w:cstheme="minorHAnsi"/>
+          <w:color w:val="0000FF"/>
+        </w:rPr>
+        <w:t xml:space="preserve">. Elli et al. (2022) </w:t>
+      </w:r>
+      <w:r>
+        <w:rPr>
+          <w:rFonts w:cstheme="minorHAnsi"/>
+          <w:color w:val="0000FF"/>
+        </w:rPr>
+        <w:t>used a previous version of APSIM (APSIM classic) with a focus on nitrogen dynamics</w:t>
+      </w:r>
+      <w:r>
+        <w:rPr>
+          <w:rFonts w:cstheme="minorHAnsi"/>
+          <w:color w:val="0000FF"/>
+        </w:rPr>
+        <w:t xml:space="preserve"> </w:t>
+      </w:r>
+      <w:r>
+        <w:rPr>
+          <w:rFonts w:cstheme="minorHAnsi"/>
+          <w:color w:val="0000FF"/>
+        </w:rPr>
+        <w:t>at 10 locations in the Corn Belt</w:t>
+      </w:r>
+      <w:r>
+        <w:rPr>
+          <w:rFonts w:cstheme="minorHAnsi"/>
+          <w:color w:val="0000FF"/>
+        </w:rPr>
+        <w:t xml:space="preserve"> </w:t>
+      </w:r>
+      <w:r>
+        <w:rPr>
+          <w:rFonts w:cstheme="minorHAnsi"/>
+          <w:color w:val="0000FF"/>
+        </w:rPr>
+        <w:t xml:space="preserve">(only 1 in the mid-south) </w:t>
+      </w:r>
+      <w:r>
+        <w:rPr>
+          <w:rFonts w:cstheme="minorHAnsi"/>
+          <w:color w:val="0000FF"/>
+        </w:rPr>
+        <w:t xml:space="preserve">and </w:t>
+      </w:r>
+      <w:r>
+        <w:rPr>
+          <w:rFonts w:cstheme="minorHAnsi"/>
+          <w:color w:val="0000FF"/>
+        </w:rPr>
+        <w:t>evaluated adaptive strategies only under baseline conditions, not under warming</w:t>
+      </w:r>
+      <w:r>
+        <w:rPr>
+          <w:rFonts w:cstheme="minorHAnsi"/>
+          <w:color w:val="0000FF"/>
+        </w:rPr>
+        <w:t xml:space="preserve">. Moreover, the study did not evaluate stacked management options. In addition to these advancements, the present study </w:t>
+      </w:r>
+      <w:r>
+        <w:rPr>
+          <w:rFonts w:cstheme="minorHAnsi"/>
+          <w:color w:val="0000FF"/>
+        </w:rPr>
+        <w:t>conducts fine-scale simulations (4,000+ fields) with a focus on the Mid-South</w:t>
+      </w:r>
+      <w:r>
+        <w:rPr>
+          <w:rFonts w:cstheme="minorHAnsi"/>
+          <w:color w:val="0000FF"/>
+        </w:rPr>
+        <w:t>, using the latest APSIM framework (APSIM Next-Generation). The</w:t>
+      </w:r>
+      <w:r>
+        <w:rPr>
+          <w:rFonts w:cstheme="minorHAnsi"/>
+          <w:color w:val="0000FF"/>
+        </w:rPr>
+        <w:t xml:space="preserve"> region </w:t>
+      </w:r>
+      <w:r>
+        <w:rPr>
+          <w:rFonts w:cstheme="minorHAnsi"/>
+          <w:color w:val="0000FF"/>
+        </w:rPr>
+        <w:t xml:space="preserve">is predominantly irrigated with soybeans, </w:t>
+      </w:r>
+      <w:r>
+        <w:rPr>
+          <w:rFonts w:cstheme="minorHAnsi"/>
+          <w:color w:val="0000FF"/>
+        </w:rPr>
+        <w:t>lacks adaptive modeling studies</w:t>
+      </w:r>
+      <w:r>
+        <w:rPr>
+          <w:rFonts w:cstheme="minorHAnsi"/>
+          <w:color w:val="0000FF"/>
+        </w:rPr>
+        <w:t>, and is particularly vulnerable to climate change</w:t>
+      </w:r>
+      <w:r>
+        <w:rPr>
+          <w:rFonts w:cstheme="minorHAnsi"/>
+          <w:color w:val="0000FF"/>
+        </w:rPr>
+        <w:t>.</w:t>
+      </w:r>
+      <w:r>
+        <w:rPr>
+          <w:rFonts w:cstheme="minorHAnsi"/>
+          <w:color w:val="0000FF"/>
+        </w:rPr>
+        <w:t xml:space="preserve"> The new text reads:</w:t>
+      </w:r>
+    </w:p>
+    <w:p>
+      <w:pPr>
+        <w:spacing w:after="0" w:line="240" w:lineRule="auto"/>
+        <w:rPr>
+          <w:rFonts w:cstheme="minorHAnsi"/>
+          <w:color w:val="0000FF"/>
+        </w:rPr>
+      </w:pPr>
+    </w:p>
+    <w:p>
+      <w:pPr>
+        <w:spacing w:after="0" w:line="240" w:lineRule="auto"/>
+        <w:rPr>
+          <w:rFonts w:cstheme="minorHAnsi"/>
+          <w:color w:val="0000FF"/>
+        </w:rPr>
+      </w:pPr>
+      <w:r>
+        <w:rPr>
+          <w:rFonts w:cstheme="minorHAnsi"/>
+          <w:color w:val="0000FF"/>
+        </w:rPr>
+        <w:t>“We found a 5.7% decrease in soybean yield due to rising temperatures, with values ranging from -14.7% to -2.5% across sites (Figure 1). Elli et al. (2022) reported an average 19% reduction in seed yield at 10 locations in the US Corn Belt under a +2°C temperature scenario without adaptive strategies. While Elli et al. (2022) did not quantify the combined impact of high temperatures and stacked agronomic management, they found that sowing 12 days earlier increased soybean seed yield by 4.7%.”</w:t>
       </w:r>
     </w:p>
     <w:p>
@@ -4925,29 +5135,45 @@
           <w:bCs/>
           <w:u w:val="single"/>
         </w:rPr>
-        <w:t>6</w:t>
-      </w:r>
-    </w:p>
-    <w:p>
-      <w:pPr>
-        <w:spacing w:after="0" w:line="240" w:lineRule="auto"/>
-        <w:rPr>
-          <w:rFonts w:cstheme="minorHAnsi"/>
-        </w:rPr>
-      </w:pPr>
-    </w:p>
-    <w:p>
-      <w:pPr>
-        <w:spacing w:after="0" w:line="240" w:lineRule="auto"/>
-        <w:rPr>
-          <w:rFonts w:cstheme="minorHAnsi"/>
-        </w:rPr>
-      </w:pPr>
-      <w:r>
-        <w:rPr>
-          <w:rFonts w:cstheme="minorHAnsi"/>
-        </w:rPr>
-        <w:t>Lines 163–164: Clearly state what is novel in this study compared to similar simula</w:t>
+        <w:t>7</w:t>
+      </w:r>
+    </w:p>
+    <w:p>
+      <w:pPr>
+        <w:spacing w:after="0" w:line="240" w:lineRule="auto"/>
+        <w:rPr>
+          <w:rFonts w:cstheme="minorHAnsi"/>
+        </w:rPr>
+      </w:pPr>
+      <w:r>
+        <w:rPr>
+          <w:rFonts w:cstheme="minorHAnsi"/>
+        </w:rPr>
+        <w:t xml:space="preserve">Line 173: </w:t>
+      </w:r>
+      <w:r>
+        <w:rPr>
+          <w:rFonts w:cstheme="minorHAnsi"/>
+        </w:rPr>
+        <w:t>When discussing model uncertainties, please also consider uncertainties in phenological predictions</w:t>
+      </w:r>
+      <w:r>
+        <w:rPr>
+          <w:rFonts w:cstheme="minorHAnsi"/>
+        </w:rPr>
+        <w:t>. APSIM is</w:t>
+      </w:r>
+      <w:r>
+        <w:rPr>
+          <w:rFonts w:cstheme="minorHAnsi"/>
+        </w:rPr>
+        <w:t xml:space="preserve"> </w:t>
+      </w:r>
+      <w:r>
+        <w:rPr>
+          <w:rFonts w:cstheme="minorHAnsi"/>
+        </w:rPr>
+        <w:t>somewhat limited mechanis</w:t>
       </w:r>
       <w:r>
         <w:rPr>
@@ -4959,7 +5185,55 @@
         <w:rPr>
           <w:rFonts w:cstheme="minorHAnsi"/>
         </w:rPr>
-        <w:t>ons (e.g., Elli et al., 2022).</w:t>
+        <w:t>cally compared to other models—for example, it assumes a constant temperature response</w:t>
+      </w:r>
+      <w:r>
+        <w:rPr>
+          <w:rFonts w:cstheme="minorHAnsi"/>
+        </w:rPr>
+        <w:t xml:space="preserve"> </w:t>
+      </w:r>
+      <w:r>
+        <w:rPr>
+          <w:rFonts w:cstheme="minorHAnsi"/>
+        </w:rPr>
+        <w:t>throughout development, whereas in soybean this response changes across stages. This limita</w:t>
+      </w:r>
+      <w:r>
+        <w:rPr>
+          <w:rFonts w:ascii="Calibri" w:eastAsia="Calibri" w:hAnsi="Calibri" w:cs="Calibri"/>
+        </w:rPr>
+        <w:t>ti</w:t>
+      </w:r>
+      <w:r>
+        <w:rPr>
+          <w:rFonts w:cstheme="minorHAnsi"/>
+        </w:rPr>
+        <w:t>on and its poten</w:t>
+      </w:r>
+      <w:r>
+        <w:rPr>
+          <w:rFonts w:ascii="Calibri" w:eastAsia="Calibri" w:hAnsi="Calibri" w:cs="Calibri"/>
+        </w:rPr>
+        <w:t>ti</w:t>
+      </w:r>
+      <w:r>
+        <w:rPr>
+          <w:rFonts w:cstheme="minorHAnsi"/>
+        </w:rPr>
+        <w:t>al</w:t>
+      </w:r>
+      <w:r>
+        <w:rPr>
+          <w:rFonts w:cstheme="minorHAnsi"/>
+        </w:rPr>
+        <w:t xml:space="preserve"> </w:t>
+      </w:r>
+      <w:r>
+        <w:rPr>
+          <w:rFonts w:cstheme="minorHAnsi"/>
+        </w:rPr>
+        <w:t>impact on results should be discussed.</w:t>
       </w:r>
     </w:p>
     <w:p>
@@ -4982,70 +5256,658 @@
           <w:rFonts w:cstheme="minorHAnsi"/>
           <w:color w:val="0000FF"/>
         </w:rPr>
-        <w:t xml:space="preserve">Addressed. </w:t>
-      </w:r>
-      <w:r>
-        <w:rPr>
-          <w:rFonts w:cstheme="minorHAnsi"/>
-          <w:color w:val="0000FF"/>
-        </w:rPr>
-        <w:t xml:space="preserve">Elli et al. (2022) simulated impacts </w:t>
-      </w:r>
-      <w:r>
-        <w:rPr>
-          <w:rFonts w:cstheme="minorHAnsi"/>
-          <w:color w:val="0000FF"/>
-        </w:rPr>
-        <w:t>at 10 locations in the Corn Belt</w:t>
-      </w:r>
-      <w:r>
-        <w:rPr>
-          <w:rFonts w:cstheme="minorHAnsi"/>
-          <w:color w:val="0000FF"/>
+        <w:t>Thank you for the thoughtful suggestion. We have added a sentence acknowledging this limitation. The new text reads:</w:t>
+      </w:r>
+    </w:p>
+    <w:p>
+      <w:pPr>
+        <w:spacing w:after="0" w:line="240" w:lineRule="auto"/>
+        <w:rPr>
+          <w:rFonts w:cstheme="minorHAnsi"/>
+          <w:color w:val="0000FF"/>
+        </w:rPr>
+      </w:pPr>
+    </w:p>
+    <w:p>
+      <w:pPr>
+        <w:spacing w:after="0" w:line="240" w:lineRule="auto"/>
+        <w:rPr>
+          <w:rFonts w:cstheme="minorHAnsi"/>
+          <w:color w:val="0000FF"/>
+        </w:rPr>
+      </w:pPr>
+      <w:r>
+        <w:rPr>
+          <w:rFonts w:cstheme="minorHAnsi"/>
+          <w:color w:val="0000FF"/>
+        </w:rPr>
+        <w:t>“</w:t>
+      </w:r>
+      <w:r>
+        <w:rPr>
+          <w:rFonts w:cstheme="minorHAnsi"/>
+          <w:color w:val="0000FF"/>
+        </w:rPr>
+        <w:t xml:space="preserve">Moreover, APSIM assumes constant temperature responses throughout the life cycle, whereas in soybeans this response may change across developmental stages </w:t>
+      </w:r>
+      <w:sdt>
+        <w:sdtPr>
+          <w:rPr>
+            <w:rFonts w:cstheme="minorHAnsi"/>
+            <w:color w:val="0000FF"/>
+          </w:rPr>
+          <w:tag w:val="MENDELEY_CITATION_v3_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"/>
+          <w:id w:val="-1535654012"/>
+          <w:placeholder>
+            <w:docPart w:val="4D014E7A66DD4328BA9CCF144BEE09B4"/>
+          </w:placeholder>
+        </w:sdtPr>
+        <w:sdtContent>
+          <w:r>
+            <w:rPr>
+              <w:rFonts w:cstheme="minorHAnsi"/>
+              <w:color w:val="0000FF"/>
+            </w:rPr>
+            <w:t>(Hatfield et al., 2011)</w:t>
+          </w:r>
+        </w:sdtContent>
+      </w:sdt>
+      <w:r>
+        <w:rPr>
+          <w:rFonts w:cstheme="minorHAnsi"/>
+          <w:color w:val="0000FF"/>
+        </w:rPr>
+        <w:t>.</w:t>
+      </w:r>
+      <w:r>
+        <w:rPr>
+          <w:rFonts w:cstheme="minorHAnsi"/>
+          <w:color w:val="0000FF"/>
+        </w:rPr>
+        <w:t>”</w:t>
+      </w:r>
+    </w:p>
+    <w:p>
+      <w:pPr>
+        <w:spacing w:after="0" w:line="240" w:lineRule="auto"/>
+        <w:rPr>
+          <w:rFonts w:cstheme="minorHAnsi"/>
+          <w:color w:val="0000FF"/>
+        </w:rPr>
+      </w:pPr>
+    </w:p>
+    <w:p>
+      <w:pPr>
+        <w:spacing w:after="0" w:line="240" w:lineRule="auto"/>
+        <w:rPr>
+          <w:rFonts w:cstheme="minorHAnsi"/>
+        </w:rPr>
+      </w:pPr>
+    </w:p>
+    <w:p>
+      <w:pPr>
+        <w:spacing w:after="0" w:line="240" w:lineRule="auto"/>
+        <w:rPr>
+          <w:rFonts w:cstheme="minorHAnsi"/>
+          <w:color w:val="0000FF"/>
+        </w:rPr>
+      </w:pPr>
+      <w:r>
+        <w:rPr>
+          <w:rFonts w:cstheme="minorHAnsi"/>
+          <w:b/>
+          <w:bCs/>
+          <w:u w:val="single"/>
+        </w:rPr>
+        <w:t>Comment #</w:t>
+      </w:r>
+      <w:r>
+        <w:rPr>
+          <w:rFonts w:cstheme="minorHAnsi"/>
+          <w:b/>
+          <w:bCs/>
+          <w:u w:val="single"/>
+        </w:rPr>
+        <w:t>1</w:t>
+      </w:r>
+      <w:r>
+        <w:rPr>
+          <w:rFonts w:cstheme="minorHAnsi"/>
+          <w:b/>
+          <w:bCs/>
+          <w:u w:val="single"/>
+        </w:rPr>
+        <w:t>8</w:t>
+      </w:r>
+    </w:p>
+    <w:p>
+      <w:pPr>
+        <w:spacing w:after="0" w:line="240" w:lineRule="auto"/>
+        <w:rPr>
+          <w:rFonts w:cstheme="minorHAnsi"/>
+        </w:rPr>
+      </w:pPr>
+      <w:r>
+        <w:rPr>
+          <w:rFonts w:cstheme="minorHAnsi"/>
+          <w:highlight w:val="yellow"/>
+        </w:rPr>
+        <w:t xml:space="preserve">The </w:t>
+      </w:r>
+      <w:r>
+        <w:rPr>
+          <w:rFonts w:cstheme="minorHAnsi"/>
+          <w:highlight w:val="yellow"/>
+        </w:rPr>
+        <w:t>optimization</w:t>
+      </w:r>
+      <w:r>
+        <w:rPr>
+          <w:rFonts w:cstheme="minorHAnsi"/>
+          <w:highlight w:val="yellow"/>
+        </w:rPr>
+        <w:t xml:space="preserve"> of phenology parameters is based on days, which may introduce bias. Using development rates</w:t>
+      </w:r>
+      <w:r>
+        <w:rPr>
+          <w:rFonts w:cstheme="minorHAnsi"/>
+          <w:highlight w:val="yellow"/>
         </w:rPr>
         <w:t xml:space="preserve"> </w:t>
       </w:r>
       <w:r>
         <w:rPr>
           <w:rFonts w:cstheme="minorHAnsi"/>
-          <w:color w:val="0000FF"/>
-        </w:rPr>
-        <w:t xml:space="preserve">(only 1 in the mid-south) </w:t>
-      </w:r>
-      <w:r>
-        <w:rPr>
-          <w:rFonts w:cstheme="minorHAnsi"/>
-          <w:color w:val="0000FF"/>
-        </w:rPr>
-        <w:t xml:space="preserve">and </w:t>
-      </w:r>
-      <w:r>
-        <w:rPr>
-          <w:rFonts w:cstheme="minorHAnsi"/>
-          <w:color w:val="0000FF"/>
-        </w:rPr>
-        <w:t>evaluated adaptive strategies only under baseline conditions, not under warming</w:t>
-      </w:r>
-      <w:r>
-        <w:rPr>
-          <w:rFonts w:cstheme="minorHAnsi"/>
-          <w:color w:val="0000FF"/>
-        </w:rPr>
-        <w:t xml:space="preserve">. Moreover, the study did not evaluate stacked management options. In addition to these advancements, the present study </w:t>
-      </w:r>
-      <w:r>
-        <w:rPr>
-          <w:rFonts w:cstheme="minorHAnsi"/>
-          <w:color w:val="0000FF"/>
-        </w:rPr>
-        <w:t>conducts fine-scale simulations (4,000+ fields) with a focus on the Mid-South, a region that lacks adaptive modeling studies, whereas most studies focus on the corn belt.</w:t>
-      </w:r>
-      <w:r>
-        <w:rPr>
-          <w:rFonts w:cstheme="minorHAnsi"/>
-          <w:color w:val="0000FF"/>
-        </w:rPr>
-        <w:t xml:space="preserve"> The new text reads:</w:t>
+          <w:highlight w:val="yellow"/>
+        </w:rPr>
+        <w:t>would be more appropriate.</w:t>
+      </w:r>
+    </w:p>
+    <w:p>
+      <w:pPr>
+        <w:spacing w:after="0" w:line="240" w:lineRule="auto"/>
+        <w:rPr>
+          <w:rFonts w:cstheme="minorHAnsi"/>
+        </w:rPr>
+      </w:pPr>
+    </w:p>
+    <w:p>
+      <w:pPr>
+        <w:spacing w:after="0" w:line="240" w:lineRule="auto"/>
+        <w:rPr>
+          <w:rFonts w:cstheme="minorHAnsi"/>
+        </w:rPr>
+      </w:pPr>
+    </w:p>
+    <w:p>
+      <w:pPr>
+        <w:spacing w:after="0" w:line="240" w:lineRule="auto"/>
+        <w:rPr>
+          <w:rFonts w:cstheme="minorHAnsi"/>
+        </w:rPr>
+      </w:pPr>
+    </w:p>
+    <w:p>
+      <w:pPr>
+        <w:spacing w:after="0" w:line="240" w:lineRule="auto"/>
+        <w:rPr>
+          <w:rFonts w:cstheme="minorHAnsi"/>
+          <w:color w:val="0000FF"/>
+        </w:rPr>
+      </w:pPr>
+      <w:r>
+        <w:rPr>
+          <w:rFonts w:cstheme="minorHAnsi"/>
+          <w:b/>
+          <w:bCs/>
+          <w:u w:val="single"/>
+        </w:rPr>
+        <w:t>Comment #</w:t>
+      </w:r>
+      <w:r>
+        <w:rPr>
+          <w:rFonts w:cstheme="minorHAnsi"/>
+          <w:b/>
+          <w:bCs/>
+          <w:u w:val="single"/>
+        </w:rPr>
+        <w:t>1</w:t>
+      </w:r>
+      <w:r>
+        <w:rPr>
+          <w:rFonts w:cstheme="minorHAnsi"/>
+          <w:b/>
+          <w:bCs/>
+          <w:u w:val="single"/>
+        </w:rPr>
+        <w:t>9</w:t>
+      </w:r>
+    </w:p>
+    <w:p>
+      <w:pPr>
+        <w:spacing w:after="0" w:line="240" w:lineRule="auto"/>
+        <w:rPr>
+          <w:rFonts w:cstheme="minorHAnsi"/>
+        </w:rPr>
+      </w:pPr>
+      <w:r>
+        <w:rPr>
+          <w:rFonts w:cstheme="minorHAnsi"/>
+        </w:rPr>
+        <w:t xml:space="preserve">Figure S1: Consider </w:t>
+      </w:r>
+      <w:r>
+        <w:rPr>
+          <w:rFonts w:cstheme="minorHAnsi"/>
+        </w:rPr>
+        <w:t>plotting</w:t>
+      </w:r>
+      <w:r>
+        <w:rPr>
+          <w:rFonts w:cstheme="minorHAnsi"/>
+        </w:rPr>
+        <w:t xml:space="preserve"> days a</w:t>
+      </w:r>
+      <w:r>
+        <w:rPr>
+          <w:rFonts w:ascii="Calibri" w:eastAsia="Calibri" w:hAnsi="Calibri" w:cs="Calibri"/>
+        </w:rPr>
+        <w:t>ft</w:t>
+      </w:r>
+      <w:r>
+        <w:rPr>
+          <w:rFonts w:cstheme="minorHAnsi"/>
+        </w:rPr>
+        <w:t>er sowing instead of day of year (DOY) to be</w:t>
+      </w:r>
+      <w:r>
+        <w:rPr>
+          <w:rFonts w:ascii="Calibri" w:eastAsia="Calibri" w:hAnsi="Calibri" w:cs="Calibri"/>
+        </w:rPr>
+        <w:t>tt</w:t>
+      </w:r>
+      <w:r>
+        <w:rPr>
+          <w:rFonts w:cstheme="minorHAnsi"/>
+        </w:rPr>
+        <w:t>er evaluate model accuracy</w:t>
+      </w:r>
+      <w:r>
+        <w:rPr>
+          <w:rFonts w:cstheme="minorHAnsi"/>
+        </w:rPr>
+        <w:t xml:space="preserve"> </w:t>
+      </w:r>
+      <w:r>
+        <w:rPr>
+          <w:rFonts w:cstheme="minorHAnsi"/>
+        </w:rPr>
+        <w:t>across environments, especially for earlier plan</w:t>
+      </w:r>
+      <w:r>
+        <w:rPr>
+          <w:rFonts w:ascii="Calibri" w:eastAsia="Calibri" w:hAnsi="Calibri" w:cs="Calibri"/>
+        </w:rPr>
+        <w:t>ti</w:t>
+      </w:r>
+      <w:r>
+        <w:rPr>
+          <w:rFonts w:cstheme="minorHAnsi"/>
+        </w:rPr>
+        <w:t xml:space="preserve">ng dates. It is unclear whether </w:t>
+      </w:r>
+      <w:r>
+        <w:rPr>
+          <w:rFonts w:cstheme="minorHAnsi"/>
+        </w:rPr>
+        <w:t xml:space="preserve">the </w:t>
+      </w:r>
+      <w:r>
+        <w:rPr>
+          <w:rFonts w:cstheme="minorHAnsi"/>
+        </w:rPr>
+        <w:t>model performance under early plan</w:t>
+      </w:r>
+      <w:r>
+        <w:rPr>
+          <w:rFonts w:ascii="Calibri" w:eastAsia="Calibri" w:hAnsi="Calibri" w:cs="Calibri"/>
+        </w:rPr>
+        <w:t>ti</w:t>
+      </w:r>
+      <w:r>
+        <w:rPr>
+          <w:rFonts w:cstheme="minorHAnsi"/>
+        </w:rPr>
+        <w:t>ng</w:t>
+      </w:r>
+      <w:r>
+        <w:rPr>
+          <w:rFonts w:cstheme="minorHAnsi"/>
+        </w:rPr>
+        <w:t xml:space="preserve"> </w:t>
+      </w:r>
+      <w:r>
+        <w:rPr>
+          <w:rFonts w:cstheme="minorHAnsi"/>
+        </w:rPr>
+        <w:t>was validated or simply assumed.</w:t>
+      </w:r>
+      <w:r>
+        <w:rPr>
+          <w:rFonts w:cstheme="minorHAnsi"/>
+        </w:rPr>
+        <w:t xml:space="preserve"> </w:t>
+      </w:r>
+      <w:r>
+        <w:rPr>
+          <w:rFonts w:cstheme="minorHAnsi"/>
+        </w:rPr>
+        <w:t>Addi</w:t>
+      </w:r>
+      <w:r>
+        <w:rPr>
+          <w:rFonts w:ascii="Calibri" w:eastAsia="Calibri" w:hAnsi="Calibri" w:cs="Calibri"/>
+        </w:rPr>
+        <w:t>ti</w:t>
+      </w:r>
+      <w:r>
+        <w:rPr>
+          <w:rFonts w:cstheme="minorHAnsi"/>
+        </w:rPr>
+        <w:t>onally</w:t>
+      </w:r>
+      <w:r>
+        <w:rPr>
+          <w:rFonts w:cstheme="minorHAnsi"/>
+        </w:rPr>
+        <w:t xml:space="preserve">, </w:t>
+      </w:r>
+      <w:r>
+        <w:rPr>
+          <w:rFonts w:cstheme="minorHAnsi"/>
+        </w:rPr>
+        <w:t>differen</w:t>
+      </w:r>
+      <w:r>
+        <w:rPr>
+          <w:rFonts w:ascii="Calibri" w:eastAsia="Calibri" w:hAnsi="Calibri" w:cs="Calibri"/>
+        </w:rPr>
+        <w:t>tia</w:t>
+      </w:r>
+      <w:r>
+        <w:rPr>
+          <w:rFonts w:cstheme="minorHAnsi"/>
+        </w:rPr>
+        <w:t>t</w:t>
+      </w:r>
+      <w:r>
+        <w:rPr>
+          <w:rFonts w:ascii="Calibri" w:eastAsia="Calibri" w:hAnsi="Calibri" w:cs="Calibri"/>
+        </w:rPr>
+        <w:t>in</w:t>
+      </w:r>
+      <w:r>
+        <w:rPr>
+          <w:rFonts w:cstheme="minorHAnsi"/>
+        </w:rPr>
+        <w:t>g</w:t>
+      </w:r>
+      <w:r>
+        <w:rPr>
+          <w:rFonts w:cstheme="minorHAnsi"/>
+        </w:rPr>
+        <w:t xml:space="preserve"> key stages (R1, R5, R7) with dis</w:t>
+      </w:r>
+      <w:r>
+        <w:rPr>
+          <w:rFonts w:ascii="Calibri" w:eastAsia="Calibri" w:hAnsi="Calibri" w:cs="Calibri"/>
+        </w:rPr>
+        <w:t>ti</w:t>
+      </w:r>
+      <w:r>
+        <w:rPr>
+          <w:rFonts w:cstheme="minorHAnsi"/>
+        </w:rPr>
+        <w:t>nct colors would improve clarity.</w:t>
+      </w:r>
+    </w:p>
+    <w:p>
+      <w:pPr>
+        <w:spacing w:after="0" w:line="240" w:lineRule="auto"/>
+        <w:rPr>
+          <w:rFonts w:cstheme="minorHAnsi"/>
+          <w:color w:val="0000FF"/>
+        </w:rPr>
+      </w:pPr>
+      <w:r>
+        <w:rPr>
+          <w:rFonts w:cstheme="minorHAnsi"/>
+          <w:color w:val="0000FF"/>
+        </w:rPr>
+        <w:t xml:space="preserve">Response: </w:t>
+      </w:r>
+      <w:r>
+        <w:rPr>
+          <w:rFonts w:cstheme="minorHAnsi"/>
+          <w:color w:val="0000FF"/>
+        </w:rPr>
+        <w:t xml:space="preserve">Thank you for the suggestion. </w:t>
+      </w:r>
+      <w:r>
+        <w:rPr>
+          <w:rFonts w:cstheme="minorHAnsi"/>
+          <w:color w:val="0000FF"/>
+        </w:rPr>
+        <w:t xml:space="preserve">We have tried this approach, and given the large number of datapoints, the graph becomes very hard to follow when </w:t>
+      </w:r>
+      <w:r>
+        <w:rPr>
+          <w:rFonts w:cstheme="minorHAnsi"/>
+          <w:color w:val="0000FF"/>
+        </w:rPr>
+        <w:t xml:space="preserve">differentiating </w:t>
+      </w:r>
+      <w:r>
+        <w:rPr>
+          <w:rFonts w:cstheme="minorHAnsi"/>
+          <w:color w:val="0000FF"/>
+        </w:rPr>
+        <w:t>the stages. In this context. We kept the graph layout as it was.</w:t>
+      </w:r>
+    </w:p>
+    <w:p>
+      <w:pPr>
+        <w:spacing w:after="0" w:line="240" w:lineRule="auto"/>
+        <w:rPr>
+          <w:rFonts w:cstheme="minorHAnsi"/>
+          <w:color w:val="0000FF"/>
+        </w:rPr>
+      </w:pPr>
+    </w:p>
+    <w:p>
+      <w:pPr>
+        <w:spacing w:after="0" w:line="240" w:lineRule="auto"/>
+        <w:rPr>
+          <w:rFonts w:cstheme="minorHAnsi"/>
+        </w:rPr>
+      </w:pPr>
+    </w:p>
+    <w:p>
+      <w:pPr>
+        <w:spacing w:after="0" w:line="240" w:lineRule="auto"/>
+        <w:rPr>
+          <w:rFonts w:cstheme="minorHAnsi"/>
+          <w:color w:val="0000FF"/>
+        </w:rPr>
+      </w:pPr>
+      <w:r>
+        <w:rPr>
+          <w:rFonts w:cstheme="minorHAnsi"/>
+          <w:b/>
+          <w:bCs/>
+          <w:u w:val="single"/>
+        </w:rPr>
+        <w:t>Comment #</w:t>
+      </w:r>
+      <w:r>
+        <w:rPr>
+          <w:rFonts w:cstheme="minorHAnsi"/>
+          <w:b/>
+          <w:bCs/>
+          <w:u w:val="single"/>
+        </w:rPr>
+        <w:t>20</w:t>
+      </w:r>
+    </w:p>
+    <w:p>
+      <w:pPr>
+        <w:spacing w:after="0" w:line="240" w:lineRule="auto"/>
+        <w:rPr>
+          <w:rFonts w:cstheme="minorHAnsi"/>
+        </w:rPr>
+      </w:pPr>
+      <w:r>
+        <w:rPr>
+          <w:rFonts w:cstheme="minorHAnsi"/>
+        </w:rPr>
+        <w:t>The reported RMSE (nearly two weeks) a</w:t>
+      </w:r>
+      <w:r>
+        <w:rPr>
+          <w:rFonts w:ascii="Calibri" w:eastAsia="Calibri" w:hAnsi="Calibri" w:cs="Calibri"/>
+        </w:rPr>
+        <w:t>ft</w:t>
+      </w:r>
+      <w:r>
+        <w:rPr>
+          <w:rFonts w:cstheme="minorHAnsi"/>
+        </w:rPr>
+        <w:t xml:space="preserve">er </w:t>
+      </w:r>
+      <w:r>
+        <w:rPr>
+          <w:rFonts w:cstheme="minorHAnsi"/>
+        </w:rPr>
+        <w:t>optimization</w:t>
+      </w:r>
+      <w:r>
+        <w:rPr>
+          <w:rFonts w:cstheme="minorHAnsi"/>
+        </w:rPr>
+        <w:t xml:space="preserve"> seems high. How does this compare with similar</w:t>
+      </w:r>
+      <w:r>
+        <w:rPr>
+          <w:rFonts w:cstheme="minorHAnsi"/>
+        </w:rPr>
+        <w:t xml:space="preserve"> </w:t>
+      </w:r>
+      <w:r>
+        <w:rPr>
+          <w:rFonts w:cstheme="minorHAnsi"/>
+        </w:rPr>
+        <w:t>studies?</w:t>
+      </w:r>
+    </w:p>
+    <w:p>
+      <w:pPr>
+        <w:spacing w:after="0" w:line="240" w:lineRule="auto"/>
+        <w:rPr>
+          <w:rFonts w:cstheme="minorHAnsi"/>
+          <w:color w:val="0000FF"/>
+        </w:rPr>
+      </w:pPr>
+      <w:r>
+        <w:rPr>
+          <w:rFonts w:cstheme="minorHAnsi"/>
+          <w:color w:val="0000FF"/>
+        </w:rPr>
+        <w:t xml:space="preserve">Response: </w:t>
+      </w:r>
+      <w:r>
+        <w:rPr>
+          <w:rFonts w:cstheme="minorHAnsi"/>
+          <w:color w:val="0000FF"/>
+        </w:rPr>
+        <w:t xml:space="preserve">Thank you for the suggestion. </w:t>
+      </w:r>
+      <w:r>
+        <w:rPr>
+          <w:rFonts w:cstheme="minorHAnsi"/>
+          <w:color w:val="0000FF"/>
+        </w:rPr>
+        <w:t xml:space="preserve">Given the </w:t>
+      </w:r>
+      <w:r>
+        <w:rPr>
+          <w:rFonts w:cstheme="minorHAnsi"/>
+          <w:color w:val="0000FF"/>
+        </w:rPr>
+        <w:t>extensive dataset and the large variability in environmental conditions</w:t>
+      </w:r>
+      <w:r>
+        <w:rPr>
+          <w:rFonts w:cstheme="minorHAnsi"/>
+          <w:color w:val="0000FF"/>
+        </w:rPr>
+        <w:t xml:space="preserve"> (sowing dates, genotypes, locations, years; see </w:t>
+      </w:r>
+      <w:sdt>
+        <w:sdtPr>
+          <w:rPr>
+            <w:rFonts w:cstheme="minorHAnsi"/>
+            <w:color w:val="0000FF"/>
+          </w:rPr>
+          <w:tag w:val="MENDELEY_CITATION_v3_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"/>
+          <w:id w:val="683471564"/>
+          <w:placeholder>
+            <w:docPart w:val="6602FCD5B61647828E51EBA567A348FD"/>
+          </w:placeholder>
+        </w:sdtPr>
+        <w:sdtContent>
+          <w:r>
+            <w:rPr>
+              <w:rFonts w:cstheme="minorHAnsi"/>
+              <w:color w:val="0000FF"/>
+            </w:rPr>
+            <w:t>Salmerón et al.</w:t>
+          </w:r>
+          <w:r>
+            <w:rPr>
+              <w:rFonts w:cstheme="minorHAnsi"/>
+              <w:color w:val="0000FF"/>
+            </w:rPr>
+            <w:t xml:space="preserve">, </w:t>
+          </w:r>
+          <w:r>
+            <w:rPr>
+              <w:rFonts w:cstheme="minorHAnsi"/>
+              <w:color w:val="0000FF"/>
+            </w:rPr>
+            <w:t>2016)</w:t>
+          </w:r>
+        </w:sdtContent>
+      </w:sdt>
+      <w:r>
+        <w:rPr>
+          <w:rFonts w:cstheme="minorHAnsi"/>
+          <w:color w:val="0000FF"/>
+        </w:rPr>
+        <w:t xml:space="preserve">, we believe the RMSE is acceptable and </w:t>
+      </w:r>
+      <w:r>
+        <w:rPr>
+          <w:rFonts w:cstheme="minorHAnsi"/>
+          <w:color w:val="0000FF"/>
+        </w:rPr>
+        <w:t>Whitin</w:t>
+      </w:r>
+      <w:r>
+        <w:rPr>
+          <w:rFonts w:cstheme="minorHAnsi"/>
+          <w:color w:val="0000FF"/>
+        </w:rPr>
+        <w:t xml:space="preserve"> the ranges identified in the literature. We have added a new sentence to address this suggestion:</w:t>
       </w:r>
     </w:p>
     <w:p>
@@ -5077,8 +5939,37 @@
           <w:rFonts w:cstheme="minorHAnsi"/>
           <w:color w:val="0000FF"/>
         </w:rPr>
-        <w:t>We found a 5.7% decrease in soybean yield due to rising temperatures, with values ranging from -14.7% to -2.5% across sites (Figure 1). Elli et al. (2022) reported an average 19% reduction in seed yield at 10 locations in the US Corn Belt under a +2°C temperature scenario without adaptive strategies. While Elli et al. (2022) did not quantify the combined impact of high temperatures and stacked agronomic management, they found that sowing 12 days earlier increased soybean seed yield by 4.7%.</w:t>
-      </w:r>
+        <w:t xml:space="preserve">The calibration results confirmed that the model is robust across a wide range of environmental conditions (Figures S1 and S2 and Table S1), with root mean square errors within similar ranges to those reported in other studies for soybean phenology and yield </w:t>
+      </w:r>
+      <w:sdt>
+        <w:sdtPr>
+          <w:rPr>
+            <w:rFonts w:cstheme="minorHAnsi"/>
+            <w:color w:val="0000FF"/>
+          </w:rPr>
+          <w:tag w:val="MENDELEY_CITATION_v3_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"/>
+          <w:id w:val="256182349"/>
+          <w:placeholder>
+            <w:docPart w:val="9C4B51E26E6843D4BCD87DEE3F1705E4"/>
+          </w:placeholder>
+        </w:sdtPr>
+        <w:sdtContent>
+          <w:r>
+            <w:rPr>
+              <w:rFonts w:cstheme="minorHAnsi"/>
+              <w:color w:val="0000FF"/>
+            </w:rPr>
+            <w:t>(Archontoulis et al., 2014; Salmerón and Purcell, 2016; Salmerón et al., 2017)</w:t>
+          </w:r>
+          <w:r>
+            <w:rPr>
+              <w:rFonts w:cstheme="minorHAnsi"/>
+              <w:color w:val="0000FF"/>
+            </w:rPr>
+            <w:t>.</w:t>
+          </w:r>
+        </w:sdtContent>
+      </w:sdt>
       <w:r>
         <w:rPr>
           <w:rFonts w:cstheme="minorHAnsi"/>
@@ -5103,1413 +5994,382 @@
           <w:rFonts w:cstheme="minorHAnsi"/>
         </w:rPr>
       </w:pPr>
-      <w:r>
-        <w:rPr>
-          <w:rFonts w:cstheme="minorHAnsi"/>
-        </w:rPr>
-        <w:t>Reviewer: 3</w:t>
-      </w:r>
-    </w:p>
-    <w:p>
-      <w:pPr>
-        <w:spacing w:after="0" w:line="240" w:lineRule="auto"/>
-        <w:rPr>
-          <w:rFonts w:cstheme="minorHAnsi"/>
-        </w:rPr>
-      </w:pPr>
-      <w:r>
-        <w:rPr>
-          <w:rFonts w:cstheme="minorHAnsi"/>
-        </w:rPr>
-        <w:t>Comments to the Author</w:t>
-      </w:r>
-    </w:p>
-    <w:p>
-      <w:pPr>
-        <w:spacing w:after="0" w:line="240" w:lineRule="auto"/>
-        <w:rPr>
-          <w:rFonts w:cstheme="minorHAnsi"/>
-          <w:highlight w:val="yellow"/>
-        </w:rPr>
-      </w:pPr>
-      <w:r>
-        <w:rPr>
-          <w:rFonts w:cstheme="minorHAnsi"/>
-          <w:highlight w:val="yellow"/>
-        </w:rPr>
-        <w:t xml:space="preserve">The topic of the manuscript is </w:t>
-      </w:r>
-      <w:proofErr w:type="spellStart"/>
-      <w:r>
-        <w:rPr>
-          <w:rFonts w:cstheme="minorHAnsi"/>
-          <w:highlight w:val="yellow"/>
-        </w:rPr>
-        <w:t>interes</w:t>
-      </w:r>
-      <w:proofErr w:type="spellEnd"/>
-      <w:r>
-        <w:rPr>
-          <w:rFonts w:ascii="Calibri" w:eastAsia="Calibri" w:hAnsi="Calibri" w:cs="Calibri" w:hint="eastAsia"/>
-          <w:highlight w:val="yellow"/>
-        </w:rPr>
-        <w:t>􀆟</w:t>
-      </w:r>
-      <w:r>
-        <w:rPr>
-          <w:rFonts w:cstheme="minorHAnsi"/>
-          <w:highlight w:val="yellow"/>
-        </w:rPr>
-        <w:t>ng; however, the results lack novelty. The study emphasizes the need for</w:t>
-      </w:r>
-    </w:p>
-    <w:p>
-      <w:pPr>
-        <w:spacing w:after="0" w:line="240" w:lineRule="auto"/>
-        <w:rPr>
-          <w:rFonts w:cstheme="minorHAnsi"/>
-          <w:highlight w:val="yellow"/>
-        </w:rPr>
-      </w:pPr>
-      <w:r>
-        <w:rPr>
-          <w:rFonts w:cstheme="minorHAnsi"/>
-          <w:highlight w:val="yellow"/>
+    </w:p>
+    <w:p>
+      <w:pPr>
+        <w:spacing w:after="0" w:line="240" w:lineRule="auto"/>
+        <w:rPr>
+          <w:rFonts w:cstheme="minorHAnsi"/>
+          <w:color w:val="0000FF"/>
+        </w:rPr>
+      </w:pPr>
+      <w:r>
+        <w:rPr>
+          <w:rFonts w:cstheme="minorHAnsi"/>
+          <w:b/>
+          <w:bCs/>
+          <w:u w:val="single"/>
+        </w:rPr>
+        <w:t>Comment #</w:t>
+      </w:r>
+      <w:r>
+        <w:rPr>
+          <w:rFonts w:cstheme="minorHAnsi"/>
+          <w:b/>
+          <w:bCs/>
+          <w:u w:val="single"/>
+        </w:rPr>
+        <w:t>2</w:t>
+      </w:r>
+      <w:r>
+        <w:rPr>
+          <w:rFonts w:cstheme="minorHAnsi"/>
+          <w:b/>
+          <w:bCs/>
+          <w:u w:val="single"/>
+        </w:rPr>
+        <w:t>1</w:t>
+      </w:r>
+    </w:p>
+    <w:p>
+      <w:pPr>
+        <w:spacing w:after="0" w:line="240" w:lineRule="auto"/>
+        <w:rPr>
+          <w:rFonts w:cstheme="minorHAnsi"/>
+        </w:rPr>
+      </w:pPr>
+    </w:p>
+    <w:p>
+      <w:pPr>
+        <w:spacing w:after="0" w:line="240" w:lineRule="auto"/>
+        <w:rPr>
+          <w:rFonts w:cstheme="minorHAnsi"/>
+        </w:rPr>
+      </w:pPr>
+      <w:r>
+        <w:rPr>
+          <w:rFonts w:cstheme="minorHAnsi"/>
+        </w:rPr>
+        <w:t xml:space="preserve">Lines 41–42: Please provide a </w:t>
+      </w:r>
+      <w:r>
+        <w:rPr>
+          <w:rFonts w:cstheme="minorHAnsi"/>
+        </w:rPr>
+        <w:t>supporting</w:t>
+      </w:r>
+      <w:r>
+        <w:rPr>
+          <w:rFonts w:cstheme="minorHAnsi"/>
+        </w:rPr>
+        <w:t xml:space="preserve"> reference.</w:t>
+      </w:r>
+    </w:p>
+    <w:p>
+      <w:pPr>
+        <w:spacing w:after="0" w:line="240" w:lineRule="auto"/>
+        <w:rPr>
+          <w:rFonts w:cstheme="minorHAnsi"/>
+          <w:color w:val="0000FF"/>
+        </w:rPr>
+      </w:pPr>
+      <w:r>
+        <w:rPr>
+          <w:rFonts w:cstheme="minorHAnsi"/>
+          <w:color w:val="0000FF"/>
+        </w:rPr>
+        <w:t xml:space="preserve">Response: </w:t>
+      </w:r>
+      <w:r>
+        <w:rPr>
+          <w:rFonts w:cstheme="minorHAnsi"/>
+          <w:color w:val="0000FF"/>
+        </w:rPr>
+        <w:t xml:space="preserve">Thank you and addressed. </w:t>
+      </w:r>
+      <w:r>
+        <w:rPr>
+          <w:rFonts w:cstheme="minorHAnsi"/>
+          <w:color w:val="0000FF"/>
+        </w:rPr>
+        <w:t>The new sentence reads:</w:t>
+      </w:r>
+    </w:p>
+    <w:p>
+      <w:pPr>
+        <w:spacing w:after="0" w:line="240" w:lineRule="auto"/>
+        <w:rPr>
+          <w:rFonts w:cstheme="minorHAnsi"/>
+          <w:color w:val="0000FF"/>
+        </w:rPr>
+      </w:pPr>
+    </w:p>
+    <w:p>
+      <w:pPr>
+        <w:spacing w:after="0" w:line="240" w:lineRule="auto"/>
+        <w:rPr>
+          <w:rFonts w:cstheme="minorHAnsi"/>
+        </w:rPr>
+      </w:pPr>
+      <w:r>
+        <w:rPr>
+          <w:rFonts w:cstheme="minorHAnsi"/>
+          <w:color w:val="0000FF"/>
+        </w:rPr>
+        <w:t>“</w:t>
+      </w:r>
+      <w:r>
+        <w:rPr>
+          <w:rFonts w:cstheme="minorHAnsi"/>
+          <w:color w:val="0000FF"/>
+        </w:rPr>
+        <w:t>We conducted a comprehensive simulation study across 4,651 fields and 40 weather-years using a well-tested version of the APSIM (Agricultural Production Systems Simulator) framework. We considered soybean production systems in the Arkansas Delta region as a case study, an environment particularly vulnerable to warming (Sharma et al., 2023), with hot summers and frequent late-season drought events, which accounts for over 1.5 million hectares of soybean-planted area (NASS, 2025).</w:t>
+      </w:r>
+      <w:r>
+        <w:rPr>
+          <w:rFonts w:cstheme="minorHAnsi"/>
+          <w:color w:val="0000FF"/>
+        </w:rPr>
+        <w:t>”</w:t>
+      </w:r>
+    </w:p>
+    <w:p>
+      <w:pPr>
+        <w:spacing w:after="0" w:line="240" w:lineRule="auto"/>
+        <w:rPr>
+          <w:rFonts w:cstheme="minorHAnsi"/>
+        </w:rPr>
+      </w:pPr>
+    </w:p>
+    <w:p>
+      <w:pPr>
+        <w:spacing w:after="0" w:line="240" w:lineRule="auto"/>
+        <w:rPr>
+          <w:rFonts w:cstheme="minorHAnsi"/>
+          <w:color w:val="0000FF"/>
+        </w:rPr>
+      </w:pPr>
+      <w:r>
+        <w:rPr>
+          <w:rFonts w:cstheme="minorHAnsi"/>
+          <w:b/>
+          <w:bCs/>
+          <w:u w:val="single"/>
+        </w:rPr>
+        <w:t>Comment #</w:t>
+      </w:r>
+      <w:r>
+        <w:rPr>
+          <w:rFonts w:cstheme="minorHAnsi"/>
+          <w:b/>
+          <w:bCs/>
+          <w:u w:val="single"/>
+        </w:rPr>
+        <w:t>2</w:t>
+      </w:r>
+      <w:r>
+        <w:rPr>
+          <w:rFonts w:cstheme="minorHAnsi"/>
+          <w:b/>
+          <w:bCs/>
+          <w:u w:val="single"/>
+        </w:rPr>
+        <w:t>2</w:t>
+      </w:r>
+    </w:p>
+    <w:p>
+      <w:pPr>
+        <w:spacing w:after="0" w:line="240" w:lineRule="auto"/>
+        <w:rPr>
+          <w:rFonts w:cstheme="minorHAnsi"/>
+        </w:rPr>
+      </w:pPr>
+    </w:p>
+    <w:p>
+      <w:pPr>
+        <w:spacing w:after="0" w:line="240" w:lineRule="auto"/>
+        <w:rPr>
+          <w:rFonts w:cstheme="minorHAnsi"/>
+        </w:rPr>
+      </w:pPr>
+      <w:r>
+        <w:rPr>
+          <w:rFonts w:cstheme="minorHAnsi"/>
         </w:rPr>
         <w:lastRenderedPageBreak/>
-        <w:t>ac</w:t>
-      </w:r>
-      <w:r>
-        <w:rPr>
-          <w:rFonts w:ascii="Calibri" w:eastAsia="Calibri" w:hAnsi="Calibri" w:cs="Calibri" w:hint="eastAsia"/>
-          <w:highlight w:val="yellow"/>
-        </w:rPr>
-        <w:t>􀆟</w:t>
-      </w:r>
-      <w:proofErr w:type="spellStart"/>
-      <w:r>
-        <w:rPr>
-          <w:rFonts w:cstheme="minorHAnsi"/>
-          <w:highlight w:val="yellow"/>
-        </w:rPr>
-        <w:t>onable</w:t>
-      </w:r>
-      <w:proofErr w:type="spellEnd"/>
-      <w:r>
-        <w:rPr>
-          <w:rFonts w:cstheme="minorHAnsi"/>
-          <w:highlight w:val="yellow"/>
+        <w:t>Figure 1 cap</w:t>
+      </w:r>
+      <w:r>
+        <w:rPr>
+          <w:rFonts w:ascii="Calibri" w:eastAsia="Calibri" w:hAnsi="Calibri" w:cs="Calibri"/>
+        </w:rPr>
+        <w:t>ti</w:t>
+      </w:r>
+      <w:r>
+        <w:rPr>
+          <w:rFonts w:cstheme="minorHAnsi"/>
+        </w:rPr>
+        <w:t>on: Clarify that all maturity groups (including late-maturing) also include the +2°C scenario.</w:t>
+      </w:r>
+    </w:p>
+    <w:p>
+      <w:pPr>
+        <w:spacing w:after="0" w:line="240" w:lineRule="auto"/>
+        <w:rPr>
+          <w:rFonts w:cstheme="minorHAnsi"/>
+          <w:color w:val="0000FF"/>
+        </w:rPr>
+      </w:pPr>
+      <w:r>
+        <w:rPr>
+          <w:rFonts w:cstheme="minorHAnsi"/>
+          <w:color w:val="0000FF"/>
+        </w:rPr>
+        <w:t xml:space="preserve">Response: </w:t>
+      </w:r>
+      <w:r>
+        <w:rPr>
+          <w:rFonts w:cstheme="minorHAnsi"/>
+          <w:color w:val="0000FF"/>
+        </w:rPr>
+        <w:t>Thank you</w:t>
+      </w:r>
+      <w:r>
+        <w:rPr>
+          <w:rFonts w:cstheme="minorHAnsi"/>
+          <w:color w:val="0000FF"/>
+        </w:rPr>
+        <w:t>,</w:t>
+      </w:r>
+      <w:r>
+        <w:rPr>
+          <w:rFonts w:cstheme="minorHAnsi"/>
+          <w:color w:val="0000FF"/>
         </w:rPr>
         <w:t xml:space="preserve"> </w:t>
       </w:r>
-      <w:proofErr w:type="spellStart"/>
-      <w:r>
-        <w:rPr>
-          <w:rFonts w:cstheme="minorHAnsi"/>
-          <w:highlight w:val="yellow"/>
-        </w:rPr>
-        <w:t>solu</w:t>
-      </w:r>
-      <w:proofErr w:type="spellEnd"/>
-      <w:r>
-        <w:rPr>
-          <w:rFonts w:ascii="Calibri" w:eastAsia="Calibri" w:hAnsi="Calibri" w:cs="Calibri" w:hint="eastAsia"/>
-          <w:highlight w:val="yellow"/>
-        </w:rPr>
-        <w:t>􀆟</w:t>
-      </w:r>
-      <w:proofErr w:type="spellStart"/>
-      <w:r>
-        <w:rPr>
-          <w:rFonts w:cstheme="minorHAnsi"/>
-          <w:highlight w:val="yellow"/>
-        </w:rPr>
-        <w:t>ons</w:t>
-      </w:r>
-      <w:proofErr w:type="spellEnd"/>
-      <w:r>
-        <w:rPr>
-          <w:rFonts w:cstheme="minorHAnsi"/>
-          <w:highlight w:val="yellow"/>
-        </w:rPr>
-        <w:t xml:space="preserve"> to increasing temperatures in the U.S. Mid-South. To address this, a calibrated APSIM model is used</w:t>
-      </w:r>
-    </w:p>
-    <w:p>
-      <w:pPr>
-        <w:spacing w:after="0" w:line="240" w:lineRule="auto"/>
-        <w:rPr>
-          <w:rFonts w:cstheme="minorHAnsi"/>
-          <w:highlight w:val="yellow"/>
-        </w:rPr>
-      </w:pPr>
-      <w:r>
-        <w:rPr>
-          <w:rFonts w:cstheme="minorHAnsi"/>
-          <w:highlight w:val="yellow"/>
-        </w:rPr>
-        <w:t>to simulate soybean yield under future climate scenarios (+2°C increase in mean temperature and/or elevated CO₂),</w:t>
-      </w:r>
-    </w:p>
-    <w:p>
-      <w:pPr>
-        <w:spacing w:after="0" w:line="240" w:lineRule="auto"/>
-        <w:rPr>
-          <w:rFonts w:cstheme="minorHAnsi"/>
-          <w:highlight w:val="yellow"/>
-        </w:rPr>
-      </w:pPr>
-      <w:r>
-        <w:rPr>
-          <w:rFonts w:cstheme="minorHAnsi"/>
-          <w:highlight w:val="yellow"/>
-        </w:rPr>
-        <w:t xml:space="preserve">considering current and earlier </w:t>
-      </w:r>
-      <w:proofErr w:type="gramStart"/>
-      <w:r>
-        <w:rPr>
-          <w:rFonts w:cstheme="minorHAnsi"/>
-          <w:highlight w:val="yellow"/>
-        </w:rPr>
-        <w:t>plan</w:t>
-      </w:r>
-      <w:r>
-        <w:rPr>
-          <w:rFonts w:ascii="Calibri" w:eastAsia="Calibri" w:hAnsi="Calibri" w:cs="Calibri" w:hint="eastAsia"/>
-          <w:highlight w:val="yellow"/>
-        </w:rPr>
-        <w:t>􀆟</w:t>
-      </w:r>
-      <w:r>
-        <w:rPr>
-          <w:rFonts w:cstheme="minorHAnsi"/>
-          <w:highlight w:val="yellow"/>
-        </w:rPr>
-        <w:t>ng</w:t>
-      </w:r>
-      <w:proofErr w:type="gramEnd"/>
-      <w:r>
-        <w:rPr>
-          <w:rFonts w:cstheme="minorHAnsi"/>
-          <w:highlight w:val="yellow"/>
-        </w:rPr>
-        <w:t xml:space="preserve"> dates in </w:t>
-      </w:r>
-      <w:proofErr w:type="spellStart"/>
-      <w:r>
-        <w:rPr>
-          <w:rFonts w:cstheme="minorHAnsi"/>
-          <w:highlight w:val="yellow"/>
-        </w:rPr>
-        <w:t>combina</w:t>
-      </w:r>
-      <w:proofErr w:type="spellEnd"/>
-      <w:r>
-        <w:rPr>
-          <w:rFonts w:ascii="Calibri" w:eastAsia="Calibri" w:hAnsi="Calibri" w:cs="Calibri" w:hint="eastAsia"/>
-          <w:highlight w:val="yellow"/>
-        </w:rPr>
-        <w:t>􀆟</w:t>
-      </w:r>
-      <w:r>
-        <w:rPr>
-          <w:rFonts w:cstheme="minorHAnsi"/>
-          <w:highlight w:val="yellow"/>
-        </w:rPr>
-        <w:t>on with changes in maturity group (MG).</w:t>
-      </w:r>
-    </w:p>
-    <w:p>
-      <w:pPr>
-        <w:spacing w:after="0" w:line="240" w:lineRule="auto"/>
-        <w:rPr>
-          <w:rFonts w:cstheme="minorHAnsi"/>
-          <w:highlight w:val="yellow"/>
-        </w:rPr>
-      </w:pPr>
-      <w:r>
-        <w:rPr>
-          <w:rFonts w:cstheme="minorHAnsi"/>
-          <w:highlight w:val="yellow"/>
-        </w:rPr>
-        <w:t xml:space="preserve">While the topic is relevant, the findings are not new. Farmers in the region are already </w:t>
-      </w:r>
-      <w:proofErr w:type="spellStart"/>
-      <w:r>
-        <w:rPr>
-          <w:rFonts w:cstheme="minorHAnsi"/>
-          <w:highlight w:val="yellow"/>
-        </w:rPr>
-        <w:t>adop</w:t>
-      </w:r>
-      <w:proofErr w:type="spellEnd"/>
-      <w:r>
-        <w:rPr>
-          <w:rFonts w:ascii="Calibri" w:eastAsia="Calibri" w:hAnsi="Calibri" w:cs="Calibri" w:hint="eastAsia"/>
-          <w:highlight w:val="yellow"/>
-        </w:rPr>
-        <w:t>􀆟</w:t>
-      </w:r>
-      <w:r>
-        <w:rPr>
-          <w:rFonts w:cstheme="minorHAnsi"/>
-          <w:highlight w:val="yellow"/>
-        </w:rPr>
-        <w:t xml:space="preserve">ng early </w:t>
-      </w:r>
-      <w:proofErr w:type="gramStart"/>
-      <w:r>
-        <w:rPr>
-          <w:rFonts w:cstheme="minorHAnsi"/>
-          <w:highlight w:val="yellow"/>
-        </w:rPr>
-        <w:t>plan</w:t>
-      </w:r>
-      <w:r>
-        <w:rPr>
-          <w:rFonts w:ascii="Calibri" w:eastAsia="Calibri" w:hAnsi="Calibri" w:cs="Calibri" w:hint="eastAsia"/>
-          <w:highlight w:val="yellow"/>
-        </w:rPr>
-        <w:t>􀆟</w:t>
-      </w:r>
-      <w:r>
-        <w:rPr>
-          <w:rFonts w:cstheme="minorHAnsi"/>
-          <w:highlight w:val="yellow"/>
-        </w:rPr>
-        <w:t>ng</w:t>
-      </w:r>
-      <w:proofErr w:type="gramEnd"/>
-      <w:r>
-        <w:rPr>
-          <w:rFonts w:cstheme="minorHAnsi"/>
-          <w:highlight w:val="yellow"/>
-        </w:rPr>
-        <w:t xml:space="preserve"> dates</w:t>
-      </w:r>
-    </w:p>
-    <w:p>
-      <w:pPr>
-        <w:spacing w:after="0" w:line="240" w:lineRule="auto"/>
-        <w:rPr>
-          <w:rFonts w:cstheme="minorHAnsi"/>
-          <w:highlight w:val="yellow"/>
-        </w:rPr>
-      </w:pPr>
-      <w:r>
-        <w:rPr>
-          <w:rFonts w:cstheme="minorHAnsi"/>
-          <w:highlight w:val="yellow"/>
-        </w:rPr>
-        <w:t>similar to those explored in this study (e.g., early May). Likewise, the longer MGs proposed are already commonly used,</w:t>
-      </w:r>
-    </w:p>
-    <w:p>
-      <w:pPr>
-        <w:spacing w:after="0" w:line="240" w:lineRule="auto"/>
-        <w:rPr>
-          <w:rFonts w:cstheme="minorHAnsi"/>
-          <w:highlight w:val="yellow"/>
-        </w:rPr>
-      </w:pPr>
-      <w:r>
-        <w:rPr>
-          <w:rFonts w:cstheme="minorHAnsi"/>
-          <w:highlight w:val="yellow"/>
-        </w:rPr>
-        <w:t>par</w:t>
-      </w:r>
-      <w:r>
-        <w:rPr>
-          <w:rFonts w:ascii="Calibri" w:eastAsia="Calibri" w:hAnsi="Calibri" w:cs="Calibri" w:hint="eastAsia"/>
-          <w:highlight w:val="yellow"/>
-        </w:rPr>
-        <w:t>􀆟</w:t>
-      </w:r>
-      <w:proofErr w:type="spellStart"/>
-      <w:r>
-        <w:rPr>
-          <w:rFonts w:cstheme="minorHAnsi"/>
-          <w:highlight w:val="yellow"/>
-        </w:rPr>
-        <w:t>cularly</w:t>
-      </w:r>
-      <w:proofErr w:type="spellEnd"/>
-      <w:r>
-        <w:rPr>
-          <w:rFonts w:cstheme="minorHAnsi"/>
-          <w:highlight w:val="yellow"/>
-        </w:rPr>
-        <w:t xml:space="preserve"> in the southern parts of the region.</w:t>
-      </w:r>
-    </w:p>
-    <w:p>
-      <w:pPr>
-        <w:spacing w:after="0" w:line="240" w:lineRule="auto"/>
-        <w:rPr>
-          <w:rFonts w:cstheme="minorHAnsi"/>
-          <w:highlight w:val="yellow"/>
-        </w:rPr>
-      </w:pPr>
-      <w:r>
-        <w:rPr>
-          <w:rFonts w:cstheme="minorHAnsi"/>
-          <w:highlight w:val="yellow"/>
-        </w:rPr>
-        <w:t>Addi</w:t>
-      </w:r>
-      <w:r>
-        <w:rPr>
-          <w:rFonts w:ascii="Calibri" w:eastAsia="Calibri" w:hAnsi="Calibri" w:cs="Calibri" w:hint="eastAsia"/>
-          <w:highlight w:val="yellow"/>
-        </w:rPr>
-        <w:t>􀆟</w:t>
-      </w:r>
-      <w:proofErr w:type="spellStart"/>
-      <w:r>
-        <w:rPr>
-          <w:rFonts w:cstheme="minorHAnsi"/>
-          <w:highlight w:val="yellow"/>
-        </w:rPr>
-        <w:t>onally</w:t>
-      </w:r>
-      <w:proofErr w:type="spellEnd"/>
-      <w:r>
-        <w:rPr>
-          <w:rFonts w:cstheme="minorHAnsi"/>
-          <w:highlight w:val="yellow"/>
-        </w:rPr>
-        <w:t xml:space="preserve">, the manuscript does not provide a clear </w:t>
-      </w:r>
-      <w:proofErr w:type="spellStart"/>
-      <w:r>
-        <w:rPr>
-          <w:rFonts w:cstheme="minorHAnsi"/>
-          <w:highlight w:val="yellow"/>
-        </w:rPr>
-        <w:t>explana</w:t>
-      </w:r>
-      <w:proofErr w:type="spellEnd"/>
-      <w:r>
-        <w:rPr>
-          <w:rFonts w:ascii="Calibri" w:eastAsia="Calibri" w:hAnsi="Calibri" w:cs="Calibri" w:hint="eastAsia"/>
-          <w:highlight w:val="yellow"/>
-        </w:rPr>
-        <w:t>􀆟</w:t>
-      </w:r>
-      <w:r>
-        <w:rPr>
-          <w:rFonts w:cstheme="minorHAnsi"/>
-          <w:highlight w:val="yellow"/>
-        </w:rPr>
-        <w:t>on or mechanism underlying the simulated yield increases</w:t>
-      </w:r>
-    </w:p>
-    <w:p>
-      <w:pPr>
-        <w:spacing w:after="0" w:line="240" w:lineRule="auto"/>
-        <w:rPr>
-          <w:rFonts w:cstheme="minorHAnsi"/>
-          <w:highlight w:val="yellow"/>
-        </w:rPr>
-      </w:pPr>
-      <w:r>
-        <w:rPr>
-          <w:rFonts w:cstheme="minorHAnsi"/>
-          <w:highlight w:val="yellow"/>
-        </w:rPr>
-        <w:t>across scenarios. Important variables—such as the photothermal quo</w:t>
-      </w:r>
-      <w:r>
-        <w:rPr>
-          <w:rFonts w:ascii="Calibri" w:eastAsia="Calibri" w:hAnsi="Calibri" w:cs="Calibri" w:hint="eastAsia"/>
-          <w:highlight w:val="yellow"/>
-        </w:rPr>
-        <w:t>􀆟</w:t>
-      </w:r>
-      <w:proofErr w:type="spellStart"/>
-      <w:r>
-        <w:rPr>
-          <w:rFonts w:cstheme="minorHAnsi"/>
-          <w:highlight w:val="yellow"/>
-        </w:rPr>
-        <w:t>ent</w:t>
-      </w:r>
-      <w:proofErr w:type="spellEnd"/>
-      <w:r>
-        <w:rPr>
-          <w:rFonts w:cstheme="minorHAnsi"/>
-          <w:highlight w:val="yellow"/>
-        </w:rPr>
-        <w:t xml:space="preserve"> during cri</w:t>
-      </w:r>
-      <w:r>
-        <w:rPr>
-          <w:rFonts w:ascii="Calibri" w:eastAsia="Calibri" w:hAnsi="Calibri" w:cs="Calibri" w:hint="eastAsia"/>
-          <w:highlight w:val="yellow"/>
-        </w:rPr>
-        <w:t>􀆟</w:t>
-      </w:r>
-      <w:proofErr w:type="spellStart"/>
-      <w:r>
-        <w:rPr>
-          <w:rFonts w:cstheme="minorHAnsi"/>
-          <w:highlight w:val="yellow"/>
-        </w:rPr>
-        <w:t>cal</w:t>
-      </w:r>
-      <w:proofErr w:type="spellEnd"/>
-      <w:r>
-        <w:rPr>
-          <w:rFonts w:cstheme="minorHAnsi"/>
-          <w:highlight w:val="yellow"/>
-        </w:rPr>
-        <w:t xml:space="preserve"> periods—are not explored.</w:t>
-      </w:r>
-    </w:p>
-    <w:p>
-      <w:pPr>
-        <w:spacing w:after="0" w:line="240" w:lineRule="auto"/>
-        <w:rPr>
-          <w:rFonts w:cstheme="minorHAnsi"/>
-          <w:highlight w:val="yellow"/>
-        </w:rPr>
-      </w:pPr>
-      <w:proofErr w:type="spellStart"/>
-      <w:r>
-        <w:rPr>
-          <w:rFonts w:cstheme="minorHAnsi"/>
-          <w:highlight w:val="yellow"/>
-        </w:rPr>
-        <w:t>Evalua</w:t>
-      </w:r>
-      <w:proofErr w:type="spellEnd"/>
-      <w:r>
-        <w:rPr>
-          <w:rFonts w:ascii="Calibri" w:eastAsia="Calibri" w:hAnsi="Calibri" w:cs="Calibri" w:hint="eastAsia"/>
-          <w:highlight w:val="yellow"/>
-        </w:rPr>
-        <w:t>􀆟</w:t>
-      </w:r>
-      <w:r>
-        <w:rPr>
-          <w:rFonts w:cstheme="minorHAnsi"/>
-          <w:highlight w:val="yellow"/>
-        </w:rPr>
-        <w:t xml:space="preserve">ng more extreme scenarios and, importantly, providing a </w:t>
-      </w:r>
-      <w:proofErr w:type="spellStart"/>
-      <w:r>
-        <w:rPr>
-          <w:rFonts w:cstheme="minorHAnsi"/>
-          <w:highlight w:val="yellow"/>
-        </w:rPr>
-        <w:t>mechanis</w:t>
-      </w:r>
-      <w:proofErr w:type="spellEnd"/>
-      <w:r>
-        <w:rPr>
-          <w:rFonts w:ascii="Calibri" w:eastAsia="Calibri" w:hAnsi="Calibri" w:cs="Calibri" w:hint="eastAsia"/>
-          <w:highlight w:val="yellow"/>
-        </w:rPr>
-        <w:t>􀆟</w:t>
-      </w:r>
-      <w:r>
-        <w:rPr>
-          <w:rFonts w:cstheme="minorHAnsi"/>
-          <w:highlight w:val="yellow"/>
-        </w:rPr>
-        <w:t xml:space="preserve">c </w:t>
-      </w:r>
-      <w:proofErr w:type="spellStart"/>
-      <w:r>
-        <w:rPr>
-          <w:rFonts w:cstheme="minorHAnsi"/>
-          <w:highlight w:val="yellow"/>
-        </w:rPr>
-        <w:t>explana</w:t>
-      </w:r>
-      <w:proofErr w:type="spellEnd"/>
-      <w:r>
-        <w:rPr>
-          <w:rFonts w:ascii="Calibri" w:eastAsia="Calibri" w:hAnsi="Calibri" w:cs="Calibri" w:hint="eastAsia"/>
-          <w:highlight w:val="yellow"/>
-        </w:rPr>
-        <w:t>􀆟</w:t>
-      </w:r>
-      <w:r>
-        <w:rPr>
-          <w:rFonts w:cstheme="minorHAnsi"/>
-          <w:highlight w:val="yellow"/>
-        </w:rPr>
-        <w:t>on for the observed yield</w:t>
-      </w:r>
-    </w:p>
-    <w:p>
-      <w:pPr>
-        <w:spacing w:after="0" w:line="240" w:lineRule="auto"/>
-        <w:rPr>
-          <w:rFonts w:cstheme="minorHAnsi"/>
-        </w:rPr>
-      </w:pPr>
-      <w:r>
-        <w:rPr>
-          <w:rFonts w:cstheme="minorHAnsi"/>
-          <w:highlight w:val="yellow"/>
-        </w:rPr>
-        <w:t>responses would strengthen the manuscript and improve its relevance for future readers.</w:t>
-      </w:r>
-    </w:p>
-    <w:p>
-      <w:pPr>
-        <w:spacing w:after="0" w:line="240" w:lineRule="auto"/>
-        <w:rPr>
-          <w:rFonts w:cstheme="minorHAnsi"/>
-          <w:highlight w:val="yellow"/>
-        </w:rPr>
-      </w:pPr>
-      <w:r>
-        <w:rPr>
-          <w:rFonts w:cstheme="minorHAnsi"/>
-          <w:highlight w:val="yellow"/>
-        </w:rPr>
-        <w:t>Main comments</w:t>
-      </w:r>
-    </w:p>
-    <w:p>
-      <w:pPr>
-        <w:spacing w:after="0" w:line="240" w:lineRule="auto"/>
-        <w:rPr>
-          <w:rFonts w:cstheme="minorHAnsi"/>
-          <w:highlight w:val="yellow"/>
-        </w:rPr>
-      </w:pPr>
-      <w:r>
-        <w:rPr>
-          <w:rFonts w:cstheme="minorHAnsi" w:hint="eastAsia"/>
-          <w:highlight w:val="yellow"/>
-        </w:rPr>
-        <w:t>•</w:t>
-      </w:r>
-      <w:r>
-        <w:rPr>
-          <w:rFonts w:cstheme="minorHAnsi"/>
-          <w:highlight w:val="yellow"/>
-        </w:rPr>
-        <w:t xml:space="preserve"> Lines 50–53: This is an important point: early plan</w:t>
-      </w:r>
-      <w:r>
-        <w:rPr>
-          <w:rFonts w:ascii="Calibri" w:eastAsia="Calibri" w:hAnsi="Calibri" w:cs="Calibri" w:hint="eastAsia"/>
-          <w:highlight w:val="yellow"/>
-        </w:rPr>
-        <w:t>􀆟</w:t>
-      </w:r>
-      <w:r>
-        <w:rPr>
-          <w:rFonts w:cstheme="minorHAnsi"/>
-          <w:highlight w:val="yellow"/>
-        </w:rPr>
-        <w:t>ng is not always op</w:t>
-      </w:r>
-      <w:r>
-        <w:rPr>
-          <w:rFonts w:ascii="Calibri" w:eastAsia="Calibri" w:hAnsi="Calibri" w:cs="Calibri" w:hint="eastAsia"/>
-          <w:highlight w:val="yellow"/>
-        </w:rPr>
-        <w:t>􀆟</w:t>
-      </w:r>
-      <w:r>
-        <w:rPr>
-          <w:rFonts w:cstheme="minorHAnsi"/>
-          <w:highlight w:val="yellow"/>
-        </w:rPr>
-        <w:t>mal, as there is a plan</w:t>
-      </w:r>
-      <w:r>
-        <w:rPr>
-          <w:rFonts w:ascii="Calibri" w:eastAsia="Calibri" w:hAnsi="Calibri" w:cs="Calibri" w:hint="eastAsia"/>
-          <w:highlight w:val="yellow"/>
-        </w:rPr>
-        <w:t>􀆟</w:t>
-      </w:r>
-      <w:r>
-        <w:rPr>
-          <w:rFonts w:cstheme="minorHAnsi"/>
-          <w:highlight w:val="yellow"/>
-        </w:rPr>
-        <w:t>ng window that</w:t>
-      </w:r>
-    </w:p>
-    <w:p>
-      <w:pPr>
-        <w:spacing w:after="0" w:line="240" w:lineRule="auto"/>
-        <w:rPr>
-          <w:rFonts w:cstheme="minorHAnsi"/>
-          <w:highlight w:val="yellow"/>
-        </w:rPr>
-      </w:pPr>
-      <w:r>
-        <w:rPr>
-          <w:rFonts w:cstheme="minorHAnsi"/>
-          <w:highlight w:val="yellow"/>
-        </w:rPr>
-        <w:t xml:space="preserve">maximizes </w:t>
-      </w:r>
-      <w:proofErr w:type="spellStart"/>
-      <w:r>
-        <w:rPr>
-          <w:rFonts w:cstheme="minorHAnsi"/>
-          <w:highlight w:val="yellow"/>
-        </w:rPr>
-        <w:t>radia</w:t>
-      </w:r>
-      <w:proofErr w:type="spellEnd"/>
-      <w:r>
-        <w:rPr>
-          <w:rFonts w:ascii="Calibri" w:eastAsia="Calibri" w:hAnsi="Calibri" w:cs="Calibri" w:hint="eastAsia"/>
-          <w:highlight w:val="yellow"/>
-        </w:rPr>
-        <w:t>􀆟</w:t>
-      </w:r>
-      <w:r>
-        <w:rPr>
-          <w:rFonts w:cstheme="minorHAnsi"/>
-          <w:highlight w:val="yellow"/>
-        </w:rPr>
-        <w:t>on capture and varies with MG. However, only one “early” plan</w:t>
-      </w:r>
-      <w:r>
-        <w:rPr>
-          <w:rFonts w:ascii="Calibri" w:eastAsia="Calibri" w:hAnsi="Calibri" w:cs="Calibri" w:hint="eastAsia"/>
-          <w:highlight w:val="yellow"/>
-        </w:rPr>
-        <w:t>􀆟</w:t>
-      </w:r>
-      <w:r>
-        <w:rPr>
-          <w:rFonts w:cstheme="minorHAnsi"/>
-          <w:highlight w:val="yellow"/>
-        </w:rPr>
-        <w:t>ng date is evaluated in this study. This</w:t>
-      </w:r>
-    </w:p>
-    <w:p>
-      <w:pPr>
-        <w:spacing w:after="0" w:line="240" w:lineRule="auto"/>
-        <w:rPr>
-          <w:rFonts w:cstheme="minorHAnsi"/>
-          <w:highlight w:val="yellow"/>
-        </w:rPr>
-      </w:pPr>
-      <w:r>
-        <w:rPr>
-          <w:rFonts w:cstheme="minorHAnsi"/>
-          <w:highlight w:val="yellow"/>
-        </w:rPr>
-        <w:t xml:space="preserve">does not allow </w:t>
-      </w:r>
-      <w:proofErr w:type="spellStart"/>
-      <w:r>
-        <w:rPr>
-          <w:rFonts w:cstheme="minorHAnsi"/>
-          <w:highlight w:val="yellow"/>
-        </w:rPr>
-        <w:t>iden</w:t>
-      </w:r>
-      <w:proofErr w:type="spellEnd"/>
-      <w:r>
-        <w:rPr>
-          <w:rFonts w:ascii="Calibri" w:eastAsia="Calibri" w:hAnsi="Calibri" w:cs="Calibri" w:hint="eastAsia"/>
-          <w:highlight w:val="yellow"/>
-        </w:rPr>
-        <w:t>􀆟</w:t>
-      </w:r>
-      <w:proofErr w:type="spellStart"/>
-      <w:r>
-        <w:rPr>
-          <w:rFonts w:cstheme="minorHAnsi"/>
-          <w:highlight w:val="yellow"/>
-        </w:rPr>
-        <w:t>fica</w:t>
-      </w:r>
-      <w:proofErr w:type="spellEnd"/>
-      <w:r>
-        <w:rPr>
-          <w:rFonts w:ascii="Calibri" w:eastAsia="Calibri" w:hAnsi="Calibri" w:cs="Calibri" w:hint="eastAsia"/>
-          <w:highlight w:val="yellow"/>
-        </w:rPr>
-        <w:t>􀆟</w:t>
-      </w:r>
-      <w:r>
-        <w:rPr>
-          <w:rFonts w:cstheme="minorHAnsi"/>
-          <w:highlight w:val="yellow"/>
-        </w:rPr>
-        <w:t xml:space="preserve">on or </w:t>
-      </w:r>
-      <w:proofErr w:type="spellStart"/>
-      <w:r>
-        <w:rPr>
-          <w:rFonts w:cstheme="minorHAnsi"/>
-          <w:highlight w:val="yellow"/>
-        </w:rPr>
-        <w:t>explora</w:t>
-      </w:r>
-      <w:proofErr w:type="spellEnd"/>
-      <w:r>
-        <w:rPr>
-          <w:rFonts w:ascii="Calibri" w:eastAsia="Calibri" w:hAnsi="Calibri" w:cs="Calibri" w:hint="eastAsia"/>
-          <w:highlight w:val="yellow"/>
-        </w:rPr>
-        <w:t>􀆟</w:t>
-      </w:r>
-      <w:r>
-        <w:rPr>
-          <w:rFonts w:cstheme="minorHAnsi"/>
-          <w:highlight w:val="yellow"/>
-        </w:rPr>
-        <w:t>on of an op</w:t>
-      </w:r>
-      <w:r>
-        <w:rPr>
-          <w:rFonts w:ascii="Calibri" w:eastAsia="Calibri" w:hAnsi="Calibri" w:cs="Calibri" w:hint="eastAsia"/>
-          <w:highlight w:val="yellow"/>
-        </w:rPr>
-        <w:t>􀆟</w:t>
-      </w:r>
-      <w:r>
-        <w:rPr>
-          <w:rFonts w:cstheme="minorHAnsi"/>
-          <w:highlight w:val="yellow"/>
-        </w:rPr>
-        <w:t>mal window, or at least this is not demonstrated.</w:t>
-      </w:r>
-    </w:p>
-    <w:p>
-      <w:pPr>
-        <w:spacing w:after="0" w:line="240" w:lineRule="auto"/>
-        <w:rPr>
-          <w:rFonts w:cstheme="minorHAnsi"/>
-          <w:highlight w:val="yellow"/>
-        </w:rPr>
-      </w:pPr>
-      <w:r>
-        <w:rPr>
-          <w:rFonts w:cstheme="minorHAnsi" w:hint="eastAsia"/>
-          <w:highlight w:val="yellow"/>
-        </w:rPr>
-        <w:t>•</w:t>
-      </w:r>
-      <w:r>
-        <w:rPr>
-          <w:rFonts w:cstheme="minorHAnsi"/>
-          <w:highlight w:val="yellow"/>
-        </w:rPr>
-        <w:t xml:space="preserve"> Line 64: Please include a brief </w:t>
-      </w:r>
-      <w:proofErr w:type="spellStart"/>
-      <w:r>
-        <w:rPr>
-          <w:rFonts w:cstheme="minorHAnsi"/>
-          <w:highlight w:val="yellow"/>
-        </w:rPr>
-        <w:t>introduc</w:t>
-      </w:r>
-      <w:proofErr w:type="spellEnd"/>
-      <w:r>
-        <w:rPr>
-          <w:rFonts w:ascii="Calibri" w:eastAsia="Calibri" w:hAnsi="Calibri" w:cs="Calibri" w:hint="eastAsia"/>
-          <w:highlight w:val="yellow"/>
-        </w:rPr>
-        <w:t>􀆟</w:t>
-      </w:r>
-      <w:r>
-        <w:rPr>
-          <w:rFonts w:cstheme="minorHAnsi"/>
-          <w:highlight w:val="yellow"/>
-        </w:rPr>
-        <w:t>on on the role and projected changes of CO₂, as this is currently missing.</w:t>
-      </w:r>
-    </w:p>
-    <w:p>
-      <w:pPr>
-        <w:spacing w:after="0" w:line="240" w:lineRule="auto"/>
-        <w:rPr>
-          <w:rFonts w:cstheme="minorHAnsi"/>
-          <w:highlight w:val="yellow"/>
-        </w:rPr>
-      </w:pPr>
-      <w:r>
-        <w:rPr>
-          <w:rFonts w:cstheme="minorHAnsi" w:hint="eastAsia"/>
-          <w:highlight w:val="yellow"/>
-        </w:rPr>
-        <w:t>•</w:t>
-      </w:r>
-      <w:r>
-        <w:rPr>
-          <w:rFonts w:cstheme="minorHAnsi"/>
-          <w:highlight w:val="yellow"/>
-        </w:rPr>
-        <w:t xml:space="preserve"> Lines 75–76: Is MG5 considered “late” in this context? Farmers are already </w:t>
-      </w:r>
-      <w:proofErr w:type="gramStart"/>
-      <w:r>
-        <w:rPr>
-          <w:rFonts w:cstheme="minorHAnsi"/>
-          <w:highlight w:val="yellow"/>
-        </w:rPr>
-        <w:t>plan</w:t>
-      </w:r>
-      <w:r>
-        <w:rPr>
-          <w:rFonts w:ascii="Calibri" w:eastAsia="Calibri" w:hAnsi="Calibri" w:cs="Calibri" w:hint="eastAsia"/>
-          <w:highlight w:val="yellow"/>
-        </w:rPr>
-        <w:t>􀆟</w:t>
-      </w:r>
-      <w:r>
-        <w:rPr>
-          <w:rFonts w:cstheme="minorHAnsi"/>
-          <w:highlight w:val="yellow"/>
-        </w:rPr>
-        <w:t>ng</w:t>
-      </w:r>
-      <w:proofErr w:type="gramEnd"/>
-      <w:r>
-        <w:rPr>
-          <w:rFonts w:cstheme="minorHAnsi"/>
-          <w:highlight w:val="yellow"/>
-        </w:rPr>
-        <w:t xml:space="preserve"> MG5 and even MG6 in the</w:t>
-      </w:r>
-    </w:p>
-    <w:p>
-      <w:pPr>
-        <w:spacing w:after="0" w:line="240" w:lineRule="auto"/>
-        <w:rPr>
-          <w:rFonts w:cstheme="minorHAnsi"/>
-          <w:highlight w:val="yellow"/>
-        </w:rPr>
-      </w:pPr>
-      <w:r>
-        <w:rPr>
-          <w:rFonts w:cstheme="minorHAnsi"/>
-          <w:highlight w:val="yellow"/>
-        </w:rPr>
-        <w:t>southern parts of the region.</w:t>
-      </w:r>
-    </w:p>
-    <w:p>
-      <w:pPr>
-        <w:spacing w:after="0" w:line="240" w:lineRule="auto"/>
-        <w:rPr>
-          <w:rFonts w:cstheme="minorHAnsi"/>
-          <w:highlight w:val="yellow"/>
-        </w:rPr>
-      </w:pPr>
-      <w:r>
-        <w:rPr>
-          <w:rFonts w:cstheme="minorHAnsi" w:hint="eastAsia"/>
-          <w:highlight w:val="yellow"/>
-        </w:rPr>
-        <w:t>•</w:t>
-      </w:r>
-      <w:r>
-        <w:rPr>
-          <w:rFonts w:cstheme="minorHAnsi"/>
-          <w:highlight w:val="yellow"/>
-        </w:rPr>
-        <w:t xml:space="preserve"> Lines 110–113: Consider revising the second scenario </w:t>
-      </w:r>
-      <w:proofErr w:type="spellStart"/>
-      <w:r>
-        <w:rPr>
-          <w:rFonts w:cstheme="minorHAnsi"/>
-          <w:highlight w:val="yellow"/>
-        </w:rPr>
-        <w:t>descrip</w:t>
-      </w:r>
-      <w:proofErr w:type="spellEnd"/>
-      <w:r>
-        <w:rPr>
-          <w:rFonts w:ascii="Calibri" w:eastAsia="Calibri" w:hAnsi="Calibri" w:cs="Calibri" w:hint="eastAsia"/>
-          <w:highlight w:val="yellow"/>
-        </w:rPr>
-        <w:t>􀆟</w:t>
-      </w:r>
-      <w:r>
-        <w:rPr>
-          <w:rFonts w:cstheme="minorHAnsi"/>
-          <w:highlight w:val="yellow"/>
-        </w:rPr>
-        <w:t>on to:</w:t>
-      </w:r>
-    </w:p>
-    <w:p>
-      <w:pPr>
-        <w:spacing w:after="0" w:line="240" w:lineRule="auto"/>
-        <w:rPr>
-          <w:rFonts w:cstheme="minorHAnsi"/>
-          <w:highlight w:val="yellow"/>
-        </w:rPr>
-      </w:pPr>
-      <w:r>
-        <w:rPr>
-          <w:rFonts w:cstheme="minorHAnsi" w:hint="eastAsia"/>
-          <w:highlight w:val="yellow"/>
+      <w:r>
+        <w:rPr>
+          <w:rFonts w:cstheme="minorHAnsi"/>
+          <w:color w:val="0000FF"/>
+        </w:rPr>
+        <w:t>and addressed</w:t>
+      </w:r>
+      <w:r>
+        <w:rPr>
+          <w:rFonts w:cstheme="minorHAnsi"/>
+          <w:color w:val="0000FF"/>
+        </w:rPr>
+        <w:t>.</w:t>
+      </w:r>
+      <w:r>
+        <w:rPr>
+          <w:rFonts w:cstheme="minorHAnsi"/>
+          <w:color w:val="0000FF"/>
+        </w:rPr>
+        <w:t xml:space="preserve"> We have added </w:t>
+      </w:r>
+      <w:r>
+        <w:rPr>
+          <w:rFonts w:cstheme="minorHAnsi"/>
+          <w:color w:val="0000FF"/>
+        </w:rPr>
+        <w:t xml:space="preserve">a new </w:t>
+      </w:r>
+      <w:r>
+        <w:rPr>
+          <w:rFonts w:cstheme="minorHAnsi"/>
+          <w:color w:val="0000FF"/>
+        </w:rPr>
+        <w:t>sentence to clarify that all scenarios, except the baseline, were simulated under warming</w:t>
+      </w:r>
+      <w:r>
+        <w:rPr>
+          <w:rFonts w:cstheme="minorHAnsi"/>
+          <w:color w:val="0000FF"/>
+        </w:rPr>
+        <w:t>. The new figure caption reads:</w:t>
+      </w:r>
+    </w:p>
+    <w:p>
+      <w:pPr>
+        <w:spacing w:after="0" w:line="240" w:lineRule="auto"/>
+        <w:rPr>
+          <w:rFonts w:cstheme="minorHAnsi"/>
+          <w:color w:val="0000FF"/>
+        </w:rPr>
+      </w:pPr>
+    </w:p>
+    <w:p>
+      <w:pPr>
+        <w:spacing w:after="0" w:line="240" w:lineRule="auto"/>
+        <w:rPr>
+          <w:rFonts w:cstheme="minorHAnsi"/>
+          <w:color w:val="0000FF"/>
+        </w:rPr>
+      </w:pPr>
+      <w:r>
+        <w:rPr>
+          <w:rFonts w:cstheme="minorHAnsi"/>
+          <w:color w:val="0000FF"/>
         </w:rPr>
         <w:t>“</w:t>
       </w:r>
       <w:r>
         <w:rPr>
           <w:rFonts w:cstheme="minorHAnsi"/>
-          <w:highlight w:val="yellow"/>
-        </w:rPr>
-        <w:t>advancing the sowing date by 12 days, corresponding to an early but realis</w:t>
-      </w:r>
-      <w:r>
-        <w:rPr>
-          <w:rFonts w:ascii="Calibri" w:eastAsia="Calibri" w:hAnsi="Calibri" w:cs="Calibri" w:hint="eastAsia"/>
-          <w:highlight w:val="yellow"/>
-        </w:rPr>
-        <w:t>􀆟</w:t>
-      </w:r>
-      <w:r>
-        <w:rPr>
-          <w:rFonts w:cstheme="minorHAnsi"/>
-          <w:highlight w:val="yellow"/>
-        </w:rPr>
-        <w:t>c plan</w:t>
-      </w:r>
-      <w:r>
-        <w:rPr>
-          <w:rFonts w:ascii="Calibri" w:eastAsia="Calibri" w:hAnsi="Calibri" w:cs="Calibri" w:hint="eastAsia"/>
-          <w:highlight w:val="yellow"/>
-        </w:rPr>
-        <w:t>􀆟</w:t>
-      </w:r>
-      <w:r>
-        <w:rPr>
-          <w:rFonts w:cstheme="minorHAnsi"/>
-          <w:highlight w:val="yellow"/>
-        </w:rPr>
-        <w:t>ng window based on NASS plan</w:t>
-      </w:r>
-      <w:r>
-        <w:rPr>
-          <w:rFonts w:ascii="Calibri" w:eastAsia="Calibri" w:hAnsi="Calibri" w:cs="Calibri" w:hint="eastAsia"/>
-          <w:highlight w:val="yellow"/>
-        </w:rPr>
-        <w:t>􀆟</w:t>
-      </w:r>
-      <w:r>
-        <w:rPr>
-          <w:rFonts w:cstheme="minorHAnsi"/>
-          <w:highlight w:val="yellow"/>
-        </w:rPr>
-        <w:t>ng</w:t>
-      </w:r>
-    </w:p>
-    <w:p>
-      <w:pPr>
-        <w:spacing w:after="0" w:line="240" w:lineRule="auto"/>
-        <w:rPr>
-          <w:rFonts w:cstheme="minorHAnsi"/>
-          <w:highlight w:val="yellow"/>
-        </w:rPr>
-      </w:pPr>
-      <w:r>
-        <w:rPr>
-          <w:rFonts w:cstheme="minorHAnsi"/>
-          <w:highlight w:val="yellow"/>
-        </w:rPr>
-        <w:t>progress data for the studied region (NASS, 2023)”.</w:t>
-      </w:r>
-    </w:p>
-    <w:p>
-      <w:pPr>
-        <w:spacing w:after="0" w:line="240" w:lineRule="auto"/>
-        <w:rPr>
-          <w:rFonts w:cstheme="minorHAnsi"/>
-          <w:highlight w:val="yellow"/>
-        </w:rPr>
-      </w:pPr>
-      <w:r>
-        <w:rPr>
-          <w:rFonts w:cstheme="minorHAnsi"/>
-          <w:highlight w:val="yellow"/>
-        </w:rPr>
-        <w:t>The current reference to the “upper tail” suggests delayed plan</w:t>
-      </w:r>
-      <w:r>
-        <w:rPr>
-          <w:rFonts w:ascii="Calibri" w:eastAsia="Calibri" w:hAnsi="Calibri" w:cs="Calibri" w:hint="eastAsia"/>
-          <w:highlight w:val="yellow"/>
-        </w:rPr>
-        <w:t>􀆟</w:t>
-      </w:r>
-      <w:r>
-        <w:rPr>
-          <w:rFonts w:cstheme="minorHAnsi"/>
-          <w:highlight w:val="yellow"/>
-        </w:rPr>
-        <w:t>ng. Also, please clarify what is meant by “realis</w:t>
-      </w:r>
-      <w:r>
-        <w:rPr>
-          <w:rFonts w:ascii="Calibri" w:eastAsia="Calibri" w:hAnsi="Calibri" w:cs="Calibri" w:hint="eastAsia"/>
-          <w:highlight w:val="yellow"/>
-        </w:rPr>
-        <w:t>􀆟</w:t>
-      </w:r>
-      <w:r>
-        <w:rPr>
-          <w:rFonts w:cstheme="minorHAnsi"/>
-          <w:highlight w:val="yellow"/>
-        </w:rPr>
-        <w:t>c” (e.g.,</w:t>
-      </w:r>
-    </w:p>
-    <w:p>
-      <w:pPr>
-        <w:spacing w:after="0" w:line="240" w:lineRule="auto"/>
-        <w:rPr>
-          <w:rFonts w:cstheme="minorHAnsi"/>
-        </w:rPr>
-      </w:pPr>
-      <w:r>
-        <w:rPr>
-          <w:rFonts w:cstheme="minorHAnsi"/>
-          <w:highlight w:val="yellow"/>
-        </w:rPr>
-        <w:t xml:space="preserve">10% vs. 30% </w:t>
-      </w:r>
-      <w:proofErr w:type="gramStart"/>
-      <w:r>
-        <w:rPr>
-          <w:rFonts w:cstheme="minorHAnsi"/>
-          <w:highlight w:val="yellow"/>
-        </w:rPr>
-        <w:t>plan</w:t>
-      </w:r>
-      <w:r>
-        <w:rPr>
-          <w:rFonts w:ascii="Calibri" w:eastAsia="Calibri" w:hAnsi="Calibri" w:cs="Calibri" w:hint="eastAsia"/>
-          <w:highlight w:val="yellow"/>
-        </w:rPr>
-        <w:t>􀆟</w:t>
-      </w:r>
-      <w:r>
-        <w:rPr>
-          <w:rFonts w:cstheme="minorHAnsi"/>
-          <w:highlight w:val="yellow"/>
-        </w:rPr>
-        <w:t>ng</w:t>
-      </w:r>
-      <w:proofErr w:type="gramEnd"/>
-      <w:r>
-        <w:rPr>
-          <w:rFonts w:cstheme="minorHAnsi"/>
-          <w:highlight w:val="yellow"/>
-        </w:rPr>
-        <w:t xml:space="preserve"> progress). Would exploring even earlier, less common </w:t>
-      </w:r>
-      <w:proofErr w:type="gramStart"/>
-      <w:r>
-        <w:rPr>
-          <w:rFonts w:cstheme="minorHAnsi"/>
-          <w:highlight w:val="yellow"/>
-        </w:rPr>
-        <w:t>plan</w:t>
-      </w:r>
-      <w:r>
-        <w:rPr>
-          <w:rFonts w:ascii="Calibri" w:eastAsia="Calibri" w:hAnsi="Calibri" w:cs="Calibri" w:hint="eastAsia"/>
-          <w:highlight w:val="yellow"/>
-        </w:rPr>
-        <w:t>􀆟</w:t>
-      </w:r>
-      <w:r>
-        <w:rPr>
-          <w:rFonts w:cstheme="minorHAnsi"/>
-          <w:highlight w:val="yellow"/>
-        </w:rPr>
-        <w:t>ng</w:t>
-      </w:r>
-      <w:proofErr w:type="gramEnd"/>
-      <w:r>
-        <w:rPr>
-          <w:rFonts w:cstheme="minorHAnsi"/>
-          <w:highlight w:val="yellow"/>
-        </w:rPr>
-        <w:t xml:space="preserve"> dates provide </w:t>
-      </w:r>
-      <w:proofErr w:type="spellStart"/>
-      <w:r>
-        <w:rPr>
-          <w:rFonts w:cstheme="minorHAnsi"/>
-          <w:highlight w:val="yellow"/>
-        </w:rPr>
-        <w:t>addi</w:t>
-      </w:r>
-      <w:proofErr w:type="spellEnd"/>
-      <w:r>
-        <w:rPr>
-          <w:rFonts w:ascii="Calibri" w:eastAsia="Calibri" w:hAnsi="Calibri" w:cs="Calibri" w:hint="eastAsia"/>
-          <w:highlight w:val="yellow"/>
-        </w:rPr>
-        <w:t>􀆟</w:t>
-      </w:r>
-      <w:proofErr w:type="spellStart"/>
-      <w:r>
-        <w:rPr>
-          <w:rFonts w:cstheme="minorHAnsi"/>
-          <w:highlight w:val="yellow"/>
-        </w:rPr>
-        <w:t>onal</w:t>
-      </w:r>
-      <w:proofErr w:type="spellEnd"/>
-      <w:r>
-        <w:rPr>
-          <w:rFonts w:cstheme="minorHAnsi"/>
-          <w:highlight w:val="yellow"/>
-        </w:rPr>
-        <w:t xml:space="preserve"> insight?</w:t>
-      </w:r>
-    </w:p>
-    <w:p>
-      <w:pPr>
-        <w:spacing w:after="0" w:line="240" w:lineRule="auto"/>
-        <w:rPr>
-          <w:rFonts w:cstheme="minorHAnsi"/>
-          <w:highlight w:val="yellow"/>
-        </w:rPr>
-      </w:pPr>
-      <w:r>
-        <w:rPr>
-          <w:rFonts w:cstheme="minorHAnsi" w:hint="eastAsia"/>
-          <w:highlight w:val="yellow"/>
-        </w:rPr>
-        <w:t>•</w:t>
-      </w:r>
-      <w:r>
-        <w:rPr>
-          <w:rFonts w:cstheme="minorHAnsi"/>
-          <w:highlight w:val="yellow"/>
-        </w:rPr>
-        <w:t xml:space="preserve"> Lines 156–158: When </w:t>
-      </w:r>
-      <w:proofErr w:type="spellStart"/>
-      <w:r>
-        <w:rPr>
-          <w:rFonts w:cstheme="minorHAnsi"/>
-          <w:highlight w:val="yellow"/>
-        </w:rPr>
-        <w:t>sta</w:t>
-      </w:r>
-      <w:proofErr w:type="spellEnd"/>
-      <w:r>
-        <w:rPr>
-          <w:rFonts w:ascii="Calibri" w:eastAsia="Calibri" w:hAnsi="Calibri" w:cs="Calibri" w:hint="eastAsia"/>
-          <w:highlight w:val="yellow"/>
-        </w:rPr>
-        <w:t>􀆟</w:t>
-      </w:r>
-      <w:r>
-        <w:rPr>
-          <w:rFonts w:cstheme="minorHAnsi"/>
-          <w:highlight w:val="yellow"/>
-        </w:rPr>
-        <w:t>ng that “our study extends previous work,” please provide appropriate references.</w:t>
-      </w:r>
-    </w:p>
-    <w:p>
-      <w:pPr>
-        <w:spacing w:after="0" w:line="240" w:lineRule="auto"/>
-        <w:rPr>
-          <w:rFonts w:cstheme="minorHAnsi"/>
-        </w:rPr>
-      </w:pPr>
-      <w:r>
-        <w:rPr>
-          <w:rFonts w:cstheme="minorHAnsi" w:hint="eastAsia"/>
-          <w:highlight w:val="yellow"/>
-        </w:rPr>
-        <w:t>•</w:t>
-      </w:r>
-      <w:r>
-        <w:rPr>
-          <w:rFonts w:cstheme="minorHAnsi"/>
-          <w:highlight w:val="yellow"/>
-        </w:rPr>
-        <w:t xml:space="preserve"> Lines 163–164: Clearly state what is novel in this study compared to similar </w:t>
-      </w:r>
-      <w:proofErr w:type="spellStart"/>
-      <w:r>
-        <w:rPr>
-          <w:rFonts w:cstheme="minorHAnsi"/>
-          <w:highlight w:val="yellow"/>
-        </w:rPr>
-        <w:t>simula</w:t>
-      </w:r>
-      <w:proofErr w:type="spellEnd"/>
-      <w:r>
-        <w:rPr>
-          <w:rFonts w:ascii="Calibri" w:eastAsia="Calibri" w:hAnsi="Calibri" w:cs="Calibri" w:hint="eastAsia"/>
-          <w:highlight w:val="yellow"/>
-        </w:rPr>
-        <w:t>􀆟</w:t>
-      </w:r>
-      <w:proofErr w:type="spellStart"/>
-      <w:r>
-        <w:rPr>
-          <w:rFonts w:cstheme="minorHAnsi"/>
-          <w:highlight w:val="yellow"/>
-        </w:rPr>
-        <w:t>ons</w:t>
-      </w:r>
-      <w:proofErr w:type="spellEnd"/>
-      <w:r>
-        <w:rPr>
-          <w:rFonts w:cstheme="minorHAnsi"/>
-          <w:highlight w:val="yellow"/>
-        </w:rPr>
-        <w:t xml:space="preserve"> (e.g., Elli et al., 2022).</w:t>
-      </w:r>
-    </w:p>
-    <w:p>
-      <w:pPr>
-        <w:spacing w:after="0" w:line="240" w:lineRule="auto"/>
-        <w:rPr>
-          <w:rFonts w:cstheme="minorHAnsi"/>
-        </w:rPr>
-      </w:pPr>
-      <w:r>
-        <w:rPr>
-          <w:rFonts w:cstheme="minorHAnsi" w:hint="eastAsia"/>
-        </w:rPr>
-        <w:t>•</w:t>
-      </w:r>
-      <w:r>
-        <w:rPr>
-          <w:rFonts w:cstheme="minorHAnsi"/>
-        </w:rPr>
-        <w:t xml:space="preserve"> Line 173: In discussing model uncertain</w:t>
-      </w:r>
-      <w:r>
-        <w:rPr>
-          <w:rFonts w:ascii="Calibri" w:eastAsia="Calibri" w:hAnsi="Calibri" w:cs="Calibri" w:hint="eastAsia"/>
-        </w:rPr>
-        <w:t>􀆟</w:t>
-      </w:r>
-      <w:r>
-        <w:rPr>
-          <w:rFonts w:cstheme="minorHAnsi"/>
-        </w:rPr>
-        <w:t>es, please also consider uncertain</w:t>
-      </w:r>
-      <w:r>
-        <w:rPr>
-          <w:rFonts w:ascii="Calibri" w:eastAsia="Calibri" w:hAnsi="Calibri" w:cs="Calibri" w:hint="eastAsia"/>
-        </w:rPr>
-        <w:t>􀆟</w:t>
-      </w:r>
-      <w:r>
-        <w:rPr>
-          <w:rFonts w:cstheme="minorHAnsi"/>
-        </w:rPr>
-        <w:t xml:space="preserve">es in phenology </w:t>
-      </w:r>
-      <w:proofErr w:type="spellStart"/>
-      <w:r>
-        <w:rPr>
-          <w:rFonts w:cstheme="minorHAnsi"/>
-        </w:rPr>
-        <w:t>predic</w:t>
-      </w:r>
-      <w:proofErr w:type="spellEnd"/>
-      <w:r>
-        <w:rPr>
-          <w:rFonts w:ascii="Calibri" w:eastAsia="Calibri" w:hAnsi="Calibri" w:cs="Calibri" w:hint="eastAsia"/>
-        </w:rPr>
-        <w:t>􀆟</w:t>
-      </w:r>
-      <w:r>
-        <w:rPr>
-          <w:rFonts w:cstheme="minorHAnsi"/>
-        </w:rPr>
-        <w:t>on. APSIM is</w:t>
-      </w:r>
-    </w:p>
-    <w:p>
-      <w:pPr>
-        <w:spacing w:after="0" w:line="240" w:lineRule="auto"/>
-        <w:rPr>
-          <w:rFonts w:cstheme="minorHAnsi"/>
-        </w:rPr>
-      </w:pPr>
-      <w:r>
-        <w:rPr>
-          <w:rFonts w:cstheme="minorHAnsi"/>
-        </w:rPr>
-        <w:t xml:space="preserve">somewhat limited </w:t>
-      </w:r>
-      <w:proofErr w:type="spellStart"/>
-      <w:r>
-        <w:rPr>
-          <w:rFonts w:cstheme="minorHAnsi"/>
-        </w:rPr>
-        <w:t>mechanis</w:t>
-      </w:r>
-      <w:proofErr w:type="spellEnd"/>
-      <w:r>
-        <w:rPr>
-          <w:rFonts w:ascii="Calibri" w:eastAsia="Calibri" w:hAnsi="Calibri" w:cs="Calibri" w:hint="eastAsia"/>
-        </w:rPr>
-        <w:t>􀆟</w:t>
-      </w:r>
-      <w:proofErr w:type="spellStart"/>
-      <w:r>
-        <w:rPr>
-          <w:rFonts w:cstheme="minorHAnsi"/>
-        </w:rPr>
-        <w:t>cally</w:t>
-      </w:r>
-      <w:proofErr w:type="spellEnd"/>
-      <w:r>
-        <w:rPr>
-          <w:rFonts w:cstheme="minorHAnsi"/>
-        </w:rPr>
-        <w:t xml:space="preserve"> compared to other </w:t>
-      </w:r>
-      <w:proofErr w:type="gramStart"/>
-      <w:r>
-        <w:rPr>
-          <w:rFonts w:cstheme="minorHAnsi"/>
-        </w:rPr>
-        <w:t>models—</w:t>
-      </w:r>
-      <w:proofErr w:type="gramEnd"/>
-      <w:r>
-        <w:rPr>
-          <w:rFonts w:cstheme="minorHAnsi"/>
-        </w:rPr>
-        <w:t>for example, it assumes a constant temperature response</w:t>
-      </w:r>
-    </w:p>
-    <w:p>
-      <w:pPr>
-        <w:spacing w:after="0" w:line="240" w:lineRule="auto"/>
-        <w:rPr>
-          <w:rFonts w:cstheme="minorHAnsi"/>
-        </w:rPr>
-      </w:pPr>
-      <w:r>
-        <w:rPr>
-          <w:rFonts w:cstheme="minorHAnsi"/>
+          <w:color w:val="0000FF"/>
+        </w:rPr>
+        <w:t>Figure 1. Overall relative effects of rising temperatures and adaptive genotypic and agronomic management strategies on soybean seed yield across 4,651 soybean fields and 40 weather years in the US Mid-South (A), and their geographical distribution (B). Values per pixel in panel B are averages across 40 weather years. LM &amp; ES represent the combined effect of a late-maturing variety and early sowing. All adaptive scenarios were simulated under +2°C</w:t>
+      </w:r>
+      <w:r>
+        <w:rPr>
+          <w:rFonts w:cstheme="minorHAnsi"/>
+          <w:color w:val="0000FF"/>
+        </w:rPr>
+        <w:t>”.</w:t>
+      </w:r>
+    </w:p>
+    <w:p>
+      <w:pPr>
+        <w:spacing w:after="0" w:line="240" w:lineRule="auto"/>
+        <w:rPr>
+          <w:rFonts w:cstheme="minorHAnsi"/>
+          <w:color w:val="0000FF"/>
+        </w:rPr>
+      </w:pPr>
+    </w:p>
+    <w:p>
+      <w:pPr>
+        <w:spacing w:after="0" w:line="240" w:lineRule="auto"/>
+        <w:rPr>
+          <w:rFonts w:cstheme="minorHAnsi"/>
+        </w:rPr>
+      </w:pPr>
+      <w:r>
+        <w:rPr>
+          <w:rFonts w:cstheme="minorHAnsi"/>
+          <w:b/>
+          <w:bCs/>
+          <w:u w:val="single"/>
+        </w:rPr>
+        <w:t>Comment #</w:t>
+      </w:r>
+      <w:r>
+        <w:rPr>
+          <w:rFonts w:cstheme="minorHAnsi"/>
+          <w:b/>
+          <w:bCs/>
+          <w:u w:val="single"/>
+        </w:rPr>
+        <w:t>2</w:t>
+      </w:r>
+      <w:r>
+        <w:rPr>
+          <w:rFonts w:cstheme="minorHAnsi"/>
+          <w:b/>
+          <w:bCs/>
+          <w:u w:val="single"/>
         </w:rPr>
         <w:t>3</w:t>
       </w:r>
@@ -6525,551 +6385,59 @@
         <w:rPr>
           <w:rFonts w:cstheme="minorHAnsi"/>
         </w:rPr>
-        <w:t xml:space="preserve">throughout development, whereas in soybean this response changes across stages. This </w:t>
-      </w:r>
-      <w:proofErr w:type="spellStart"/>
-      <w:r>
-        <w:rPr>
-          <w:rFonts w:cstheme="minorHAnsi"/>
-        </w:rPr>
-        <w:t>limita</w:t>
-      </w:r>
-      <w:proofErr w:type="spellEnd"/>
-      <w:r>
-        <w:rPr>
-          <w:rFonts w:ascii="Calibri" w:eastAsia="Calibri" w:hAnsi="Calibri" w:cs="Calibri" w:hint="eastAsia"/>
-        </w:rPr>
-        <w:t>􀆟</w:t>
-      </w:r>
-      <w:r>
-        <w:rPr>
-          <w:rFonts w:cstheme="minorHAnsi"/>
-        </w:rPr>
-        <w:t xml:space="preserve">on and its </w:t>
-      </w:r>
-      <w:proofErr w:type="spellStart"/>
-      <w:r>
-        <w:rPr>
-          <w:rFonts w:cstheme="minorHAnsi"/>
-        </w:rPr>
-        <w:t>poten</w:t>
-      </w:r>
-      <w:proofErr w:type="spellEnd"/>
-      <w:r>
-        <w:rPr>
-          <w:rFonts w:ascii="Calibri" w:eastAsia="Calibri" w:hAnsi="Calibri" w:cs="Calibri" w:hint="eastAsia"/>
-        </w:rPr>
-        <w:t>􀆟</w:t>
-      </w:r>
-      <w:r>
-        <w:rPr>
-          <w:rFonts w:cstheme="minorHAnsi"/>
-        </w:rPr>
-        <w:t>al</w:t>
-      </w:r>
-      <w:r>
-        <w:rPr>
-          <w:rFonts w:cstheme="minorHAnsi"/>
-        </w:rPr>
-        <w:t xml:space="preserve"> </w:t>
-      </w:r>
-      <w:r>
-        <w:rPr>
-          <w:rFonts w:cstheme="minorHAnsi"/>
-        </w:rPr>
-        <w:t>impact on results should be discussed.</w:t>
-      </w:r>
-    </w:p>
-    <w:p>
-      <w:pPr>
-        <w:spacing w:after="0" w:line="240" w:lineRule="auto"/>
-        <w:rPr>
-          <w:rFonts w:cstheme="minorHAnsi"/>
-        </w:rPr>
-      </w:pPr>
-      <w:r>
-        <w:rPr>
-          <w:rFonts w:cstheme="minorHAnsi"/>
-        </w:rPr>
-        <w:lastRenderedPageBreak/>
-        <w:t>Supplementary material</w:t>
-      </w:r>
-    </w:p>
-    <w:p>
-      <w:pPr>
-        <w:spacing w:after="0" w:line="240" w:lineRule="auto"/>
-        <w:rPr>
-          <w:rFonts w:cstheme="minorHAnsi"/>
-        </w:rPr>
-      </w:pPr>
-      <w:r>
-        <w:rPr>
-          <w:rFonts w:cstheme="minorHAnsi" w:hint="eastAsia"/>
-        </w:rPr>
-        <w:t>•</w:t>
-      </w:r>
-      <w:r>
-        <w:rPr>
-          <w:rFonts w:cstheme="minorHAnsi"/>
-        </w:rPr>
-        <w:t xml:space="preserve"> The op</w:t>
-      </w:r>
-      <w:r>
-        <w:rPr>
-          <w:rFonts w:ascii="Calibri" w:eastAsia="Calibri" w:hAnsi="Calibri" w:cs="Calibri" w:hint="eastAsia"/>
-        </w:rPr>
-        <w:t>􀆟</w:t>
-      </w:r>
-      <w:proofErr w:type="spellStart"/>
-      <w:r>
-        <w:rPr>
-          <w:rFonts w:cstheme="minorHAnsi"/>
-        </w:rPr>
-        <w:t>miza</w:t>
-      </w:r>
-      <w:proofErr w:type="spellEnd"/>
-      <w:r>
-        <w:rPr>
-          <w:rFonts w:ascii="Calibri" w:eastAsia="Calibri" w:hAnsi="Calibri" w:cs="Calibri" w:hint="eastAsia"/>
-        </w:rPr>
-        <w:t>􀆟</w:t>
-      </w:r>
-      <w:r>
-        <w:rPr>
-          <w:rFonts w:cstheme="minorHAnsi"/>
-        </w:rPr>
-        <w:t>on of phenology parameters is based on days, which may introduce bias. Using development rates</w:t>
-      </w:r>
-    </w:p>
-    <w:p>
-      <w:pPr>
-        <w:spacing w:after="0" w:line="240" w:lineRule="auto"/>
-        <w:rPr>
-          <w:rFonts w:cstheme="minorHAnsi"/>
-        </w:rPr>
-      </w:pPr>
-      <w:r>
-        <w:rPr>
-          <w:rFonts w:cstheme="minorHAnsi"/>
-        </w:rPr>
-        <w:t>would be more appropriate.</w:t>
-      </w:r>
-    </w:p>
-    <w:p>
-      <w:pPr>
-        <w:spacing w:after="0" w:line="240" w:lineRule="auto"/>
-        <w:rPr>
-          <w:rFonts w:cstheme="minorHAnsi"/>
-        </w:rPr>
-      </w:pPr>
-      <w:r>
-        <w:rPr>
-          <w:rFonts w:cstheme="minorHAnsi" w:hint="eastAsia"/>
-        </w:rPr>
-        <w:t>•</w:t>
-      </w:r>
-      <w:r>
-        <w:rPr>
-          <w:rFonts w:cstheme="minorHAnsi"/>
-        </w:rPr>
-        <w:t xml:space="preserve"> Figure S1: Consider </w:t>
-      </w:r>
-      <w:proofErr w:type="spellStart"/>
-      <w:r>
-        <w:rPr>
-          <w:rFonts w:cstheme="minorHAnsi"/>
-        </w:rPr>
-        <w:t>plo</w:t>
-      </w:r>
-      <w:proofErr w:type="spellEnd"/>
-      <w:r>
-        <w:rPr>
-          <w:rFonts w:ascii="Calibri" w:eastAsia="Calibri" w:hAnsi="Calibri" w:cs="Calibri" w:hint="eastAsia"/>
-        </w:rPr>
-        <w:t>􀆫</w:t>
-      </w:r>
-      <w:r>
-        <w:rPr>
-          <w:rFonts w:cstheme="minorHAnsi"/>
-        </w:rPr>
-        <w:t>ng days a</w:t>
-      </w:r>
-      <w:r>
-        <w:rPr>
-          <w:rFonts w:ascii="Calibri" w:eastAsia="Calibri" w:hAnsi="Calibri" w:cs="Calibri" w:hint="eastAsia"/>
-        </w:rPr>
-        <w:t>􀅌</w:t>
-      </w:r>
-      <w:r>
-        <w:rPr>
-          <w:rFonts w:cstheme="minorHAnsi"/>
-        </w:rPr>
-        <w:t>er sowing instead of day of year (DOY) to be</w:t>
-      </w:r>
-      <w:r>
-        <w:rPr>
-          <w:rFonts w:ascii="Calibri" w:eastAsia="Calibri" w:hAnsi="Calibri" w:cs="Calibri" w:hint="eastAsia"/>
-        </w:rPr>
-        <w:t>􀆩</w:t>
-      </w:r>
-      <w:r>
-        <w:rPr>
-          <w:rFonts w:cstheme="minorHAnsi"/>
-        </w:rPr>
-        <w:t>er evaluate model accuracy</w:t>
-      </w:r>
-    </w:p>
-    <w:p>
-      <w:pPr>
-        <w:spacing w:after="0" w:line="240" w:lineRule="auto"/>
-        <w:rPr>
-          <w:rFonts w:cstheme="minorHAnsi"/>
-        </w:rPr>
-      </w:pPr>
-      <w:r>
-        <w:rPr>
-          <w:rFonts w:cstheme="minorHAnsi"/>
-        </w:rPr>
-        <w:t xml:space="preserve">across environments, especially for earlier </w:t>
-      </w:r>
-      <w:proofErr w:type="gramStart"/>
-      <w:r>
-        <w:rPr>
-          <w:rFonts w:cstheme="minorHAnsi"/>
-        </w:rPr>
-        <w:t>plan</w:t>
-      </w:r>
-      <w:r>
-        <w:rPr>
-          <w:rFonts w:ascii="Calibri" w:eastAsia="Calibri" w:hAnsi="Calibri" w:cs="Calibri" w:hint="eastAsia"/>
-        </w:rPr>
-        <w:t>􀆟</w:t>
-      </w:r>
-      <w:r>
-        <w:rPr>
-          <w:rFonts w:cstheme="minorHAnsi"/>
-        </w:rPr>
-        <w:t>ng</w:t>
-      </w:r>
-      <w:proofErr w:type="gramEnd"/>
-      <w:r>
-        <w:rPr>
-          <w:rFonts w:cstheme="minorHAnsi"/>
-        </w:rPr>
-        <w:t xml:space="preserve"> dates. It is unclear whether model performance under early </w:t>
-      </w:r>
-      <w:proofErr w:type="gramStart"/>
-      <w:r>
-        <w:rPr>
-          <w:rFonts w:cstheme="minorHAnsi"/>
-        </w:rPr>
-        <w:t>plan</w:t>
-      </w:r>
-      <w:r>
-        <w:rPr>
-          <w:rFonts w:ascii="Calibri" w:eastAsia="Calibri" w:hAnsi="Calibri" w:cs="Calibri" w:hint="eastAsia"/>
-        </w:rPr>
-        <w:t>􀆟</w:t>
-      </w:r>
-      <w:r>
-        <w:rPr>
-          <w:rFonts w:cstheme="minorHAnsi"/>
-        </w:rPr>
-        <w:t>ng</w:t>
-      </w:r>
-      <w:proofErr w:type="gramEnd"/>
-    </w:p>
-    <w:p>
-      <w:pPr>
-        <w:spacing w:after="0" w:line="240" w:lineRule="auto"/>
-        <w:rPr>
-          <w:rFonts w:cstheme="minorHAnsi"/>
-        </w:rPr>
-      </w:pPr>
-      <w:r>
-        <w:rPr>
-          <w:rFonts w:cstheme="minorHAnsi"/>
-        </w:rPr>
-        <w:t>was validated or simply assumed.</w:t>
-      </w:r>
-    </w:p>
-    <w:p>
-      <w:pPr>
-        <w:spacing w:after="0" w:line="240" w:lineRule="auto"/>
-        <w:rPr>
-          <w:rFonts w:cstheme="minorHAnsi"/>
-        </w:rPr>
-      </w:pPr>
-      <w:r>
-        <w:rPr>
-          <w:rFonts w:cstheme="minorHAnsi"/>
-        </w:rPr>
-        <w:t>Addi</w:t>
-      </w:r>
-      <w:r>
-        <w:rPr>
-          <w:rFonts w:ascii="Calibri" w:eastAsia="Calibri" w:hAnsi="Calibri" w:cs="Calibri" w:hint="eastAsia"/>
-        </w:rPr>
-        <w:t>􀆟</w:t>
-      </w:r>
-      <w:proofErr w:type="spellStart"/>
-      <w:r>
-        <w:rPr>
-          <w:rFonts w:cstheme="minorHAnsi"/>
-        </w:rPr>
-        <w:t>onally</w:t>
-      </w:r>
-      <w:proofErr w:type="spellEnd"/>
-      <w:r>
-        <w:rPr>
-          <w:rFonts w:cstheme="minorHAnsi"/>
-        </w:rPr>
-        <w:t xml:space="preserve">, </w:t>
-      </w:r>
-      <w:proofErr w:type="spellStart"/>
-      <w:r>
-        <w:rPr>
-          <w:rFonts w:cstheme="minorHAnsi"/>
-        </w:rPr>
-        <w:t>differen</w:t>
-      </w:r>
-      <w:proofErr w:type="spellEnd"/>
-      <w:r>
-        <w:rPr>
-          <w:rFonts w:ascii="Calibri" w:eastAsia="Calibri" w:hAnsi="Calibri" w:cs="Calibri" w:hint="eastAsia"/>
-        </w:rPr>
-        <w:t>􀆟</w:t>
-      </w:r>
-      <w:r>
-        <w:rPr>
-          <w:rFonts w:cstheme="minorHAnsi"/>
-        </w:rPr>
-        <w:t>a</w:t>
-      </w:r>
-      <w:r>
-        <w:rPr>
-          <w:rFonts w:ascii="Calibri" w:eastAsia="Calibri" w:hAnsi="Calibri" w:cs="Calibri" w:hint="eastAsia"/>
-        </w:rPr>
-        <w:t>􀆟</w:t>
-      </w:r>
-      <w:r>
-        <w:rPr>
-          <w:rFonts w:cstheme="minorHAnsi"/>
-        </w:rPr>
-        <w:t>ng key stages (R1, R5, R7) with dis</w:t>
-      </w:r>
-      <w:r>
-        <w:rPr>
-          <w:rFonts w:ascii="Calibri" w:eastAsia="Calibri" w:hAnsi="Calibri" w:cs="Calibri" w:hint="eastAsia"/>
-        </w:rPr>
-        <w:t>􀆟</w:t>
-      </w:r>
-      <w:proofErr w:type="spellStart"/>
-      <w:r>
-        <w:rPr>
-          <w:rFonts w:cstheme="minorHAnsi"/>
-        </w:rPr>
-        <w:t>nct</w:t>
-      </w:r>
-      <w:proofErr w:type="spellEnd"/>
-      <w:r>
-        <w:rPr>
-          <w:rFonts w:cstheme="minorHAnsi"/>
-        </w:rPr>
-        <w:t xml:space="preserve"> colors would improve clarity.</w:t>
-      </w:r>
-    </w:p>
-    <w:p>
-      <w:pPr>
-        <w:spacing w:after="0" w:line="240" w:lineRule="auto"/>
-        <w:rPr>
-          <w:rFonts w:cstheme="minorHAnsi"/>
-        </w:rPr>
-      </w:pPr>
-      <w:r>
-        <w:rPr>
-          <w:rFonts w:cstheme="minorHAnsi" w:hint="eastAsia"/>
-        </w:rPr>
-        <w:t>•</w:t>
-      </w:r>
-      <w:r>
-        <w:rPr>
-          <w:rFonts w:cstheme="minorHAnsi"/>
-        </w:rPr>
-        <w:t xml:space="preserve"> The reported RMSE (nearly two weeks) a</w:t>
-      </w:r>
-      <w:r>
-        <w:rPr>
-          <w:rFonts w:ascii="Calibri" w:eastAsia="Calibri" w:hAnsi="Calibri" w:cs="Calibri" w:hint="eastAsia"/>
-        </w:rPr>
-        <w:t>􀅌</w:t>
-      </w:r>
-      <w:r>
-        <w:rPr>
-          <w:rFonts w:cstheme="minorHAnsi"/>
-        </w:rPr>
-        <w:t>er op</w:t>
-      </w:r>
-      <w:r>
-        <w:rPr>
-          <w:rFonts w:ascii="Calibri" w:eastAsia="Calibri" w:hAnsi="Calibri" w:cs="Calibri" w:hint="eastAsia"/>
-        </w:rPr>
-        <w:t>􀆟</w:t>
-      </w:r>
-      <w:proofErr w:type="spellStart"/>
-      <w:r>
-        <w:rPr>
-          <w:rFonts w:cstheme="minorHAnsi"/>
-        </w:rPr>
-        <w:t>miza</w:t>
-      </w:r>
-      <w:proofErr w:type="spellEnd"/>
-      <w:r>
-        <w:rPr>
-          <w:rFonts w:ascii="Calibri" w:eastAsia="Calibri" w:hAnsi="Calibri" w:cs="Calibri" w:hint="eastAsia"/>
-        </w:rPr>
-        <w:t>􀆟</w:t>
-      </w:r>
-      <w:r>
-        <w:rPr>
-          <w:rFonts w:cstheme="minorHAnsi"/>
-        </w:rPr>
-        <w:t>on seems high. How does this compare with similar</w:t>
-      </w:r>
-    </w:p>
-    <w:p>
-      <w:pPr>
-        <w:spacing w:after="0" w:line="240" w:lineRule="auto"/>
-        <w:rPr>
-          <w:rFonts w:cstheme="minorHAnsi"/>
-        </w:rPr>
-      </w:pPr>
-      <w:r>
-        <w:rPr>
-          <w:rFonts w:cstheme="minorHAnsi"/>
-        </w:rPr>
-        <w:t>studies?</w:t>
-      </w:r>
-    </w:p>
-    <w:p>
-      <w:pPr>
-        <w:spacing w:after="0" w:line="240" w:lineRule="auto"/>
-        <w:rPr>
-          <w:rFonts w:cstheme="minorHAnsi"/>
-        </w:rPr>
-      </w:pPr>
-      <w:r>
-        <w:rPr>
-          <w:rFonts w:cstheme="minorHAnsi"/>
-        </w:rPr>
-        <w:t>Minor comments</w:t>
-      </w:r>
-    </w:p>
-    <w:p>
-      <w:pPr>
-        <w:spacing w:after="0" w:line="240" w:lineRule="auto"/>
-        <w:rPr>
-          <w:rFonts w:cstheme="minorHAnsi"/>
-        </w:rPr>
-      </w:pPr>
-      <w:r>
-        <w:rPr>
-          <w:rFonts w:cstheme="minorHAnsi" w:hint="eastAsia"/>
-        </w:rPr>
-        <w:t>•</w:t>
-      </w:r>
-      <w:r>
-        <w:rPr>
-          <w:rFonts w:cstheme="minorHAnsi"/>
-        </w:rPr>
-        <w:t xml:space="preserve"> Lines 41–42: Please provide a </w:t>
-      </w:r>
-      <w:proofErr w:type="spellStart"/>
-      <w:r>
-        <w:rPr>
-          <w:rFonts w:cstheme="minorHAnsi"/>
-        </w:rPr>
-        <w:t>suppor</w:t>
-      </w:r>
-      <w:proofErr w:type="spellEnd"/>
-      <w:r>
-        <w:rPr>
-          <w:rFonts w:ascii="Calibri" w:eastAsia="Calibri" w:hAnsi="Calibri" w:cs="Calibri" w:hint="eastAsia"/>
-        </w:rPr>
-        <w:t>􀆟</w:t>
-      </w:r>
-      <w:r>
-        <w:rPr>
-          <w:rFonts w:cstheme="minorHAnsi"/>
-        </w:rPr>
-        <w:t>ng reference.</w:t>
-      </w:r>
-    </w:p>
-    <w:p>
-      <w:pPr>
-        <w:spacing w:after="0" w:line="240" w:lineRule="auto"/>
-        <w:rPr>
-          <w:rFonts w:cstheme="minorHAnsi"/>
-        </w:rPr>
-      </w:pPr>
-      <w:r>
-        <w:rPr>
-          <w:rFonts w:cstheme="minorHAnsi" w:hint="eastAsia"/>
-        </w:rPr>
-        <w:t>•</w:t>
-      </w:r>
-      <w:r>
-        <w:rPr>
-          <w:rFonts w:cstheme="minorHAnsi"/>
-        </w:rPr>
-        <w:t xml:space="preserve"> Figure 1 </w:t>
-      </w:r>
-      <w:proofErr w:type="gramStart"/>
-      <w:r>
-        <w:rPr>
-          <w:rFonts w:cstheme="minorHAnsi"/>
-        </w:rPr>
-        <w:t>cap</w:t>
-      </w:r>
-      <w:r>
-        <w:rPr>
-          <w:rFonts w:ascii="Calibri" w:eastAsia="Calibri" w:hAnsi="Calibri" w:cs="Calibri" w:hint="eastAsia"/>
-        </w:rPr>
-        <w:t>􀆟</w:t>
-      </w:r>
-      <w:r>
-        <w:rPr>
-          <w:rFonts w:cstheme="minorHAnsi"/>
-        </w:rPr>
-        <w:t>on</w:t>
-      </w:r>
-      <w:proofErr w:type="gramEnd"/>
-      <w:r>
-        <w:rPr>
-          <w:rFonts w:cstheme="minorHAnsi"/>
-        </w:rPr>
-        <w:t>: Clarify that all maturity groups (including late-maturing) also include the +2°C scenario.</w:t>
-      </w:r>
-    </w:p>
-    <w:p>
-      <w:pPr>
-        <w:spacing w:after="0" w:line="240" w:lineRule="auto"/>
-        <w:rPr>
-          <w:rFonts w:cstheme="minorHAnsi"/>
-        </w:rPr>
-      </w:pPr>
-      <w:r>
-        <w:rPr>
-          <w:rFonts w:cstheme="minorHAnsi" w:hint="eastAsia"/>
-        </w:rPr>
-        <w:t>•</w:t>
-      </w:r>
-      <w:r>
-        <w:rPr>
-          <w:rFonts w:cstheme="minorHAnsi"/>
-        </w:rPr>
-        <w:t xml:space="preserve"> There appear to be two separate reference lists. Please check and correct.</w:t>
-      </w:r>
+        <w:t>There appear to be two separate reference lists. Please check and correct.</w:t>
+      </w:r>
+    </w:p>
+    <w:p>
+      <w:pPr>
+        <w:spacing w:after="0" w:line="240" w:lineRule="auto"/>
+        <w:rPr>
+          <w:rFonts w:cstheme="minorHAnsi"/>
+        </w:rPr>
+      </w:pPr>
+      <w:r>
+        <w:rPr>
+          <w:rFonts w:cstheme="minorHAnsi"/>
+          <w:color w:val="0000FF"/>
+        </w:rPr>
+        <w:t xml:space="preserve">Response: </w:t>
+      </w:r>
+      <w:r>
+        <w:rPr>
+          <w:rFonts w:cstheme="minorHAnsi"/>
+          <w:color w:val="0000FF"/>
+        </w:rPr>
+        <w:t>Thank you</w:t>
+      </w:r>
+      <w:r>
+        <w:rPr>
+          <w:rFonts w:cstheme="minorHAnsi"/>
+          <w:color w:val="0000FF"/>
+        </w:rPr>
+        <w:t xml:space="preserve"> for the suggestion</w:t>
+      </w:r>
+      <w:r>
+        <w:rPr>
+          <w:rFonts w:cstheme="minorHAnsi"/>
+          <w:color w:val="0000FF"/>
+        </w:rPr>
+        <w:t>.</w:t>
+      </w:r>
+      <w:r>
+        <w:rPr>
+          <w:rFonts w:cstheme="minorHAnsi"/>
+          <w:color w:val="0000FF"/>
+        </w:rPr>
+        <w:t xml:space="preserve"> We believe the second reference list you are referring to is probably from the supplementary material document. No action was taken on this comment.</w:t>
+      </w:r>
+    </w:p>
+    <w:p>
+      <w:pPr>
+        <w:spacing w:after="0" w:line="240" w:lineRule="auto"/>
+        <w:rPr>
+          <w:rFonts w:cstheme="minorHAnsi"/>
+        </w:rPr>
+      </w:pPr>
     </w:p>
     <w:p>
       <w:pPr>
@@ -7105,10 +6473,11 @@
 <file path=word/numbering.xml><?xml version="1.0" encoding="utf-8"?>
 <w:numbering xmlns:wpc="http://schemas.microsoft.com/office/word/2010/wordprocessingCanvas" xmlns:cx="http://schemas.microsoft.com/office/drawing/2014/chartex" xmlns:cx1="http://schemas.microsoft.com/office/drawing/2015/9/8/chartex" xmlns:cx2="http://schemas.microsoft.com/office/drawing/2015/10/21/chartex" xmlns:cx3="http://schemas.microsoft.com/office/drawing/2016/5/9/chartex" xmlns:cx4="http://schemas.microsoft.com/office/drawing/2016/5/10/chartex" xmlns:cx5="http://schemas.microsoft.com/office/drawing/2016/5/11/chartex" xmlns:cx6="http://schemas.microsoft.com/office/drawing/2016/5/12/chartex" xmlns:cx7="http://schemas.microsoft.com/office/drawing/2016/5/13/chartex" xmlns:cx8="http://schemas.microsoft.com/office/drawing/2016/5/14/chartex" xmlns:mc="http://schemas.openxmlformats.org/markup-compatibility/2006" xmlns:aink="http://schemas.microsoft.com/office/drawing/2016/ink" xmlns:am3d="http://schemas.microsoft.com/office/drawing/2017/model3d" xmlns:o="urn:schemas-microsoft-com:office:office" xmlns:oel="http://schemas.microsoft.com/office/2019/extlst" xmlns:r="http://schemas.openxmlformats.org/officeDocument/2006/relationships" xmlns:m="http://schemas.openxmlformats.org/officeDocument/2006/math" xmlns:v="urn:schemas-microsoft-com:vml" xmlns:wp14="http://schemas.microsoft.com/office/word/2010/wordprocessingDrawing" xmlns:wp="http://schemas.openxmlformats.org/drawingml/2006/wordprocessingDrawing" xmlns:w10="urn:schemas-microsoft-com:office:word" xmlns:w="http://schemas.openxmlformats.org/wordprocessingml/2006/main" xmlns:w14="http://schemas.microsoft.com/office/word/2010/wordml" xmlns:w15="http://schemas.microsoft.com/office/word/2012/wordml" xmlns:w16cex="http://schemas.microsoft.com/office/word/2018/wordml/cex" xmlns:w16cid="http://schemas.microsoft.com/office/word/2016/wordml/cid" xmlns:w16="http://schemas.microsoft.com/office/word/2018/wordml" xmlns:w16du="http://schemas.microsoft.com/office/word/2023/wordml/word16du" xmlns:w16sdtdh="http://schemas.microsoft.com/office/word/2020/wordml/sdtdatahash" xmlns:w16sdtfl="http://schemas.microsoft.com/office/word/2024/wordml/sdtformatlock" xmlns:w16se="http://schemas.microsoft.com/office/word/2015/wordml/symex" xmlns:wpg="http://schemas.microsoft.com/office/word/2010/wordprocessingGroup" xmlns:wpi="http://schemas.microsoft.com/office/word/2010/wordprocessingInk" xmlns:wne="http://schemas.microsoft.com/office/word/2006/wordml" xmlns:wps="http://schemas.microsoft.com/office/word/2010/wordprocessingShape" mc:Ignorable="w14 w15 w16se w16cid w16 w16cex w16sdtdh w16sdtfl w16du wp14">
   <w:abstractNum w:abstractNumId="0" w15:restartNumberingAfterBreak="0">
-    <w:nsid w:val="4D992133"/>
+    <w:nsid w:val="37C9549C"/>
     <w:multiLevelType w:val="hybridMultilevel"/>
-    <w:tmpl w:val="76900E12"/>
-    <w:lvl w:ilvl="0" w:tplc="6CD0EB46">
+    <w:tmpl w:val="F7588428"/>
+    <w:lvl w:ilvl="0" w:tplc="1340CA36">
+      <w:start w:val="1"/>
       <w:numFmt w:val="bullet"/>
       <w:lvlText w:val="-"/>
       <w:lvlJc w:val="left"/>
@@ -7217,10 +6586,10 @@
     </w:lvl>
   </w:abstractNum>
   <w:abstractNum w:abstractNumId="1" w15:restartNumberingAfterBreak="0">
-    <w:nsid w:val="54F46724"/>
+    <w:nsid w:val="4D992133"/>
     <w:multiLevelType w:val="hybridMultilevel"/>
-    <w:tmpl w:val="2FE27FFA"/>
-    <w:lvl w:ilvl="0" w:tplc="37AAD2CA">
+    <w:tmpl w:val="76900E12"/>
+    <w:lvl w:ilvl="0" w:tplc="6CD0EB46">
       <w:numFmt w:val="bullet"/>
       <w:lvlText w:val="-"/>
       <w:lvlJc w:val="left"/>
@@ -7329,10 +6698,10 @@
     </w:lvl>
   </w:abstractNum>
   <w:abstractNum w:abstractNumId="2" w15:restartNumberingAfterBreak="0">
-    <w:nsid w:val="6FCF2D4C"/>
+    <w:nsid w:val="54F46724"/>
     <w:multiLevelType w:val="hybridMultilevel"/>
-    <w:tmpl w:val="B50E583A"/>
-    <w:lvl w:ilvl="0" w:tplc="A4C81AF0">
+    <w:tmpl w:val="2FE27FFA"/>
+    <w:lvl w:ilvl="0" w:tplc="37AAD2CA">
       <w:numFmt w:val="bullet"/>
       <w:lvlText w:val="-"/>
       <w:lvlJc w:val="left"/>
@@ -7440,14 +6809,129 @@
       </w:rPr>
     </w:lvl>
   </w:abstractNum>
+  <w:abstractNum w:abstractNumId="3" w15:restartNumberingAfterBreak="0">
+    <w:nsid w:val="6FCF2D4C"/>
+    <w:multiLevelType w:val="hybridMultilevel"/>
+    <w:tmpl w:val="B50E583A"/>
+    <w:lvl w:ilvl="0" w:tplc="A4C81AF0">
+      <w:numFmt w:val="bullet"/>
+      <w:lvlText w:val="-"/>
+      <w:lvlJc w:val="left"/>
+      <w:pPr>
+        <w:ind w:left="720" w:hanging="360"/>
+      </w:pPr>
+      <w:rPr>
+        <w:rFonts w:ascii="Calibri" w:eastAsiaTheme="minorHAnsi" w:hAnsi="Calibri" w:cs="Calibri" w:hint="default"/>
+      </w:rPr>
+    </w:lvl>
+    <w:lvl w:ilvl="1" w:tplc="04090003" w:tentative="1">
+      <w:start w:val="1"/>
+      <w:numFmt w:val="bullet"/>
+      <w:lvlText w:val="o"/>
+      <w:lvlJc w:val="left"/>
+      <w:pPr>
+        <w:ind w:left="1440" w:hanging="360"/>
+      </w:pPr>
+      <w:rPr>
+        <w:rFonts w:ascii="Courier New" w:hAnsi="Courier New" w:cs="Courier New" w:hint="default"/>
+      </w:rPr>
+    </w:lvl>
+    <w:lvl w:ilvl="2" w:tplc="04090005" w:tentative="1">
+      <w:start w:val="1"/>
+      <w:numFmt w:val="bullet"/>
+      <w:lvlText w:val=""/>
+      <w:lvlJc w:val="left"/>
+      <w:pPr>
+        <w:ind w:left="2160" w:hanging="360"/>
+      </w:pPr>
+      <w:rPr>
+        <w:rFonts w:ascii="Wingdings" w:hAnsi="Wingdings" w:hint="default"/>
+      </w:rPr>
+    </w:lvl>
+    <w:lvl w:ilvl="3" w:tplc="04090001" w:tentative="1">
+      <w:start w:val="1"/>
+      <w:numFmt w:val="bullet"/>
+      <w:lvlText w:val=""/>
+      <w:lvlJc w:val="left"/>
+      <w:pPr>
+        <w:ind w:left="2880" w:hanging="360"/>
+      </w:pPr>
+      <w:rPr>
+        <w:rFonts w:ascii="Symbol" w:hAnsi="Symbol" w:hint="default"/>
+      </w:rPr>
+    </w:lvl>
+    <w:lvl w:ilvl="4" w:tplc="04090003" w:tentative="1">
+      <w:start w:val="1"/>
+      <w:numFmt w:val="bullet"/>
+      <w:lvlText w:val="o"/>
+      <w:lvlJc w:val="left"/>
+      <w:pPr>
+        <w:ind w:left="3600" w:hanging="360"/>
+      </w:pPr>
+      <w:rPr>
+        <w:rFonts w:ascii="Courier New" w:hAnsi="Courier New" w:cs="Courier New" w:hint="default"/>
+      </w:rPr>
+    </w:lvl>
+    <w:lvl w:ilvl="5" w:tplc="04090005" w:tentative="1">
+      <w:start w:val="1"/>
+      <w:numFmt w:val="bullet"/>
+      <w:lvlText w:val=""/>
+      <w:lvlJc w:val="left"/>
+      <w:pPr>
+        <w:ind w:left="4320" w:hanging="360"/>
+      </w:pPr>
+      <w:rPr>
+        <w:rFonts w:ascii="Wingdings" w:hAnsi="Wingdings" w:hint="default"/>
+      </w:rPr>
+    </w:lvl>
+    <w:lvl w:ilvl="6" w:tplc="04090001" w:tentative="1">
+      <w:start w:val="1"/>
+      <w:numFmt w:val="bullet"/>
+      <w:lvlText w:val=""/>
+      <w:lvlJc w:val="left"/>
+      <w:pPr>
+        <w:ind w:left="5040" w:hanging="360"/>
+      </w:pPr>
+      <w:rPr>
+        <w:rFonts w:ascii="Symbol" w:hAnsi="Symbol" w:hint="default"/>
+      </w:rPr>
+    </w:lvl>
+    <w:lvl w:ilvl="7" w:tplc="04090003" w:tentative="1">
+      <w:start w:val="1"/>
+      <w:numFmt w:val="bullet"/>
+      <w:lvlText w:val="o"/>
+      <w:lvlJc w:val="left"/>
+      <w:pPr>
+        <w:ind w:left="5760" w:hanging="360"/>
+      </w:pPr>
+      <w:rPr>
+        <w:rFonts w:ascii="Courier New" w:hAnsi="Courier New" w:cs="Courier New" w:hint="default"/>
+      </w:rPr>
+    </w:lvl>
+    <w:lvl w:ilvl="8" w:tplc="04090005" w:tentative="1">
+      <w:start w:val="1"/>
+      <w:numFmt w:val="bullet"/>
+      <w:lvlText w:val=""/>
+      <w:lvlJc w:val="left"/>
+      <w:pPr>
+        <w:ind w:left="6480" w:hanging="360"/>
+      </w:pPr>
+      <w:rPr>
+        <w:rFonts w:ascii="Wingdings" w:hAnsi="Wingdings" w:hint="default"/>
+      </w:rPr>
+    </w:lvl>
+  </w:abstractNum>
   <w:num w:numId="1" w16cid:durableId="1482967839">
-    <w:abstractNumId w:val="0"/>
+    <w:abstractNumId w:val="1"/>
   </w:num>
   <w:num w:numId="2" w16cid:durableId="1321080771">
+    <w:abstractNumId w:val="3"/>
+  </w:num>
+  <w:num w:numId="3" w16cid:durableId="201092287">
     <w:abstractNumId w:val="2"/>
   </w:num>
-  <w:num w:numId="3" w16cid:durableId="201092287">
-    <w:abstractNumId w:val="1"/>
+  <w:num w:numId="4" w16cid:durableId="1597982130">
+    <w:abstractNumId w:val="0"/>
   </w:num>
 </w:numbering>
 </file>
@@ -8100,6 +7584,122 @@
         </w:p>
       </w:docPartBody>
     </w:docPart>
+    <w:docPart>
+      <w:docPartPr>
+        <w:name w:val="4D014E7A66DD4328BA9CCF144BEE09B4"/>
+        <w:category>
+          <w:name w:val="General"/>
+          <w:gallery w:val="placeholder"/>
+        </w:category>
+        <w:types>
+          <w:type w:val="bbPlcHdr"/>
+        </w:types>
+        <w:behaviors>
+          <w:behavior w:val="content"/>
+        </w:behaviors>
+        <w:guid w:val="{998804E1-06CF-4E03-A3A5-C990A4130D73}"/>
+      </w:docPartPr>
+      <w:docPartBody>
+        <w:p>
+          <w:pPr>
+            <w:pStyle w:val="4D014E7A66DD4328BA9CCF144BEE09B4"/>
+          </w:pPr>
+          <w:r>
+            <w:rPr>
+              <w:rStyle w:val="PlaceholderText"/>
+            </w:rPr>
+            <w:t>Click or tap here to enter text.</w:t>
+          </w:r>
+        </w:p>
+      </w:docPartBody>
+    </w:docPart>
+    <w:docPart>
+      <w:docPartPr>
+        <w:name w:val="6602FCD5B61647828E51EBA567A348FD"/>
+        <w:category>
+          <w:name w:val="General"/>
+          <w:gallery w:val="placeholder"/>
+        </w:category>
+        <w:types>
+          <w:type w:val="bbPlcHdr"/>
+        </w:types>
+        <w:behaviors>
+          <w:behavior w:val="content"/>
+        </w:behaviors>
+        <w:guid w:val="{3EFBF1B4-990A-403E-BDBC-67D221224873}"/>
+      </w:docPartPr>
+      <w:docPartBody>
+        <w:p>
+          <w:pPr>
+            <w:pStyle w:val="6602FCD5B61647828E51EBA567A348FD"/>
+          </w:pPr>
+          <w:r>
+            <w:rPr>
+              <w:rStyle w:val="PlaceholderText"/>
+            </w:rPr>
+            <w:t>Click or tap here to enter text.</w:t>
+          </w:r>
+        </w:p>
+      </w:docPartBody>
+    </w:docPart>
+    <w:docPart>
+      <w:docPartPr>
+        <w:name w:val="9C4B51E26E6843D4BCD87DEE3F1705E4"/>
+        <w:category>
+          <w:name w:val="General"/>
+          <w:gallery w:val="placeholder"/>
+        </w:category>
+        <w:types>
+          <w:type w:val="bbPlcHdr"/>
+        </w:types>
+        <w:behaviors>
+          <w:behavior w:val="content"/>
+        </w:behaviors>
+        <w:guid w:val="{82DFD8E7-1922-446D-B68C-A703F1415CE3}"/>
+      </w:docPartPr>
+      <w:docPartBody>
+        <w:p>
+          <w:pPr>
+            <w:pStyle w:val="9C4B51E26E6843D4BCD87DEE3F1705E4"/>
+          </w:pPr>
+          <w:r>
+            <w:rPr>
+              <w:rStyle w:val="PlaceholderText"/>
+            </w:rPr>
+            <w:t>Click or tap here to enter text.</w:t>
+          </w:r>
+        </w:p>
+      </w:docPartBody>
+    </w:docPart>
+    <w:docPart>
+      <w:docPartPr>
+        <w:name w:val="DB1A412135B241DA84852632D9686F4E"/>
+        <w:category>
+          <w:name w:val="General"/>
+          <w:gallery w:val="placeholder"/>
+        </w:category>
+        <w:types>
+          <w:type w:val="bbPlcHdr"/>
+        </w:types>
+        <w:behaviors>
+          <w:behavior w:val="content"/>
+        </w:behaviors>
+        <w:guid w:val="{2A360510-9EA2-49BB-82FA-FBE78051080F}"/>
+      </w:docPartPr>
+      <w:docPartBody>
+        <w:p>
+          <w:pPr>
+            <w:pStyle w:val="DB1A412135B241DA84852632D9686F4E"/>
+          </w:pPr>
+          <w:r>
+            <w:rPr>
+              <w:rStyle w:val="PlaceholderText"/>
+            </w:rPr>
+            <w:t>Click or tap here to enter text.</w:t>
+          </w:r>
+        </w:p>
+      </w:docPartBody>
+    </w:docPart>
   </w:docParts>
 </w:glossaryDocument>
 </file>
@@ -8196,12 +7796,15 @@
     <w:rsid w:val="00A607D1"/>
     <w:rsid w:val="00B05B33"/>
     <w:rsid w:val="00B127CF"/>
+    <w:rsid w:val="00B40DE0"/>
     <w:rsid w:val="00BA2150"/>
     <w:rsid w:val="00C66B9D"/>
     <w:rsid w:val="00CB3E1F"/>
     <w:rsid w:val="00EA1E7C"/>
     <w:rsid w:val="00EF0412"/>
+    <w:rsid w:val="00F36793"/>
     <w:rsid w:val="00F77E7F"/>
+    <w:rsid w:val="00F870E5"/>
   </w:rsids>
   <m:mathPr>
     <m:mathFont m:val="Cambria Math"/>
@@ -8657,31 +8260,31 @@
     <w:basedOn w:val="DefaultParagraphFont"/>
     <w:uiPriority w:val="99"/>
     <w:semiHidden/>
-    <w:rsid w:val="007F690A"/>
+    <w:rsid w:val="00B40DE0"/>
   </w:style>
-  <w:style w:type="paragraph" w:customStyle="1" w:styleId="D47ED28A74EE46FE9422F2060386FABC">
-    <w:name w:val="D47ED28A74EE46FE9422F2060386FABC"/>
-    <w:rsid w:val="00C66B9D"/>
+  <w:style w:type="paragraph" w:customStyle="1" w:styleId="4D014E7A66DD4328BA9CCF144BEE09B4">
+    <w:name w:val="4D014E7A66DD4328BA9CCF144BEE09B4"/>
+    <w:rsid w:val="00B40DE0"/>
   </w:style>
-  <w:style w:type="paragraph" w:customStyle="1" w:styleId="3DE605FF746C4A18A0840F00B1DB8322">
-    <w:name w:val="3DE605FF746C4A18A0840F00B1DB8322"/>
-    <w:rsid w:val="00C66B9D"/>
+  <w:style w:type="paragraph" w:customStyle="1" w:styleId="6602FCD5B61647828E51EBA567A348FD">
+    <w:name w:val="6602FCD5B61647828E51EBA567A348FD"/>
+    <w:rsid w:val="00B40DE0"/>
   </w:style>
-  <w:style w:type="paragraph" w:customStyle="1" w:styleId="766D97E5D7274E64B9F77FC4E4DE9A68">
-    <w:name w:val="766D97E5D7274E64B9F77FC4E4DE9A68"/>
-    <w:rsid w:val="007F690A"/>
+  <w:style w:type="paragraph" w:customStyle="1" w:styleId="9C4B51E26E6843D4BCD87DEE3F1705E4">
+    <w:name w:val="9C4B51E26E6843D4BCD87DEE3F1705E4"/>
+    <w:rsid w:val="00B40DE0"/>
   </w:style>
-  <w:style w:type="paragraph" w:customStyle="1" w:styleId="09CFFF98D45F475E8CFBE6505C116032">
-    <w:name w:val="09CFFF98D45F475E8CFBE6505C116032"/>
-    <w:rsid w:val="007F690A"/>
+  <w:style w:type="paragraph" w:customStyle="1" w:styleId="5034A3A4226F4993ADEB5894AC39B7CF">
+    <w:name w:val="5034A3A4226F4993ADEB5894AC39B7CF"/>
+    <w:rsid w:val="00B40DE0"/>
   </w:style>
-  <w:style w:type="paragraph" w:customStyle="1" w:styleId="6F14140A69194141824D27863BE1FAE5">
-    <w:name w:val="6F14140A69194141824D27863BE1FAE5"/>
-    <w:rsid w:val="007F690A"/>
+  <w:style w:type="paragraph" w:customStyle="1" w:styleId="7EFE073AF4AF4D35AD62109CB4B5C0EE">
+    <w:name w:val="7EFE073AF4AF4D35AD62109CB4B5C0EE"/>
+    <w:rsid w:val="00B40DE0"/>
   </w:style>
-  <w:style w:type="paragraph" w:customStyle="1" w:styleId="5E822AFFA5C44837B4C0AB49CCB5A5D9">
-    <w:name w:val="5E822AFFA5C44837B4C0AB49CCB5A5D9"/>
-    <w:rsid w:val="007F690A"/>
+  <w:style w:type="paragraph" w:customStyle="1" w:styleId="9C594E223252499E8E48B4800C2DD1DB">
+    <w:name w:val="9C594E223252499E8E48B4800C2DD1DB"/>
+    <w:rsid w:val="00B40DE0"/>
   </w:style>
   <w:style w:type="paragraph" w:customStyle="1" w:styleId="182B330EC5CE41A0AD90B8D2D01CC04C">
     <w:name w:val="182B330EC5CE41A0AD90B8D2D01CC04C"/>
@@ -8691,9 +8294,17 @@
     <w:name w:val="246114367A824BE8AA3C63E050329E42"/>
     <w:rsid w:val="007F690A"/>
   </w:style>
-  <w:style w:type="paragraph" w:customStyle="1" w:styleId="8662CB1C6CA0473E976E9CC2B9A5C159">
-    <w:name w:val="8662CB1C6CA0473E976E9CC2B9A5C159"/>
-    <w:rsid w:val="007F690A"/>
+  <w:style w:type="paragraph" w:customStyle="1" w:styleId="AA839E9C51364E77995A3A45E3995407">
+    <w:name w:val="AA839E9C51364E77995A3A45E3995407"/>
+    <w:rsid w:val="00B40DE0"/>
+  </w:style>
+  <w:style w:type="paragraph" w:customStyle="1" w:styleId="247CCAB135A847209A62DA10C9D6D18F">
+    <w:name w:val="247CCAB135A847209A62DA10C9D6D18F"/>
+    <w:rsid w:val="00B40DE0"/>
+  </w:style>
+  <w:style w:type="paragraph" w:customStyle="1" w:styleId="DB1A412135B241DA84852632D9686F4E">
+    <w:name w:val="DB1A412135B241DA84852632D9686F4E"/>
+    <w:rsid w:val="00B40DE0"/>
   </w:style>
 </w:styles>
 </file>

--- a/paper/to-submit/review_letter-06-26-2026.docx
+++ b/paper/to-submit/review_letter-06-26-2026.docx
@@ -76,7 +76,19 @@
         <w:rPr>
           <w:rFonts w:cstheme="minorHAnsi"/>
         </w:rPr>
-        <w:t xml:space="preserve"> to thank the editor and the reviewers for the great suggestions, which substantially improved the quality of our revised manuscript. All the comments have been carefully analyzed and answered one by one below (our responses are </w:t>
+        <w:t xml:space="preserve"> to thank the reviewers</w:t>
+      </w:r>
+      <w:r>
+        <w:rPr>
+          <w:rFonts w:cstheme="minorHAnsi"/>
+        </w:rPr>
+        <w:t xml:space="preserve"> and editors</w:t>
+      </w:r>
+      <w:r>
+        <w:rPr>
+          <w:rFonts w:cstheme="minorHAnsi"/>
+        </w:rPr>
+        <w:t xml:space="preserve"> for the great suggestions, which substantially improved the quality of our revised manuscript. All the comments have been carefully analyzed and answered one by one below (our responses are </w:t>
       </w:r>
       <w:r>
         <w:rPr>
@@ -349,22 +361,28 @@
         <w:spacing w:after="0" w:line="240" w:lineRule="auto"/>
         <w:rPr>
           <w:rFonts w:cstheme="minorHAnsi"/>
-          <w:color w:val="0000FF"/>
-        </w:rPr>
-      </w:pPr>
-      <w:r>
-        <w:rPr>
-          <w:rFonts w:cstheme="minorHAnsi"/>
-          <w:color w:val="0000FF"/>
-        </w:rPr>
-        <w:t>Response: We appreciate the Editor’s feedback. We have clarified the main advancements of this work compared to previous studies</w:t>
-      </w:r>
-      <w:r>
-        <w:rPr>
-          <w:rFonts w:cstheme="minorHAnsi"/>
-          <w:color w:val="0000FF"/>
-        </w:rPr>
-        <w:t xml:space="preserve"> and the study's novelty</w:t>
+        </w:rPr>
+      </w:pPr>
+      <w:r>
+        <w:rPr>
+          <w:rFonts w:cstheme="minorHAnsi"/>
+          <w:color w:val="0000FF"/>
+        </w:rPr>
+        <w:t xml:space="preserve">Response: We appreciate the Editor’s feedback. We have clarified the main advancements of this work </w:t>
+      </w:r>
+      <w:r>
+        <w:rPr>
+          <w:rFonts w:cstheme="minorHAnsi"/>
+          <w:color w:val="0000FF"/>
+        </w:rPr>
+        <w:t>relative to previous studies and its</w:t>
+      </w:r>
+      <w:r>
+        <w:rPr>
+          <w:rFonts w:cstheme="minorHAnsi"/>
+          <w:color w:val="0000FF"/>
+        </w:rPr>
+        <w:t xml:space="preserve"> novelty</w:t>
       </w:r>
       <w:r>
         <w:rPr>
@@ -385,37 +403,8 @@
           <w:rFonts w:cstheme="minorHAnsi"/>
           <w:color w:val="0000FF"/>
         </w:rPr>
-        <w:t>we have modified the existing scenarios to reflect a more extreme, yet realistic condition. W</w:t>
-      </w:r>
-      <w:r>
-        <w:rPr>
-          <w:rFonts w:cstheme="minorHAnsi"/>
-          <w:color w:val="0000FF"/>
-        </w:rPr>
-        <w:t xml:space="preserve">e provided a justification and </w:t>
-      </w:r>
-      <w:r>
-        <w:rPr>
-          <w:rFonts w:cstheme="minorHAnsi"/>
-          <w:color w:val="0000FF"/>
-        </w:rPr>
-        <w:t xml:space="preserve">suggested evaluation more scenarios </w:t>
-      </w:r>
-      <w:r>
-        <w:rPr>
-          <w:rFonts w:cstheme="minorHAnsi"/>
-          <w:color w:val="0000FF"/>
-        </w:rPr>
-        <w:t>as a potential area for future research.</w:t>
-      </w:r>
-    </w:p>
-    <w:p>
-      <w:pPr>
-        <w:spacing w:after="0" w:line="240" w:lineRule="auto"/>
-        <w:rPr>
-          <w:rFonts w:cstheme="minorHAnsi"/>
-        </w:rPr>
-      </w:pPr>
+        <w:t>we have modified the existing scenarios to reflect a more extreme, yet realistic condition.</w:t>
+      </w:r>
     </w:p>
     <w:p>
       <w:pPr>
@@ -481,19 +470,19 @@
         <w:rPr>
           <w:rFonts w:cstheme="minorHAnsi"/>
         </w:rPr>
-        <w:t>the context of the manuscript to be</w:t>
-      </w:r>
-      <w:r>
-        <w:rPr>
-          <w:rFonts w:ascii="Calibri" w:eastAsia="Calibri" w:hAnsi="Calibri" w:cs="Calibri"/>
-        </w:rPr>
-        <w:t>tter</w:t>
-      </w:r>
-      <w:r>
-        <w:rPr>
-          <w:rFonts w:cstheme="minorHAnsi"/>
-        </w:rPr>
-        <w:t xml:space="preserve"> highlight the originality of the work and the knowledge gap that it is addressing.</w:t>
+        <w:t xml:space="preserve">the context of the manuscript </w:t>
+      </w:r>
+      <w:r>
+        <w:rPr>
+          <w:rFonts w:cstheme="minorHAnsi"/>
+        </w:rPr>
+        <w:t>to highlight better</w:t>
+      </w:r>
+      <w:r>
+        <w:rPr>
+          <w:rFonts w:cstheme="minorHAnsi"/>
+        </w:rPr>
+        <w:t xml:space="preserve"> the originality of the work and the knowledge gap that it is addressing.</w:t>
       </w:r>
       <w:r>
         <w:rPr>
@@ -505,19 +494,19 @@
         <w:rPr>
           <w:rFonts w:cstheme="minorHAnsi"/>
         </w:rPr>
-        <w:t xml:space="preserve">The topic is certainly of interest to the readership of AEL, so if the re-worked manuscript </w:t>
-      </w:r>
-      <w:r>
-        <w:rPr>
-          <w:rFonts w:cstheme="minorHAnsi"/>
-        </w:rPr>
-        <w:t>still</w:t>
-      </w:r>
-      <w:r>
-        <w:rPr>
-          <w:rFonts w:cstheme="minorHAnsi"/>
-        </w:rPr>
-        <w:t xml:space="preserve"> falls within journal word</w:t>
+        <w:t xml:space="preserve">The topic is certainly of interest to </w:t>
+      </w:r>
+      <w:r>
+        <w:rPr>
+          <w:rFonts w:cstheme="minorHAnsi"/>
+        </w:rPr>
+        <w:t>AEL's readership, so if the reworked manuscript still falls within the journal's</w:t>
+      </w:r>
+      <w:r>
+        <w:rPr>
+          <w:rFonts w:cstheme="minorHAnsi"/>
+        </w:rPr>
+        <w:t xml:space="preserve"> word</w:t>
       </w:r>
       <w:r>
         <w:rPr>
@@ -584,6 +573,27 @@
         </w:rPr>
         <w:t xml:space="preserve">To the best of our knowledge, this is the first paper to quantify the interactive and synergistic effects of sowing date and genotype maturity selection as a strategy to adapt to high temperatures. An additional advance is the scale of our simulations, which covered over 4,000 fields and 40 weather years. </w:t>
       </w:r>
+      <w:r>
+        <w:rPr>
+          <w:rFonts w:cstheme="minorHAnsi"/>
+          <w:color w:val="0000FF"/>
+        </w:rPr>
+        <w:t xml:space="preserve">Lastly, we </w:t>
+      </w:r>
+      <w:r>
+        <w:rPr>
+          <w:rFonts w:cstheme="minorHAnsi"/>
+          <w:color w:val="0000FF"/>
+        </w:rPr>
+        <w:t xml:space="preserve">have tested and applied the newest APSIM </w:t>
+      </w:r>
+      <w:r>
+        <w:rPr>
+          <w:rFonts w:cstheme="minorHAnsi"/>
+          <w:color w:val="0000FF"/>
+        </w:rPr>
+        <w:t>NG soybean model, which currently lacks testing studies.</w:t>
+      </w:r>
     </w:p>
     <w:p>
       <w:pPr>
@@ -702,28 +712,14 @@
         <w:rPr>
           <w:rFonts w:cstheme="minorHAnsi"/>
         </w:rPr>
-        <w:t xml:space="preserve">on study to evaluate impacts of earlier </w:t>
-      </w:r>
-      <w:proofErr w:type="gramStart"/>
-      <w:r>
-        <w:rPr>
-          <w:rFonts w:cstheme="minorHAnsi"/>
-        </w:rPr>
-        <w:t>plan</w:t>
-      </w:r>
-      <w:r>
-        <w:rPr>
-          <w:rFonts w:ascii="Calibri" w:eastAsia="Calibri" w:hAnsi="Calibri" w:cs="Calibri" w:hint="eastAsia"/>
-        </w:rPr>
-        <w:t>􀆟</w:t>
-      </w:r>
-      <w:r>
-        <w:rPr>
-          <w:rFonts w:cstheme="minorHAnsi"/>
-        </w:rPr>
-        <w:t>ng</w:t>
-      </w:r>
-      <w:proofErr w:type="gramEnd"/>
+        <w:t xml:space="preserve">on study to evaluate </w:t>
+      </w:r>
+      <w:r>
+        <w:rPr>
+          <w:rFonts w:cstheme="minorHAnsi"/>
+        </w:rPr>
+        <w:t>the impacts of earlier planting</w:t>
+      </w:r>
       <w:r>
         <w:rPr>
           <w:rFonts w:cstheme="minorHAnsi"/>
@@ -764,7 +760,19 @@
         <w:rPr>
           <w:rFonts w:cstheme="minorHAnsi"/>
         </w:rPr>
-        <w:t>conclusions have been found in other literature, so the novelty and impact of the paper is minimal. Authors could</w:t>
+        <w:t xml:space="preserve">conclusions have been </w:t>
+      </w:r>
+      <w:r>
+        <w:rPr>
+          <w:rFonts w:cstheme="minorHAnsi"/>
+        </w:rPr>
+        <w:t>reported in the literature, so the novelty and impact of the paper are</w:t>
+      </w:r>
+      <w:r>
+        <w:rPr>
+          <w:rFonts w:cstheme="minorHAnsi"/>
+        </w:rPr>
+        <w:t xml:space="preserve"> minimal. Authors could</w:t>
       </w:r>
       <w:r>
         <w:rPr>
@@ -776,7 +784,19 @@
         <w:rPr>
           <w:rFonts w:cstheme="minorHAnsi"/>
         </w:rPr>
-        <w:t>perhaps work to expand the message to increase the novelty of the paper. There is plenty of room for expansion to a</w:t>
+        <w:t xml:space="preserve">perhaps </w:t>
+      </w:r>
+      <w:r>
+        <w:rPr>
+          <w:rFonts w:cstheme="minorHAnsi"/>
+        </w:rPr>
+        <w:t>expand the message to increase the paper's novelty</w:t>
+      </w:r>
+      <w:r>
+        <w:rPr>
+          <w:rFonts w:cstheme="minorHAnsi"/>
+        </w:rPr>
+        <w:t>. There is plenty of room for expansion to a</w:t>
       </w:r>
       <w:r>
         <w:rPr>
@@ -911,7 +931,21 @@
           <w:rFonts w:cstheme="minorHAnsi"/>
           <w:color w:val="0000FF"/>
         </w:rPr>
-        <w:t>e title was reframed to better reflect the novelty aspect. This</w:t>
+        <w:t xml:space="preserve">e title was reframed </w:t>
+      </w:r>
+      <w:r>
+        <w:rPr>
+          <w:rFonts w:cstheme="minorHAnsi"/>
+          <w:color w:val="0000FF"/>
+        </w:rPr>
+        <w:t>to reflect its novelty better</w:t>
+      </w:r>
+      <w:r>
+        <w:rPr>
+          <w:rFonts w:cstheme="minorHAnsi"/>
+          <w:color w:val="0000FF"/>
+        </w:rPr>
+        <w:t>. This</w:t>
       </w:r>
       <w:r>
         <w:rPr>
@@ -1025,7 +1059,14 @@
           <w:rFonts w:cstheme="minorHAnsi"/>
           <w:color w:val="0000FF"/>
         </w:rPr>
-        <w:t xml:space="preserve"> of simulations, quantifying impacts across over 4,000 fields and 40 weather years per field. Moreover, we target soybean systems in an underexplored region of the Mid-South, as most simulation studies focus on the Corn Belt. This was highlighted in the introduction:</w:t>
+        <w:t xml:space="preserve"> of simulations, quantifying impacts across over 4,000 fields and 40 weather years per field. Moreover, we target soybean systems in an underexplored region of the Mid-South, as most simulation studies focus on the Corn Belt. </w:t>
+      </w:r>
+      <w:r>
+        <w:rPr>
+          <w:rFonts w:cstheme="minorHAnsi"/>
+          <w:color w:val="0000FF"/>
+        </w:rPr>
+        <w:t>We have also moved relevant graphs from the supplementary material to the main document (Figure 1) to reinforce all simulations performed. The modifications are highlighted below:</w:t>
       </w:r>
     </w:p>
     <w:p>
@@ -1052,6 +1093,40 @@
           <w:rFonts w:cstheme="minorHAnsi"/>
           <w:color w:val="0000FF"/>
         </w:rPr>
+        <w:t>I</w:t>
+      </w:r>
+      <w:r>
+        <w:rPr>
+          <w:rFonts w:cstheme="minorHAnsi"/>
+          <w:color w:val="0000FF"/>
+        </w:rPr>
+        <w:t>ntroduction</w:t>
+      </w:r>
+    </w:p>
+    <w:p>
+      <w:pPr>
+        <w:pStyle w:val="ListParagraph"/>
+        <w:spacing w:after="0" w:line="240" w:lineRule="auto"/>
+        <w:rPr>
+          <w:rFonts w:cstheme="minorHAnsi"/>
+          <w:color w:val="0000FF"/>
+        </w:rPr>
+      </w:pPr>
+    </w:p>
+    <w:p>
+      <w:pPr>
+        <w:pStyle w:val="ListParagraph"/>
+        <w:spacing w:after="0" w:line="240" w:lineRule="auto"/>
+        <w:rPr>
+          <w:rFonts w:cstheme="minorHAnsi"/>
+          <w:color w:val="0000FF"/>
+        </w:rPr>
+      </w:pPr>
+      <w:r>
+        <w:rPr>
+          <w:rFonts w:cstheme="minorHAnsi"/>
+          <w:color w:val="0000FF"/>
+        </w:rPr>
         <w:t>“</w:t>
       </w:r>
       <w:r>
@@ -1073,7 +1148,131 @@
       <w:pPr>
         <w:pStyle w:val="ListParagraph"/>
         <w:spacing w:after="0" w:line="240" w:lineRule="auto"/>
+        <w:rPr>
+          <w:rFonts w:cstheme="minorHAnsi"/>
+          <w:color w:val="0000FF"/>
+        </w:rPr>
+      </w:pPr>
+    </w:p>
+    <w:p>
+      <w:pPr>
+        <w:spacing w:line="259" w:lineRule="auto"/>
+        <w:rPr>
+          <w:rFonts w:cstheme="minorHAnsi"/>
+          <w:color w:val="0000FF"/>
+        </w:rPr>
+      </w:pPr>
+      <w:r>
+        <w:rPr>
+          <w:rFonts w:cstheme="minorHAnsi"/>
+          <w:color w:val="0000FF"/>
+        </w:rPr>
+        <w:br w:type="page"/>
+      </w:r>
+    </w:p>
+    <w:p>
+      <w:pPr>
+        <w:pStyle w:val="ListParagraph"/>
+        <w:spacing w:after="0" w:line="240" w:lineRule="auto"/>
+        <w:rPr>
+          <w:rFonts w:cstheme="minorHAnsi"/>
+          <w:color w:val="0000FF"/>
+        </w:rPr>
+      </w:pPr>
+      <w:r>
+        <w:rPr>
+          <w:rFonts w:cstheme="minorHAnsi"/>
+          <w:color w:val="0000FF"/>
+        </w:rPr>
+        <w:lastRenderedPageBreak/>
+        <w:t>Results</w:t>
+      </w:r>
+    </w:p>
+    <w:p>
+      <w:pPr>
+        <w:spacing w:before="120" w:after="0" w:line="240" w:lineRule="auto"/>
+        <w:jc w:val="center"/>
+        <w:rPr>
+          <w:rFonts w:ascii="Times New Roman" w:hAnsi="Times New Roman" w:cs="Times New Roman"/>
+          <w:sz w:val="24"/>
+          <w:szCs w:val="24"/>
+        </w:rPr>
+      </w:pPr>
+      <w:r>
+        <w:rPr>
+          <w:noProof/>
+        </w:rPr>
+        <w:drawing>
+          <wp:inline distT="0" distB="0" distL="0" distR="0" wp14:anchorId="2CC2CC4D" wp14:editId="09DA7612">
+            <wp:extent cx="5557962" cy="2778981"/>
+            <wp:effectExtent l="0" t="0" r="5080" b="2540"/>
+            <wp:docPr id="1903657548" name="Picture 2"/>
+            <wp:cNvGraphicFramePr>
+              <a:graphicFrameLocks xmlns:a="http://schemas.openxmlformats.org/drawingml/2006/main" noChangeAspect="1"/>
+            </wp:cNvGraphicFramePr>
+            <a:graphic xmlns:a="http://schemas.openxmlformats.org/drawingml/2006/main">
+              <a:graphicData uri="http://schemas.openxmlformats.org/drawingml/2006/picture">
+                <pic:pic xmlns:pic="http://schemas.openxmlformats.org/drawingml/2006/picture">
+                  <pic:nvPicPr>
+                    <pic:cNvPr id="0" name="Picture 6"/>
+                    <pic:cNvPicPr>
+                      <a:picLocks noChangeAspect="1" noChangeArrowheads="1"/>
+                    </pic:cNvPicPr>
+                  </pic:nvPicPr>
+                  <pic:blipFill>
+                    <a:blip r:embed="rId7" cstate="print">
+                      <a:extLst>
+                        <a:ext uri="{28A0092B-C50C-407E-A947-70E740481C1C}">
+                          <a14:useLocalDpi xmlns:a14="http://schemas.microsoft.com/office/drawing/2010/main" val="0"/>
+                        </a:ext>
+                      </a:extLst>
+                    </a:blip>
+                    <a:srcRect/>
+                    <a:stretch>
+                      <a:fillRect/>
+                    </a:stretch>
+                  </pic:blipFill>
+                  <pic:spPr bwMode="auto">
+                    <a:xfrm>
+                      <a:off x="0" y="0"/>
+                      <a:ext cx="5564529" cy="2782264"/>
+                    </a:xfrm>
+                    <a:prstGeom prst="rect">
+                      <a:avLst/>
+                    </a:prstGeom>
+                    <a:noFill/>
+                    <a:ln>
+                      <a:noFill/>
+                    </a:ln>
+                  </pic:spPr>
+                </pic:pic>
+              </a:graphicData>
+            </a:graphic>
+          </wp:inline>
+        </w:drawing>
+      </w:r>
+    </w:p>
+    <w:p>
+      <w:pPr>
+        <w:spacing w:before="120" w:after="0" w:line="240" w:lineRule="auto"/>
         <w:ind w:left="360"/>
+        <w:rPr>
+          <w:rFonts w:cstheme="minorHAnsi"/>
+          <w:color w:val="0000FF"/>
+        </w:rPr>
+      </w:pPr>
+      <w:r>
+        <w:rPr>
+          <w:rFonts w:cstheme="minorHAnsi"/>
+          <w:color w:val="0000FF"/>
+        </w:rPr>
+        <w:t xml:space="preserve">Figure 1. Overall relative effects of rising temperatures and adaptive genotypic and agronomic management strategies on soybean seed yield across 4,651 soybean fields and 40 weather years in the US Mid-South (A), and their geographical distribution (B). Values per pixel in panel B are averages across 40 weather years. LM &amp; ES represent the combined effect of a late-maturing variety and early sowing. All adaptive scenarios were simulated under +2°C. </w:t>
+      </w:r>
+    </w:p>
+    <w:p>
+      <w:pPr>
+        <w:pStyle w:val="ListParagraph"/>
+        <w:spacing w:after="0" w:line="240" w:lineRule="auto"/>
         <w:rPr>
           <w:rFonts w:cstheme="minorHAnsi"/>
           <w:color w:val="0000FF"/>
@@ -1151,21 +1350,19 @@
         </w:rPr>
         <w:t xml:space="preserve">the discussion </w:t>
       </w:r>
-      <w:proofErr w:type="gramStart"/>
-      <w:r>
-        <w:rPr>
-          <w:rFonts w:cstheme="minorHAnsi"/>
-          <w:color w:val="0000FF"/>
-        </w:rPr>
-        <w:t>clarify</w:t>
-      </w:r>
-      <w:proofErr w:type="gramEnd"/>
-      <w:r>
-        <w:rPr>
-          <w:rFonts w:cstheme="minorHAnsi"/>
-          <w:color w:val="0000FF"/>
-        </w:rPr>
-        <w:t xml:space="preserve"> the main advances compared to previous studies:</w:t>
+      <w:r>
+        <w:rPr>
+          <w:rFonts w:cstheme="minorHAnsi"/>
+          <w:color w:val="0000FF"/>
+        </w:rPr>
+        <w:t xml:space="preserve">to </w:t>
+      </w:r>
+      <w:r>
+        <w:rPr>
+          <w:rFonts w:cstheme="minorHAnsi"/>
+          <w:color w:val="0000FF"/>
+        </w:rPr>
+        <w:t>clarify the main advances compared to previous studies:</w:t>
       </w:r>
     </w:p>
     <w:p>
@@ -1277,21 +1474,21 @@
           <w:rFonts w:cstheme="minorHAnsi"/>
           <w:color w:val="0000FF"/>
         </w:rPr>
-        <w:t>We have tested and applied</w:t>
-      </w:r>
-      <w:r>
-        <w:rPr>
-          <w:rFonts w:cstheme="minorHAnsi"/>
-          <w:color w:val="0000FF"/>
-        </w:rPr>
-        <w:t>,</w:t>
-      </w:r>
-      <w:r>
-        <w:rPr>
-          <w:rFonts w:cstheme="minorHAnsi"/>
-          <w:color w:val="0000FF"/>
-        </w:rPr>
-        <w:t xml:space="preserve"> for the first time, the newest APSIM framework (APSIM Next Generation). </w:t>
+        <w:t>We have tested and applied the newest APSIM framework (APSIM Next Generation)</w:t>
+      </w:r>
+      <w:r>
+        <w:rPr>
+          <w:rFonts w:cstheme="minorHAnsi"/>
+          <w:color w:val="0000FF"/>
+        </w:rPr>
+        <w:t>, which advances previous APSIM classic work</w:t>
+      </w:r>
+      <w:r>
+        <w:rPr>
+          <w:rFonts w:cstheme="minorHAnsi"/>
+          <w:color w:val="0000FF"/>
+        </w:rPr>
+        <w:t xml:space="preserve">. </w:t>
       </w:r>
       <w:r>
         <w:rPr>
@@ -1389,40 +1586,31 @@
     <w:p>
       <w:pPr>
         <w:spacing w:after="0" w:line="240" w:lineRule="auto"/>
-        <w:rPr>
-          <w:rFonts w:cstheme="minorHAnsi"/>
-          <w:color w:val="0000FF"/>
-        </w:rPr>
-      </w:pPr>
-    </w:p>
-    <w:p>
-      <w:pPr>
-        <w:spacing w:after="0" w:line="240" w:lineRule="auto"/>
-        <w:rPr>
-          <w:rFonts w:cstheme="minorHAnsi"/>
-          <w:b/>
-          <w:bCs/>
-          <w:u w:val="single"/>
-        </w:rPr>
-      </w:pPr>
-    </w:p>
-    <w:p>
-      <w:pPr>
-        <w:spacing w:after="0" w:line="240" w:lineRule="auto"/>
-        <w:rPr>
-          <w:rFonts w:cstheme="minorHAnsi"/>
-          <w:b/>
-          <w:bCs/>
-          <w:u w:val="single"/>
-        </w:rPr>
-      </w:pPr>
-      <w:r>
-        <w:rPr>
-          <w:rFonts w:cstheme="minorHAnsi"/>
-          <w:b/>
-          <w:bCs/>
-          <w:u w:val="single"/>
-        </w:rPr>
+        <w:ind w:left="720"/>
+        <w:rPr>
+          <w:rFonts w:cstheme="minorHAnsi"/>
+          <w:color w:val="0000FF"/>
+        </w:rPr>
+      </w:pPr>
+    </w:p>
+    <w:p>
+      <w:pPr>
+        <w:spacing w:after="0" w:line="240" w:lineRule="auto"/>
+        <w:rPr>
+          <w:rFonts w:cstheme="minorHAnsi"/>
+          <w:b/>
+          <w:bCs/>
+          <w:u w:val="single"/>
+        </w:rPr>
+      </w:pPr>
+      <w:r>
+        <w:rPr>
+          <w:rFonts w:cstheme="minorHAnsi"/>
+          <w:b/>
+          <w:bCs/>
+          <w:u w:val="single"/>
+        </w:rPr>
+        <w:lastRenderedPageBreak/>
         <w:t>Comment #</w:t>
       </w:r>
       <w:r>
@@ -1476,7 +1664,14 @@
           <w:rFonts w:cstheme="minorHAnsi"/>
           <w:color w:val="0000FF"/>
         </w:rPr>
-        <w:t>, while</w:t>
+        <w:t xml:space="preserve">, </w:t>
+      </w:r>
+      <w:r>
+        <w:rPr>
+          <w:rFonts w:cstheme="minorHAnsi"/>
+          <w:color w:val="0000FF"/>
+        </w:rPr>
+        <w:t>which is</w:t>
       </w:r>
       <w:r>
         <w:rPr>
@@ -1813,10 +2008,12 @@
     </w:p>
     <w:p>
       <w:pPr>
-        <w:spacing w:line="259" w:lineRule="auto"/>
-        <w:rPr>
-          <w:rFonts w:cstheme="minorHAnsi"/>
-          <w:color w:val="0000FF"/>
+        <w:spacing w:after="0" w:line="240" w:lineRule="auto"/>
+        <w:rPr>
+          <w:rFonts w:cstheme="minorHAnsi"/>
+          <w:b/>
+          <w:bCs/>
+          <w:u w:val="single"/>
         </w:rPr>
       </w:pPr>
     </w:p>
@@ -1883,7 +2080,35 @@
           <w:rFonts w:cstheme="minorHAnsi"/>
           <w:color w:val="0000FF"/>
         </w:rPr>
-        <w:t>Thank you for the suggestion. We clarified it. Moreover, we have altered the sowing date scenario to reflect more contrasting, still realistic, sowing dates based on the USDA-NASS sowing date progress. We selected the 50% progress as baseline and the 10% progress as the early sowing. The new sentences read:</w:t>
+        <w:t>Thank you for the suggestion. We clarified it. Moreover, we have altered the sowing date scenario to reflect more contrasting</w:t>
+      </w:r>
+      <w:r>
+        <w:rPr>
+          <w:rFonts w:cstheme="minorHAnsi"/>
+          <w:color w:val="0000FF"/>
+        </w:rPr>
+        <w:t xml:space="preserve"> yet realistic</w:t>
+      </w:r>
+      <w:r>
+        <w:rPr>
+          <w:rFonts w:cstheme="minorHAnsi"/>
+          <w:color w:val="0000FF"/>
+        </w:rPr>
+        <w:t xml:space="preserve"> sowing dates based on the USDA-NASS sowing date progress. We selected the 50% progress as </w:t>
+      </w:r>
+      <w:r>
+        <w:rPr>
+          <w:rFonts w:cstheme="minorHAnsi"/>
+          <w:color w:val="0000FF"/>
+        </w:rPr>
+        <w:t xml:space="preserve">the </w:t>
+      </w:r>
+      <w:r>
+        <w:rPr>
+          <w:rFonts w:cstheme="minorHAnsi"/>
+          <w:color w:val="0000FF"/>
+        </w:rPr>
+        <w:t>baseline and the 10% progress as the early sowing. The new sentences read:</w:t>
       </w:r>
     </w:p>
     <w:p>
@@ -1977,7 +2202,7 @@
                     </pic:cNvPicPr>
                   </pic:nvPicPr>
                   <pic:blipFill>
-                    <a:blip r:embed="rId5" cstate="print">
+                    <a:blip r:embed="rId8" cstate="print">
                       <a:extLst>
                         <a:ext uri="{28A0092B-C50C-407E-A947-70E740481C1C}">
                           <a14:useLocalDpi xmlns:a14="http://schemas.microsoft.com/office/drawing/2010/main" val="0"/>
@@ -2610,15 +2835,6 @@
     </w:p>
     <w:p>
       <w:pPr>
-        <w:spacing w:line="259" w:lineRule="auto"/>
-        <w:rPr>
-          <w:rFonts w:cstheme="minorHAnsi"/>
-          <w:color w:val="0000FF"/>
-        </w:rPr>
-      </w:pPr>
-    </w:p>
-    <w:p>
-      <w:pPr>
         <w:spacing w:after="0" w:line="240" w:lineRule="auto"/>
         <w:rPr>
           <w:rFonts w:cstheme="minorHAnsi"/>
@@ -2873,7 +3089,21 @@
           <w:rFonts w:cstheme="minorHAnsi"/>
           <w:color w:val="0000FF"/>
         </w:rPr>
-        <w:t xml:space="preserve">Thank you for the thoughtful suggestion. We have created a new figure demonstrating changes in phenology as affected by the different scenarios, including the whole crop cycle and the seed filling period. </w:t>
+        <w:t xml:space="preserve">Thank you for the thoughtful suggestion. We have created a new figure </w:t>
+      </w:r>
+      <w:r>
+        <w:rPr>
+          <w:rFonts w:cstheme="minorHAnsi"/>
+          <w:color w:val="0000FF"/>
+        </w:rPr>
+        <w:t>illustrating phenological changes under different scenarios, including the entire crop cycle and the seed-filling</w:t>
+      </w:r>
+      <w:r>
+        <w:rPr>
+          <w:rFonts w:cstheme="minorHAnsi"/>
+          <w:color w:val="0000FF"/>
+        </w:rPr>
+        <w:t xml:space="preserve"> period. </w:t>
       </w:r>
       <w:r>
         <w:rPr>
@@ -2923,9 +3153,9 @@
           <w:noProof/>
         </w:rPr>
         <w:drawing>
-          <wp:inline distT="0" distB="0" distL="0" distR="0" wp14:anchorId="2F69DF36" wp14:editId="0F17AF42">
-            <wp:extent cx="3486647" cy="3486647"/>
-            <wp:effectExtent l="0" t="0" r="9525" b="9525"/>
+          <wp:inline distT="0" distB="0" distL="0" distR="0" wp14:anchorId="2F69DF36" wp14:editId="23D166E5">
+            <wp:extent cx="4067092" cy="4067092"/>
+            <wp:effectExtent l="0" t="0" r="0" b="0"/>
             <wp:docPr id="1136881492" name="Picture 4"/>
             <wp:cNvGraphicFramePr>
               <a:graphicFrameLocks xmlns:a="http://schemas.openxmlformats.org/drawingml/2006/main" noChangeAspect="1"/>
@@ -2940,7 +3170,7 @@
                     </pic:cNvPicPr>
                   </pic:nvPicPr>
                   <pic:blipFill>
-                    <a:blip r:embed="rId6" cstate="print">
+                    <a:blip r:embed="rId9" cstate="print">
                       <a:extLst>
                         <a:ext uri="{28A0092B-C50C-407E-A947-70E740481C1C}">
                           <a14:useLocalDpi xmlns:a14="http://schemas.microsoft.com/office/drawing/2010/main" val="0"/>
@@ -2955,7 +3185,7 @@
                   <pic:spPr bwMode="auto">
                     <a:xfrm>
                       <a:off x="0" y="0"/>
-                      <a:ext cx="3486647" cy="3486647"/>
+                      <a:ext cx="4076240" cy="4076240"/>
                     </a:xfrm>
                     <a:prstGeom prst="rect">
                       <a:avLst/>
@@ -2987,24 +3217,6 @@
         </w:rPr>
         <w:t xml:space="preserve">Figure 2. Geographical distribution of the relative effects of rising temperatures and adaptive genotypic and agronomic management strategies on changes in soybean total crop cycle (A) and seed-filling period (B) across 4,651 soybean fields in the US Mid-South. Values per pixel are averages across 40 weather years. LM &amp; ES represent the combined effect of a late-maturing variety and early sowing. All adaptive scenarios were simulated under +2°C. </w:t>
       </w:r>
-    </w:p>
-    <w:p>
-      <w:pPr>
-        <w:spacing w:after="0" w:line="240" w:lineRule="auto"/>
-        <w:rPr>
-          <w:rFonts w:cstheme="minorHAnsi"/>
-          <w:color w:val="0000FF"/>
-        </w:rPr>
-      </w:pPr>
-    </w:p>
-    <w:p>
-      <w:pPr>
-        <w:spacing w:after="0" w:line="240" w:lineRule="auto"/>
-        <w:rPr>
-          <w:rFonts w:cstheme="minorHAnsi"/>
-          <w:color w:val="0000FF"/>
-        </w:rPr>
-      </w:pPr>
     </w:p>
     <w:p>
       <w:pPr>
@@ -3332,12 +3544,41 @@
     </w:p>
     <w:p>
       <w:pPr>
-        <w:spacing w:before="120" w:after="0" w:line="240" w:lineRule="auto"/>
-        <w:rPr>
-          <w:rFonts w:cstheme="minorHAnsi"/>
-          <w:color w:val="0000FF"/>
-        </w:rPr>
-      </w:pPr>
+        <w:spacing w:after="0" w:line="240" w:lineRule="auto"/>
+        <w:rPr>
+          <w:rFonts w:cstheme="minorHAnsi"/>
+          <w:b/>
+          <w:bCs/>
+          <w:u w:val="single"/>
+        </w:rPr>
+      </w:pPr>
+      <w:r>
+        <w:rPr>
+          <w:rFonts w:cstheme="minorHAnsi"/>
+          <w:b/>
+          <w:bCs/>
+          <w:u w:val="single"/>
+        </w:rPr>
+        <w:t>Comment #</w:t>
+      </w:r>
+      <w:r>
+        <w:rPr>
+          <w:rFonts w:cstheme="minorHAnsi"/>
+          <w:b/>
+          <w:bCs/>
+          <w:u w:val="single"/>
+        </w:rPr>
+        <w:t>1</w:t>
+      </w:r>
+      <w:r>
+        <w:rPr>
+          <w:rFonts w:cstheme="minorHAnsi"/>
+          <w:b/>
+          <w:bCs/>
+          <w:u w:val="single"/>
+        </w:rPr>
+        <w:t>1</w:t>
+      </w:r>
     </w:p>
     <w:p>
       <w:pPr>
@@ -3405,8 +3646,38 @@
         <w:spacing w:after="0" w:line="240" w:lineRule="auto"/>
         <w:rPr>
           <w:rFonts w:cstheme="minorHAnsi"/>
-        </w:rPr>
-      </w:pPr>
+          <w:b/>
+          <w:bCs/>
+          <w:u w:val="single"/>
+        </w:rPr>
+      </w:pPr>
+      <w:r>
+        <w:rPr>
+          <w:rFonts w:cstheme="minorHAnsi"/>
+          <w:b/>
+          <w:bCs/>
+          <w:u w:val="single"/>
+        </w:rPr>
+        <w:t>Comment #</w:t>
+      </w:r>
+      <w:r>
+        <w:rPr>
+          <w:rFonts w:cstheme="minorHAnsi"/>
+          <w:b/>
+          <w:bCs/>
+          <w:u w:val="single"/>
+        </w:rPr>
+        <w:t>1</w:t>
+      </w:r>
+      <w:r>
+        <w:rPr>
+          <w:rFonts w:cstheme="minorHAnsi"/>
+          <w:b/>
+          <w:bCs/>
+          <w:u w:val="single"/>
+        </w:rPr>
+        <w:t>2</w:t>
+      </w:r>
     </w:p>
     <w:p>
       <w:pPr>
@@ -3455,14 +3726,6 @@
         </w:rPr>
         <w:t>Thank you for catching this. Addressed.</w:t>
       </w:r>
-    </w:p>
-    <w:p>
-      <w:pPr>
-        <w:spacing w:after="0" w:line="240" w:lineRule="auto"/>
-        <w:rPr>
-          <w:rFonts w:cstheme="minorHAnsi"/>
-        </w:rPr>
-      </w:pPr>
     </w:p>
     <w:p>
       <w:pPr>
@@ -3490,7 +3753,7 @@
           <w:szCs w:val="28"/>
           <w:u w:val="single"/>
         </w:rPr>
-        <w:t>Reviewer 3</w:t>
+        <w:br w:type="column"/>
       </w:r>
       <w:r>
         <w:rPr>
@@ -3500,6 +3763,17 @@
           <w:szCs w:val="28"/>
           <w:u w:val="single"/>
         </w:rPr>
+        <w:lastRenderedPageBreak/>
+        <w:t>Reviewer 3</w:t>
+      </w:r>
+      <w:r>
+        <w:rPr>
+          <w:b/>
+          <w:bCs/>
+          <w:sz w:val="28"/>
+          <w:szCs w:val="28"/>
+          <w:u w:val="single"/>
+        </w:rPr>
         <w:t>:</w:t>
       </w:r>
     </w:p>
@@ -3537,7 +3811,16 @@
           <w:bCs/>
           <w:u w:val="single"/>
         </w:rPr>
-        <w:t>11</w:t>
+        <w:t>1</w:t>
+      </w:r>
+      <w:r>
+        <w:rPr>
+          <w:rFonts w:cstheme="minorHAnsi"/>
+          <w:b/>
+          <w:bCs/>
+          <w:u w:val="single"/>
+        </w:rPr>
+        <w:t>3</w:t>
       </w:r>
     </w:p>
     <w:p>
@@ -3593,713 +3876,766 @@
         <w:rPr>
           <w:rFonts w:cstheme="minorHAnsi"/>
         </w:rPr>
-        <w:t xml:space="preserve">to simulate soybean yield under future climate scenarios (+2°C increase </w:t>
-      </w:r>
-      <w:r>
-        <w:rPr>
-          <w:rFonts w:cstheme="minorHAnsi"/>
+        <w:t>to simulate soybean yield under future climate scenarios (+2°C increase in mean temperature and/or elevated CO₂),</w:t>
+      </w:r>
+      <w:r>
+        <w:rPr>
+          <w:rFonts w:cstheme="minorHAnsi"/>
+        </w:rPr>
+        <w:t xml:space="preserve"> </w:t>
+      </w:r>
+      <w:r>
+        <w:rPr>
+          <w:rFonts w:cstheme="minorHAnsi"/>
+        </w:rPr>
+        <w:t>considering current and earlier plan</w:t>
+      </w:r>
+      <w:r>
+        <w:rPr>
+          <w:rFonts w:ascii="Calibri" w:eastAsia="Calibri" w:hAnsi="Calibri" w:cs="Calibri" w:hint="eastAsia"/>
+        </w:rPr>
+        <w:t>􀆟</w:t>
+      </w:r>
+      <w:r>
+        <w:rPr>
+          <w:rFonts w:cstheme="minorHAnsi"/>
+        </w:rPr>
+        <w:t>ng dates in combina</w:t>
+      </w:r>
+      <w:r>
+        <w:rPr>
+          <w:rFonts w:ascii="Calibri" w:eastAsia="Calibri" w:hAnsi="Calibri" w:cs="Calibri"/>
+        </w:rPr>
+        <w:t>ti</w:t>
+      </w:r>
+      <w:r>
+        <w:rPr>
+          <w:rFonts w:cstheme="minorHAnsi"/>
+        </w:rPr>
+        <w:t>on with changes in maturity group (MG).</w:t>
+      </w:r>
+      <w:r>
+        <w:rPr>
+          <w:rFonts w:cstheme="minorHAnsi"/>
+        </w:rPr>
+        <w:t xml:space="preserve"> </w:t>
+      </w:r>
+      <w:r>
+        <w:rPr>
+          <w:rFonts w:cstheme="minorHAnsi"/>
+        </w:rPr>
+        <w:t xml:space="preserve">While the topic is relevant, the findings are not new. Farmers in the region are already </w:t>
+      </w:r>
+      <w:r>
+        <w:rPr>
+          <w:rFonts w:cstheme="minorHAnsi"/>
+        </w:rPr>
+        <w:t>adopting</w:t>
+      </w:r>
+      <w:r>
+        <w:rPr>
+          <w:rFonts w:cstheme="minorHAnsi"/>
+        </w:rPr>
+        <w:t xml:space="preserve"> early plan</w:t>
+      </w:r>
+      <w:r>
+        <w:rPr>
+          <w:rFonts w:ascii="Calibri" w:eastAsia="Calibri" w:hAnsi="Calibri" w:cs="Calibri"/>
+        </w:rPr>
+        <w:t>ning</w:t>
+      </w:r>
+      <w:r>
+        <w:rPr>
+          <w:rFonts w:cstheme="minorHAnsi"/>
+        </w:rPr>
+        <w:t xml:space="preserve"> dates</w:t>
+      </w:r>
+      <w:r>
+        <w:rPr>
+          <w:rFonts w:cstheme="minorHAnsi"/>
+        </w:rPr>
+        <w:t xml:space="preserve"> </w:t>
+      </w:r>
+      <w:r>
+        <w:rPr>
+          <w:rFonts w:cstheme="minorHAnsi"/>
+        </w:rPr>
+        <w:t>similar to those explored in this study (e.g., early May). Likewise, the longer MGs proposed are already commonly used,</w:t>
+      </w:r>
+      <w:r>
+        <w:rPr>
+          <w:rFonts w:cstheme="minorHAnsi"/>
+        </w:rPr>
+        <w:t xml:space="preserve"> </w:t>
+      </w:r>
+      <w:r>
+        <w:rPr>
+          <w:rFonts w:cstheme="minorHAnsi"/>
+        </w:rPr>
+        <w:t>par</w:t>
+      </w:r>
+      <w:r>
+        <w:rPr>
+          <w:rFonts w:ascii="Calibri" w:eastAsia="Calibri" w:hAnsi="Calibri" w:cs="Calibri"/>
+        </w:rPr>
+        <w:t>ti</w:t>
+      </w:r>
+      <w:r>
+        <w:rPr>
+          <w:rFonts w:cstheme="minorHAnsi"/>
+        </w:rPr>
+        <w:t>cularly in the southern parts of the region.</w:t>
+      </w:r>
+      <w:r>
+        <w:rPr>
+          <w:rFonts w:cstheme="minorHAnsi"/>
+        </w:rPr>
+        <w:t xml:space="preserve"> </w:t>
+      </w:r>
+      <w:r>
+        <w:rPr>
+          <w:rFonts w:cstheme="minorHAnsi"/>
+        </w:rPr>
+        <w:t>Addi</w:t>
+      </w:r>
+      <w:r>
+        <w:rPr>
+          <w:rFonts w:ascii="Calibri" w:eastAsia="Calibri" w:hAnsi="Calibri" w:cs="Calibri"/>
+        </w:rPr>
+        <w:t>ti</w:t>
+      </w:r>
+      <w:r>
+        <w:rPr>
+          <w:rFonts w:cstheme="minorHAnsi"/>
+        </w:rPr>
+        <w:t xml:space="preserve">onally, the manuscript does not provide a clear </w:t>
+      </w:r>
+      <w:r>
+        <w:rPr>
+          <w:rFonts w:cstheme="minorHAnsi"/>
+        </w:rPr>
+        <w:t>explanation</w:t>
+      </w:r>
+      <w:r>
+        <w:rPr>
+          <w:rFonts w:cstheme="minorHAnsi"/>
+        </w:rPr>
+        <w:t xml:space="preserve"> or mechanism underlying the simulated yield increases</w:t>
+      </w:r>
+      <w:r>
+        <w:rPr>
+          <w:rFonts w:cstheme="minorHAnsi"/>
+        </w:rPr>
+        <w:t xml:space="preserve"> </w:t>
+      </w:r>
+      <w:r>
+        <w:rPr>
+          <w:rFonts w:cstheme="minorHAnsi"/>
+        </w:rPr>
+        <w:t>across scenarios. Important variables—such as the photothermal quo</w:t>
+      </w:r>
+      <w:r>
+        <w:rPr>
+          <w:rFonts w:ascii="Calibri" w:eastAsia="Calibri" w:hAnsi="Calibri" w:cs="Calibri"/>
+        </w:rPr>
+        <w:t>ti</w:t>
+      </w:r>
+      <w:r>
+        <w:rPr>
+          <w:rFonts w:cstheme="minorHAnsi"/>
+        </w:rPr>
+        <w:t>ent during cri</w:t>
+      </w:r>
+      <w:r>
+        <w:rPr>
+          <w:rFonts w:ascii="Calibri" w:eastAsia="Calibri" w:hAnsi="Calibri" w:cs="Calibri"/>
+        </w:rPr>
+        <w:t>ti</w:t>
+      </w:r>
+      <w:r>
+        <w:rPr>
+          <w:rFonts w:cstheme="minorHAnsi"/>
+        </w:rPr>
+        <w:t>cal periods—are not explored.</w:t>
+      </w:r>
+      <w:r>
+        <w:rPr>
+          <w:rFonts w:cstheme="minorHAnsi"/>
+        </w:rPr>
+        <w:t xml:space="preserve"> Evaluating</w:t>
+      </w:r>
+      <w:r>
+        <w:rPr>
+          <w:rFonts w:cstheme="minorHAnsi"/>
+        </w:rPr>
+        <w:t xml:space="preserve"> more extreme scenarios and, importantly, providing a mechanis</w:t>
+      </w:r>
+      <w:r>
+        <w:rPr>
+          <w:rFonts w:ascii="Calibri" w:eastAsia="Calibri" w:hAnsi="Calibri" w:cs="Calibri"/>
+        </w:rPr>
+        <w:t>ti</w:t>
+      </w:r>
+      <w:r>
+        <w:rPr>
+          <w:rFonts w:cstheme="minorHAnsi"/>
+        </w:rPr>
+        <w:t xml:space="preserve">c </w:t>
+      </w:r>
+      <w:r>
+        <w:rPr>
+          <w:rFonts w:cstheme="minorHAnsi"/>
+        </w:rPr>
+        <w:t>explanation</w:t>
+      </w:r>
+      <w:r>
+        <w:rPr>
+          <w:rFonts w:cstheme="minorHAnsi"/>
+        </w:rPr>
+        <w:t xml:space="preserve"> for the observed yield</w:t>
+      </w:r>
+      <w:r>
+        <w:rPr>
+          <w:rFonts w:cstheme="minorHAnsi"/>
+        </w:rPr>
+        <w:t xml:space="preserve"> </w:t>
+      </w:r>
+      <w:r>
+        <w:rPr>
+          <w:rFonts w:cstheme="minorHAnsi"/>
+        </w:rPr>
+        <w:t>responses would strengthen the manuscript and improve its relevance for future readers.</w:t>
+      </w:r>
+    </w:p>
+    <w:p>
+      <w:pPr>
+        <w:spacing w:line="259" w:lineRule="auto"/>
+        <w:rPr>
+          <w:rFonts w:cstheme="minorHAnsi"/>
+          <w:color w:val="0000FF"/>
+        </w:rPr>
+      </w:pPr>
+      <w:r>
+        <w:rPr>
+          <w:rFonts w:cstheme="minorHAnsi"/>
+          <w:color w:val="0000FF"/>
+        </w:rPr>
+        <w:t xml:space="preserve">Response: </w:t>
+      </w:r>
+      <w:r>
+        <w:rPr>
+          <w:rFonts w:cstheme="minorHAnsi"/>
+          <w:color w:val="0000FF"/>
+        </w:rPr>
+        <w:t xml:space="preserve">We appreciate the </w:t>
+      </w:r>
+      <w:r>
+        <w:rPr>
+          <w:rFonts w:cstheme="minorHAnsi"/>
+          <w:color w:val="0000FF"/>
+        </w:rPr>
+        <w:t>reviewer’s</w:t>
+      </w:r>
+      <w:r>
+        <w:rPr>
+          <w:rFonts w:cstheme="minorHAnsi"/>
+          <w:color w:val="0000FF"/>
+        </w:rPr>
+        <w:t xml:space="preserve"> feedback. Our scenario analysis </w:t>
+      </w:r>
+      <w:r>
+        <w:rPr>
+          <w:rFonts w:cstheme="minorHAnsi"/>
+          <w:color w:val="0000FF"/>
+        </w:rPr>
+        <w:t xml:space="preserve">reflects agronomic management that is realistic and actionable for the farmers in the </w:t>
+      </w:r>
+      <w:r>
+        <w:rPr>
+          <w:rFonts w:cstheme="minorHAnsi"/>
+          <w:color w:val="0000FF"/>
+        </w:rPr>
+        <w:t xml:space="preserve">region. That is why we use practices already adopted. The novelty of the study </w:t>
+      </w:r>
+      <w:r>
+        <w:rPr>
+          <w:rFonts w:cstheme="minorHAnsi"/>
+          <w:color w:val="0000FF"/>
+        </w:rPr>
+        <w:t xml:space="preserve">centers on the synergistic effects of maturity group and sowing date under warming. We have added new text to clarify it (see comment </w:t>
+      </w:r>
+      <w:r>
+        <w:rPr>
+          <w:rFonts w:cstheme="minorHAnsi"/>
+          <w:color w:val="0000FF"/>
+        </w:rPr>
+        <w:t>#</w:t>
+      </w:r>
+      <w:r>
+        <w:rPr>
+          <w:rFonts w:cstheme="minorHAnsi"/>
+          <w:color w:val="0000FF"/>
+        </w:rPr>
+        <w:t>1)</w:t>
+      </w:r>
+      <w:r>
+        <w:rPr>
+          <w:rFonts w:cstheme="minorHAnsi"/>
+          <w:color w:val="0000FF"/>
+        </w:rPr>
+        <w:t xml:space="preserve">. Thank you for the suggestion of adding the </w:t>
+      </w:r>
+      <w:r>
+        <w:rPr>
+          <w:rFonts w:cstheme="minorHAnsi"/>
+          <w:color w:val="0000FF"/>
+        </w:rPr>
+        <w:t xml:space="preserve">photothermal quotient analysis. However, this goes beyond the scope of the present study. </w:t>
+      </w:r>
+      <w:r>
+        <w:rPr>
+          <w:rFonts w:cstheme="minorHAnsi"/>
+          <w:color w:val="0000FF"/>
+        </w:rPr>
+        <w:t>Yet</w:t>
+      </w:r>
+      <w:r>
+        <w:rPr>
+          <w:rFonts w:cstheme="minorHAnsi"/>
+          <w:color w:val="0000FF"/>
+        </w:rPr>
+        <w:t xml:space="preserve">, we have enhanced </w:t>
+      </w:r>
+      <w:r>
+        <w:rPr>
+          <w:rFonts w:cstheme="minorHAnsi"/>
+          <w:color w:val="0000FF"/>
+        </w:rPr>
+        <w:t>the mechanistic explanation of the observed yield responses by adding a new figure and discussion of changes across the whole crop cycle and the seed-filling</w:t>
+      </w:r>
+      <w:r>
+        <w:rPr>
+          <w:rFonts w:cstheme="minorHAnsi"/>
+          <w:color w:val="0000FF"/>
+        </w:rPr>
+        <w:t xml:space="preserve"> period (see comment #</w:t>
+      </w:r>
+      <w:r>
+        <w:rPr>
+          <w:rFonts w:cstheme="minorHAnsi"/>
+          <w:color w:val="0000FF"/>
+        </w:rPr>
+        <w:t>9</w:t>
+      </w:r>
+      <w:r>
+        <w:rPr>
+          <w:rFonts w:cstheme="minorHAnsi"/>
+          <w:color w:val="0000FF"/>
+        </w:rPr>
+        <w:t xml:space="preserve">). Regarding the more extreme scenario analysis, we modified the sowing date scenario by </w:t>
+      </w:r>
+      <w:r>
+        <w:rPr>
+          <w:rFonts w:cstheme="minorHAnsi"/>
+          <w:color w:val="0000FF"/>
+        </w:rPr>
+        <w:t>planting</w:t>
+      </w:r>
+      <w:r>
+        <w:rPr>
+          <w:rFonts w:cstheme="minorHAnsi"/>
+          <w:color w:val="0000FF"/>
+        </w:rPr>
+        <w:t xml:space="preserve"> earlier by 4 weeks, corresponding to the 10% sowing progress of the region, an extreme but yet realistic scenario (see comment #</w:t>
+      </w:r>
+      <w:r>
+        <w:rPr>
+          <w:rFonts w:cstheme="minorHAnsi"/>
+          <w:color w:val="0000FF"/>
+        </w:rPr>
+        <w:t>5</w:t>
+      </w:r>
+      <w:r>
+        <w:rPr>
+          <w:rFonts w:cstheme="minorHAnsi"/>
+          <w:color w:val="0000FF"/>
+        </w:rPr>
+        <w:t xml:space="preserve">). </w:t>
+      </w:r>
+      <w:r>
+        <w:rPr>
+          <w:rFonts w:cstheme="minorHAnsi"/>
+          <w:color w:val="0000FF"/>
+        </w:rPr>
+        <w:t>Results change in magnitude but not in direction and the main messages and findings remain the same.</w:t>
+      </w:r>
+    </w:p>
+    <w:p>
+      <w:pPr>
+        <w:spacing w:line="259" w:lineRule="auto"/>
+        <w:rPr>
+          <w:rFonts w:cstheme="minorHAnsi"/>
+          <w:color w:val="0000FF"/>
+        </w:rPr>
+      </w:pPr>
+      <w:r>
+        <w:rPr>
+          <w:rFonts w:cstheme="minorHAnsi"/>
+          <w:color w:val="0000FF"/>
+        </w:rPr>
+        <w:t>We have added a new sentence suggesting a more detailed scenario analysis in future studies. The new sentence reads:</w:t>
+      </w:r>
+    </w:p>
+    <w:p>
+      <w:pPr>
+        <w:spacing w:line="259" w:lineRule="auto"/>
+        <w:rPr>
+          <w:rFonts w:cstheme="minorHAnsi"/>
+          <w:color w:val="0000FF"/>
+        </w:rPr>
+      </w:pPr>
+      <w:r>
+        <w:rPr>
+          <w:rFonts w:cstheme="minorHAnsi"/>
+          <w:color w:val="0000FF"/>
+        </w:rPr>
+        <w:t>“While exploring optimum planting date windows for target environments was not the focus of this study, future research could investigate more extreme scenarios to enhance mechanistic understanding of yield responses under warming.”</w:t>
+      </w:r>
+    </w:p>
+    <w:p>
+      <w:pPr>
+        <w:spacing w:after="0" w:line="240" w:lineRule="auto"/>
+        <w:rPr>
+          <w:rFonts w:cstheme="minorHAnsi"/>
+          <w:color w:val="0000FF"/>
+        </w:rPr>
+      </w:pPr>
+      <w:r>
+        <w:rPr>
+          <w:rFonts w:cstheme="minorHAnsi"/>
+          <w:b/>
+          <w:bCs/>
+          <w:u w:val="single"/>
+        </w:rPr>
+        <w:t>Comment #</w:t>
+      </w:r>
+      <w:r>
+        <w:rPr>
+          <w:rFonts w:cstheme="minorHAnsi"/>
+          <w:b/>
+          <w:bCs/>
+          <w:u w:val="single"/>
+        </w:rPr>
+        <w:t>1</w:t>
+      </w:r>
+      <w:r>
+        <w:rPr>
+          <w:rFonts w:cstheme="minorHAnsi"/>
+          <w:b/>
+          <w:bCs/>
+          <w:u w:val="single"/>
+        </w:rPr>
+        <w:t>4</w:t>
+      </w:r>
+    </w:p>
+    <w:p>
+      <w:pPr>
+        <w:spacing w:after="0" w:line="240" w:lineRule="auto"/>
+        <w:rPr>
+          <w:rFonts w:cstheme="minorHAnsi"/>
+        </w:rPr>
+      </w:pPr>
+      <w:r>
+        <w:rPr>
+          <w:rFonts w:cstheme="minorHAnsi"/>
+        </w:rPr>
+        <w:t>Lines 50–53: This is an important point: early plan</w:t>
+      </w:r>
+      <w:r>
+        <w:rPr>
+          <w:rFonts w:ascii="Calibri" w:eastAsia="Calibri" w:hAnsi="Calibri" w:cs="Calibri"/>
+        </w:rPr>
+        <w:t>ti</w:t>
+      </w:r>
+      <w:r>
+        <w:rPr>
+          <w:rFonts w:cstheme="minorHAnsi"/>
+        </w:rPr>
+        <w:t>ng is not always op</w:t>
+      </w:r>
+      <w:r>
+        <w:rPr>
+          <w:rFonts w:ascii="Calibri" w:eastAsia="Calibri" w:hAnsi="Calibri" w:cs="Calibri"/>
+        </w:rPr>
+        <w:t>ti</w:t>
+      </w:r>
+      <w:r>
+        <w:rPr>
+          <w:rFonts w:cstheme="minorHAnsi"/>
+        </w:rPr>
+        <w:t>mal, as there is a plan</w:t>
+      </w:r>
+      <w:r>
+        <w:rPr>
+          <w:rFonts w:ascii="Calibri" w:eastAsia="Calibri" w:hAnsi="Calibri" w:cs="Calibri"/>
+        </w:rPr>
+        <w:t>ti</w:t>
+      </w:r>
+      <w:r>
+        <w:rPr>
+          <w:rFonts w:cstheme="minorHAnsi"/>
+        </w:rPr>
+        <w:t>ng window that</w:t>
+      </w:r>
+      <w:r>
+        <w:rPr>
+          <w:rFonts w:cstheme="minorHAnsi"/>
+        </w:rPr>
+        <w:t xml:space="preserve"> </w:t>
+      </w:r>
+      <w:r>
+        <w:rPr>
+          <w:rFonts w:cstheme="minorHAnsi"/>
+        </w:rPr>
+        <w:t>maximizes radia</w:t>
+      </w:r>
+      <w:r>
+        <w:rPr>
+          <w:rFonts w:ascii="Calibri" w:eastAsia="Calibri" w:hAnsi="Calibri" w:cs="Calibri"/>
+        </w:rPr>
+        <w:t>ti</w:t>
+      </w:r>
+      <w:r>
+        <w:rPr>
+          <w:rFonts w:cstheme="minorHAnsi"/>
+        </w:rPr>
+        <w:t>on capture and varies with MG. However, only one “early” plan</w:t>
+      </w:r>
+      <w:r>
+        <w:rPr>
+          <w:rFonts w:ascii="Calibri" w:eastAsia="Calibri" w:hAnsi="Calibri" w:cs="Calibri"/>
+        </w:rPr>
+        <w:t>ti</w:t>
+      </w:r>
+      <w:r>
+        <w:rPr>
+          <w:rFonts w:cstheme="minorHAnsi"/>
+        </w:rPr>
+        <w:t>ng date is evaluated in this study. This</w:t>
+      </w:r>
+      <w:r>
+        <w:rPr>
+          <w:rFonts w:cstheme="minorHAnsi"/>
+        </w:rPr>
+        <w:t xml:space="preserve"> </w:t>
+      </w:r>
+      <w:r>
+        <w:rPr>
+          <w:rFonts w:cstheme="minorHAnsi"/>
+        </w:rPr>
+        <w:t>does not allow iden</w:t>
+      </w:r>
+      <w:r>
+        <w:rPr>
+          <w:rFonts w:ascii="Calibri" w:eastAsia="Calibri" w:hAnsi="Calibri" w:cs="Calibri"/>
+        </w:rPr>
+        <w:t>ti</w:t>
+      </w:r>
+      <w:r>
+        <w:rPr>
+          <w:rFonts w:cstheme="minorHAnsi"/>
+        </w:rPr>
+        <w:t>fica</w:t>
+      </w:r>
+      <w:r>
+        <w:rPr>
+          <w:rFonts w:ascii="Calibri" w:eastAsia="Calibri" w:hAnsi="Calibri" w:cs="Calibri"/>
+        </w:rPr>
+        <w:t>ti</w:t>
+      </w:r>
+      <w:r>
+        <w:rPr>
+          <w:rFonts w:cstheme="minorHAnsi"/>
+        </w:rPr>
+        <w:t>on or explora</w:t>
+      </w:r>
+      <w:r>
+        <w:rPr>
+          <w:rFonts w:ascii="Calibri" w:eastAsia="Calibri" w:hAnsi="Calibri" w:cs="Calibri"/>
+        </w:rPr>
+        <w:t>ti</w:t>
+      </w:r>
+      <w:r>
+        <w:rPr>
+          <w:rFonts w:cstheme="minorHAnsi"/>
+        </w:rPr>
+        <w:t>on of an op</w:t>
+      </w:r>
+      <w:r>
+        <w:rPr>
+          <w:rFonts w:ascii="Calibri" w:eastAsia="Calibri" w:hAnsi="Calibri" w:cs="Calibri"/>
+        </w:rPr>
+        <w:t>ti</w:t>
+      </w:r>
+      <w:r>
+        <w:rPr>
+          <w:rFonts w:cstheme="minorHAnsi"/>
+        </w:rPr>
+        <w:t>mal window, or at least this is not demonstrated.</w:t>
+      </w:r>
+    </w:p>
+    <w:p>
+      <w:pPr>
+        <w:spacing w:after="0" w:line="240" w:lineRule="auto"/>
+        <w:rPr>
+          <w:rFonts w:cstheme="minorHAnsi"/>
+          <w:color w:val="0000FF"/>
+        </w:rPr>
+      </w:pPr>
+      <w:r>
+        <w:rPr>
+          <w:rFonts w:cstheme="minorHAnsi"/>
+          <w:color w:val="0000FF"/>
+        </w:rPr>
+        <w:t xml:space="preserve">Response: </w:t>
+      </w:r>
+      <w:r>
+        <w:rPr>
+          <w:rFonts w:cstheme="minorHAnsi"/>
+          <w:color w:val="0000FF"/>
+        </w:rPr>
+        <w:t xml:space="preserve">Thank you for the suggestion. </w:t>
+      </w:r>
+      <w:r>
+        <w:rPr>
+          <w:rFonts w:cstheme="minorHAnsi"/>
+          <w:color w:val="0000FF"/>
+        </w:rPr>
+        <w:t xml:space="preserve">As clarified in comment # 11, identifying an optimal sowing window was not the focus of this study. Our goal was to investigate whether there was a synergistic effect of planting early and using a </w:t>
+      </w:r>
+      <w:r>
+        <w:rPr>
+          <w:rFonts w:cstheme="minorHAnsi"/>
+          <w:color w:val="0000FF"/>
+        </w:rPr>
+        <w:t>late-maturing</w:t>
+      </w:r>
+      <w:r>
+        <w:rPr>
+          <w:rFonts w:cstheme="minorHAnsi"/>
+          <w:color w:val="0000FF"/>
+        </w:rPr>
+        <w:t xml:space="preserve"> variety under a warming scenario.</w:t>
+      </w:r>
+    </w:p>
+    <w:p>
+      <w:pPr>
+        <w:spacing w:after="0" w:line="240" w:lineRule="auto"/>
+        <w:rPr>
+          <w:rFonts w:cstheme="minorHAnsi"/>
+          <w:color w:val="0000FF"/>
+        </w:rPr>
+      </w:pPr>
+    </w:p>
+    <w:p>
+      <w:pPr>
+        <w:spacing w:after="0" w:line="240" w:lineRule="auto"/>
+        <w:rPr>
+          <w:rFonts w:cstheme="minorHAnsi"/>
+          <w:color w:val="0000FF"/>
+        </w:rPr>
+      </w:pPr>
+      <w:r>
+        <w:rPr>
+          <w:rFonts w:cstheme="minorHAnsi"/>
+          <w:b/>
+          <w:bCs/>
+          <w:u w:val="single"/>
+        </w:rPr>
+        <w:t>Comment #</w:t>
+      </w:r>
+      <w:r>
+        <w:rPr>
+          <w:rFonts w:cstheme="minorHAnsi"/>
+          <w:b/>
+          <w:bCs/>
+          <w:u w:val="single"/>
+        </w:rPr>
+        <w:t>1</w:t>
+      </w:r>
+      <w:r>
+        <w:rPr>
+          <w:rFonts w:cstheme="minorHAnsi"/>
+          <w:b/>
+          <w:bCs/>
+          <w:u w:val="single"/>
+        </w:rPr>
+        <w:t>5</w:t>
+      </w:r>
+    </w:p>
+    <w:p>
+      <w:pPr>
+        <w:spacing w:after="0" w:line="240" w:lineRule="auto"/>
+        <w:rPr>
+          <w:rFonts w:cstheme="minorHAnsi"/>
+        </w:rPr>
+      </w:pPr>
+      <w:r>
+        <w:rPr>
+          <w:rFonts w:cstheme="minorHAnsi"/>
+        </w:rPr>
+        <w:t>Line 64: Please include a brief introduc</w:t>
+      </w:r>
+      <w:r>
+        <w:rPr>
+          <w:rFonts w:ascii="Calibri" w:eastAsia="Calibri" w:hAnsi="Calibri" w:cs="Calibri"/>
+        </w:rPr>
+        <w:t>ti</w:t>
+      </w:r>
+      <w:r>
+        <w:rPr>
+          <w:rFonts w:cstheme="minorHAnsi"/>
+        </w:rPr>
+        <w:t>on on the role and projected changes of CO₂, as this is currently missing.</w:t>
+      </w:r>
+    </w:p>
+    <w:p>
+      <w:pPr>
+        <w:spacing w:line="259" w:lineRule="auto"/>
+        <w:rPr>
+          <w:rFonts w:cstheme="minorHAnsi"/>
+          <w:color w:val="0000FF"/>
+        </w:rPr>
+      </w:pPr>
+      <w:r>
+        <w:rPr>
+          <w:rFonts w:cstheme="minorHAnsi"/>
+          <w:color w:val="0000FF"/>
+        </w:rPr>
+        <w:t xml:space="preserve">Response: </w:t>
+      </w:r>
+      <w:r>
+        <w:rPr>
+          <w:rFonts w:cstheme="minorHAnsi"/>
+          <w:color w:val="0000FF"/>
+        </w:rPr>
+        <w:t>Addressed and thank you. The new sentence reads:</w:t>
+      </w:r>
+    </w:p>
+    <w:p>
+      <w:pPr>
+        <w:spacing w:before="120" w:after="0" w:line="240" w:lineRule="auto"/>
+        <w:rPr>
+          <w:rFonts w:cstheme="minorHAnsi"/>
+          <w:color w:val="0000FF"/>
+        </w:rPr>
+      </w:pPr>
+      <w:r>
+        <w:rPr>
+          <w:rFonts w:cstheme="minorHAnsi"/>
+          <w:color w:val="0000FF"/>
         </w:rPr>
         <w:lastRenderedPageBreak/>
-        <w:t>in mean temperature and/or elevated CO₂),</w:t>
-      </w:r>
-      <w:r>
-        <w:rPr>
-          <w:rFonts w:cstheme="minorHAnsi"/>
-        </w:rPr>
-        <w:t xml:space="preserve"> </w:t>
-      </w:r>
-      <w:r>
-        <w:rPr>
-          <w:rFonts w:cstheme="minorHAnsi"/>
-        </w:rPr>
-        <w:t>considering current and earlier plan</w:t>
-      </w:r>
-      <w:r>
-        <w:rPr>
-          <w:rFonts w:ascii="Calibri" w:eastAsia="Calibri" w:hAnsi="Calibri" w:cs="Calibri" w:hint="eastAsia"/>
-        </w:rPr>
-        <w:t>􀆟</w:t>
-      </w:r>
-      <w:r>
-        <w:rPr>
-          <w:rFonts w:cstheme="minorHAnsi"/>
-        </w:rPr>
-        <w:t>ng dates in combina</w:t>
-      </w:r>
-      <w:r>
-        <w:rPr>
-          <w:rFonts w:ascii="Calibri" w:eastAsia="Calibri" w:hAnsi="Calibri" w:cs="Calibri"/>
-        </w:rPr>
-        <w:t>ti</w:t>
-      </w:r>
-      <w:r>
-        <w:rPr>
-          <w:rFonts w:cstheme="minorHAnsi"/>
-        </w:rPr>
-        <w:t>on with changes in maturity group (MG).</w:t>
-      </w:r>
-      <w:r>
-        <w:rPr>
-          <w:rFonts w:cstheme="minorHAnsi"/>
-        </w:rPr>
-        <w:t xml:space="preserve"> </w:t>
-      </w:r>
-      <w:r>
-        <w:rPr>
-          <w:rFonts w:cstheme="minorHAnsi"/>
-        </w:rPr>
-        <w:t xml:space="preserve">While the topic is relevant, the findings are not new. Farmers in the region are already </w:t>
-      </w:r>
-      <w:r>
-        <w:rPr>
-          <w:rFonts w:cstheme="minorHAnsi"/>
-        </w:rPr>
-        <w:t>adopting</w:t>
-      </w:r>
-      <w:r>
-        <w:rPr>
-          <w:rFonts w:cstheme="minorHAnsi"/>
-        </w:rPr>
-        <w:t xml:space="preserve"> early plan</w:t>
-      </w:r>
-      <w:r>
-        <w:rPr>
-          <w:rFonts w:ascii="Calibri" w:eastAsia="Calibri" w:hAnsi="Calibri" w:cs="Calibri"/>
-        </w:rPr>
-        <w:t>ning</w:t>
-      </w:r>
-      <w:r>
-        <w:rPr>
-          <w:rFonts w:cstheme="minorHAnsi"/>
-        </w:rPr>
-        <w:t xml:space="preserve"> dates</w:t>
-      </w:r>
-      <w:r>
-        <w:rPr>
-          <w:rFonts w:cstheme="minorHAnsi"/>
-        </w:rPr>
-        <w:t xml:space="preserve"> </w:t>
-      </w:r>
-      <w:r>
-        <w:rPr>
-          <w:rFonts w:cstheme="minorHAnsi"/>
-        </w:rPr>
-        <w:t>similar to those explored in this study (e.g., early May). Likewise, the longer MGs proposed are already commonly used,</w:t>
-      </w:r>
-      <w:r>
-        <w:rPr>
-          <w:rFonts w:cstheme="minorHAnsi"/>
-        </w:rPr>
-        <w:t xml:space="preserve"> </w:t>
-      </w:r>
-      <w:r>
-        <w:rPr>
-          <w:rFonts w:cstheme="minorHAnsi"/>
-        </w:rPr>
-        <w:t>par</w:t>
-      </w:r>
-      <w:r>
-        <w:rPr>
-          <w:rFonts w:ascii="Calibri" w:eastAsia="Calibri" w:hAnsi="Calibri" w:cs="Calibri"/>
-        </w:rPr>
-        <w:t>ti</w:t>
-      </w:r>
-      <w:r>
-        <w:rPr>
-          <w:rFonts w:cstheme="minorHAnsi"/>
-        </w:rPr>
-        <w:t>cularly in the southern parts of the region.</w:t>
-      </w:r>
-      <w:r>
-        <w:rPr>
-          <w:rFonts w:cstheme="minorHAnsi"/>
-        </w:rPr>
-        <w:t xml:space="preserve"> </w:t>
-      </w:r>
-      <w:r>
-        <w:rPr>
-          <w:rFonts w:cstheme="minorHAnsi"/>
-        </w:rPr>
-        <w:t>Addi</w:t>
-      </w:r>
-      <w:r>
-        <w:rPr>
-          <w:rFonts w:ascii="Calibri" w:eastAsia="Calibri" w:hAnsi="Calibri" w:cs="Calibri"/>
-        </w:rPr>
-        <w:t>ti</w:t>
-      </w:r>
-      <w:r>
-        <w:rPr>
-          <w:rFonts w:cstheme="minorHAnsi"/>
-        </w:rPr>
-        <w:t xml:space="preserve">onally, the manuscript does not provide a clear </w:t>
-      </w:r>
-      <w:r>
-        <w:rPr>
-          <w:rFonts w:cstheme="minorHAnsi"/>
-        </w:rPr>
-        <w:t>explanation</w:t>
-      </w:r>
-      <w:r>
-        <w:rPr>
-          <w:rFonts w:cstheme="minorHAnsi"/>
-        </w:rPr>
-        <w:t xml:space="preserve"> or mechanism underlying the simulated yield increases</w:t>
-      </w:r>
-      <w:r>
-        <w:rPr>
-          <w:rFonts w:cstheme="minorHAnsi"/>
-        </w:rPr>
-        <w:t xml:space="preserve"> </w:t>
-      </w:r>
-      <w:r>
-        <w:rPr>
-          <w:rFonts w:cstheme="minorHAnsi"/>
-        </w:rPr>
-        <w:t>across scenarios. Important variables—such as the photothermal quo</w:t>
-      </w:r>
-      <w:r>
-        <w:rPr>
-          <w:rFonts w:ascii="Calibri" w:eastAsia="Calibri" w:hAnsi="Calibri" w:cs="Calibri"/>
-        </w:rPr>
-        <w:t>ti</w:t>
-      </w:r>
-      <w:r>
-        <w:rPr>
-          <w:rFonts w:cstheme="minorHAnsi"/>
-        </w:rPr>
-        <w:t>ent during cri</w:t>
-      </w:r>
-      <w:r>
-        <w:rPr>
-          <w:rFonts w:ascii="Calibri" w:eastAsia="Calibri" w:hAnsi="Calibri" w:cs="Calibri"/>
-        </w:rPr>
-        <w:t>ti</w:t>
-      </w:r>
-      <w:r>
-        <w:rPr>
-          <w:rFonts w:cstheme="minorHAnsi"/>
-        </w:rPr>
-        <w:t>cal periods—are not explored.</w:t>
-      </w:r>
-      <w:r>
-        <w:rPr>
-          <w:rFonts w:cstheme="minorHAnsi"/>
-        </w:rPr>
-        <w:t xml:space="preserve"> Evaluating</w:t>
-      </w:r>
-      <w:r>
-        <w:rPr>
-          <w:rFonts w:cstheme="minorHAnsi"/>
-        </w:rPr>
-        <w:t xml:space="preserve"> more extreme scenarios and, importantly, providing a mechanis</w:t>
-      </w:r>
-      <w:r>
-        <w:rPr>
-          <w:rFonts w:ascii="Calibri" w:eastAsia="Calibri" w:hAnsi="Calibri" w:cs="Calibri"/>
-        </w:rPr>
-        <w:t>ti</w:t>
-      </w:r>
-      <w:r>
-        <w:rPr>
-          <w:rFonts w:cstheme="minorHAnsi"/>
-        </w:rPr>
-        <w:t xml:space="preserve">c </w:t>
-      </w:r>
-      <w:r>
-        <w:rPr>
-          <w:rFonts w:cstheme="minorHAnsi"/>
-        </w:rPr>
-        <w:t>explanation</w:t>
-      </w:r>
-      <w:r>
-        <w:rPr>
-          <w:rFonts w:cstheme="minorHAnsi"/>
-        </w:rPr>
-        <w:t xml:space="preserve"> for the observed yield</w:t>
-      </w:r>
-      <w:r>
-        <w:rPr>
-          <w:rFonts w:cstheme="minorHAnsi"/>
-        </w:rPr>
-        <w:t xml:space="preserve"> </w:t>
-      </w:r>
-      <w:r>
-        <w:rPr>
-          <w:rFonts w:cstheme="minorHAnsi"/>
-        </w:rPr>
-        <w:t>responses would strengthen the manuscript and improve its relevance for future readers.</w:t>
-      </w:r>
-    </w:p>
-    <w:p>
-      <w:pPr>
-        <w:spacing w:line="259" w:lineRule="auto"/>
-        <w:rPr>
-          <w:rFonts w:cstheme="minorHAnsi"/>
-          <w:color w:val="0000FF"/>
-        </w:rPr>
-      </w:pPr>
-      <w:r>
-        <w:rPr>
-          <w:rFonts w:cstheme="minorHAnsi"/>
-          <w:color w:val="0000FF"/>
-        </w:rPr>
-        <w:t xml:space="preserve">Response: </w:t>
-      </w:r>
-      <w:r>
-        <w:rPr>
-          <w:rFonts w:cstheme="minorHAnsi"/>
-          <w:color w:val="0000FF"/>
-        </w:rPr>
-        <w:t xml:space="preserve">We appreciate the </w:t>
-      </w:r>
-      <w:r>
-        <w:rPr>
-          <w:rFonts w:cstheme="minorHAnsi"/>
-          <w:color w:val="0000FF"/>
-        </w:rPr>
-        <w:t>reviewer’s</w:t>
-      </w:r>
-      <w:r>
-        <w:rPr>
-          <w:rFonts w:cstheme="minorHAnsi"/>
-          <w:color w:val="0000FF"/>
-        </w:rPr>
-        <w:t xml:space="preserve"> feedback. Our scenario analysis </w:t>
-      </w:r>
-      <w:r>
-        <w:rPr>
-          <w:rFonts w:cstheme="minorHAnsi"/>
-          <w:color w:val="0000FF"/>
-        </w:rPr>
-        <w:t xml:space="preserve">reflects agronomic management that is realistic and actionable for the farmers in the </w:t>
-      </w:r>
-      <w:r>
-        <w:rPr>
-          <w:rFonts w:cstheme="minorHAnsi"/>
-          <w:color w:val="0000FF"/>
-        </w:rPr>
-        <w:t xml:space="preserve">region. That is why we use practices already adopted. The novelty of the study </w:t>
-      </w:r>
-      <w:r>
-        <w:rPr>
-          <w:rFonts w:cstheme="minorHAnsi"/>
-          <w:color w:val="0000FF"/>
-        </w:rPr>
-        <w:t xml:space="preserve">centers on the synergistic effects of maturity group and sowing date under warming. We have added new text to clarify it (see comment </w:t>
-      </w:r>
-      <w:r>
-        <w:rPr>
-          <w:rFonts w:cstheme="minorHAnsi"/>
-          <w:color w:val="0000FF"/>
-          <w:highlight w:val="yellow"/>
-        </w:rPr>
-        <w:t>1</w:t>
-      </w:r>
-      <w:r>
-        <w:rPr>
-          <w:rFonts w:cstheme="minorHAnsi"/>
-          <w:color w:val="0000FF"/>
-        </w:rPr>
-        <w:t xml:space="preserve">). Thank you for the suggestion of adding the </w:t>
-      </w:r>
-      <w:r>
-        <w:rPr>
-          <w:rFonts w:cstheme="minorHAnsi"/>
-          <w:color w:val="0000FF"/>
-        </w:rPr>
-        <w:t xml:space="preserve">photothermal quotient analysis. However, this goes beyond the scope of the present study. </w:t>
-      </w:r>
-      <w:r>
-        <w:rPr>
-          <w:rFonts w:cstheme="minorHAnsi"/>
-          <w:color w:val="0000FF"/>
-        </w:rPr>
-        <w:t>Yet</w:t>
-      </w:r>
-      <w:r>
-        <w:rPr>
-          <w:rFonts w:cstheme="minorHAnsi"/>
-          <w:color w:val="0000FF"/>
-        </w:rPr>
-        <w:t xml:space="preserve">, we have enhanced </w:t>
-      </w:r>
-      <w:r>
-        <w:rPr>
-          <w:rFonts w:cstheme="minorHAnsi"/>
-          <w:color w:val="0000FF"/>
-        </w:rPr>
-        <w:t>the mechanistic explanation of the observed yield responses by adding a new figure and discussion of changes across the whole crop cycle and the seed-filling</w:t>
-      </w:r>
-      <w:r>
-        <w:rPr>
-          <w:rFonts w:cstheme="minorHAnsi"/>
-          <w:color w:val="0000FF"/>
-        </w:rPr>
-        <w:t xml:space="preserve"> period (see comment #</w:t>
-      </w:r>
-      <w:r>
-        <w:rPr>
-          <w:rFonts w:cstheme="minorHAnsi"/>
-          <w:color w:val="0000FF"/>
-          <w:highlight w:val="yellow"/>
-        </w:rPr>
-        <w:t>xx</w:t>
-      </w:r>
-      <w:r>
-        <w:rPr>
-          <w:rFonts w:cstheme="minorHAnsi"/>
-          <w:color w:val="0000FF"/>
-        </w:rPr>
-        <w:t xml:space="preserve">). Regarding the more extreme scenario analysis, we modified the sowing date scenario by </w:t>
-      </w:r>
-      <w:r>
-        <w:rPr>
-          <w:rFonts w:cstheme="minorHAnsi"/>
-          <w:color w:val="0000FF"/>
-        </w:rPr>
-        <w:t>planting</w:t>
-      </w:r>
-      <w:r>
-        <w:rPr>
-          <w:rFonts w:cstheme="minorHAnsi"/>
-          <w:color w:val="0000FF"/>
-        </w:rPr>
-        <w:t xml:space="preserve"> earlier by 4 weeks, corresponding to the 10% sowing progress of the region, an extreme but yet realistic scenario (see comment #</w:t>
-      </w:r>
-      <w:r>
-        <w:rPr>
-          <w:rFonts w:cstheme="minorHAnsi"/>
-          <w:color w:val="0000FF"/>
-          <w:highlight w:val="yellow"/>
-        </w:rPr>
-        <w:t>xx</w:t>
-      </w:r>
-      <w:r>
-        <w:rPr>
-          <w:rFonts w:cstheme="minorHAnsi"/>
-          <w:color w:val="0000FF"/>
-        </w:rPr>
-        <w:t>). We have added a new sentence suggesting a more detailed scenario analysis in future studies. The new sentence reads:</w:t>
-      </w:r>
-    </w:p>
-    <w:p>
-      <w:pPr>
-        <w:spacing w:line="259" w:lineRule="auto"/>
-        <w:rPr>
-          <w:rFonts w:cstheme="minorHAnsi"/>
-          <w:color w:val="0000FF"/>
-        </w:rPr>
-      </w:pPr>
-      <w:r>
-        <w:rPr>
-          <w:rFonts w:cstheme="minorHAnsi"/>
-          <w:color w:val="0000FF"/>
-        </w:rPr>
-        <w:t>“While exploring optimum planting date windows for target environments was not the focus of this study, future research could investigate more extreme scenarios to enhance mechanistic understanding of yield responses under warming.”</w:t>
-      </w:r>
-    </w:p>
-    <w:p>
-      <w:pPr>
-        <w:spacing w:after="0" w:line="240" w:lineRule="auto"/>
-        <w:rPr>
-          <w:rFonts w:cstheme="minorHAnsi"/>
-          <w:color w:val="0000FF"/>
-        </w:rPr>
-      </w:pPr>
-      <w:r>
-        <w:rPr>
-          <w:rFonts w:cstheme="minorHAnsi"/>
-          <w:b/>
-          <w:bCs/>
-          <w:u w:val="single"/>
-        </w:rPr>
-        <w:t>Comment #</w:t>
-      </w:r>
-      <w:r>
-        <w:rPr>
-          <w:rFonts w:cstheme="minorHAnsi"/>
-          <w:b/>
-          <w:bCs/>
-          <w:u w:val="single"/>
-        </w:rPr>
-        <w:t>12</w:t>
-      </w:r>
-    </w:p>
-    <w:p>
-      <w:pPr>
-        <w:spacing w:after="0" w:line="240" w:lineRule="auto"/>
-        <w:rPr>
-          <w:rFonts w:cstheme="minorHAnsi"/>
-        </w:rPr>
-      </w:pPr>
-      <w:r>
-        <w:rPr>
-          <w:rFonts w:cstheme="minorHAnsi"/>
-        </w:rPr>
-        <w:t>Lines 50–53: This is an important point: early plan</w:t>
-      </w:r>
-      <w:r>
-        <w:rPr>
-          <w:rFonts w:ascii="Calibri" w:eastAsia="Calibri" w:hAnsi="Calibri" w:cs="Calibri"/>
-        </w:rPr>
-        <w:t>ti</w:t>
-      </w:r>
-      <w:r>
-        <w:rPr>
-          <w:rFonts w:cstheme="minorHAnsi"/>
-        </w:rPr>
-        <w:t>ng is not always op</w:t>
-      </w:r>
-      <w:r>
-        <w:rPr>
-          <w:rFonts w:ascii="Calibri" w:eastAsia="Calibri" w:hAnsi="Calibri" w:cs="Calibri"/>
-        </w:rPr>
-        <w:t>ti</w:t>
-      </w:r>
-      <w:r>
-        <w:rPr>
-          <w:rFonts w:cstheme="minorHAnsi"/>
-        </w:rPr>
-        <w:t>mal, as there is a plan</w:t>
-      </w:r>
-      <w:r>
-        <w:rPr>
-          <w:rFonts w:ascii="Calibri" w:eastAsia="Calibri" w:hAnsi="Calibri" w:cs="Calibri"/>
-        </w:rPr>
-        <w:t>ti</w:t>
-      </w:r>
-      <w:r>
-        <w:rPr>
-          <w:rFonts w:cstheme="minorHAnsi"/>
-        </w:rPr>
-        <w:t>ng window that</w:t>
-      </w:r>
-      <w:r>
-        <w:rPr>
-          <w:rFonts w:cstheme="minorHAnsi"/>
-        </w:rPr>
-        <w:t xml:space="preserve"> </w:t>
-      </w:r>
-      <w:r>
-        <w:rPr>
-          <w:rFonts w:cstheme="minorHAnsi"/>
-        </w:rPr>
-        <w:t>maximizes radia</w:t>
-      </w:r>
-      <w:r>
-        <w:rPr>
-          <w:rFonts w:ascii="Calibri" w:eastAsia="Calibri" w:hAnsi="Calibri" w:cs="Calibri"/>
-        </w:rPr>
-        <w:t>ti</w:t>
-      </w:r>
-      <w:r>
-        <w:rPr>
-          <w:rFonts w:cstheme="minorHAnsi"/>
-        </w:rPr>
-        <w:t>on capture and varies with MG. However, only one “early” plan</w:t>
-      </w:r>
-      <w:r>
-        <w:rPr>
-          <w:rFonts w:ascii="Calibri" w:eastAsia="Calibri" w:hAnsi="Calibri" w:cs="Calibri"/>
-        </w:rPr>
-        <w:t>ti</w:t>
-      </w:r>
-      <w:r>
-        <w:rPr>
-          <w:rFonts w:cstheme="minorHAnsi"/>
-        </w:rPr>
-        <w:t>ng date is evaluated in this study. This</w:t>
-      </w:r>
-      <w:r>
-        <w:rPr>
-          <w:rFonts w:cstheme="minorHAnsi"/>
-        </w:rPr>
-        <w:t xml:space="preserve"> </w:t>
-      </w:r>
-      <w:r>
-        <w:rPr>
-          <w:rFonts w:cstheme="minorHAnsi"/>
-        </w:rPr>
-        <w:t>does not allow iden</w:t>
-      </w:r>
-      <w:r>
-        <w:rPr>
-          <w:rFonts w:ascii="Calibri" w:eastAsia="Calibri" w:hAnsi="Calibri" w:cs="Calibri"/>
-        </w:rPr>
-        <w:t>ti</w:t>
-      </w:r>
-      <w:r>
-        <w:rPr>
-          <w:rFonts w:cstheme="minorHAnsi"/>
-        </w:rPr>
-        <w:t>fica</w:t>
-      </w:r>
-      <w:r>
-        <w:rPr>
-          <w:rFonts w:ascii="Calibri" w:eastAsia="Calibri" w:hAnsi="Calibri" w:cs="Calibri"/>
-        </w:rPr>
-        <w:t>ti</w:t>
-      </w:r>
-      <w:r>
-        <w:rPr>
-          <w:rFonts w:cstheme="minorHAnsi"/>
-        </w:rPr>
-        <w:t>on or explora</w:t>
-      </w:r>
-      <w:r>
-        <w:rPr>
-          <w:rFonts w:ascii="Calibri" w:eastAsia="Calibri" w:hAnsi="Calibri" w:cs="Calibri"/>
-        </w:rPr>
-        <w:t>ti</w:t>
-      </w:r>
-      <w:r>
-        <w:rPr>
-          <w:rFonts w:cstheme="minorHAnsi"/>
-        </w:rPr>
-        <w:t>on of an op</w:t>
-      </w:r>
-      <w:r>
-        <w:rPr>
-          <w:rFonts w:ascii="Calibri" w:eastAsia="Calibri" w:hAnsi="Calibri" w:cs="Calibri"/>
-        </w:rPr>
-        <w:t>ti</w:t>
-      </w:r>
-      <w:r>
-        <w:rPr>
-          <w:rFonts w:cstheme="minorHAnsi"/>
-        </w:rPr>
-        <w:t>mal window, or at least this is not demonstrated.</w:t>
-      </w:r>
-    </w:p>
-    <w:p>
-      <w:pPr>
-        <w:spacing w:after="0" w:line="240" w:lineRule="auto"/>
-        <w:rPr>
-          <w:rFonts w:cstheme="minorHAnsi"/>
-          <w:color w:val="0000FF"/>
-        </w:rPr>
-      </w:pPr>
-      <w:r>
-        <w:rPr>
-          <w:rFonts w:cstheme="minorHAnsi"/>
-          <w:color w:val="0000FF"/>
-        </w:rPr>
-        <w:t xml:space="preserve">Response: </w:t>
-      </w:r>
-      <w:r>
-        <w:rPr>
-          <w:rFonts w:cstheme="minorHAnsi"/>
-          <w:color w:val="0000FF"/>
-        </w:rPr>
-        <w:t xml:space="preserve">Thank you for the suggestion. </w:t>
-      </w:r>
-      <w:r>
-        <w:rPr>
-          <w:rFonts w:cstheme="minorHAnsi"/>
-          <w:color w:val="0000FF"/>
-        </w:rPr>
-        <w:t>As clarified in comment # 11, identifying an optimal sowing window was not the focus of this study. Our goal was to investigate whether there was a synergistic effect of planting early and using a late maturing variety under a warming scenario.</w:t>
-      </w:r>
-    </w:p>
-    <w:p>
-      <w:pPr>
-        <w:spacing w:after="0" w:line="240" w:lineRule="auto"/>
-        <w:rPr>
-          <w:rFonts w:cstheme="minorHAnsi"/>
-          <w:color w:val="0000FF"/>
-        </w:rPr>
-      </w:pPr>
-    </w:p>
-    <w:p>
-      <w:pPr>
-        <w:spacing w:after="0" w:line="240" w:lineRule="auto"/>
-        <w:rPr>
-          <w:rFonts w:cstheme="minorHAnsi"/>
-          <w:color w:val="0000FF"/>
-        </w:rPr>
-      </w:pPr>
-      <w:r>
-        <w:rPr>
-          <w:rFonts w:cstheme="minorHAnsi"/>
-          <w:b/>
-          <w:bCs/>
-          <w:u w:val="single"/>
-        </w:rPr>
-        <w:t>Comment #</w:t>
-      </w:r>
-      <w:r>
-        <w:rPr>
-          <w:rFonts w:cstheme="minorHAnsi"/>
-          <w:b/>
-          <w:bCs/>
-          <w:u w:val="single"/>
-        </w:rPr>
-        <w:t>12</w:t>
-      </w:r>
-    </w:p>
-    <w:p>
-      <w:pPr>
-        <w:spacing w:after="0" w:line="240" w:lineRule="auto"/>
-        <w:rPr>
-          <w:rFonts w:cstheme="minorHAnsi"/>
-        </w:rPr>
-      </w:pPr>
-      <w:r>
-        <w:rPr>
-          <w:rFonts w:cstheme="minorHAnsi"/>
-        </w:rPr>
-        <w:t>Line 64: Please include a brief introduc</w:t>
-      </w:r>
-      <w:r>
-        <w:rPr>
-          <w:rFonts w:ascii="Calibri" w:eastAsia="Calibri" w:hAnsi="Calibri" w:cs="Calibri"/>
-        </w:rPr>
-        <w:t>ti</w:t>
-      </w:r>
-      <w:r>
-        <w:rPr>
-          <w:rFonts w:cstheme="minorHAnsi"/>
-        </w:rPr>
-        <w:t>on on the role and projected changes of CO₂, as this is currently missing.</w:t>
-      </w:r>
-    </w:p>
-    <w:p>
-      <w:pPr>
-        <w:spacing w:line="259" w:lineRule="auto"/>
-        <w:rPr>
-          <w:rFonts w:cstheme="minorHAnsi"/>
-          <w:color w:val="0000FF"/>
-        </w:rPr>
-      </w:pPr>
-      <w:r>
-        <w:rPr>
-          <w:rFonts w:cstheme="minorHAnsi"/>
-          <w:color w:val="0000FF"/>
-        </w:rPr>
-        <w:t xml:space="preserve">Response: </w:t>
-      </w:r>
-      <w:r>
-        <w:rPr>
-          <w:rFonts w:cstheme="minorHAnsi"/>
-          <w:color w:val="0000FF"/>
-        </w:rPr>
-        <w:t>Addressed and thank you. The new sentence reads:</w:t>
-      </w:r>
-    </w:p>
-    <w:p>
-      <w:pPr>
-        <w:spacing w:before="120" w:after="0" w:line="240" w:lineRule="auto"/>
-        <w:rPr>
-          <w:rFonts w:cstheme="minorHAnsi"/>
-          <w:color w:val="0000FF"/>
-        </w:rPr>
-      </w:pPr>
-      <w:r>
-        <w:rPr>
-          <w:rFonts w:cstheme="minorHAnsi"/>
-          <w:color w:val="0000FF"/>
-        </w:rPr>
         <w:t>“</w:t>
       </w:r>
       <w:r>
@@ -4417,7 +4753,7 @@
           <w:bCs/>
           <w:u w:val="single"/>
         </w:rPr>
-        <w:t>3</w:t>
+        <w:t>6</w:t>
       </w:r>
     </w:p>
     <w:p>
@@ -4471,32 +4807,698 @@
           <w:rFonts w:cstheme="minorHAnsi"/>
           <w:color w:val="0000FF"/>
         </w:rPr>
+        <w:t xml:space="preserve">Response: </w:t>
+      </w:r>
+      <w:r>
+        <w:rPr>
+          <w:rFonts w:cstheme="minorHAnsi"/>
+          <w:color w:val="0000FF"/>
+        </w:rPr>
+        <w:t>Thank you for the comment. MG 5 is considered late relative to the current plausible range adopted by farmers in the state (MG 3 to MG 5). While MG6 varieties were planted in the past, they are not very common nowadays, and early MG4s have been the most common. The rationale for this study is that, with warming, switching back to a slightly late-maturing variety, combined with earlier planting, will generate yield advantages.</w:t>
+      </w:r>
+    </w:p>
+    <w:p>
+      <w:pPr>
+        <w:spacing w:after="0" w:line="240" w:lineRule="auto"/>
+        <w:rPr>
+          <w:rFonts w:cstheme="minorHAnsi"/>
+          <w:color w:val="0000FF"/>
+        </w:rPr>
+      </w:pPr>
+      <w:r>
+        <w:rPr>
+          <w:rFonts w:cstheme="minorHAnsi"/>
+          <w:b/>
+          <w:bCs/>
+          <w:u w:val="single"/>
+        </w:rPr>
+        <w:t>Comment #</w:t>
+      </w:r>
+      <w:r>
+        <w:rPr>
+          <w:rFonts w:cstheme="minorHAnsi"/>
+          <w:b/>
+          <w:bCs/>
+          <w:u w:val="single"/>
+        </w:rPr>
+        <w:t>1</w:t>
+      </w:r>
+      <w:r>
+        <w:rPr>
+          <w:rFonts w:cstheme="minorHAnsi"/>
+          <w:b/>
+          <w:bCs/>
+          <w:u w:val="single"/>
+        </w:rPr>
+        <w:t>7</w:t>
+      </w:r>
+    </w:p>
+    <w:p>
+      <w:pPr>
+        <w:spacing w:after="0" w:line="240" w:lineRule="auto"/>
+        <w:rPr>
+          <w:rFonts w:cstheme="minorHAnsi"/>
+        </w:rPr>
+      </w:pPr>
+      <w:r>
+        <w:rPr>
+          <w:rFonts w:cstheme="minorHAnsi"/>
+        </w:rPr>
+        <w:t>Lines 110–113: Consider revising the second scenario descrip</w:t>
+      </w:r>
+      <w:r>
+        <w:rPr>
+          <w:rFonts w:ascii="Calibri" w:eastAsia="Calibri" w:hAnsi="Calibri" w:cs="Calibri"/>
+        </w:rPr>
+        <w:t>ti</w:t>
+      </w:r>
+      <w:r>
+        <w:rPr>
+          <w:rFonts w:cstheme="minorHAnsi"/>
+        </w:rPr>
+        <w:t>on to:</w:t>
+      </w:r>
+      <w:r>
+        <w:rPr>
+          <w:rFonts w:cstheme="minorHAnsi"/>
+        </w:rPr>
+        <w:t xml:space="preserve"> “</w:t>
+      </w:r>
+      <w:r>
+        <w:rPr>
+          <w:rFonts w:cstheme="minorHAnsi"/>
+        </w:rPr>
+        <w:t>advancing the sowing date by 12 days, corresponding to an early but realis</w:t>
+      </w:r>
+      <w:r>
+        <w:rPr>
+          <w:rFonts w:ascii="Calibri" w:eastAsia="Calibri" w:hAnsi="Calibri" w:cs="Calibri"/>
+        </w:rPr>
+        <w:t>ti</w:t>
+      </w:r>
+      <w:r>
+        <w:rPr>
+          <w:rFonts w:cstheme="minorHAnsi"/>
+        </w:rPr>
+        <w:t>c plan</w:t>
+      </w:r>
+      <w:r>
+        <w:rPr>
+          <w:rFonts w:ascii="Calibri" w:eastAsia="Calibri" w:hAnsi="Calibri" w:cs="Calibri"/>
+        </w:rPr>
+        <w:t>ti</w:t>
+      </w:r>
+      <w:r>
+        <w:rPr>
+          <w:rFonts w:cstheme="minorHAnsi"/>
+        </w:rPr>
+        <w:t>ng window based on NASS plan</w:t>
+      </w:r>
+      <w:r>
+        <w:rPr>
+          <w:rFonts w:ascii="Calibri" w:eastAsia="Calibri" w:hAnsi="Calibri" w:cs="Calibri"/>
+        </w:rPr>
+        <w:t>ti</w:t>
+      </w:r>
+      <w:r>
+        <w:rPr>
+          <w:rFonts w:cstheme="minorHAnsi"/>
+        </w:rPr>
+        <w:t>ng</w:t>
+      </w:r>
+      <w:r>
+        <w:rPr>
+          <w:rFonts w:cstheme="minorHAnsi"/>
+        </w:rPr>
+        <w:t xml:space="preserve"> </w:t>
+      </w:r>
+      <w:r>
+        <w:rPr>
+          <w:rFonts w:cstheme="minorHAnsi"/>
+        </w:rPr>
+        <w:t>progress data for the studied region (NASS, 2023)”.</w:t>
+      </w:r>
+      <w:r>
+        <w:rPr>
+          <w:rFonts w:cstheme="minorHAnsi"/>
+        </w:rPr>
+        <w:t xml:space="preserve"> </w:t>
+      </w:r>
+      <w:r>
+        <w:rPr>
+          <w:rFonts w:cstheme="minorHAnsi"/>
+        </w:rPr>
+        <w:t>The current reference to the “upper tail” suggests delayed plan</w:t>
+      </w:r>
+      <w:r>
+        <w:rPr>
+          <w:rFonts w:ascii="Calibri" w:eastAsia="Calibri" w:hAnsi="Calibri" w:cs="Calibri"/>
+        </w:rPr>
+        <w:t>ti</w:t>
+      </w:r>
+      <w:r>
+        <w:rPr>
+          <w:rFonts w:cstheme="minorHAnsi"/>
+        </w:rPr>
+        <w:t>ng. Also, please clarify what is meant by “realis</w:t>
+      </w:r>
+      <w:r>
+        <w:rPr>
+          <w:rFonts w:ascii="Calibri" w:eastAsia="Calibri" w:hAnsi="Calibri" w:cs="Calibri"/>
+        </w:rPr>
+        <w:t>ti</w:t>
+      </w:r>
+      <w:r>
+        <w:rPr>
+          <w:rFonts w:cstheme="minorHAnsi"/>
+        </w:rPr>
+        <w:t>c” (e.g.,</w:t>
+      </w:r>
+      <w:r>
+        <w:rPr>
+          <w:rFonts w:cstheme="minorHAnsi"/>
+        </w:rPr>
+        <w:t xml:space="preserve"> </w:t>
+      </w:r>
+      <w:r>
+        <w:rPr>
+          <w:rFonts w:cstheme="minorHAnsi"/>
+        </w:rPr>
+        <w:t>10% vs. 30% plan</w:t>
+      </w:r>
+      <w:r>
+        <w:rPr>
+          <w:rFonts w:ascii="Calibri" w:eastAsia="Calibri" w:hAnsi="Calibri" w:cs="Calibri" w:hint="eastAsia"/>
+        </w:rPr>
+        <w:t>􀆟</w:t>
+      </w:r>
+      <w:r>
+        <w:rPr>
+          <w:rFonts w:cstheme="minorHAnsi"/>
+        </w:rPr>
+        <w:t>ng progress). Would exploring even earlier, less common plan</w:t>
+      </w:r>
+      <w:r>
+        <w:rPr>
+          <w:rFonts w:ascii="Calibri" w:eastAsia="Calibri" w:hAnsi="Calibri" w:cs="Calibri"/>
+        </w:rPr>
+        <w:t>ti</w:t>
+      </w:r>
+      <w:r>
+        <w:rPr>
+          <w:rFonts w:cstheme="minorHAnsi"/>
+        </w:rPr>
+        <w:t>ng dates provide addi</w:t>
+      </w:r>
+      <w:r>
+        <w:rPr>
+          <w:rFonts w:ascii="Calibri" w:eastAsia="Calibri" w:hAnsi="Calibri" w:cs="Calibri"/>
+        </w:rPr>
+        <w:t>ti</w:t>
+      </w:r>
+      <w:r>
+        <w:rPr>
+          <w:rFonts w:cstheme="minorHAnsi"/>
+        </w:rPr>
+        <w:t>onal insight?</w:t>
+      </w:r>
+    </w:p>
+    <w:p>
+      <w:pPr>
+        <w:spacing w:after="0" w:line="240" w:lineRule="auto"/>
+        <w:rPr>
+          <w:rFonts w:cstheme="minorHAnsi"/>
+          <w:color w:val="0000FF"/>
+        </w:rPr>
+      </w:pPr>
+      <w:r>
+        <w:rPr>
+          <w:rFonts w:cstheme="minorHAnsi"/>
+          <w:color w:val="0000FF"/>
+        </w:rPr>
+        <w:t xml:space="preserve">Response: </w:t>
+      </w:r>
+      <w:r>
+        <w:rPr>
+          <w:rFonts w:cstheme="minorHAnsi"/>
+          <w:color w:val="0000FF"/>
+        </w:rPr>
+        <w:t>Thank you for the very important comment.</w:t>
+      </w:r>
+      <w:r>
+        <w:rPr>
+          <w:rFonts w:cstheme="minorHAnsi"/>
+          <w:color w:val="0000FF"/>
+        </w:rPr>
+        <w:t xml:space="preserve"> We have clarified the rationale </w:t>
+      </w:r>
+      <w:r>
+        <w:rPr>
+          <w:rFonts w:cstheme="minorHAnsi"/>
+          <w:color w:val="0000FF"/>
+        </w:rPr>
+        <w:t xml:space="preserve">for </w:t>
+      </w:r>
+      <w:r>
+        <w:rPr>
+          <w:rFonts w:cstheme="minorHAnsi"/>
+          <w:color w:val="0000FF"/>
+        </w:rPr>
+        <w:t>the chosen scenarios</w:t>
+      </w:r>
+      <w:r>
+        <w:rPr>
+          <w:rFonts w:cstheme="minorHAnsi"/>
+          <w:color w:val="0000FF"/>
+        </w:rPr>
+        <w:t xml:space="preserve"> and moved the early-sow scenario to a more extreme situation (10% of the NASS planting progress, about 4 weeks earlier)</w:t>
+      </w:r>
+      <w:r>
+        <w:rPr>
+          <w:rFonts w:cstheme="minorHAnsi"/>
+          <w:color w:val="0000FF"/>
+        </w:rPr>
+        <w:t xml:space="preserve">. A figure was added to the supplementary material to facilitate visualization of the selected scenarios. Detailed modifications </w:t>
+      </w:r>
+      <w:r>
+        <w:rPr>
+          <w:rFonts w:cstheme="minorHAnsi"/>
+          <w:color w:val="0000FF"/>
+        </w:rPr>
+        <w:t>are explained</w:t>
+      </w:r>
+      <w:r>
+        <w:rPr>
+          <w:rFonts w:cstheme="minorHAnsi"/>
+          <w:color w:val="0000FF"/>
+        </w:rPr>
+        <w:t xml:space="preserve"> in comment #4.</w:t>
+      </w:r>
+    </w:p>
+    <w:p>
+      <w:pPr>
+        <w:spacing w:after="0" w:line="240" w:lineRule="auto"/>
+        <w:rPr>
+          <w:rFonts w:cstheme="minorHAnsi"/>
+          <w:color w:val="0000FF"/>
+        </w:rPr>
+      </w:pPr>
+    </w:p>
+    <w:p>
+      <w:pPr>
+        <w:spacing w:after="0" w:line="240" w:lineRule="auto"/>
+        <w:rPr>
+          <w:rFonts w:cstheme="minorHAnsi"/>
+          <w:color w:val="0000FF"/>
+        </w:rPr>
+      </w:pPr>
+      <w:r>
+        <w:rPr>
+          <w:rFonts w:cstheme="minorHAnsi"/>
+          <w:b/>
+          <w:bCs/>
+          <w:u w:val="single"/>
+        </w:rPr>
+        <w:t>Comment #</w:t>
+      </w:r>
+      <w:r>
+        <w:rPr>
+          <w:rFonts w:cstheme="minorHAnsi"/>
+          <w:b/>
+          <w:bCs/>
+          <w:u w:val="single"/>
+        </w:rPr>
+        <w:t>1</w:t>
+      </w:r>
+      <w:r>
+        <w:rPr>
+          <w:rFonts w:cstheme="minorHAnsi"/>
+          <w:b/>
+          <w:bCs/>
+          <w:u w:val="single"/>
+        </w:rPr>
+        <w:t>8</w:t>
+      </w:r>
+    </w:p>
+    <w:p>
+      <w:pPr>
+        <w:spacing w:after="0" w:line="240" w:lineRule="auto"/>
+        <w:rPr>
+          <w:rFonts w:cstheme="minorHAnsi"/>
+        </w:rPr>
+      </w:pPr>
+      <w:r>
+        <w:rPr>
+          <w:rFonts w:cstheme="minorHAnsi"/>
+        </w:rPr>
+        <w:t>Lines 156–158: When sta</w:t>
+      </w:r>
+      <w:r>
+        <w:rPr>
+          <w:rFonts w:ascii="Calibri" w:eastAsia="Calibri" w:hAnsi="Calibri" w:cs="Calibri"/>
+        </w:rPr>
+        <w:t>ti</w:t>
+      </w:r>
+      <w:r>
+        <w:rPr>
+          <w:rFonts w:cstheme="minorHAnsi"/>
+        </w:rPr>
+        <w:t>ng that “our study extends previous work,” please provide appropriate references.</w:t>
+      </w:r>
+    </w:p>
+    <w:p>
+      <w:pPr>
+        <w:spacing w:after="0" w:line="240" w:lineRule="auto"/>
+        <w:rPr>
+          <w:rFonts w:cstheme="minorHAnsi"/>
+          <w:color w:val="0000FF"/>
+        </w:rPr>
+      </w:pPr>
+      <w:r>
+        <w:rPr>
+          <w:rFonts w:cstheme="minorHAnsi"/>
+          <w:color w:val="0000FF"/>
+        </w:rPr>
+        <w:t xml:space="preserve">Response: </w:t>
+      </w:r>
+      <w:r>
+        <w:rPr>
+          <w:rFonts w:cstheme="minorHAnsi"/>
+          <w:color w:val="0000FF"/>
+        </w:rPr>
+        <w:t xml:space="preserve">Addressed. The new sentence reads: </w:t>
+      </w:r>
+      <w:r>
+        <w:rPr>
+          <w:rFonts w:cstheme="minorHAnsi"/>
+          <w:color w:val="0000FF"/>
+        </w:rPr>
+        <w:t>“</w:t>
+      </w:r>
+      <w:r>
+        <w:rPr>
+          <w:rFonts w:cstheme="minorHAnsi"/>
+          <w:color w:val="0000FF"/>
+        </w:rPr>
+        <w:t xml:space="preserve">Our study extends previous work (Elli et al., 2022; Nendel et al., 2023) by quantifying the synergistic effect of </w:t>
+      </w:r>
+      <w:r>
+        <w:rPr>
+          <w:rFonts w:cstheme="minorHAnsi"/>
+          <w:color w:val="0000FF"/>
+        </w:rPr>
+        <w:t xml:space="preserve">stacked </w:t>
+      </w:r>
+      <w:r>
+        <w:rPr>
+          <w:rFonts w:cstheme="minorHAnsi"/>
+          <w:color w:val="0000FF"/>
+        </w:rPr>
+        <w:t>agronomic management strategies to mitigate heat risks in irrigated soybeans at a fine spatial resolution in the U.S. Mid-South.</w:t>
+      </w:r>
+      <w:r>
+        <w:rPr>
+          <w:rFonts w:cstheme="minorHAnsi"/>
+          <w:color w:val="0000FF"/>
+        </w:rPr>
+        <w:t>”</w:t>
+      </w:r>
+    </w:p>
+    <w:p>
+      <w:pPr>
+        <w:spacing w:after="0" w:line="240" w:lineRule="auto"/>
+        <w:rPr>
+          <w:rFonts w:cstheme="minorHAnsi"/>
+          <w:color w:val="0000FF"/>
+        </w:rPr>
+      </w:pPr>
+    </w:p>
+    <w:p>
+      <w:pPr>
+        <w:spacing w:after="0" w:line="240" w:lineRule="auto"/>
+        <w:rPr>
+          <w:rFonts w:cstheme="minorHAnsi"/>
+          <w:color w:val="0000FF"/>
+        </w:rPr>
+      </w:pPr>
+      <w:r>
+        <w:rPr>
+          <w:rFonts w:cstheme="minorHAnsi"/>
+          <w:b/>
+          <w:bCs/>
+          <w:u w:val="single"/>
+        </w:rPr>
+        <w:t>Comment #</w:t>
+      </w:r>
+      <w:r>
+        <w:rPr>
+          <w:rFonts w:cstheme="minorHAnsi"/>
+          <w:b/>
+          <w:bCs/>
+          <w:u w:val="single"/>
+        </w:rPr>
+        <w:t>1</w:t>
+      </w:r>
+      <w:r>
+        <w:rPr>
+          <w:rFonts w:cstheme="minorHAnsi"/>
+          <w:b/>
+          <w:bCs/>
+          <w:u w:val="single"/>
+        </w:rPr>
+        <w:t>9</w:t>
+      </w:r>
+    </w:p>
+    <w:p>
+      <w:pPr>
+        <w:spacing w:after="0" w:line="240" w:lineRule="auto"/>
+        <w:rPr>
+          <w:rFonts w:cstheme="minorHAnsi"/>
+        </w:rPr>
+      </w:pPr>
+      <w:r>
+        <w:rPr>
+          <w:rFonts w:cstheme="minorHAnsi"/>
+        </w:rPr>
+        <w:t>Lines 163–164: Clearly state what is novel in this study compared to similar simula</w:t>
+      </w:r>
+      <w:r>
+        <w:rPr>
+          <w:rFonts w:ascii="Calibri" w:eastAsia="Calibri" w:hAnsi="Calibri" w:cs="Calibri"/>
+        </w:rPr>
+        <w:t>ti</w:t>
+      </w:r>
+      <w:r>
+        <w:rPr>
+          <w:rFonts w:cstheme="minorHAnsi"/>
+        </w:rPr>
+        <w:t>ons (e.g., Elli et al., 2022).</w:t>
+      </w:r>
+    </w:p>
+    <w:p>
+      <w:pPr>
+        <w:spacing w:after="0" w:line="240" w:lineRule="auto"/>
+        <w:rPr>
+          <w:rFonts w:cstheme="minorHAnsi"/>
+          <w:color w:val="0000FF"/>
+        </w:rPr>
+      </w:pPr>
+      <w:r>
+        <w:rPr>
+          <w:rFonts w:cstheme="minorHAnsi"/>
+          <w:color w:val="0000FF"/>
+        </w:rPr>
+        <w:t xml:space="preserve">Response: </w:t>
+      </w:r>
+      <w:r>
+        <w:rPr>
+          <w:rFonts w:cstheme="minorHAnsi"/>
+          <w:color w:val="0000FF"/>
+        </w:rPr>
+        <w:t>Addressed</w:t>
+      </w:r>
+      <w:r>
+        <w:rPr>
+          <w:rFonts w:cstheme="minorHAnsi"/>
+          <w:color w:val="0000FF"/>
+        </w:rPr>
+        <w:t>, thank you for the suggestion</w:t>
+      </w:r>
+      <w:r>
+        <w:rPr>
+          <w:rFonts w:cstheme="minorHAnsi"/>
+          <w:color w:val="0000FF"/>
+        </w:rPr>
+        <w:t xml:space="preserve">. Elli et al. (2022) </w:t>
+      </w:r>
+      <w:r>
+        <w:rPr>
+          <w:rFonts w:cstheme="minorHAnsi"/>
+          <w:color w:val="0000FF"/>
+        </w:rPr>
+        <w:t>used a previous version of APSIM (APSIM classic) with a focus on nitrogen dynamics</w:t>
+      </w:r>
+      <w:r>
+        <w:rPr>
+          <w:rFonts w:cstheme="minorHAnsi"/>
+          <w:color w:val="0000FF"/>
+        </w:rPr>
+        <w:t xml:space="preserve"> </w:t>
+      </w:r>
+      <w:r>
+        <w:rPr>
+          <w:rFonts w:cstheme="minorHAnsi"/>
+          <w:color w:val="0000FF"/>
+        </w:rPr>
+        <w:t>at 10 locations in the Corn Belt</w:t>
+      </w:r>
+      <w:r>
+        <w:rPr>
+          <w:rFonts w:cstheme="minorHAnsi"/>
+          <w:color w:val="0000FF"/>
+        </w:rPr>
+        <w:t xml:space="preserve"> </w:t>
+      </w:r>
+      <w:r>
+        <w:rPr>
+          <w:rFonts w:cstheme="minorHAnsi"/>
+          <w:color w:val="0000FF"/>
+        </w:rPr>
+        <w:t xml:space="preserve">(only 1 in the mid-south) </w:t>
+      </w:r>
+      <w:r>
+        <w:rPr>
+          <w:rFonts w:cstheme="minorHAnsi"/>
+          <w:color w:val="0000FF"/>
+        </w:rPr>
+        <w:t xml:space="preserve">and </w:t>
+      </w:r>
+      <w:r>
+        <w:rPr>
+          <w:rFonts w:cstheme="minorHAnsi"/>
+          <w:color w:val="0000FF"/>
+        </w:rPr>
+        <w:t>evaluated adaptive strategies only under baseline conditions, not under warming</w:t>
+      </w:r>
+      <w:r>
+        <w:rPr>
+          <w:rFonts w:cstheme="minorHAnsi"/>
+          <w:color w:val="0000FF"/>
+        </w:rPr>
+        <w:t xml:space="preserve">. Moreover, the study did not evaluate stacked management options. In addition to these advancements, the present study </w:t>
+      </w:r>
+      <w:r>
+        <w:rPr>
+          <w:rFonts w:cstheme="minorHAnsi"/>
+          <w:color w:val="0000FF"/>
+        </w:rPr>
+        <w:t xml:space="preserve">conducts fine-scale simulations (4,000+ fields) </w:t>
+      </w:r>
+      <w:r>
+        <w:rPr>
+          <w:rFonts w:cstheme="minorHAnsi"/>
+          <w:color w:val="0000FF"/>
+        </w:rPr>
+        <w:t>focused</w:t>
+      </w:r>
+      <w:r>
+        <w:rPr>
+          <w:rFonts w:cstheme="minorHAnsi"/>
+          <w:color w:val="0000FF"/>
+        </w:rPr>
+        <w:t xml:space="preserve"> on the Mid-South</w:t>
+      </w:r>
+      <w:r>
+        <w:rPr>
+          <w:rFonts w:cstheme="minorHAnsi"/>
+          <w:color w:val="0000FF"/>
+        </w:rPr>
+        <w:t>, using the latest APSIM framework (APSIM Next-Generation). The</w:t>
+      </w:r>
+      <w:r>
+        <w:rPr>
+          <w:rFonts w:cstheme="minorHAnsi"/>
+          <w:color w:val="0000FF"/>
+        </w:rPr>
+        <w:t xml:space="preserve"> region </w:t>
+      </w:r>
+      <w:r>
+        <w:rPr>
+          <w:rFonts w:cstheme="minorHAnsi"/>
+          <w:color w:val="0000FF"/>
+        </w:rPr>
+        <w:t xml:space="preserve">is predominantly irrigated with soybeans, </w:t>
+      </w:r>
+      <w:r>
+        <w:rPr>
+          <w:rFonts w:cstheme="minorHAnsi"/>
+          <w:color w:val="0000FF"/>
+        </w:rPr>
+        <w:t>lacks adaptive modeling studies</w:t>
+      </w:r>
+      <w:r>
+        <w:rPr>
+          <w:rFonts w:cstheme="minorHAnsi"/>
+          <w:color w:val="0000FF"/>
+        </w:rPr>
+        <w:t>, and is particularly vulnerable to climate change</w:t>
+      </w:r>
+      <w:r>
+        <w:rPr>
+          <w:rFonts w:cstheme="minorHAnsi"/>
+          <w:color w:val="0000FF"/>
+        </w:rPr>
+        <w:t>.</w:t>
+      </w:r>
+      <w:r>
+        <w:rPr>
+          <w:rFonts w:cstheme="minorHAnsi"/>
+          <w:color w:val="0000FF"/>
+        </w:rPr>
+        <w:t xml:space="preserve"> The new text reads:</w:t>
+      </w:r>
+    </w:p>
+    <w:p>
+      <w:pPr>
+        <w:spacing w:after="0" w:line="240" w:lineRule="auto"/>
+        <w:rPr>
+          <w:rFonts w:cstheme="minorHAnsi"/>
+          <w:color w:val="0000FF"/>
+        </w:rPr>
+      </w:pPr>
+    </w:p>
+    <w:p>
+      <w:pPr>
+        <w:spacing w:after="0" w:line="240" w:lineRule="auto"/>
+        <w:rPr>
+          <w:rFonts w:cstheme="minorHAnsi"/>
+          <w:color w:val="0000FF"/>
+        </w:rPr>
+      </w:pPr>
+      <w:r>
+        <w:rPr>
+          <w:rFonts w:cstheme="minorHAnsi"/>
+          <w:color w:val="0000FF"/>
+        </w:rPr>
+        <w:t>“We found a 5.7% decrease in soybean yield due to rising temperatures, with values ranging from -14.7% to -2.5% across sites (Figure 1). Elli et al. (2022) reported an average 19% reduction in seed yield at 10 locations in the US Corn Belt under a +2°C temperature scenario without adaptive strategies. While Elli et al. (2022) did not quantify the combined impact of high temperatures and stacked agronomic management, they found that sowing 12 days earlier increased soybean seed yield by 4.7%.”</w:t>
+      </w:r>
+    </w:p>
+    <w:p>
+      <w:pPr>
+        <w:spacing w:after="0" w:line="240" w:lineRule="auto"/>
+        <w:rPr>
+          <w:rFonts w:cstheme="minorHAnsi"/>
+          <w:color w:val="0000FF"/>
+        </w:rPr>
+      </w:pPr>
+      <w:r>
+        <w:rPr>
+          <w:rFonts w:cstheme="minorHAnsi"/>
+          <w:b/>
+          <w:bCs/>
+          <w:u w:val="single"/>
+        </w:rPr>
         <w:lastRenderedPageBreak/>
-        <w:t xml:space="preserve">Response: </w:t>
-      </w:r>
-      <w:r>
-        <w:rPr>
-          <w:rFonts w:cstheme="minorHAnsi"/>
-          <w:color w:val="0000FF"/>
-        </w:rPr>
-        <w:t>Thank you for the comment. MG 5 is considered late relative to the current plausible range adopted by farmers in the state (MG 3 to MG 5). While MG6 varieties were planted in the past, they are not very common nowadays, and early MG4s have been the most common. The rationale for this study is that, with warming, switching back to a slightly late-maturing variety, combined with earlier planting, will generate yield advantages.</w:t>
-      </w:r>
-    </w:p>
-    <w:p>
-      <w:pPr>
-        <w:spacing w:after="0" w:line="240" w:lineRule="auto"/>
-        <w:rPr>
-          <w:rFonts w:cstheme="minorHAnsi"/>
-          <w:color w:val="0000FF"/>
-        </w:rPr>
-      </w:pPr>
-      <w:r>
-        <w:rPr>
-          <w:rFonts w:cstheme="minorHAnsi"/>
-          <w:b/>
-          <w:bCs/>
-          <w:u w:val="single"/>
-        </w:rPr>
         <w:t>Comment #</w:t>
       </w:r>
       <w:r>
@@ -4506,636 +5508,7 @@
           <w:bCs/>
           <w:u w:val="single"/>
         </w:rPr>
-        <w:t>14</w:t>
-      </w:r>
-    </w:p>
-    <w:p>
-      <w:pPr>
-        <w:spacing w:after="0" w:line="240" w:lineRule="auto"/>
-        <w:rPr>
-          <w:rFonts w:cstheme="minorHAnsi"/>
-        </w:rPr>
-      </w:pPr>
-      <w:r>
-        <w:rPr>
-          <w:rFonts w:cstheme="minorHAnsi"/>
-        </w:rPr>
-        <w:t>Lines 110–113: Consider revising the second scenario descrip</w:t>
-      </w:r>
-      <w:r>
-        <w:rPr>
-          <w:rFonts w:ascii="Calibri" w:eastAsia="Calibri" w:hAnsi="Calibri" w:cs="Calibri"/>
-        </w:rPr>
-        <w:t>ti</w:t>
-      </w:r>
-      <w:r>
-        <w:rPr>
-          <w:rFonts w:cstheme="minorHAnsi"/>
-        </w:rPr>
-        <w:t>on to:</w:t>
-      </w:r>
-      <w:r>
-        <w:rPr>
-          <w:rFonts w:cstheme="minorHAnsi"/>
-        </w:rPr>
-        <w:t xml:space="preserve"> “</w:t>
-      </w:r>
-      <w:r>
-        <w:rPr>
-          <w:rFonts w:cstheme="minorHAnsi"/>
-        </w:rPr>
-        <w:t>advancing the sowing date by 12 days, corresponding to an early but realis</w:t>
-      </w:r>
-      <w:r>
-        <w:rPr>
-          <w:rFonts w:ascii="Calibri" w:eastAsia="Calibri" w:hAnsi="Calibri" w:cs="Calibri"/>
-        </w:rPr>
-        <w:t>ti</w:t>
-      </w:r>
-      <w:r>
-        <w:rPr>
-          <w:rFonts w:cstheme="minorHAnsi"/>
-        </w:rPr>
-        <w:t>c plan</w:t>
-      </w:r>
-      <w:r>
-        <w:rPr>
-          <w:rFonts w:ascii="Calibri" w:eastAsia="Calibri" w:hAnsi="Calibri" w:cs="Calibri"/>
-        </w:rPr>
-        <w:t>ti</w:t>
-      </w:r>
-      <w:r>
-        <w:rPr>
-          <w:rFonts w:cstheme="minorHAnsi"/>
-        </w:rPr>
-        <w:t>ng window based on NASS plan</w:t>
-      </w:r>
-      <w:r>
-        <w:rPr>
-          <w:rFonts w:ascii="Calibri" w:eastAsia="Calibri" w:hAnsi="Calibri" w:cs="Calibri"/>
-        </w:rPr>
-        <w:t>ti</w:t>
-      </w:r>
-      <w:r>
-        <w:rPr>
-          <w:rFonts w:cstheme="minorHAnsi"/>
-        </w:rPr>
-        <w:t>ng</w:t>
-      </w:r>
-      <w:r>
-        <w:rPr>
-          <w:rFonts w:cstheme="minorHAnsi"/>
-        </w:rPr>
-        <w:t xml:space="preserve"> </w:t>
-      </w:r>
-      <w:r>
-        <w:rPr>
-          <w:rFonts w:cstheme="minorHAnsi"/>
-        </w:rPr>
-        <w:t>progress data for the studied region (NASS, 2023)”.</w:t>
-      </w:r>
-      <w:r>
-        <w:rPr>
-          <w:rFonts w:cstheme="minorHAnsi"/>
-        </w:rPr>
-        <w:t xml:space="preserve"> </w:t>
-      </w:r>
-      <w:r>
-        <w:rPr>
-          <w:rFonts w:cstheme="minorHAnsi"/>
-        </w:rPr>
-        <w:t>The current reference to the “upper tail” suggests delayed plan</w:t>
-      </w:r>
-      <w:r>
-        <w:rPr>
-          <w:rFonts w:ascii="Calibri" w:eastAsia="Calibri" w:hAnsi="Calibri" w:cs="Calibri"/>
-        </w:rPr>
-        <w:t>ti</w:t>
-      </w:r>
-      <w:r>
-        <w:rPr>
-          <w:rFonts w:cstheme="minorHAnsi"/>
-        </w:rPr>
-        <w:t>ng. Also, please clarify what is meant by “realis</w:t>
-      </w:r>
-      <w:r>
-        <w:rPr>
-          <w:rFonts w:ascii="Calibri" w:eastAsia="Calibri" w:hAnsi="Calibri" w:cs="Calibri"/>
-        </w:rPr>
-        <w:t>ti</w:t>
-      </w:r>
-      <w:r>
-        <w:rPr>
-          <w:rFonts w:cstheme="minorHAnsi"/>
-        </w:rPr>
-        <w:t>c” (e.g.,</w:t>
-      </w:r>
-      <w:r>
-        <w:rPr>
-          <w:rFonts w:cstheme="minorHAnsi"/>
-        </w:rPr>
-        <w:t xml:space="preserve"> </w:t>
-      </w:r>
-      <w:r>
-        <w:rPr>
-          <w:rFonts w:cstheme="minorHAnsi"/>
-        </w:rPr>
-        <w:t>10% vs. 30% plan</w:t>
-      </w:r>
-      <w:r>
-        <w:rPr>
-          <w:rFonts w:ascii="Calibri" w:eastAsia="Calibri" w:hAnsi="Calibri" w:cs="Calibri" w:hint="eastAsia"/>
-        </w:rPr>
-        <w:t>􀆟</w:t>
-      </w:r>
-      <w:r>
-        <w:rPr>
-          <w:rFonts w:cstheme="minorHAnsi"/>
-        </w:rPr>
-        <w:t>ng progress). Would exploring even earlier, less common plan</w:t>
-      </w:r>
-      <w:r>
-        <w:rPr>
-          <w:rFonts w:ascii="Calibri" w:eastAsia="Calibri" w:hAnsi="Calibri" w:cs="Calibri"/>
-        </w:rPr>
-        <w:t>ti</w:t>
-      </w:r>
-      <w:r>
-        <w:rPr>
-          <w:rFonts w:cstheme="minorHAnsi"/>
-        </w:rPr>
-        <w:t>ng dates provide addi</w:t>
-      </w:r>
-      <w:r>
-        <w:rPr>
-          <w:rFonts w:ascii="Calibri" w:eastAsia="Calibri" w:hAnsi="Calibri" w:cs="Calibri"/>
-        </w:rPr>
-        <w:t>ti</w:t>
-      </w:r>
-      <w:r>
-        <w:rPr>
-          <w:rFonts w:cstheme="minorHAnsi"/>
-        </w:rPr>
-        <w:t>onal insight?</w:t>
-      </w:r>
-    </w:p>
-    <w:p>
-      <w:pPr>
-        <w:spacing w:after="0" w:line="240" w:lineRule="auto"/>
-        <w:rPr>
-          <w:rFonts w:cstheme="minorHAnsi"/>
-          <w:color w:val="0000FF"/>
-        </w:rPr>
-      </w:pPr>
-      <w:r>
-        <w:rPr>
-          <w:rFonts w:cstheme="minorHAnsi"/>
-          <w:color w:val="0000FF"/>
-        </w:rPr>
-        <w:t xml:space="preserve">Response: </w:t>
-      </w:r>
-      <w:r>
-        <w:rPr>
-          <w:rFonts w:cstheme="minorHAnsi"/>
-          <w:color w:val="0000FF"/>
-        </w:rPr>
-        <w:t>Thank you for the very important comment.</w:t>
-      </w:r>
-      <w:r>
-        <w:rPr>
-          <w:rFonts w:cstheme="minorHAnsi"/>
-          <w:color w:val="0000FF"/>
-        </w:rPr>
-        <w:t xml:space="preserve"> We have clarified the rationale </w:t>
-      </w:r>
-      <w:r>
-        <w:rPr>
-          <w:rFonts w:cstheme="minorHAnsi"/>
-          <w:color w:val="0000FF"/>
-        </w:rPr>
-        <w:t xml:space="preserve">for </w:t>
-      </w:r>
-      <w:r>
-        <w:rPr>
-          <w:rFonts w:cstheme="minorHAnsi"/>
-          <w:color w:val="0000FF"/>
-        </w:rPr>
-        <w:t xml:space="preserve">the chosen scenarios, and moved the early sow scenario to a more extreme situation (10% of the NASS planting progress, about 4 weeks earlier. A figure was added to the supplementary material to facilitate visualization of the selected scenarios. Detailed modifications </w:t>
-      </w:r>
-      <w:r>
-        <w:rPr>
-          <w:rFonts w:cstheme="minorHAnsi"/>
-          <w:color w:val="0000FF"/>
-        </w:rPr>
-        <w:t>are explained</w:t>
-      </w:r>
-      <w:r>
-        <w:rPr>
-          <w:rFonts w:cstheme="minorHAnsi"/>
-          <w:color w:val="0000FF"/>
-        </w:rPr>
-        <w:t xml:space="preserve"> in comment #4.</w:t>
-      </w:r>
-    </w:p>
-    <w:p>
-      <w:pPr>
-        <w:spacing w:after="0" w:line="240" w:lineRule="auto"/>
-        <w:rPr>
-          <w:rFonts w:cstheme="minorHAnsi"/>
-          <w:color w:val="0000FF"/>
-        </w:rPr>
-      </w:pPr>
-    </w:p>
-    <w:p>
-      <w:pPr>
-        <w:spacing w:after="0" w:line="240" w:lineRule="auto"/>
-        <w:rPr>
-          <w:rFonts w:cstheme="minorHAnsi"/>
-          <w:color w:val="0000FF"/>
-        </w:rPr>
-      </w:pPr>
-      <w:r>
-        <w:rPr>
-          <w:rFonts w:cstheme="minorHAnsi"/>
-          <w:b/>
-          <w:bCs/>
-          <w:u w:val="single"/>
-        </w:rPr>
-        <w:t>Comment #</w:t>
-      </w:r>
-      <w:r>
-        <w:rPr>
-          <w:rFonts w:cstheme="minorHAnsi"/>
-          <w:b/>
-          <w:bCs/>
-          <w:u w:val="single"/>
-        </w:rPr>
-        <w:t>15</w:t>
-      </w:r>
-    </w:p>
-    <w:p>
-      <w:pPr>
-        <w:spacing w:after="0" w:line="240" w:lineRule="auto"/>
-        <w:rPr>
-          <w:rFonts w:cstheme="minorHAnsi"/>
-        </w:rPr>
-      </w:pPr>
-      <w:r>
-        <w:rPr>
-          <w:rFonts w:cstheme="minorHAnsi"/>
-        </w:rPr>
-        <w:t>Lines 156–158: When sta</w:t>
-      </w:r>
-      <w:r>
-        <w:rPr>
-          <w:rFonts w:ascii="Calibri" w:eastAsia="Calibri" w:hAnsi="Calibri" w:cs="Calibri"/>
-        </w:rPr>
-        <w:t>ti</w:t>
-      </w:r>
-      <w:r>
-        <w:rPr>
-          <w:rFonts w:cstheme="minorHAnsi"/>
-        </w:rPr>
-        <w:t>ng that “our study extends previous work,” please provide appropriate references.</w:t>
-      </w:r>
-    </w:p>
-    <w:p>
-      <w:pPr>
-        <w:spacing w:after="0" w:line="240" w:lineRule="auto"/>
-        <w:rPr>
-          <w:rFonts w:cstheme="minorHAnsi"/>
-          <w:color w:val="0000FF"/>
-        </w:rPr>
-      </w:pPr>
-      <w:r>
-        <w:rPr>
-          <w:rFonts w:cstheme="minorHAnsi"/>
-          <w:color w:val="0000FF"/>
-        </w:rPr>
-        <w:t xml:space="preserve">Response: </w:t>
-      </w:r>
-      <w:r>
-        <w:rPr>
-          <w:rFonts w:cstheme="minorHAnsi"/>
-          <w:color w:val="0000FF"/>
-        </w:rPr>
-        <w:t xml:space="preserve">Addressed. The new sentence reads: </w:t>
-      </w:r>
-      <w:r>
-        <w:rPr>
-          <w:rFonts w:cstheme="minorHAnsi"/>
-          <w:color w:val="0000FF"/>
-        </w:rPr>
-        <w:t>“</w:t>
-      </w:r>
-      <w:r>
-        <w:rPr>
-          <w:rFonts w:cstheme="minorHAnsi"/>
-          <w:color w:val="0000FF"/>
-        </w:rPr>
-        <w:t xml:space="preserve">Our study extends previous work (Elli et al., 2022; Nendel et al., 2023) by quantifying the synergistic effect of </w:t>
-      </w:r>
-      <w:r>
-        <w:rPr>
-          <w:rFonts w:cstheme="minorHAnsi"/>
-          <w:color w:val="0000FF"/>
-        </w:rPr>
-        <w:t xml:space="preserve">stacked </w:t>
-      </w:r>
-      <w:r>
-        <w:rPr>
-          <w:rFonts w:cstheme="minorHAnsi"/>
-          <w:color w:val="0000FF"/>
-        </w:rPr>
-        <w:t>agronomic management strategies to mitigate heat risks in irrigated soybeans at a fine spatial resolution in the U.S. Mid-South.</w:t>
-      </w:r>
-      <w:r>
-        <w:rPr>
-          <w:rFonts w:cstheme="minorHAnsi"/>
-          <w:color w:val="0000FF"/>
-        </w:rPr>
-        <w:t>”</w:t>
-      </w:r>
-    </w:p>
-    <w:p>
-      <w:pPr>
-        <w:spacing w:after="0" w:line="240" w:lineRule="auto"/>
-        <w:rPr>
-          <w:rFonts w:cstheme="minorHAnsi"/>
-          <w:color w:val="0000FF"/>
-        </w:rPr>
-      </w:pPr>
-    </w:p>
-    <w:p>
-      <w:pPr>
-        <w:spacing w:after="0" w:line="240" w:lineRule="auto"/>
-        <w:rPr>
-          <w:rFonts w:cstheme="minorHAnsi"/>
-          <w:color w:val="0000FF"/>
-        </w:rPr>
-      </w:pPr>
-      <w:r>
-        <w:rPr>
-          <w:rFonts w:cstheme="minorHAnsi"/>
-          <w:b/>
-          <w:bCs/>
-          <w:u w:val="single"/>
-        </w:rPr>
-        <w:t>Comment #</w:t>
-      </w:r>
-      <w:r>
-        <w:rPr>
-          <w:rFonts w:cstheme="minorHAnsi"/>
-          <w:b/>
-          <w:bCs/>
-          <w:u w:val="single"/>
-        </w:rPr>
-        <w:t>16</w:t>
-      </w:r>
-    </w:p>
-    <w:p>
-      <w:pPr>
-        <w:spacing w:after="0" w:line="240" w:lineRule="auto"/>
-        <w:rPr>
-          <w:rFonts w:cstheme="minorHAnsi"/>
-        </w:rPr>
-      </w:pPr>
-      <w:r>
-        <w:rPr>
-          <w:rFonts w:cstheme="minorHAnsi"/>
-        </w:rPr>
-        <w:t>Lines 163–164: Clearly state what is novel in this study compared to similar simula</w:t>
-      </w:r>
-      <w:r>
-        <w:rPr>
-          <w:rFonts w:ascii="Calibri" w:eastAsia="Calibri" w:hAnsi="Calibri" w:cs="Calibri"/>
-        </w:rPr>
-        <w:t>ti</w:t>
-      </w:r>
-      <w:r>
-        <w:rPr>
-          <w:rFonts w:cstheme="minorHAnsi"/>
-        </w:rPr>
-        <w:t>ons (e.g., Elli et al., 2022).</w:t>
-      </w:r>
-    </w:p>
-    <w:p>
-      <w:pPr>
-        <w:spacing w:after="0" w:line="240" w:lineRule="auto"/>
-        <w:rPr>
-          <w:rFonts w:cstheme="minorHAnsi"/>
-          <w:color w:val="0000FF"/>
-        </w:rPr>
-      </w:pPr>
-      <w:r>
-        <w:rPr>
-          <w:rFonts w:cstheme="minorHAnsi"/>
-          <w:color w:val="0000FF"/>
-        </w:rPr>
-        <w:t xml:space="preserve">Response: </w:t>
-      </w:r>
-      <w:r>
-        <w:rPr>
-          <w:rFonts w:cstheme="minorHAnsi"/>
-          <w:color w:val="0000FF"/>
-        </w:rPr>
-        <w:t>Addressed</w:t>
-      </w:r>
-      <w:r>
-        <w:rPr>
-          <w:rFonts w:cstheme="minorHAnsi"/>
-          <w:color w:val="0000FF"/>
-        </w:rPr>
-        <w:t>, thank you for the suggestion</w:t>
-      </w:r>
-      <w:r>
-        <w:rPr>
-          <w:rFonts w:cstheme="minorHAnsi"/>
-          <w:color w:val="0000FF"/>
-        </w:rPr>
-        <w:t xml:space="preserve">. Elli et al. (2022) </w:t>
-      </w:r>
-      <w:r>
-        <w:rPr>
-          <w:rFonts w:cstheme="minorHAnsi"/>
-          <w:color w:val="0000FF"/>
-        </w:rPr>
-        <w:t>used a previous version of APSIM (APSIM classic) with a focus on nitrogen dynamics</w:t>
-      </w:r>
-      <w:r>
-        <w:rPr>
-          <w:rFonts w:cstheme="minorHAnsi"/>
-          <w:color w:val="0000FF"/>
-        </w:rPr>
-        <w:t xml:space="preserve"> </w:t>
-      </w:r>
-      <w:r>
-        <w:rPr>
-          <w:rFonts w:cstheme="minorHAnsi"/>
-          <w:color w:val="0000FF"/>
-        </w:rPr>
-        <w:t>at 10 locations in the Corn Belt</w:t>
-      </w:r>
-      <w:r>
-        <w:rPr>
-          <w:rFonts w:cstheme="minorHAnsi"/>
-          <w:color w:val="0000FF"/>
-        </w:rPr>
-        <w:t xml:space="preserve"> </w:t>
-      </w:r>
-      <w:r>
-        <w:rPr>
-          <w:rFonts w:cstheme="minorHAnsi"/>
-          <w:color w:val="0000FF"/>
-        </w:rPr>
-        <w:t xml:space="preserve">(only 1 in the mid-south) </w:t>
-      </w:r>
-      <w:r>
-        <w:rPr>
-          <w:rFonts w:cstheme="minorHAnsi"/>
-          <w:color w:val="0000FF"/>
-        </w:rPr>
-        <w:t xml:space="preserve">and </w:t>
-      </w:r>
-      <w:r>
-        <w:rPr>
-          <w:rFonts w:cstheme="minorHAnsi"/>
-          <w:color w:val="0000FF"/>
-        </w:rPr>
-        <w:t>evaluated adaptive strategies only under baseline conditions, not under warming</w:t>
-      </w:r>
-      <w:r>
-        <w:rPr>
-          <w:rFonts w:cstheme="minorHAnsi"/>
-          <w:color w:val="0000FF"/>
-        </w:rPr>
-        <w:t xml:space="preserve">. Moreover, the study did not evaluate stacked management options. In addition to these advancements, the present study </w:t>
-      </w:r>
-      <w:r>
-        <w:rPr>
-          <w:rFonts w:cstheme="minorHAnsi"/>
-          <w:color w:val="0000FF"/>
-        </w:rPr>
-        <w:t>conducts fine-scale simulations (4,000+ fields) with a focus on the Mid-South</w:t>
-      </w:r>
-      <w:r>
-        <w:rPr>
-          <w:rFonts w:cstheme="minorHAnsi"/>
-          <w:color w:val="0000FF"/>
-        </w:rPr>
-        <w:t>, using the latest APSIM framework (APSIM Next-Generation). The</w:t>
-      </w:r>
-      <w:r>
-        <w:rPr>
-          <w:rFonts w:cstheme="minorHAnsi"/>
-          <w:color w:val="0000FF"/>
-        </w:rPr>
-        <w:t xml:space="preserve"> region </w:t>
-      </w:r>
-      <w:r>
-        <w:rPr>
-          <w:rFonts w:cstheme="minorHAnsi"/>
-          <w:color w:val="0000FF"/>
-        </w:rPr>
-        <w:t xml:space="preserve">is predominantly irrigated with soybeans, </w:t>
-      </w:r>
-      <w:r>
-        <w:rPr>
-          <w:rFonts w:cstheme="minorHAnsi"/>
-          <w:color w:val="0000FF"/>
-        </w:rPr>
-        <w:t>lacks adaptive modeling studies</w:t>
-      </w:r>
-      <w:r>
-        <w:rPr>
-          <w:rFonts w:cstheme="minorHAnsi"/>
-          <w:color w:val="0000FF"/>
-        </w:rPr>
-        <w:t>, and is particularly vulnerable to climate change</w:t>
-      </w:r>
-      <w:r>
-        <w:rPr>
-          <w:rFonts w:cstheme="minorHAnsi"/>
-          <w:color w:val="0000FF"/>
-        </w:rPr>
-        <w:t>.</w:t>
-      </w:r>
-      <w:r>
-        <w:rPr>
-          <w:rFonts w:cstheme="minorHAnsi"/>
-          <w:color w:val="0000FF"/>
-        </w:rPr>
-        <w:t xml:space="preserve"> The new text reads:</w:t>
-      </w:r>
-    </w:p>
-    <w:p>
-      <w:pPr>
-        <w:spacing w:after="0" w:line="240" w:lineRule="auto"/>
-        <w:rPr>
-          <w:rFonts w:cstheme="minorHAnsi"/>
-          <w:color w:val="0000FF"/>
-        </w:rPr>
-      </w:pPr>
-    </w:p>
-    <w:p>
-      <w:pPr>
-        <w:spacing w:after="0" w:line="240" w:lineRule="auto"/>
-        <w:rPr>
-          <w:rFonts w:cstheme="minorHAnsi"/>
-          <w:color w:val="0000FF"/>
-        </w:rPr>
-      </w:pPr>
-      <w:r>
-        <w:rPr>
-          <w:rFonts w:cstheme="minorHAnsi"/>
-          <w:color w:val="0000FF"/>
-        </w:rPr>
-        <w:t>“We found a 5.7% decrease in soybean yield due to rising temperatures, with values ranging from -14.7% to -2.5% across sites (Figure 1). Elli et al. (2022) reported an average 19% reduction in seed yield at 10 locations in the US Corn Belt under a +2°C temperature scenario without adaptive strategies. While Elli et al. (2022) did not quantify the combined impact of high temperatures and stacked agronomic management, they found that sowing 12 days earlier increased soybean seed yield by 4.7%.”</w:t>
-      </w:r>
-    </w:p>
-    <w:p>
-      <w:pPr>
-        <w:spacing w:after="0" w:line="240" w:lineRule="auto"/>
-        <w:rPr>
-          <w:rFonts w:cstheme="minorHAnsi"/>
-          <w:color w:val="0000FF"/>
-        </w:rPr>
-      </w:pPr>
-    </w:p>
-    <w:p>
-      <w:pPr>
-        <w:spacing w:after="0" w:line="240" w:lineRule="auto"/>
-        <w:rPr>
-          <w:rFonts w:cstheme="minorHAnsi"/>
-          <w:color w:val="0000FF"/>
-        </w:rPr>
-      </w:pPr>
-      <w:r>
-        <w:rPr>
-          <w:rFonts w:cstheme="minorHAnsi"/>
-          <w:b/>
-          <w:bCs/>
-          <w:u w:val="single"/>
-        </w:rPr>
-        <w:t>Comment #</w:t>
-      </w:r>
-      <w:r>
-        <w:rPr>
-          <w:rFonts w:cstheme="minorHAnsi"/>
-          <w:b/>
-          <w:bCs/>
-          <w:u w:val="single"/>
-        </w:rPr>
-        <w:t>1</w:t>
-      </w:r>
-      <w:r>
-        <w:rPr>
-          <w:rFonts w:cstheme="minorHAnsi"/>
-          <w:b/>
-          <w:bCs/>
-          <w:u w:val="single"/>
-        </w:rPr>
-        <w:t>7</w:t>
+        <w:t>20</w:t>
       </w:r>
     </w:p>
     <w:p>
@@ -5368,30 +5741,22 @@
           <w:bCs/>
           <w:u w:val="single"/>
         </w:rPr>
-        <w:t>1</w:t>
-      </w:r>
-      <w:r>
-        <w:rPr>
-          <w:rFonts w:cstheme="minorHAnsi"/>
-          <w:b/>
-          <w:bCs/>
-          <w:u w:val="single"/>
-        </w:rPr>
-        <w:t>8</w:t>
-      </w:r>
-    </w:p>
-    <w:p>
-      <w:pPr>
-        <w:spacing w:after="0" w:line="240" w:lineRule="auto"/>
-        <w:rPr>
-          <w:rFonts w:cstheme="minorHAnsi"/>
-        </w:rPr>
-      </w:pPr>
-      <w:r>
+        <w:t>21</w:t>
+      </w:r>
+    </w:p>
+    <w:p>
+      <w:pPr>
+        <w:spacing w:after="0" w:line="240" w:lineRule="auto"/>
         <w:rPr>
           <w:rFonts w:cstheme="minorHAnsi"/>
           <w:highlight w:val="yellow"/>
         </w:rPr>
+      </w:pPr>
+      <w:r>
+        <w:rPr>
+          <w:rFonts w:cstheme="minorHAnsi"/>
+          <w:highlight w:val="yellow"/>
+        </w:rPr>
         <w:t xml:space="preserve">The </w:t>
       </w:r>
       <w:r>
@@ -5428,38 +5793,42 @@
         <w:spacing w:after="0" w:line="240" w:lineRule="auto"/>
         <w:rPr>
           <w:rFonts w:cstheme="minorHAnsi"/>
-        </w:rPr>
-      </w:pPr>
-    </w:p>
-    <w:p>
-      <w:pPr>
-        <w:spacing w:after="0" w:line="240" w:lineRule="auto"/>
-        <w:rPr>
-          <w:rFonts w:cstheme="minorHAnsi"/>
-        </w:rPr>
-      </w:pPr>
-    </w:p>
-    <w:p>
-      <w:pPr>
-        <w:spacing w:after="0" w:line="240" w:lineRule="auto"/>
-        <w:rPr>
-          <w:rFonts w:cstheme="minorHAnsi"/>
-        </w:rPr>
-      </w:pPr>
-    </w:p>
-    <w:p>
-      <w:pPr>
-        <w:spacing w:after="0" w:line="240" w:lineRule="auto"/>
-        <w:rPr>
-          <w:rFonts w:cstheme="minorHAnsi"/>
-          <w:color w:val="0000FF"/>
-        </w:rPr>
-      </w:pPr>
-      <w:r>
-        <w:rPr>
-          <w:rFonts w:cstheme="minorHAnsi"/>
-          <w:b/>
-          <w:bCs/>
+          <w:highlight w:val="yellow"/>
+        </w:rPr>
+      </w:pPr>
+      <w:r>
+        <w:rPr>
+          <w:rFonts w:cstheme="minorHAnsi"/>
+          <w:color w:val="0000FF"/>
+          <w:highlight w:val="yellow"/>
+        </w:rPr>
+        <w:t>Response:</w:t>
+      </w:r>
+    </w:p>
+    <w:p>
+      <w:pPr>
+        <w:spacing w:after="0" w:line="240" w:lineRule="auto"/>
+        <w:rPr>
+          <w:rFonts w:cstheme="minorHAnsi"/>
+          <w:highlight w:val="yellow"/>
+        </w:rPr>
+      </w:pPr>
+    </w:p>
+    <w:p>
+      <w:pPr>
+        <w:spacing w:after="0" w:line="240" w:lineRule="auto"/>
+        <w:rPr>
+          <w:rFonts w:cstheme="minorHAnsi"/>
+          <w:color w:val="0000FF"/>
+          <w:highlight w:val="yellow"/>
+        </w:rPr>
+      </w:pPr>
+      <w:r>
+        <w:rPr>
+          <w:rFonts w:cstheme="minorHAnsi"/>
+          <w:b/>
+          <w:bCs/>
+          <w:highlight w:val="yellow"/>
           <w:u w:val="single"/>
         </w:rPr>
         <w:t>Comment #</w:t>
@@ -5469,266 +5838,313 @@
           <w:rFonts w:cstheme="minorHAnsi"/>
           <w:b/>
           <w:bCs/>
-          <w:u w:val="single"/>
-        </w:rPr>
-        <w:t>1</w:t>
-      </w:r>
-      <w:r>
-        <w:rPr>
-          <w:rFonts w:cstheme="minorHAnsi"/>
-          <w:b/>
-          <w:bCs/>
-          <w:u w:val="single"/>
-        </w:rPr>
-        <w:t>9</w:t>
-      </w:r>
-    </w:p>
-    <w:p>
-      <w:pPr>
-        <w:spacing w:after="0" w:line="240" w:lineRule="auto"/>
-        <w:rPr>
-          <w:rFonts w:cstheme="minorHAnsi"/>
-        </w:rPr>
-      </w:pPr>
-      <w:r>
-        <w:rPr>
-          <w:rFonts w:cstheme="minorHAnsi"/>
+          <w:highlight w:val="yellow"/>
+          <w:u w:val="single"/>
+        </w:rPr>
+        <w:t>22</w:t>
+      </w:r>
+    </w:p>
+    <w:p>
+      <w:pPr>
+        <w:spacing w:after="0" w:line="240" w:lineRule="auto"/>
+        <w:rPr>
+          <w:rFonts w:cstheme="minorHAnsi"/>
+          <w:highlight w:val="yellow"/>
+        </w:rPr>
+      </w:pPr>
+      <w:r>
+        <w:rPr>
+          <w:rFonts w:cstheme="minorHAnsi"/>
+          <w:highlight w:val="yellow"/>
         </w:rPr>
         <w:t xml:space="preserve">Figure S1: Consider </w:t>
       </w:r>
       <w:r>
         <w:rPr>
           <w:rFonts w:cstheme="minorHAnsi"/>
+          <w:highlight w:val="yellow"/>
         </w:rPr>
         <w:t>plotting</w:t>
       </w:r>
       <w:r>
         <w:rPr>
           <w:rFonts w:cstheme="minorHAnsi"/>
+          <w:highlight w:val="yellow"/>
         </w:rPr>
         <w:t xml:space="preserve"> days a</w:t>
       </w:r>
       <w:r>
         <w:rPr>
           <w:rFonts w:ascii="Calibri" w:eastAsia="Calibri" w:hAnsi="Calibri" w:cs="Calibri"/>
+          <w:highlight w:val="yellow"/>
         </w:rPr>
         <w:t>ft</w:t>
       </w:r>
       <w:r>
         <w:rPr>
           <w:rFonts w:cstheme="minorHAnsi"/>
+          <w:highlight w:val="yellow"/>
         </w:rPr>
         <w:t>er sowing instead of day of year (DOY) to be</w:t>
       </w:r>
       <w:r>
         <w:rPr>
           <w:rFonts w:ascii="Calibri" w:eastAsia="Calibri" w:hAnsi="Calibri" w:cs="Calibri"/>
+          <w:highlight w:val="yellow"/>
         </w:rPr>
         <w:t>tt</w:t>
       </w:r>
       <w:r>
         <w:rPr>
           <w:rFonts w:cstheme="minorHAnsi"/>
+          <w:highlight w:val="yellow"/>
         </w:rPr>
         <w:t>er evaluate model accuracy</w:t>
       </w:r>
       <w:r>
         <w:rPr>
           <w:rFonts w:cstheme="minorHAnsi"/>
+          <w:highlight w:val="yellow"/>
         </w:rPr>
         <w:t xml:space="preserve"> </w:t>
       </w:r>
       <w:r>
         <w:rPr>
           <w:rFonts w:cstheme="minorHAnsi"/>
+          <w:highlight w:val="yellow"/>
         </w:rPr>
         <w:t>across environments, especially for earlier plan</w:t>
       </w:r>
       <w:r>
         <w:rPr>
           <w:rFonts w:ascii="Calibri" w:eastAsia="Calibri" w:hAnsi="Calibri" w:cs="Calibri"/>
+          <w:highlight w:val="yellow"/>
         </w:rPr>
         <w:t>ti</w:t>
       </w:r>
       <w:r>
         <w:rPr>
           <w:rFonts w:cstheme="minorHAnsi"/>
+          <w:highlight w:val="yellow"/>
         </w:rPr>
         <w:t xml:space="preserve">ng dates. It is unclear whether </w:t>
       </w:r>
       <w:r>
         <w:rPr>
           <w:rFonts w:cstheme="minorHAnsi"/>
+          <w:highlight w:val="yellow"/>
         </w:rPr>
         <w:t xml:space="preserve">the </w:t>
       </w:r>
       <w:r>
         <w:rPr>
           <w:rFonts w:cstheme="minorHAnsi"/>
+          <w:highlight w:val="yellow"/>
         </w:rPr>
         <w:t>model performance under early plan</w:t>
       </w:r>
       <w:r>
         <w:rPr>
           <w:rFonts w:ascii="Calibri" w:eastAsia="Calibri" w:hAnsi="Calibri" w:cs="Calibri"/>
+          <w:highlight w:val="yellow"/>
         </w:rPr>
         <w:t>ti</w:t>
       </w:r>
       <w:r>
         <w:rPr>
           <w:rFonts w:cstheme="minorHAnsi"/>
+          <w:highlight w:val="yellow"/>
         </w:rPr>
         <w:t>ng</w:t>
       </w:r>
       <w:r>
         <w:rPr>
           <w:rFonts w:cstheme="minorHAnsi"/>
+          <w:highlight w:val="yellow"/>
         </w:rPr>
         <w:t xml:space="preserve"> </w:t>
       </w:r>
       <w:r>
         <w:rPr>
           <w:rFonts w:cstheme="minorHAnsi"/>
+          <w:highlight w:val="yellow"/>
         </w:rPr>
         <w:t>was validated or simply assumed.</w:t>
       </w:r>
       <w:r>
         <w:rPr>
           <w:rFonts w:cstheme="minorHAnsi"/>
+          <w:highlight w:val="yellow"/>
+        </w:rPr>
+        <w:t xml:space="preserve"> Addi</w:t>
+      </w:r>
+      <w:r>
+        <w:rPr>
+          <w:rFonts w:ascii="Calibri" w:eastAsia="Calibri" w:hAnsi="Calibri" w:cs="Calibri"/>
+          <w:highlight w:val="yellow"/>
+        </w:rPr>
+        <w:t>ti</w:t>
+      </w:r>
+      <w:r>
+        <w:rPr>
+          <w:rFonts w:cstheme="minorHAnsi"/>
+          <w:highlight w:val="yellow"/>
+        </w:rPr>
+        <w:t>onally</w:t>
+      </w:r>
+      <w:r>
+        <w:rPr>
+          <w:rFonts w:cstheme="minorHAnsi"/>
+          <w:highlight w:val="yellow"/>
+        </w:rPr>
+        <w:t xml:space="preserve">, </w:t>
+      </w:r>
+      <w:r>
+        <w:rPr>
+          <w:rFonts w:cstheme="minorHAnsi"/>
+          <w:highlight w:val="yellow"/>
+        </w:rPr>
+        <w:t>differen</w:t>
+      </w:r>
+      <w:r>
+        <w:rPr>
+          <w:rFonts w:ascii="Calibri" w:eastAsia="Calibri" w:hAnsi="Calibri" w:cs="Calibri"/>
+          <w:highlight w:val="yellow"/>
+        </w:rPr>
+        <w:t>tia</w:t>
+      </w:r>
+      <w:r>
+        <w:rPr>
+          <w:rFonts w:cstheme="minorHAnsi"/>
+          <w:highlight w:val="yellow"/>
+        </w:rPr>
+        <w:t>t</w:t>
+      </w:r>
+      <w:r>
+        <w:rPr>
+          <w:rFonts w:ascii="Calibri" w:eastAsia="Calibri" w:hAnsi="Calibri" w:cs="Calibri"/>
+          <w:highlight w:val="yellow"/>
+        </w:rPr>
+        <w:t>in</w:t>
+      </w:r>
+      <w:r>
+        <w:rPr>
+          <w:rFonts w:cstheme="minorHAnsi"/>
+          <w:highlight w:val="yellow"/>
+        </w:rPr>
+        <w:t>g</w:t>
+      </w:r>
+      <w:r>
+        <w:rPr>
+          <w:rFonts w:cstheme="minorHAnsi"/>
+          <w:highlight w:val="yellow"/>
+        </w:rPr>
+        <w:t xml:space="preserve"> key stages (R1, R5, R7) with dis</w:t>
+      </w:r>
+      <w:r>
+        <w:rPr>
+          <w:rFonts w:ascii="Calibri" w:eastAsia="Calibri" w:hAnsi="Calibri" w:cs="Calibri"/>
+          <w:highlight w:val="yellow"/>
+        </w:rPr>
+        <w:t>ti</w:t>
+      </w:r>
+      <w:r>
+        <w:rPr>
+          <w:rFonts w:cstheme="minorHAnsi"/>
+          <w:highlight w:val="yellow"/>
+        </w:rPr>
+        <w:t>nct colors would improve clarity.</w:t>
+      </w:r>
+    </w:p>
+    <w:p>
+      <w:pPr>
+        <w:spacing w:after="0" w:line="240" w:lineRule="auto"/>
+        <w:rPr>
+          <w:rFonts w:cstheme="minorHAnsi"/>
+          <w:color w:val="0000FF"/>
+          <w:highlight w:val="yellow"/>
+        </w:rPr>
+      </w:pPr>
+      <w:r>
+        <w:rPr>
+          <w:rFonts w:cstheme="minorHAnsi"/>
+          <w:color w:val="0000FF"/>
+          <w:highlight w:val="yellow"/>
+        </w:rPr>
+        <w:t xml:space="preserve">Response: Thank you for the suggestion. </w:t>
+      </w:r>
+    </w:p>
+    <w:p>
+      <w:pPr>
+        <w:spacing w:after="0" w:line="240" w:lineRule="auto"/>
+        <w:rPr>
+          <w:rFonts w:cstheme="minorHAnsi"/>
+          <w:color w:val="0000FF"/>
+        </w:rPr>
+      </w:pPr>
+      <w:r>
+        <w:rPr>
+          <w:rFonts w:cstheme="minorHAnsi"/>
+          <w:color w:val="0000FF"/>
+          <w:highlight w:val="yellow"/>
+        </w:rPr>
+        <w:t xml:space="preserve">We have tried this approach, and given the large number of datapoints, the graph becomes very hard to follow when </w:t>
+      </w:r>
+      <w:r>
+        <w:rPr>
+          <w:rFonts w:cstheme="minorHAnsi"/>
+          <w:color w:val="0000FF"/>
+          <w:highlight w:val="yellow"/>
+        </w:rPr>
+        <w:t xml:space="preserve">differentiating </w:t>
+      </w:r>
+      <w:r>
+        <w:rPr>
+          <w:rFonts w:cstheme="minorHAnsi"/>
+          <w:color w:val="0000FF"/>
+          <w:highlight w:val="yellow"/>
+        </w:rPr>
+        <w:t>the stages. In this context</w:t>
+      </w:r>
+      <w:r>
+        <w:rPr>
+          <w:rFonts w:cstheme="minorHAnsi"/>
+          <w:color w:val="0000FF"/>
+          <w:highlight w:val="yellow"/>
+        </w:rPr>
+        <w:t>,</w:t>
+      </w:r>
+      <w:r>
+        <w:rPr>
+          <w:rFonts w:cstheme="minorHAnsi"/>
+          <w:color w:val="0000FF"/>
+          <w:highlight w:val="yellow"/>
         </w:rPr>
         <w:t xml:space="preserve"> </w:t>
       </w:r>
       <w:r>
         <w:rPr>
           <w:rFonts w:cstheme="minorHAnsi"/>
-        </w:rPr>
-        <w:t>Addi</w:t>
-      </w:r>
-      <w:r>
-        <w:rPr>
-          <w:rFonts w:ascii="Calibri" w:eastAsia="Calibri" w:hAnsi="Calibri" w:cs="Calibri"/>
-        </w:rPr>
-        <w:t>ti</w:t>
-      </w:r>
-      <w:r>
-        <w:rPr>
-          <w:rFonts w:cstheme="minorHAnsi"/>
-        </w:rPr>
-        <w:t>onally</w:t>
-      </w:r>
-      <w:r>
-        <w:rPr>
-          <w:rFonts w:cstheme="minorHAnsi"/>
-        </w:rPr>
-        <w:t xml:space="preserve">, </w:t>
-      </w:r>
-      <w:r>
-        <w:rPr>
-          <w:rFonts w:cstheme="minorHAnsi"/>
-        </w:rPr>
-        <w:t>differen</w:t>
-      </w:r>
-      <w:r>
-        <w:rPr>
-          <w:rFonts w:ascii="Calibri" w:eastAsia="Calibri" w:hAnsi="Calibri" w:cs="Calibri"/>
-        </w:rPr>
-        <w:t>tia</w:t>
-      </w:r>
-      <w:r>
-        <w:rPr>
-          <w:rFonts w:cstheme="minorHAnsi"/>
-        </w:rPr>
-        <w:t>t</w:t>
-      </w:r>
-      <w:r>
-        <w:rPr>
-          <w:rFonts w:ascii="Calibri" w:eastAsia="Calibri" w:hAnsi="Calibri" w:cs="Calibri"/>
-        </w:rPr>
-        <w:t>in</w:t>
-      </w:r>
-      <w:r>
-        <w:rPr>
-          <w:rFonts w:cstheme="minorHAnsi"/>
-        </w:rPr>
-        <w:t>g</w:t>
-      </w:r>
-      <w:r>
-        <w:rPr>
-          <w:rFonts w:cstheme="minorHAnsi"/>
-        </w:rPr>
-        <w:t xml:space="preserve"> key stages (R1, R5, R7) with dis</w:t>
-      </w:r>
-      <w:r>
-        <w:rPr>
-          <w:rFonts w:ascii="Calibri" w:eastAsia="Calibri" w:hAnsi="Calibri" w:cs="Calibri"/>
-        </w:rPr>
-        <w:t>ti</w:t>
-      </w:r>
-      <w:r>
-        <w:rPr>
-          <w:rFonts w:cstheme="minorHAnsi"/>
-        </w:rPr>
-        <w:t>nct colors would improve clarity.</w:t>
-      </w:r>
-    </w:p>
-    <w:p>
-      <w:pPr>
-        <w:spacing w:after="0" w:line="240" w:lineRule="auto"/>
-        <w:rPr>
-          <w:rFonts w:cstheme="minorHAnsi"/>
-          <w:color w:val="0000FF"/>
-        </w:rPr>
-      </w:pPr>
-      <w:r>
-        <w:rPr>
-          <w:rFonts w:cstheme="minorHAnsi"/>
-          <w:color w:val="0000FF"/>
-        </w:rPr>
-        <w:t xml:space="preserve">Response: </w:t>
-      </w:r>
-      <w:r>
-        <w:rPr>
-          <w:rFonts w:cstheme="minorHAnsi"/>
-          <w:color w:val="0000FF"/>
-        </w:rPr>
-        <w:t xml:space="preserve">Thank you for the suggestion. </w:t>
-      </w:r>
-      <w:r>
-        <w:rPr>
-          <w:rFonts w:cstheme="minorHAnsi"/>
-          <w:color w:val="0000FF"/>
-        </w:rPr>
-        <w:t xml:space="preserve">We have tried this approach, and given the large number of datapoints, the graph becomes very hard to follow when </w:t>
-      </w:r>
-      <w:r>
-        <w:rPr>
-          <w:rFonts w:cstheme="minorHAnsi"/>
-          <w:color w:val="0000FF"/>
-        </w:rPr>
-        <w:t xml:space="preserve">differentiating </w:t>
-      </w:r>
-      <w:r>
-        <w:rPr>
-          <w:rFonts w:cstheme="minorHAnsi"/>
-          <w:color w:val="0000FF"/>
-        </w:rPr>
-        <w:t>the stages. In this context. We kept the graph layout as it was.</w:t>
-      </w:r>
-    </w:p>
-    <w:p>
-      <w:pPr>
-        <w:spacing w:after="0" w:line="240" w:lineRule="auto"/>
-        <w:rPr>
-          <w:rFonts w:cstheme="minorHAnsi"/>
-          <w:color w:val="0000FF"/>
-        </w:rPr>
-      </w:pPr>
-    </w:p>
-    <w:p>
-      <w:pPr>
-        <w:spacing w:after="0" w:line="240" w:lineRule="auto"/>
-        <w:rPr>
-          <w:rFonts w:cstheme="minorHAnsi"/>
+          <w:color w:val="0000FF"/>
+          <w:highlight w:val="yellow"/>
+        </w:rPr>
+        <w:t>w</w:t>
+      </w:r>
+      <w:r>
+        <w:rPr>
+          <w:rFonts w:cstheme="minorHAnsi"/>
+          <w:color w:val="0000FF"/>
+          <w:highlight w:val="yellow"/>
+        </w:rPr>
+        <w:t>e kept the graph layout as it was.</w:t>
+      </w:r>
+    </w:p>
+    <w:p>
+      <w:pPr>
+        <w:spacing w:after="0" w:line="240" w:lineRule="auto"/>
+        <w:rPr>
+          <w:rFonts w:cstheme="minorHAnsi"/>
+          <w:color w:val="0000FF"/>
         </w:rPr>
       </w:pPr>
     </w:p>
@@ -5756,7 +6172,16 @@
           <w:bCs/>
           <w:u w:val="single"/>
         </w:rPr>
-        <w:t>20</w:t>
+        <w:t>2</w:t>
+      </w:r>
+      <w:r>
+        <w:rPr>
+          <w:rFonts w:cstheme="minorHAnsi"/>
+          <w:b/>
+          <w:bCs/>
+          <w:u w:val="single"/>
+        </w:rPr>
+        <w:t>3</w:t>
       </w:r>
     </w:p>
     <w:p>
@@ -5992,14 +6417,6 @@
         <w:spacing w:after="0" w:line="240" w:lineRule="auto"/>
         <w:rPr>
           <w:rFonts w:cstheme="minorHAnsi"/>
-        </w:rPr>
-      </w:pPr>
-    </w:p>
-    <w:p>
-      <w:pPr>
-        <w:spacing w:after="0" w:line="240" w:lineRule="auto"/>
-        <w:rPr>
-          <w:rFonts w:cstheme="minorHAnsi"/>
           <w:color w:val="0000FF"/>
         </w:rPr>
       </w:pPr>
@@ -6028,7 +6445,7 @@
           <w:bCs/>
           <w:u w:val="single"/>
         </w:rPr>
-        <w:t>1</w:t>
+        <w:t>4</w:t>
       </w:r>
     </w:p>
     <w:p>
@@ -6123,7 +6540,15 @@
           <w:rFonts w:cstheme="minorHAnsi"/>
           <w:color w:val="0000FF"/>
         </w:rPr>
-        <w:t>We conducted a comprehensive simulation study across 4,651 fields and 40 weather-years using a well-tested version of the APSIM (Agricultural Production Systems Simulator) framework. We considered soybean production systems in the Arkansas Delta region as a case study, an environment particularly vulnerable to warming (Sharma et al., 2023), with hot summers and frequent late-season drought events, which accounts for over 1.5 million hectares of soybean-planted area (NASS, 2025).</w:t>
+        <w:t xml:space="preserve">We conducted a comprehensive simulation study across 4,651 fields and 40 weather-years using a well-tested version of the APSIM (Agricultural Production Systems Simulator) framework. We considered soybean production systems in the Arkansas Delta region as a case study, an environment particularly </w:t>
+      </w:r>
+      <w:r>
+        <w:rPr>
+          <w:rFonts w:cstheme="minorHAnsi"/>
+          <w:color w:val="0000FF"/>
+        </w:rPr>
+        <w:lastRenderedPageBreak/>
+        <w:t>vulnerable to warming (Sharma et al., 2023), with hot summers and frequent late-season drought events, which accounts for over 1.5 million hectares of soybean-planted area (NASS, 2025).</w:t>
       </w:r>
       <w:r>
         <w:rPr>
@@ -6174,204 +6599,203 @@
           <w:bCs/>
           <w:u w:val="single"/>
         </w:rPr>
+        <w:t>5</w:t>
+      </w:r>
+    </w:p>
+    <w:p>
+      <w:pPr>
+        <w:spacing w:after="0" w:line="240" w:lineRule="auto"/>
+        <w:rPr>
+          <w:rFonts w:cstheme="minorHAnsi"/>
+        </w:rPr>
+      </w:pPr>
+    </w:p>
+    <w:p>
+      <w:pPr>
+        <w:spacing w:after="0" w:line="240" w:lineRule="auto"/>
+        <w:rPr>
+          <w:rFonts w:cstheme="minorHAnsi"/>
+        </w:rPr>
+      </w:pPr>
+      <w:r>
+        <w:rPr>
+          <w:rFonts w:cstheme="minorHAnsi"/>
+        </w:rPr>
+        <w:t>Figure 1 cap</w:t>
+      </w:r>
+      <w:r>
+        <w:rPr>
+          <w:rFonts w:ascii="Calibri" w:eastAsia="Calibri" w:hAnsi="Calibri" w:cs="Calibri"/>
+        </w:rPr>
+        <w:t>ti</w:t>
+      </w:r>
+      <w:r>
+        <w:rPr>
+          <w:rFonts w:cstheme="minorHAnsi"/>
+        </w:rPr>
+        <w:t>on: Clarify that all maturity groups (including late-maturing) also include the +2°C scenario.</w:t>
+      </w:r>
+    </w:p>
+    <w:p>
+      <w:pPr>
+        <w:spacing w:after="0" w:line="240" w:lineRule="auto"/>
+        <w:rPr>
+          <w:rFonts w:cstheme="minorHAnsi"/>
+          <w:color w:val="0000FF"/>
+        </w:rPr>
+      </w:pPr>
+      <w:r>
+        <w:rPr>
+          <w:rFonts w:cstheme="minorHAnsi"/>
+          <w:color w:val="0000FF"/>
+        </w:rPr>
+        <w:t xml:space="preserve">Response: </w:t>
+      </w:r>
+      <w:r>
+        <w:rPr>
+          <w:rFonts w:cstheme="minorHAnsi"/>
+          <w:color w:val="0000FF"/>
+        </w:rPr>
+        <w:t>Thank you</w:t>
+      </w:r>
+      <w:r>
+        <w:rPr>
+          <w:rFonts w:cstheme="minorHAnsi"/>
+          <w:color w:val="0000FF"/>
+        </w:rPr>
+        <w:t>,</w:t>
+      </w:r>
+      <w:r>
+        <w:rPr>
+          <w:rFonts w:cstheme="minorHAnsi"/>
+          <w:color w:val="0000FF"/>
+        </w:rPr>
+        <w:t xml:space="preserve"> </w:t>
+      </w:r>
+      <w:r>
+        <w:rPr>
+          <w:rFonts w:cstheme="minorHAnsi"/>
+          <w:color w:val="0000FF"/>
+        </w:rPr>
+        <w:t>and addressed</w:t>
+      </w:r>
+      <w:r>
+        <w:rPr>
+          <w:rFonts w:cstheme="minorHAnsi"/>
+          <w:color w:val="0000FF"/>
+        </w:rPr>
+        <w:t>.</w:t>
+      </w:r>
+      <w:r>
+        <w:rPr>
+          <w:rFonts w:cstheme="minorHAnsi"/>
+          <w:color w:val="0000FF"/>
+        </w:rPr>
+        <w:t xml:space="preserve"> We have added </w:t>
+      </w:r>
+      <w:r>
+        <w:rPr>
+          <w:rFonts w:cstheme="minorHAnsi"/>
+          <w:color w:val="0000FF"/>
+        </w:rPr>
+        <w:t xml:space="preserve">a new </w:t>
+      </w:r>
+      <w:r>
+        <w:rPr>
+          <w:rFonts w:cstheme="minorHAnsi"/>
+          <w:color w:val="0000FF"/>
+        </w:rPr>
+        <w:t>sentence to clarify that all scenarios, except the baseline, were simulated under warming</w:t>
+      </w:r>
+      <w:r>
+        <w:rPr>
+          <w:rFonts w:cstheme="minorHAnsi"/>
+          <w:color w:val="0000FF"/>
+        </w:rPr>
+        <w:t>. The new figure caption reads:</w:t>
+      </w:r>
+    </w:p>
+    <w:p>
+      <w:pPr>
+        <w:spacing w:after="0" w:line="240" w:lineRule="auto"/>
+        <w:rPr>
+          <w:rFonts w:cstheme="minorHAnsi"/>
+          <w:color w:val="0000FF"/>
+        </w:rPr>
+      </w:pPr>
+    </w:p>
+    <w:p>
+      <w:pPr>
+        <w:spacing w:after="0" w:line="240" w:lineRule="auto"/>
+        <w:rPr>
+          <w:rFonts w:cstheme="minorHAnsi"/>
+          <w:color w:val="0000FF"/>
+        </w:rPr>
+      </w:pPr>
+      <w:r>
+        <w:rPr>
+          <w:rFonts w:cstheme="minorHAnsi"/>
+          <w:color w:val="0000FF"/>
+        </w:rPr>
+        <w:t>“</w:t>
+      </w:r>
+      <w:r>
+        <w:rPr>
+          <w:rFonts w:cstheme="minorHAnsi"/>
+          <w:color w:val="0000FF"/>
+        </w:rPr>
+        <w:t>Figure 1. Overall relative effects of rising temperatures and adaptive genotypic and agronomic management strategies on soybean seed yield across 4,651 soybean fields and 40 weather years in the US Mid-South (A), and their geographical distribution (B). Values per pixel in panel B are averages across 40 weather years. LM &amp; ES represent the combined effect of a late-maturing variety and early sowing. All adaptive scenarios were simulated under +2°C</w:t>
+      </w:r>
+      <w:r>
+        <w:rPr>
+          <w:rFonts w:cstheme="minorHAnsi"/>
+          <w:color w:val="0000FF"/>
+        </w:rPr>
+        <w:t>”.</w:t>
+      </w:r>
+    </w:p>
+    <w:p>
+      <w:pPr>
+        <w:spacing w:after="0" w:line="240" w:lineRule="auto"/>
+        <w:rPr>
+          <w:rFonts w:cstheme="minorHAnsi"/>
+          <w:color w:val="0000FF"/>
+        </w:rPr>
+      </w:pPr>
+    </w:p>
+    <w:p>
+      <w:pPr>
+        <w:spacing w:after="0" w:line="240" w:lineRule="auto"/>
+        <w:rPr>
+          <w:rFonts w:cstheme="minorHAnsi"/>
+        </w:rPr>
+      </w:pPr>
+      <w:r>
+        <w:rPr>
+          <w:rFonts w:cstheme="minorHAnsi"/>
+          <w:b/>
+          <w:bCs/>
+          <w:u w:val="single"/>
+        </w:rPr>
+        <w:t>Comment #</w:t>
+      </w:r>
+      <w:r>
+        <w:rPr>
+          <w:rFonts w:cstheme="minorHAnsi"/>
+          <w:b/>
+          <w:bCs/>
+          <w:u w:val="single"/>
+        </w:rPr>
         <w:t>2</w:t>
       </w:r>
-    </w:p>
-    <w:p>
-      <w:pPr>
-        <w:spacing w:after="0" w:line="240" w:lineRule="auto"/>
-        <w:rPr>
-          <w:rFonts w:cstheme="minorHAnsi"/>
-        </w:rPr>
-      </w:pPr>
-    </w:p>
-    <w:p>
-      <w:pPr>
-        <w:spacing w:after="0" w:line="240" w:lineRule="auto"/>
-        <w:rPr>
-          <w:rFonts w:cstheme="minorHAnsi"/>
-        </w:rPr>
-      </w:pPr>
-      <w:r>
-        <w:rPr>
-          <w:rFonts w:cstheme="minorHAnsi"/>
-        </w:rPr>
-        <w:lastRenderedPageBreak/>
-        <w:t>Figure 1 cap</w:t>
-      </w:r>
-      <w:r>
-        <w:rPr>
-          <w:rFonts w:ascii="Calibri" w:eastAsia="Calibri" w:hAnsi="Calibri" w:cs="Calibri"/>
-        </w:rPr>
-        <w:t>ti</w:t>
-      </w:r>
-      <w:r>
-        <w:rPr>
-          <w:rFonts w:cstheme="minorHAnsi"/>
-        </w:rPr>
-        <w:t>on: Clarify that all maturity groups (including late-maturing) also include the +2°C scenario.</w:t>
-      </w:r>
-    </w:p>
-    <w:p>
-      <w:pPr>
-        <w:spacing w:after="0" w:line="240" w:lineRule="auto"/>
-        <w:rPr>
-          <w:rFonts w:cstheme="minorHAnsi"/>
-          <w:color w:val="0000FF"/>
-        </w:rPr>
-      </w:pPr>
-      <w:r>
-        <w:rPr>
-          <w:rFonts w:cstheme="minorHAnsi"/>
-          <w:color w:val="0000FF"/>
-        </w:rPr>
-        <w:t xml:space="preserve">Response: </w:t>
-      </w:r>
-      <w:r>
-        <w:rPr>
-          <w:rFonts w:cstheme="minorHAnsi"/>
-          <w:color w:val="0000FF"/>
-        </w:rPr>
-        <w:t>Thank you</w:t>
-      </w:r>
-      <w:r>
-        <w:rPr>
-          <w:rFonts w:cstheme="minorHAnsi"/>
-          <w:color w:val="0000FF"/>
-        </w:rPr>
-        <w:t>,</w:t>
-      </w:r>
-      <w:r>
-        <w:rPr>
-          <w:rFonts w:cstheme="minorHAnsi"/>
-          <w:color w:val="0000FF"/>
-        </w:rPr>
-        <w:t xml:space="preserve"> </w:t>
-      </w:r>
-      <w:r>
-        <w:rPr>
-          <w:rFonts w:cstheme="minorHAnsi"/>
-          <w:color w:val="0000FF"/>
-        </w:rPr>
-        <w:t>and addressed</w:t>
-      </w:r>
-      <w:r>
-        <w:rPr>
-          <w:rFonts w:cstheme="minorHAnsi"/>
-          <w:color w:val="0000FF"/>
-        </w:rPr>
-        <w:t>.</w:t>
-      </w:r>
-      <w:r>
-        <w:rPr>
-          <w:rFonts w:cstheme="minorHAnsi"/>
-          <w:color w:val="0000FF"/>
-        </w:rPr>
-        <w:t xml:space="preserve"> We have added </w:t>
-      </w:r>
-      <w:r>
-        <w:rPr>
-          <w:rFonts w:cstheme="minorHAnsi"/>
-          <w:color w:val="0000FF"/>
-        </w:rPr>
-        <w:t xml:space="preserve">a new </w:t>
-      </w:r>
-      <w:r>
-        <w:rPr>
-          <w:rFonts w:cstheme="minorHAnsi"/>
-          <w:color w:val="0000FF"/>
-        </w:rPr>
-        <w:t>sentence to clarify that all scenarios, except the baseline, were simulated under warming</w:t>
-      </w:r>
-      <w:r>
-        <w:rPr>
-          <w:rFonts w:cstheme="minorHAnsi"/>
-          <w:color w:val="0000FF"/>
-        </w:rPr>
-        <w:t>. The new figure caption reads:</w:t>
-      </w:r>
-    </w:p>
-    <w:p>
-      <w:pPr>
-        <w:spacing w:after="0" w:line="240" w:lineRule="auto"/>
-        <w:rPr>
-          <w:rFonts w:cstheme="minorHAnsi"/>
-          <w:color w:val="0000FF"/>
-        </w:rPr>
-      </w:pPr>
-    </w:p>
-    <w:p>
-      <w:pPr>
-        <w:spacing w:after="0" w:line="240" w:lineRule="auto"/>
-        <w:rPr>
-          <w:rFonts w:cstheme="minorHAnsi"/>
-          <w:color w:val="0000FF"/>
-        </w:rPr>
-      </w:pPr>
-      <w:r>
-        <w:rPr>
-          <w:rFonts w:cstheme="minorHAnsi"/>
-          <w:color w:val="0000FF"/>
-        </w:rPr>
-        <w:t>“</w:t>
-      </w:r>
-      <w:r>
-        <w:rPr>
-          <w:rFonts w:cstheme="minorHAnsi"/>
-          <w:color w:val="0000FF"/>
-        </w:rPr>
-        <w:t>Figure 1. Overall relative effects of rising temperatures and adaptive genotypic and agronomic management strategies on soybean seed yield across 4,651 soybean fields and 40 weather years in the US Mid-South (A), and their geographical distribution (B). Values per pixel in panel B are averages across 40 weather years. LM &amp; ES represent the combined effect of a late-maturing variety and early sowing. All adaptive scenarios were simulated under +2°C</w:t>
-      </w:r>
-      <w:r>
-        <w:rPr>
-          <w:rFonts w:cstheme="minorHAnsi"/>
-          <w:color w:val="0000FF"/>
-        </w:rPr>
-        <w:t>”.</w:t>
-      </w:r>
-    </w:p>
-    <w:p>
-      <w:pPr>
-        <w:spacing w:after="0" w:line="240" w:lineRule="auto"/>
-        <w:rPr>
-          <w:rFonts w:cstheme="minorHAnsi"/>
-          <w:color w:val="0000FF"/>
-        </w:rPr>
-      </w:pPr>
-    </w:p>
-    <w:p>
-      <w:pPr>
-        <w:spacing w:after="0" w:line="240" w:lineRule="auto"/>
-        <w:rPr>
-          <w:rFonts w:cstheme="minorHAnsi"/>
-        </w:rPr>
-      </w:pPr>
-      <w:r>
-        <w:rPr>
-          <w:rFonts w:cstheme="minorHAnsi"/>
-          <w:b/>
-          <w:bCs/>
-          <w:u w:val="single"/>
-        </w:rPr>
-        <w:t>Comment #</w:t>
-      </w:r>
-      <w:r>
-        <w:rPr>
-          <w:rFonts w:cstheme="minorHAnsi"/>
-          <w:b/>
-          <w:bCs/>
-          <w:u w:val="single"/>
-        </w:rPr>
-        <w:t>2</w:t>
-      </w:r>
-      <w:r>
-        <w:rPr>
-          <w:rFonts w:cstheme="minorHAnsi"/>
-          <w:b/>
-          <w:bCs/>
-          <w:u w:val="single"/>
-        </w:rPr>
-        <w:t>3</w:t>
+      <w:r>
+        <w:rPr>
+          <w:rFonts w:cstheme="minorHAnsi"/>
+          <w:b/>
+          <w:bCs/>
+          <w:u w:val="single"/>
+        </w:rPr>
+        <w:t>6</w:t>
       </w:r>
     </w:p>
     <w:p>
@@ -6461,6 +6885,7 @@
       </w:pPr>
     </w:p>
     <w:sectPr>
+      <w:footerReference w:type="default" r:id="rId10"/>
       <w:pgSz w:w="12240" w:h="15840"/>
       <w:pgMar w:top="1440" w:right="1440" w:bottom="1440" w:left="1440" w:header="720" w:footer="720" w:gutter="0"/>
       <w:cols w:space="720"/>
@@ -6468,6 +6893,109 @@
     </w:sectPr>
   </w:body>
 </w:document>
+</file>
+
+<file path=word/endnotes.xml><?xml version="1.0" encoding="utf-8"?>
+<w:endnotes xmlns:wpc="http://schemas.microsoft.com/office/word/2010/wordprocessingCanvas" xmlns:cx="http://schemas.microsoft.com/office/drawing/2014/chartex" xmlns:cx1="http://schemas.microsoft.com/office/drawing/2015/9/8/chartex" xmlns:cx2="http://schemas.microsoft.com/office/drawing/2015/10/21/chartex" xmlns:cx3="http://schemas.microsoft.com/office/drawing/2016/5/9/chartex" xmlns:cx4="http://schemas.microsoft.com/office/drawing/2016/5/10/chartex" xmlns:cx5="http://schemas.microsoft.com/office/drawing/2016/5/11/chartex" xmlns:cx6="http://schemas.microsoft.com/office/drawing/2016/5/12/chartex" xmlns:cx7="http://schemas.microsoft.com/office/drawing/2016/5/13/chartex" xmlns:cx8="http://schemas.microsoft.com/office/drawing/2016/5/14/chartex" xmlns:mc="http://schemas.openxmlformats.org/markup-compatibility/2006" xmlns:aink="http://schemas.microsoft.com/office/drawing/2016/ink" xmlns:am3d="http://schemas.microsoft.com/office/drawing/2017/model3d" xmlns:o="urn:schemas-microsoft-com:office:office" xmlns:oel="http://schemas.microsoft.com/office/2019/extlst" xmlns:r="http://schemas.openxmlformats.org/officeDocument/2006/relationships" xmlns:m="http://schemas.openxmlformats.org/officeDocument/2006/math" xmlns:v="urn:schemas-microsoft-com:vml" xmlns:wp14="http://schemas.microsoft.com/office/word/2010/wordprocessingDrawing" xmlns:wp="http://schemas.openxmlformats.org/drawingml/2006/wordprocessingDrawing" xmlns:w10="urn:schemas-microsoft-com:office:word" xmlns:w="http://schemas.openxmlformats.org/wordprocessingml/2006/main" xmlns:w14="http://schemas.microsoft.com/office/word/2010/wordml" xmlns:w15="http://schemas.microsoft.com/office/word/2012/wordml" xmlns:w16cex="http://schemas.microsoft.com/office/word/2018/wordml/cex" xmlns:w16cid="http://schemas.microsoft.com/office/word/2016/wordml/cid" xmlns:w16="http://schemas.microsoft.com/office/word/2018/wordml" xmlns:w16du="http://schemas.microsoft.com/office/word/2023/wordml/word16du" xmlns:w16sdtdh="http://schemas.microsoft.com/office/word/2020/wordml/sdtdatahash" xmlns:w16sdtfl="http://schemas.microsoft.com/office/word/2024/wordml/sdtformatlock" xmlns:w16se="http://schemas.microsoft.com/office/word/2015/wordml/symex" xmlns:wpg="http://schemas.microsoft.com/office/word/2010/wordprocessingGroup" xmlns:wpi="http://schemas.microsoft.com/office/word/2010/wordprocessingInk" xmlns:wne="http://schemas.microsoft.com/office/word/2006/wordml" xmlns:wps="http://schemas.microsoft.com/office/word/2010/wordprocessingShape" mc:Ignorable="w14 w15 w16se w16cid w16 w16cex w16sdtdh w16sdtfl w16du wp14">
+  <w:endnote w:type="separator" w:id="-1">
+    <w:p>
+      <w:pPr>
+        <w:spacing w:after="0" w:line="240" w:lineRule="auto"/>
+      </w:pPr>
+      <w:r>
+        <w:separator/>
+      </w:r>
+    </w:p>
+  </w:endnote>
+  <w:endnote w:type="continuationSeparator" w:id="0">
+    <w:p>
+      <w:pPr>
+        <w:spacing w:after="0" w:line="240" w:lineRule="auto"/>
+      </w:pPr>
+      <w:r>
+        <w:continuationSeparator/>
+      </w:r>
+    </w:p>
+  </w:endnote>
+</w:endnotes>
+</file>
+
+<file path=word/footer1.xml><?xml version="1.0" encoding="utf-8"?>
+<w:ftr xmlns:wpc="http://schemas.microsoft.com/office/word/2010/wordprocessingCanvas" xmlns:cx="http://schemas.microsoft.com/office/drawing/2014/chartex" xmlns:cx1="http://schemas.microsoft.com/office/drawing/2015/9/8/chartex" xmlns:cx2="http://schemas.microsoft.com/office/drawing/2015/10/21/chartex" xmlns:cx3="http://schemas.microsoft.com/office/drawing/2016/5/9/chartex" xmlns:cx4="http://schemas.microsoft.com/office/drawing/2016/5/10/chartex" xmlns:cx5="http://schemas.microsoft.com/office/drawing/2016/5/11/chartex" xmlns:cx6="http://schemas.microsoft.com/office/drawing/2016/5/12/chartex" xmlns:cx7="http://schemas.microsoft.com/office/drawing/2016/5/13/chartex" xmlns:cx8="http://schemas.microsoft.com/office/drawing/2016/5/14/chartex" xmlns:mc="http://schemas.openxmlformats.org/markup-compatibility/2006" xmlns:aink="http://schemas.microsoft.com/office/drawing/2016/ink" xmlns:am3d="http://schemas.microsoft.com/office/drawing/2017/model3d" xmlns:o="urn:schemas-microsoft-com:office:office" xmlns:oel="http://schemas.microsoft.com/office/2019/extlst" xmlns:r="http://schemas.openxmlformats.org/officeDocument/2006/relationships" xmlns:m="http://schemas.openxmlformats.org/officeDocument/2006/math" xmlns:v="urn:schemas-microsoft-com:vml" xmlns:wp14="http://schemas.microsoft.com/office/word/2010/wordprocessingDrawing" xmlns:wp="http://schemas.openxmlformats.org/drawingml/2006/wordprocessingDrawing" xmlns:w10="urn:schemas-microsoft-com:office:word" xmlns:w="http://schemas.openxmlformats.org/wordprocessingml/2006/main" xmlns:w14="http://schemas.microsoft.com/office/word/2010/wordml" xmlns:w15="http://schemas.microsoft.com/office/word/2012/wordml" xmlns:w16cex="http://schemas.microsoft.com/office/word/2018/wordml/cex" xmlns:w16cid="http://schemas.microsoft.com/office/word/2016/wordml/cid" xmlns:w16="http://schemas.microsoft.com/office/word/2018/wordml" xmlns:w16du="http://schemas.microsoft.com/office/word/2023/wordml/word16du" xmlns:w16sdtdh="http://schemas.microsoft.com/office/word/2020/wordml/sdtdatahash" xmlns:w16sdtfl="http://schemas.microsoft.com/office/word/2024/wordml/sdtformatlock" xmlns:w16se="http://schemas.microsoft.com/office/word/2015/wordml/symex" xmlns:wpg="http://schemas.microsoft.com/office/word/2010/wordprocessingGroup" xmlns:wpi="http://schemas.microsoft.com/office/word/2010/wordprocessingInk" xmlns:wne="http://schemas.microsoft.com/office/word/2006/wordml" xmlns:wps="http://schemas.microsoft.com/office/word/2010/wordprocessingShape" mc:Ignorable="w14 w15 w16se w16cid w16 w16cex w16sdtdh w16sdtfl w16du wp14">
+  <w:sdt>
+    <w:sdtPr>
+      <w:id w:val="826325239"/>
+      <w:docPartObj>
+        <w:docPartGallery w:val="Page Numbers (Bottom of Page)"/>
+        <w:docPartUnique/>
+      </w:docPartObj>
+    </w:sdtPr>
+    <w:sdtEndPr>
+      <w:rPr>
+        <w:noProof/>
+      </w:rPr>
+    </w:sdtEndPr>
+    <w:sdtContent>
+      <w:p>
+        <w:pPr>
+          <w:pStyle w:val="Footer"/>
+          <w:jc w:val="center"/>
+        </w:pPr>
+        <w:r>
+          <w:fldChar w:fldCharType="begin"/>
+        </w:r>
+        <w:r>
+          <w:instrText xml:space="preserve"> PAGE   \* MERGEFORMAT </w:instrText>
+        </w:r>
+        <w:r>
+          <w:fldChar w:fldCharType="separate"/>
+        </w:r>
+        <w:r>
+          <w:rPr>
+            <w:noProof/>
+          </w:rPr>
+          <w:t>2</w:t>
+        </w:r>
+        <w:r>
+          <w:rPr>
+            <w:noProof/>
+          </w:rPr>
+          <w:fldChar w:fldCharType="end"/>
+        </w:r>
+      </w:p>
+    </w:sdtContent>
+  </w:sdt>
+  <w:p>
+    <w:pPr>
+      <w:pStyle w:val="Footer"/>
+    </w:pPr>
+  </w:p>
+</w:ftr>
+</file>
+
+<file path=word/footnotes.xml><?xml version="1.0" encoding="utf-8"?>
+<w:footnotes xmlns:wpc="http://schemas.microsoft.com/office/word/2010/wordprocessingCanvas" xmlns:cx="http://schemas.microsoft.com/office/drawing/2014/chartex" xmlns:cx1="http://schemas.microsoft.com/office/drawing/2015/9/8/chartex" xmlns:cx2="http://schemas.microsoft.com/office/drawing/2015/10/21/chartex" xmlns:cx3="http://schemas.microsoft.com/office/drawing/2016/5/9/chartex" xmlns:cx4="http://schemas.microsoft.com/office/drawing/2016/5/10/chartex" xmlns:cx5="http://schemas.microsoft.com/office/drawing/2016/5/11/chartex" xmlns:cx6="http://schemas.microsoft.com/office/drawing/2016/5/12/chartex" xmlns:cx7="http://schemas.microsoft.com/office/drawing/2016/5/13/chartex" xmlns:cx8="http://schemas.microsoft.com/office/drawing/2016/5/14/chartex" xmlns:mc="http://schemas.openxmlformats.org/markup-compatibility/2006" xmlns:aink="http://schemas.microsoft.com/office/drawing/2016/ink" xmlns:am3d="http://schemas.microsoft.com/office/drawing/2017/model3d" xmlns:o="urn:schemas-microsoft-com:office:office" xmlns:oel="http://schemas.microsoft.com/office/2019/extlst" xmlns:r="http://schemas.openxmlformats.org/officeDocument/2006/relationships" xmlns:m="http://schemas.openxmlformats.org/officeDocument/2006/math" xmlns:v="urn:schemas-microsoft-com:vml" xmlns:wp14="http://schemas.microsoft.com/office/word/2010/wordprocessingDrawing" xmlns:wp="http://schemas.openxmlformats.org/drawingml/2006/wordprocessingDrawing" xmlns:w10="urn:schemas-microsoft-com:office:word" xmlns:w="http://schemas.openxmlformats.org/wordprocessingml/2006/main" xmlns:w14="http://schemas.microsoft.com/office/word/2010/wordml" xmlns:w15="http://schemas.microsoft.com/office/word/2012/wordml" xmlns:w16cex="http://schemas.microsoft.com/office/word/2018/wordml/cex" xmlns:w16cid="http://schemas.microsoft.com/office/word/2016/wordml/cid" xmlns:w16="http://schemas.microsoft.com/office/word/2018/wordml" xmlns:w16du="http://schemas.microsoft.com/office/word/2023/wordml/word16du" xmlns:w16sdtdh="http://schemas.microsoft.com/office/word/2020/wordml/sdtdatahash" xmlns:w16sdtfl="http://schemas.microsoft.com/office/word/2024/wordml/sdtformatlock" xmlns:w16se="http://schemas.microsoft.com/office/word/2015/wordml/symex" xmlns:wpg="http://schemas.microsoft.com/office/word/2010/wordprocessingGroup" xmlns:wpi="http://schemas.microsoft.com/office/word/2010/wordprocessingInk" xmlns:wne="http://schemas.microsoft.com/office/word/2006/wordml" xmlns:wps="http://schemas.microsoft.com/office/word/2010/wordprocessingShape" mc:Ignorable="w14 w15 w16se w16cid w16 w16cex w16sdtdh w16sdtfl w16du wp14">
+  <w:footnote w:type="separator" w:id="-1">
+    <w:p>
+      <w:pPr>
+        <w:spacing w:after="0" w:line="240" w:lineRule="auto"/>
+      </w:pPr>
+      <w:r>
+        <w:separator/>
+      </w:r>
+    </w:p>
+  </w:footnote>
+  <w:footnote w:type="continuationSeparator" w:id="0">
+    <w:p>
+      <w:pPr>
+        <w:spacing w:after="0" w:line="240" w:lineRule="auto"/>
+      </w:pPr>
+      <w:r>
+        <w:continuationSeparator/>
+      </w:r>
+    </w:p>
+  </w:footnote>
+</w:footnotes>
 </file>
 
 <file path=word/numbering.xml><?xml version="1.0" encoding="utf-8"?>
@@ -7520,6 +8048,58 @@
       <w:contextualSpacing/>
     </w:pPr>
   </w:style>
+  <w:style w:type="paragraph" w:styleId="Header">
+    <w:name w:val="header"/>
+    <w:basedOn w:val="Normal"/>
+    <w:link w:val="HeaderChar"/>
+    <w:uiPriority w:val="99"/>
+    <w:unhideWhenUsed/>
+    <w:rsid w:val="00EB176B"/>
+    <w:pPr>
+      <w:tabs>
+        <w:tab w:val="center" w:pos="4680"/>
+        <w:tab w:val="right" w:pos="9360"/>
+      </w:tabs>
+      <w:spacing w:after="0" w:line="240" w:lineRule="auto"/>
+    </w:pPr>
+  </w:style>
+  <w:style w:type="character" w:customStyle="1" w:styleId="HeaderChar">
+    <w:name w:val="Header Char"/>
+    <w:basedOn w:val="DefaultParagraphFont"/>
+    <w:link w:val="Header"/>
+    <w:uiPriority w:val="99"/>
+    <w:rsid w:val="00EB176B"/>
+    <w:rPr>
+      <w:kern w:val="0"/>
+      <w14:ligatures w14:val="none"/>
+    </w:rPr>
+  </w:style>
+  <w:style w:type="paragraph" w:styleId="Footer">
+    <w:name w:val="footer"/>
+    <w:basedOn w:val="Normal"/>
+    <w:link w:val="FooterChar"/>
+    <w:uiPriority w:val="99"/>
+    <w:unhideWhenUsed/>
+    <w:rsid w:val="00EB176B"/>
+    <w:pPr>
+      <w:tabs>
+        <w:tab w:val="center" w:pos="4680"/>
+        <w:tab w:val="right" w:pos="9360"/>
+      </w:tabs>
+      <w:spacing w:after="0" w:line="240" w:lineRule="auto"/>
+    </w:pPr>
+  </w:style>
+  <w:style w:type="character" w:customStyle="1" w:styleId="FooterChar">
+    <w:name w:val="Footer Char"/>
+    <w:basedOn w:val="DefaultParagraphFont"/>
+    <w:link w:val="Footer"/>
+    <w:uiPriority w:val="99"/>
+    <w:rsid w:val="00EB176B"/>
+    <w:rPr>
+      <w:kern w:val="0"/>
+      <w14:ligatures w14:val="none"/>
+    </w:rPr>
+  </w:style>
 </w:styles>
 </file>
 
@@ -7798,13 +8378,13 @@
     <w:rsid w:val="00B127CF"/>
     <w:rsid w:val="00B40DE0"/>
     <w:rsid w:val="00BA2150"/>
+    <w:rsid w:val="00C35C7C"/>
     <w:rsid w:val="00C66B9D"/>
     <w:rsid w:val="00CB3E1F"/>
     <w:rsid w:val="00EA1E7C"/>
     <w:rsid w:val="00EF0412"/>
     <w:rsid w:val="00F36793"/>
     <w:rsid w:val="00F77E7F"/>
-    <w:rsid w:val="00F870E5"/>
   </w:rsids>
   <m:mathPr>
     <m:mathFont m:val="Cambria Math"/>

--- a/paper/to-submit/review_letter-06-26-2026.docx
+++ b/paper/to-submit/review_letter-06-26-2026.docx
@@ -227,21 +227,7 @@
         <w:rPr>
           <w:rFonts w:cstheme="minorHAnsi"/>
         </w:rPr>
-        <w:t xml:space="preserve">proposed are already commonly used. </w:t>
-      </w:r>
-      <w:proofErr w:type="gramStart"/>
-      <w:r>
-        <w:rPr>
-          <w:rFonts w:cstheme="minorHAnsi"/>
-        </w:rPr>
-        <w:t>So</w:t>
-      </w:r>
-      <w:proofErr w:type="gramEnd"/>
-      <w:r>
-        <w:rPr>
-          <w:rFonts w:cstheme="minorHAnsi"/>
-        </w:rPr>
-        <w:t xml:space="preserve"> the novelty and impact of the paper </w:t>
+        <w:t xml:space="preserve">proposed are already commonly used. So the novelty and impact of the paper </w:t>
       </w:r>
       <w:r>
         <w:rPr>
@@ -265,16 +251,44 @@
         <w:rPr>
           <w:rFonts w:cstheme="minorHAnsi"/>
         </w:rPr>
-        <w:t xml:space="preserve">strengthen study </w:t>
-      </w:r>
-      <w:proofErr w:type="gramStart"/>
-      <w:r>
-        <w:rPr>
-          <w:rFonts w:cstheme="minorHAnsi"/>
-        </w:rPr>
-        <w:t>include:</w:t>
-      </w:r>
-      <w:proofErr w:type="gramEnd"/>
+        <w:t xml:space="preserve">strengthen study include: </w:t>
+      </w:r>
+      <w:r>
+        <w:rPr>
+          <w:rFonts w:cstheme="minorHAnsi"/>
+        </w:rPr>
+        <w:t>evaluating</w:t>
+      </w:r>
+      <w:r>
+        <w:rPr>
+          <w:rFonts w:cstheme="minorHAnsi"/>
+        </w:rPr>
+        <w:t xml:space="preserve"> more scenarios, providing a mechanis</w:t>
+      </w:r>
+      <w:r>
+        <w:rPr>
+          <w:rFonts w:ascii="Calibri" w:eastAsia="Calibri" w:hAnsi="Calibri" w:cs="Calibri"/>
+        </w:rPr>
+        <w:t>ti</w:t>
+      </w:r>
+      <w:r>
+        <w:rPr>
+          <w:rFonts w:cstheme="minorHAnsi"/>
+        </w:rPr>
+        <w:t xml:space="preserve">c </w:t>
+      </w:r>
+      <w:r>
+        <w:rPr>
+          <w:rFonts w:cstheme="minorHAnsi"/>
+        </w:rPr>
+        <w:t>explanation</w:t>
+      </w:r>
+      <w:r>
+        <w:rPr>
+          <w:rFonts w:cstheme="minorHAnsi"/>
+        </w:rPr>
+        <w:t xml:space="preserve"> for the observed yield</w:t>
+      </w:r>
       <w:r>
         <w:rPr>
           <w:rFonts w:cstheme="minorHAnsi"/>
@@ -285,63 +299,7 @@
         <w:rPr>
           <w:rFonts w:cstheme="minorHAnsi"/>
         </w:rPr>
-        <w:t>evaluating</w:t>
-      </w:r>
-      <w:r>
-        <w:rPr>
-          <w:rFonts w:cstheme="minorHAnsi"/>
-        </w:rPr>
-        <w:t xml:space="preserve"> more scenarios, providing a mechanis</w:t>
-      </w:r>
-      <w:r>
-        <w:rPr>
-          <w:rFonts w:ascii="Calibri" w:eastAsia="Calibri" w:hAnsi="Calibri" w:cs="Calibri"/>
-        </w:rPr>
-        <w:t>ti</w:t>
-      </w:r>
-      <w:r>
-        <w:rPr>
-          <w:rFonts w:cstheme="minorHAnsi"/>
-        </w:rPr>
-        <w:t xml:space="preserve">c </w:t>
-      </w:r>
-      <w:r>
-        <w:rPr>
-          <w:rFonts w:cstheme="minorHAnsi"/>
-        </w:rPr>
-        <w:t>explanation</w:t>
-      </w:r>
-      <w:r>
-        <w:rPr>
-          <w:rFonts w:cstheme="minorHAnsi"/>
-        </w:rPr>
-        <w:t xml:space="preserve"> for the observed yield</w:t>
-      </w:r>
-      <w:r>
-        <w:rPr>
-          <w:rFonts w:cstheme="minorHAnsi"/>
-        </w:rPr>
-        <w:t xml:space="preserve"> </w:t>
-      </w:r>
-      <w:r>
-        <w:rPr>
-          <w:rFonts w:cstheme="minorHAnsi"/>
-        </w:rPr>
-        <w:t xml:space="preserve">responses, </w:t>
-      </w:r>
-      <w:proofErr w:type="gramStart"/>
-      <w:r>
-        <w:rPr>
-          <w:rFonts w:cstheme="minorHAnsi"/>
-        </w:rPr>
-        <w:t>clarify</w:t>
-      </w:r>
-      <w:proofErr w:type="gramEnd"/>
-      <w:r>
-        <w:rPr>
-          <w:rFonts w:cstheme="minorHAnsi"/>
-        </w:rPr>
-        <w:t xml:space="preserve"> novelty of study compared to similar studies/</w:t>
+        <w:t>responses, clarify novelty of study compared to similar studies/</w:t>
       </w:r>
       <w:r>
         <w:rPr>
@@ -987,21 +945,7 @@
           <w:rFonts w:cstheme="minorHAnsi"/>
           <w:color w:val="0000FF"/>
         </w:rPr>
-        <w:t>“</w:t>
-      </w:r>
-      <w:r>
-        <w:rPr>
-          <w:rFonts w:cstheme="minorHAnsi"/>
-          <w:color w:val="0000FF"/>
-        </w:rPr>
-        <w:t>While farmers have been shifting towards earlier planting and maturity groups well-adapted to a region, the synergistic effect of these shifts under a warming scenario remains unquantified</w:t>
-      </w:r>
-      <w:r>
-        <w:rPr>
-          <w:rFonts w:cstheme="minorHAnsi"/>
-          <w:color w:val="0000FF"/>
-        </w:rPr>
-        <w:t>”</w:t>
+        <w:t>“While farmers have been shifting towards earlier planting and maturity groups well-adapted to a region, the synergistic effect of these shifts under a warming scenario remains unquantified”</w:t>
       </w:r>
     </w:p>
     <w:p>
@@ -1127,21 +1071,7 @@
           <w:rFonts w:cstheme="minorHAnsi"/>
           <w:color w:val="0000FF"/>
         </w:rPr>
-        <w:t>“</w:t>
-      </w:r>
-      <w:r>
-        <w:rPr>
-          <w:rFonts w:cstheme="minorHAnsi"/>
-          <w:color w:val="0000FF"/>
-        </w:rPr>
-        <w:t>We conducted a comprehensive simulation study across 4,651 fields and 40 weather-years using a well-tested version of the APSIM (Agricultural Production Systems Simulator) framework. We considered soybean production systems in the Arkansas Delta region as a case study, an environment particularly vulnerable to warming (Sharma et al., 2023), with hot summers and frequent late-season drought events, which accounts for over 1.5 million hectares of soybean-planted area (NASS, 2025).</w:t>
-      </w:r>
-      <w:r>
-        <w:rPr>
-          <w:rFonts w:cstheme="minorHAnsi"/>
-          <w:color w:val="0000FF"/>
-        </w:rPr>
-        <w:t>”</w:t>
+        <w:t>“We conducted a comprehensive simulation study across 4,651 fields and 40 weather-years using a well-tested version of the APSIM (Agricultural Production Systems Simulator) framework. We considered soybean production systems in the Arkansas Delta region as a case study, an environment particularly vulnerable to warming (Sharma et al., 2023), with hot summers and frequent late-season drought events, which accounts for over 1.5 million hectares of soybean-planted area (NASS, 2025).”</w:t>
       </w:r>
     </w:p>
     <w:p>
@@ -1203,7 +1133,7 @@
           <w:noProof/>
         </w:rPr>
         <w:drawing>
-          <wp:inline distT="0" distB="0" distL="0" distR="0" wp14:anchorId="2CC2CC4D" wp14:editId="09DA7612">
+          <wp:inline distT="0" distB="0" distL="0" distR="0" wp14:anchorId="2CC2CC4D" wp14:editId="1598A115">
             <wp:extent cx="5557962" cy="2778981"/>
             <wp:effectExtent l="0" t="0" r="5080" b="2540"/>
             <wp:docPr id="1903657548" name="Picture 2"/>
@@ -1220,7 +1150,7 @@
                     </pic:cNvPicPr>
                   </pic:nvPicPr>
                   <pic:blipFill>
-                    <a:blip r:embed="rId7" cstate="print">
+                    <a:blip r:embed="rId8" cstate="print">
                       <a:extLst>
                         <a:ext uri="{28A0092B-C50C-407E-A947-70E740481C1C}">
                           <a14:useLocalDpi xmlns:a14="http://schemas.microsoft.com/office/drawing/2010/main" val="0"/>
@@ -1297,23 +1227,7 @@
           <w:rFonts w:cstheme="minorHAnsi"/>
           <w:color w:val="0000FF"/>
         </w:rPr>
-        <w:t xml:space="preserve">We </w:t>
-      </w:r>
-      <w:proofErr w:type="gramStart"/>
-      <w:r>
-        <w:rPr>
-          <w:rFonts w:cstheme="minorHAnsi"/>
-          <w:color w:val="0000FF"/>
-        </w:rPr>
-        <w:t>advance</w:t>
-      </w:r>
-      <w:proofErr w:type="gramEnd"/>
-      <w:r>
-        <w:rPr>
-          <w:rFonts w:cstheme="minorHAnsi"/>
-          <w:color w:val="0000FF"/>
-        </w:rPr>
-        <w:t xml:space="preserve"> previous simulation studies (e.g., Elli et al. 2022) by exploring </w:t>
+        <w:t xml:space="preserve">We advance previous simulation studies (e.g., Elli et al. 2022) by exploring </w:t>
       </w:r>
       <w:r>
         <w:rPr>
@@ -1389,21 +1303,7 @@
           <w:rFonts w:cstheme="minorHAnsi"/>
           <w:color w:val="0000FF"/>
         </w:rPr>
-        <w:t>“</w:t>
-      </w:r>
-      <w:r>
-        <w:rPr>
-          <w:rFonts w:cstheme="minorHAnsi"/>
-          <w:color w:val="0000FF"/>
-        </w:rPr>
-        <w:t>Our study extends previous work (Elli et al., 2022; Nendel et al., 2023) by quantifying the synergistic effect of stacked agronomic management strategies to mitigate heat risks in irrigated soybeans at a fine spatial resolution in the U.S. Mid-South.</w:t>
-      </w:r>
-      <w:r>
-        <w:rPr>
-          <w:rFonts w:cstheme="minorHAnsi"/>
-          <w:color w:val="0000FF"/>
-        </w:rPr>
-        <w:t>”</w:t>
+        <w:t>“Our study extends previous work (Elli et al., 2022; Nendel et al., 2023) by quantifying the synergistic effect of stacked agronomic management strategies to mitigate heat risks in irrigated soybeans at a fine spatial resolution in the U.S. Mid-South.”</w:t>
       </w:r>
     </w:p>
     <w:p>
@@ -1429,21 +1329,7 @@
           <w:rFonts w:cstheme="minorHAnsi"/>
           <w:color w:val="0000FF"/>
         </w:rPr>
-        <w:t>“</w:t>
-      </w:r>
-      <w:r>
-        <w:rPr>
-          <w:rFonts w:cstheme="minorHAnsi"/>
-          <w:color w:val="0000FF"/>
-        </w:rPr>
-        <w:t>We found a 5.7% decrease in soybean yield due to rising temperatures, with values ranging from -14.7% to -2.5% across sites (Figure 1). Elli et al. (2022) reported an average 19% reduction in seed yield at 10 locations in the US Corn Belt under a +2°C temperature scenario without adaptive strategies. While Elli et al. (2022) did not quantify the combined impact of high temperatures and stacked agronomic management strategies, they found that sowing 12 days earlier increased soybean seed yield by 4.7%.</w:t>
-      </w:r>
-      <w:r>
-        <w:rPr>
-          <w:rFonts w:cstheme="minorHAnsi"/>
-          <w:color w:val="0000FF"/>
-        </w:rPr>
-        <w:t>”</w:t>
+        <w:t>“We found a 5.7% decrease in soybean yield due to rising temperatures, with values ranging from -14.7% to -2.5% across sites (Figure 1). Elli et al. (2022) reported an average 19% reduction in seed yield at 10 locations in the US Corn Belt under a +2°C temperature scenario without adaptive strategies. While Elli et al. (2022) did not quantify the combined impact of high temperatures and stacked agronomic management strategies, they found that sowing 12 days earlier increased soybean seed yield by 4.7%.”</w:t>
       </w:r>
     </w:p>
     <w:p>
@@ -1488,14 +1374,7 @@
           <w:rFonts w:cstheme="minorHAnsi"/>
           <w:color w:val="0000FF"/>
         </w:rPr>
-        <w:t xml:space="preserve">. </w:t>
-      </w:r>
-      <w:r>
-        <w:rPr>
-          <w:rFonts w:cstheme="minorHAnsi"/>
-          <w:color w:val="0000FF"/>
-        </w:rPr>
-        <w:t>This is highlighted in Material and Methods:</w:t>
+        <w:t>. This is highlighted in Material and Methods:</w:t>
       </w:r>
     </w:p>
     <w:p>
@@ -1527,7 +1406,7 @@
       <w:sdt>
         <w:sdtPr>
           <w:rPr>
-            <w:rFonts w:cstheme="minorHAnsi"/>
+            <w:rFonts w:ascii="Calibri" w:hAnsi="Calibri" w:cs="Calibri"/>
             <w:color w:val="0000FF"/>
           </w:rPr>
           <w:tag w:val="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"/>
@@ -1539,7 +1418,7 @@
         <w:sdtContent>
           <w:r>
             <w:rPr>
-              <w:rFonts w:cstheme="minorHAnsi"/>
+              <w:rFonts w:ascii="Calibri" w:hAnsi="Calibri" w:cs="Calibri"/>
               <w:color w:val="0000FF"/>
             </w:rPr>
             <w:t>(Archontoulis et al., 2020; Elli et al., 2022)</w:t>
@@ -1556,7 +1435,7 @@
       <w:sdt>
         <w:sdtPr>
           <w:rPr>
-            <w:rFonts w:cstheme="minorHAnsi"/>
+            <w:rFonts w:ascii="Calibri" w:hAnsi="Calibri" w:cs="Calibri"/>
             <w:color w:val="0000FF"/>
           </w:rPr>
           <w:tag w:val="MENDELEY_CITATION_v3_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"/>
@@ -1568,7 +1447,7 @@
         <w:sdtContent>
           <w:r>
             <w:rPr>
-              <w:rFonts w:cstheme="minorHAnsi"/>
+              <w:rFonts w:ascii="Calibri" w:hAnsi="Calibri" w:cs="Calibri"/>
               <w:color w:val="0000FF"/>
             </w:rPr>
             <w:t>(Holzworth et al., 2018)</w:t>
@@ -1929,21 +1808,7 @@
         <w:rPr>
           <w:rFonts w:cstheme="minorHAnsi"/>
         </w:rPr>
-        <w:t xml:space="preserve">L84 – What does it mean that the Cropland </w:t>
-      </w:r>
-      <w:proofErr w:type="spellStart"/>
-      <w:r>
-        <w:rPr>
-          <w:rFonts w:cstheme="minorHAnsi"/>
-        </w:rPr>
-        <w:t>Datalayer</w:t>
-      </w:r>
-      <w:proofErr w:type="spellEnd"/>
-      <w:r>
-        <w:rPr>
-          <w:rFonts w:cstheme="minorHAnsi"/>
-        </w:rPr>
-        <w:t xml:space="preserve"> was used to define the fields? Define what about the fields?</w:t>
+        <w:t>L84 – What does it mean that the Cropland Datalayer was used to define the fields? Define what about the fields?</w:t>
       </w:r>
     </w:p>
     <w:p>
@@ -1987,15 +1852,7 @@
           <w:rFonts w:cstheme="minorHAnsi"/>
           <w:color w:val="0000FF"/>
         </w:rPr>
-        <w:t xml:space="preserve">We used the soybean cropland data layer (NASS, 2025) to identify soybean-cropped pixels and define the spatial extent of the simulation fields, which were resampled to a 2.5 km grid (~0.025°). Each grid cell classified as soybean cropland was treated as one simulation </w:t>
-      </w:r>
-      <w:proofErr w:type="gramStart"/>
-      <w:r>
-        <w:rPr>
-          <w:rFonts w:cstheme="minorHAnsi"/>
-          <w:color w:val="0000FF"/>
-        </w:rPr>
-        <w:t>field.</w:t>
+        <w:t>We used the soybean cropland data layer (NASS, 2025) to identify soybean-cropped pixels and define the spatial extent of the simulation fields, which were resampled to a 2.5 km grid (~0.025°). Each grid cell classified as soybean cropland was treated as one simulation field.</w:t>
       </w:r>
       <w:r>
         <w:rPr>
@@ -2004,7 +1861,6 @@
         </w:rPr>
         <w:t>”</w:t>
       </w:r>
-      <w:proofErr w:type="gramEnd"/>
     </w:p>
     <w:p>
       <w:pPr>
@@ -2202,7 +2058,7 @@
                     </pic:cNvPicPr>
                   </pic:nvPicPr>
                   <pic:blipFill>
-                    <a:blip r:embed="rId8" cstate="print">
+                    <a:blip r:embed="rId9" cstate="print">
                       <a:extLst>
                         <a:ext uri="{28A0092B-C50C-407E-A947-70E740481C1C}">
                           <a14:useLocalDpi xmlns:a14="http://schemas.microsoft.com/office/drawing/2010/main" val="0"/>
@@ -3170,7 +3026,7 @@
                     </pic:cNvPicPr>
                   </pic:nvPicPr>
                   <pic:blipFill>
-                    <a:blip r:embed="rId9" cstate="print">
+                    <a:blip r:embed="rId10" cstate="print">
                       <a:extLst>
                         <a:ext uri="{28A0092B-C50C-407E-A947-70E740481C1C}">
                           <a14:useLocalDpi xmlns:a14="http://schemas.microsoft.com/office/drawing/2010/main" val="0"/>
@@ -3239,7 +3095,7 @@
           <w:rFonts w:cstheme="minorHAnsi"/>
           <w:color w:val="0000FF"/>
         </w:rPr>
-        <w:t xml:space="preserve"> the background of the yield effect reads:</w:t>
+        <w:t>the background of the yield effect reads:</w:t>
       </w:r>
     </w:p>
     <w:p>
@@ -3404,10 +3260,10 @@
       <w:sdt>
         <w:sdtPr>
           <w:rPr>
-            <w:rFonts w:cstheme="minorHAnsi"/>
+            <w:rFonts w:ascii="Calibri" w:hAnsi="Calibri" w:cs="Calibri"/>
             <w:color w:val="0000FF"/>
           </w:rPr>
-          <w:tag w:val="MENDELEY_CITATION_v3_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"/>
+          <w:tag w:val="MENDELEY_CITATION_v3_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"/>
           <w:id w:val="1601749790"/>
           <w:placeholder>
             <w:docPart w:val="182B330EC5CE41A0AD90B8D2D01CC04C"/>
@@ -3416,7 +3272,7 @@
         <w:sdtContent>
           <w:r>
             <w:rPr>
-              <w:rFonts w:cstheme="minorHAnsi"/>
+              <w:rFonts w:ascii="Calibri" w:hAnsi="Calibri" w:cs="Calibri"/>
               <w:color w:val="0000FF"/>
             </w:rPr>
             <w:t>Boote et al. (2003)</w:t>
@@ -3433,7 +3289,7 @@
       <w:sdt>
         <w:sdtPr>
           <w:rPr>
-            <w:rFonts w:cstheme="minorHAnsi"/>
+            <w:rFonts w:ascii="Calibri" w:hAnsi="Calibri" w:cs="Calibri"/>
             <w:color w:val="0000FF"/>
           </w:rPr>
           <w:tag w:val="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"/>
@@ -3445,7 +3301,7 @@
         <w:sdtContent>
           <w:r>
             <w:rPr>
-              <w:rFonts w:cstheme="minorHAnsi"/>
+              <w:rFonts w:ascii="Calibri" w:hAnsi="Calibri" w:cs="Calibri"/>
               <w:color w:val="0000FF"/>
             </w:rPr>
             <w:t>(Kothari et al., 2022; Ruiz-Vera et al., 2013)</w:t>
@@ -3568,16 +3424,7 @@
           <w:bCs/>
           <w:u w:val="single"/>
         </w:rPr>
-        <w:t>1</w:t>
-      </w:r>
-      <w:r>
-        <w:rPr>
-          <w:rFonts w:cstheme="minorHAnsi"/>
-          <w:b/>
-          <w:bCs/>
-          <w:u w:val="single"/>
-        </w:rPr>
-        <w:t>1</w:t>
+        <w:t>11</w:t>
       </w:r>
     </w:p>
     <w:p>
@@ -3667,16 +3514,7 @@
           <w:bCs/>
           <w:u w:val="single"/>
         </w:rPr>
-        <w:t>1</w:t>
-      </w:r>
-      <w:r>
-        <w:rPr>
-          <w:rFonts w:cstheme="minorHAnsi"/>
-          <w:b/>
-          <w:bCs/>
-          <w:u w:val="single"/>
-        </w:rPr>
-        <w:t>2</w:t>
+        <w:t>12</w:t>
       </w:r>
     </w:p>
     <w:p>
@@ -3710,6 +3548,7 @@
         <w:spacing w:after="0" w:line="240" w:lineRule="auto"/>
         <w:rPr>
           <w:rFonts w:cstheme="minorHAnsi"/>
+          <w:color w:val="0000FF"/>
         </w:rPr>
       </w:pPr>
       <w:r>
@@ -3732,11 +3571,13 @@
         <w:spacing w:after="0" w:line="240" w:lineRule="auto"/>
         <w:rPr>
           <w:rFonts w:cstheme="minorHAnsi"/>
-        </w:rPr>
-      </w:pPr>
-    </w:p>
-    <w:p>
-      <w:pPr>
+          <w:color w:val="0000FF"/>
+        </w:rPr>
+      </w:pPr>
+    </w:p>
+    <w:p>
+      <w:pPr>
+        <w:spacing w:after="0" w:line="240" w:lineRule="auto"/>
         <w:rPr>
           <w:b/>
           <w:bCs/>
@@ -3753,7 +3594,7 @@
           <w:szCs w:val="28"/>
           <w:u w:val="single"/>
         </w:rPr>
-        <w:br w:type="column"/>
+        <w:t>Reviewer 3</w:t>
       </w:r>
       <w:r>
         <w:rPr>
@@ -3763,36 +3604,547 @@
           <w:szCs w:val="28"/>
           <w:u w:val="single"/>
         </w:rPr>
+        <w:t>:</w:t>
+      </w:r>
+    </w:p>
+    <w:p>
+      <w:pPr>
+        <w:spacing w:after="0" w:line="240" w:lineRule="auto"/>
+        <w:rPr>
+          <w:rFonts w:cstheme="minorHAnsi"/>
+          <w:b/>
+          <w:bCs/>
+          <w:u w:val="single"/>
+        </w:rPr>
+      </w:pPr>
+    </w:p>
+    <w:p>
+      <w:pPr>
+        <w:spacing w:after="0" w:line="240" w:lineRule="auto"/>
+        <w:rPr>
+          <w:rFonts w:cstheme="minorHAnsi"/>
+        </w:rPr>
+      </w:pPr>
+      <w:r>
+        <w:rPr>
+          <w:rFonts w:cstheme="minorHAnsi"/>
+          <w:b/>
+          <w:bCs/>
+          <w:u w:val="single"/>
+        </w:rPr>
+        <w:t>Comment #</w:t>
+      </w:r>
+      <w:r>
+        <w:rPr>
+          <w:rFonts w:cstheme="minorHAnsi"/>
+          <w:b/>
+          <w:bCs/>
+          <w:u w:val="single"/>
+        </w:rPr>
+        <w:t>1</w:t>
+      </w:r>
+      <w:r>
+        <w:rPr>
+          <w:rFonts w:cstheme="minorHAnsi"/>
+          <w:b/>
+          <w:bCs/>
+          <w:u w:val="single"/>
+        </w:rPr>
+        <w:t>3</w:t>
+      </w:r>
+    </w:p>
+    <w:p>
+      <w:pPr>
+        <w:spacing w:after="0" w:line="240" w:lineRule="auto"/>
+        <w:rPr>
+          <w:rFonts w:cstheme="minorHAnsi"/>
+        </w:rPr>
+      </w:pPr>
+      <w:r>
+        <w:rPr>
+          <w:rFonts w:cstheme="minorHAnsi"/>
+        </w:rPr>
+        <w:t xml:space="preserve">The topic of the manuscript is </w:t>
+      </w:r>
+      <w:r>
+        <w:rPr>
+          <w:rFonts w:cstheme="minorHAnsi"/>
+        </w:rPr>
+        <w:t>interesting</w:t>
+      </w:r>
+      <w:r>
+        <w:rPr>
+          <w:rFonts w:cstheme="minorHAnsi"/>
+        </w:rPr>
+        <w:t>; however, the results lack novelty. The study emphasizes the need for</w:t>
+      </w:r>
+      <w:r>
+        <w:rPr>
+          <w:rFonts w:cstheme="minorHAnsi"/>
+        </w:rPr>
+        <w:t xml:space="preserve"> </w:t>
+      </w:r>
+      <w:r>
+        <w:rPr>
+          <w:rFonts w:cstheme="minorHAnsi"/>
+        </w:rPr>
+        <w:t>accountable solutions</w:t>
+      </w:r>
+      <w:r>
+        <w:rPr>
+          <w:rFonts w:cstheme="minorHAnsi"/>
+        </w:rPr>
+        <w:t xml:space="preserve"> to increasing temperatures in the U.S. Mid-South. To address this, a calibrated APSIM model is used</w:t>
+      </w:r>
+      <w:r>
+        <w:rPr>
+          <w:rFonts w:cstheme="minorHAnsi"/>
+        </w:rPr>
+        <w:t xml:space="preserve"> </w:t>
+      </w:r>
+      <w:r>
+        <w:rPr>
+          <w:rFonts w:cstheme="minorHAnsi"/>
+        </w:rPr>
+        <w:t>to simulate soybean yield under future climate scenarios (+2°C increase in mean temperature and/or elevated CO₂),</w:t>
+      </w:r>
+      <w:r>
+        <w:rPr>
+          <w:rFonts w:cstheme="minorHAnsi"/>
+        </w:rPr>
+        <w:t xml:space="preserve"> </w:t>
+      </w:r>
+      <w:r>
+        <w:rPr>
+          <w:rFonts w:cstheme="minorHAnsi"/>
+        </w:rPr>
+        <w:t>considering current and earlier plan</w:t>
+      </w:r>
+      <w:r>
+        <w:rPr>
+          <w:rFonts w:ascii="Calibri" w:eastAsia="Calibri" w:hAnsi="Calibri" w:cs="Calibri"/>
+        </w:rPr>
+        <w:t>ti</w:t>
+      </w:r>
+      <w:r>
+        <w:rPr>
+          <w:rFonts w:cstheme="minorHAnsi"/>
+        </w:rPr>
+        <w:t>ng dates in combina</w:t>
+      </w:r>
+      <w:r>
+        <w:rPr>
+          <w:rFonts w:ascii="Calibri" w:eastAsia="Calibri" w:hAnsi="Calibri" w:cs="Calibri"/>
+        </w:rPr>
+        <w:t>ti</w:t>
+      </w:r>
+      <w:r>
+        <w:rPr>
+          <w:rFonts w:cstheme="minorHAnsi"/>
+        </w:rPr>
+        <w:t>on with changes in maturity group (MG).</w:t>
+      </w:r>
+      <w:r>
+        <w:rPr>
+          <w:rFonts w:cstheme="minorHAnsi"/>
+        </w:rPr>
+        <w:t xml:space="preserve"> </w:t>
+      </w:r>
+      <w:r>
+        <w:rPr>
+          <w:rFonts w:cstheme="minorHAnsi"/>
+        </w:rPr>
+        <w:t xml:space="preserve">While the topic is relevant, the findings are not new. </w:t>
+      </w:r>
+      <w:r>
+        <w:rPr>
+          <w:rFonts w:cstheme="minorHAnsi"/>
+        </w:rPr>
         <w:lastRenderedPageBreak/>
-        <w:t>Reviewer 3</w:t>
-      </w:r>
-      <w:r>
-        <w:rPr>
-          <w:b/>
-          <w:bCs/>
-          <w:sz w:val="28"/>
-          <w:szCs w:val="28"/>
-          <w:u w:val="single"/>
-        </w:rPr>
-        <w:t>:</w:t>
-      </w:r>
-    </w:p>
-    <w:p>
-      <w:pPr>
-        <w:spacing w:after="0" w:line="240" w:lineRule="auto"/>
-        <w:rPr>
-          <w:rFonts w:cstheme="minorHAnsi"/>
-          <w:b/>
-          <w:bCs/>
-          <w:u w:val="single"/>
-        </w:rPr>
-      </w:pPr>
-    </w:p>
-    <w:p>
-      <w:pPr>
-        <w:spacing w:after="0" w:line="240" w:lineRule="auto"/>
-        <w:rPr>
-          <w:rFonts w:cstheme="minorHAnsi"/>
+        <w:t xml:space="preserve">Farmers in the region are already </w:t>
+      </w:r>
+      <w:r>
+        <w:rPr>
+          <w:rFonts w:cstheme="minorHAnsi"/>
+        </w:rPr>
+        <w:t>adopting</w:t>
+      </w:r>
+      <w:r>
+        <w:rPr>
+          <w:rFonts w:cstheme="minorHAnsi"/>
+        </w:rPr>
+        <w:t xml:space="preserve"> early plan</w:t>
+      </w:r>
+      <w:r>
+        <w:rPr>
+          <w:rFonts w:ascii="Calibri" w:eastAsia="Calibri" w:hAnsi="Calibri" w:cs="Calibri"/>
+        </w:rPr>
+        <w:t>ning</w:t>
+      </w:r>
+      <w:r>
+        <w:rPr>
+          <w:rFonts w:cstheme="minorHAnsi"/>
+        </w:rPr>
+        <w:t xml:space="preserve"> dates</w:t>
+      </w:r>
+      <w:r>
+        <w:rPr>
+          <w:rFonts w:cstheme="minorHAnsi"/>
+        </w:rPr>
+        <w:t xml:space="preserve"> </w:t>
+      </w:r>
+      <w:r>
+        <w:rPr>
+          <w:rFonts w:cstheme="minorHAnsi"/>
+        </w:rPr>
+        <w:t>similar to those explored in this study (e.g., early May). Likewise, the longer MGs proposed are already commonly used,</w:t>
+      </w:r>
+      <w:r>
+        <w:rPr>
+          <w:rFonts w:cstheme="minorHAnsi"/>
+        </w:rPr>
+        <w:t xml:space="preserve"> </w:t>
+      </w:r>
+      <w:r>
+        <w:rPr>
+          <w:rFonts w:cstheme="minorHAnsi"/>
+        </w:rPr>
+        <w:t>par</w:t>
+      </w:r>
+      <w:r>
+        <w:rPr>
+          <w:rFonts w:ascii="Calibri" w:eastAsia="Calibri" w:hAnsi="Calibri" w:cs="Calibri"/>
+        </w:rPr>
+        <w:t>ti</w:t>
+      </w:r>
+      <w:r>
+        <w:rPr>
+          <w:rFonts w:cstheme="minorHAnsi"/>
+        </w:rPr>
+        <w:t>cularly in the southern parts of the region.</w:t>
+      </w:r>
+      <w:r>
+        <w:rPr>
+          <w:rFonts w:cstheme="minorHAnsi"/>
+        </w:rPr>
+        <w:t xml:space="preserve"> </w:t>
+      </w:r>
+      <w:r>
+        <w:rPr>
+          <w:rFonts w:cstheme="minorHAnsi"/>
+        </w:rPr>
+        <w:t>Addi</w:t>
+      </w:r>
+      <w:r>
+        <w:rPr>
+          <w:rFonts w:ascii="Calibri" w:eastAsia="Calibri" w:hAnsi="Calibri" w:cs="Calibri"/>
+        </w:rPr>
+        <w:t>ti</w:t>
+      </w:r>
+      <w:r>
+        <w:rPr>
+          <w:rFonts w:cstheme="minorHAnsi"/>
+        </w:rPr>
+        <w:t xml:space="preserve">onally, the manuscript does not provide a clear </w:t>
+      </w:r>
+      <w:r>
+        <w:rPr>
+          <w:rFonts w:cstheme="minorHAnsi"/>
+        </w:rPr>
+        <w:t>explanation</w:t>
+      </w:r>
+      <w:r>
+        <w:rPr>
+          <w:rFonts w:cstheme="minorHAnsi"/>
+        </w:rPr>
+        <w:t xml:space="preserve"> or mechanism underlying the simulated yield increases</w:t>
+      </w:r>
+      <w:r>
+        <w:rPr>
+          <w:rFonts w:cstheme="minorHAnsi"/>
+        </w:rPr>
+        <w:t xml:space="preserve"> </w:t>
+      </w:r>
+      <w:r>
+        <w:rPr>
+          <w:rFonts w:cstheme="minorHAnsi"/>
+        </w:rPr>
+        <w:t>across scenarios. Important variables—such as the photothermal quo</w:t>
+      </w:r>
+      <w:r>
+        <w:rPr>
+          <w:rFonts w:ascii="Calibri" w:eastAsia="Calibri" w:hAnsi="Calibri" w:cs="Calibri"/>
+        </w:rPr>
+        <w:t>ti</w:t>
+      </w:r>
+      <w:r>
+        <w:rPr>
+          <w:rFonts w:cstheme="minorHAnsi"/>
+        </w:rPr>
+        <w:t>ent during cri</w:t>
+      </w:r>
+      <w:r>
+        <w:rPr>
+          <w:rFonts w:ascii="Calibri" w:eastAsia="Calibri" w:hAnsi="Calibri" w:cs="Calibri"/>
+        </w:rPr>
+        <w:t>ti</w:t>
+      </w:r>
+      <w:r>
+        <w:rPr>
+          <w:rFonts w:cstheme="minorHAnsi"/>
+        </w:rPr>
+        <w:t>cal periods—are not explored.</w:t>
+      </w:r>
+      <w:r>
+        <w:rPr>
+          <w:rFonts w:cstheme="minorHAnsi"/>
+        </w:rPr>
+        <w:t xml:space="preserve"> Evaluating</w:t>
+      </w:r>
+      <w:r>
+        <w:rPr>
+          <w:rFonts w:cstheme="minorHAnsi"/>
+        </w:rPr>
+        <w:t xml:space="preserve"> more extreme scenarios and, importantly, providing a mechanis</w:t>
+      </w:r>
+      <w:r>
+        <w:rPr>
+          <w:rFonts w:ascii="Calibri" w:eastAsia="Calibri" w:hAnsi="Calibri" w:cs="Calibri"/>
+        </w:rPr>
+        <w:t>ti</w:t>
+      </w:r>
+      <w:r>
+        <w:rPr>
+          <w:rFonts w:cstheme="minorHAnsi"/>
+        </w:rPr>
+        <w:t xml:space="preserve">c </w:t>
+      </w:r>
+      <w:r>
+        <w:rPr>
+          <w:rFonts w:cstheme="minorHAnsi"/>
+        </w:rPr>
+        <w:t>explanation</w:t>
+      </w:r>
+      <w:r>
+        <w:rPr>
+          <w:rFonts w:cstheme="minorHAnsi"/>
+        </w:rPr>
+        <w:t xml:space="preserve"> for the observed yield</w:t>
+      </w:r>
+      <w:r>
+        <w:rPr>
+          <w:rFonts w:cstheme="minorHAnsi"/>
+        </w:rPr>
+        <w:t xml:space="preserve"> </w:t>
+      </w:r>
+      <w:r>
+        <w:rPr>
+          <w:rFonts w:cstheme="minorHAnsi"/>
+        </w:rPr>
+        <w:t>responses would strengthen the manuscript and improve its relevance for future readers.</w:t>
+      </w:r>
+    </w:p>
+    <w:p>
+      <w:pPr>
+        <w:spacing w:line="259" w:lineRule="auto"/>
+        <w:rPr>
+          <w:rFonts w:cstheme="minorHAnsi"/>
+          <w:color w:val="0000FF"/>
+        </w:rPr>
+      </w:pPr>
+      <w:r>
+        <w:rPr>
+          <w:rFonts w:cstheme="minorHAnsi"/>
+          <w:color w:val="0000FF"/>
+        </w:rPr>
+        <w:t xml:space="preserve">Response: </w:t>
+      </w:r>
+      <w:r>
+        <w:rPr>
+          <w:rFonts w:cstheme="minorHAnsi"/>
+          <w:color w:val="0000FF"/>
+        </w:rPr>
+        <w:t xml:space="preserve">We appreciate the </w:t>
+      </w:r>
+      <w:r>
+        <w:rPr>
+          <w:rFonts w:cstheme="minorHAnsi"/>
+          <w:color w:val="0000FF"/>
+        </w:rPr>
+        <w:t>reviewer’s</w:t>
+      </w:r>
+      <w:r>
+        <w:rPr>
+          <w:rFonts w:cstheme="minorHAnsi"/>
+          <w:color w:val="0000FF"/>
+        </w:rPr>
+        <w:t xml:space="preserve"> feedback. Our scenario analysis </w:t>
+      </w:r>
+      <w:r>
+        <w:rPr>
+          <w:rFonts w:cstheme="minorHAnsi"/>
+          <w:color w:val="0000FF"/>
+        </w:rPr>
+        <w:t xml:space="preserve">reflects agronomic management that is realistic and actionable for the farmers in the </w:t>
+      </w:r>
+      <w:r>
+        <w:rPr>
+          <w:rFonts w:cstheme="minorHAnsi"/>
+          <w:color w:val="0000FF"/>
+        </w:rPr>
+        <w:t xml:space="preserve">region. That is why we use practices already adopted. The novelty of the study </w:t>
+      </w:r>
+      <w:r>
+        <w:rPr>
+          <w:rFonts w:cstheme="minorHAnsi"/>
+          <w:color w:val="0000FF"/>
+        </w:rPr>
+        <w:t xml:space="preserve">centers on the synergistic effects of maturity group and sowing date under warming. We have added new text to clarify it (see comment </w:t>
+      </w:r>
+      <w:r>
+        <w:rPr>
+          <w:rFonts w:cstheme="minorHAnsi"/>
+          <w:color w:val="0000FF"/>
+        </w:rPr>
+        <w:t>#</w:t>
+      </w:r>
+      <w:r>
+        <w:rPr>
+          <w:rFonts w:cstheme="minorHAnsi"/>
+          <w:color w:val="0000FF"/>
+        </w:rPr>
+        <w:t>1)</w:t>
+      </w:r>
+      <w:r>
+        <w:rPr>
+          <w:rFonts w:cstheme="minorHAnsi"/>
+          <w:color w:val="0000FF"/>
+        </w:rPr>
+        <w:t xml:space="preserve">. Thank you for the suggestion of adding the </w:t>
+      </w:r>
+      <w:r>
+        <w:rPr>
+          <w:rFonts w:cstheme="minorHAnsi"/>
+          <w:color w:val="0000FF"/>
+        </w:rPr>
+        <w:t xml:space="preserve">photothermal quotient analysis. However, this goes beyond the scope of the present study. </w:t>
+      </w:r>
+      <w:r>
+        <w:rPr>
+          <w:rFonts w:cstheme="minorHAnsi"/>
+          <w:color w:val="0000FF"/>
+        </w:rPr>
+        <w:t>Yet</w:t>
+      </w:r>
+      <w:r>
+        <w:rPr>
+          <w:rFonts w:cstheme="minorHAnsi"/>
+          <w:color w:val="0000FF"/>
+        </w:rPr>
+        <w:t xml:space="preserve">, we have enhanced </w:t>
+      </w:r>
+      <w:r>
+        <w:rPr>
+          <w:rFonts w:cstheme="minorHAnsi"/>
+          <w:color w:val="0000FF"/>
+        </w:rPr>
+        <w:t>the mechanistic explanation of the observed yield responses by adding a new figure and discussion of changes across the whole crop cycle and the seed-filling</w:t>
+      </w:r>
+      <w:r>
+        <w:rPr>
+          <w:rFonts w:cstheme="minorHAnsi"/>
+          <w:color w:val="0000FF"/>
+        </w:rPr>
+        <w:t xml:space="preserve"> period (see comment #</w:t>
+      </w:r>
+      <w:r>
+        <w:rPr>
+          <w:rFonts w:cstheme="minorHAnsi"/>
+          <w:color w:val="0000FF"/>
+        </w:rPr>
+        <w:t>9</w:t>
+      </w:r>
+      <w:r>
+        <w:rPr>
+          <w:rFonts w:cstheme="minorHAnsi"/>
+          <w:color w:val="0000FF"/>
+        </w:rPr>
+        <w:t xml:space="preserve">). Regarding the more extreme scenario analysis, we modified the sowing date scenario by </w:t>
+      </w:r>
+      <w:r>
+        <w:rPr>
+          <w:rFonts w:cstheme="minorHAnsi"/>
+          <w:color w:val="0000FF"/>
+        </w:rPr>
+        <w:t>planting</w:t>
+      </w:r>
+      <w:r>
+        <w:rPr>
+          <w:rFonts w:cstheme="minorHAnsi"/>
+          <w:color w:val="0000FF"/>
+        </w:rPr>
+        <w:t xml:space="preserve"> earlier by 4 weeks, corresponding to the 10% sowing progress of the region, an extreme but yet realistic scenario (see comment #</w:t>
+      </w:r>
+      <w:r>
+        <w:rPr>
+          <w:rFonts w:cstheme="minorHAnsi"/>
+          <w:color w:val="0000FF"/>
+        </w:rPr>
+        <w:t>5</w:t>
+      </w:r>
+      <w:r>
+        <w:rPr>
+          <w:rFonts w:cstheme="minorHAnsi"/>
+          <w:color w:val="0000FF"/>
+        </w:rPr>
+        <w:t xml:space="preserve">). </w:t>
+      </w:r>
+      <w:r>
+        <w:rPr>
+          <w:rFonts w:cstheme="minorHAnsi"/>
+          <w:color w:val="0000FF"/>
+        </w:rPr>
+        <w:t>Results change in magnitude but not in direction and the main messages and findings remain the same.</w:t>
+      </w:r>
+    </w:p>
+    <w:p>
+      <w:pPr>
+        <w:spacing w:line="259" w:lineRule="auto"/>
+        <w:rPr>
+          <w:rFonts w:cstheme="minorHAnsi"/>
+          <w:color w:val="0000FF"/>
+        </w:rPr>
+      </w:pPr>
+      <w:r>
+        <w:rPr>
+          <w:rFonts w:cstheme="minorHAnsi"/>
+          <w:color w:val="0000FF"/>
+        </w:rPr>
+        <w:t>We have added a new sentence suggesting a more detailed scenario analysis in future studies. The new sentence reads:</w:t>
+      </w:r>
+    </w:p>
+    <w:p>
+      <w:pPr>
+        <w:spacing w:line="259" w:lineRule="auto"/>
+        <w:rPr>
+          <w:rFonts w:cstheme="minorHAnsi"/>
+          <w:color w:val="0000FF"/>
+        </w:rPr>
+      </w:pPr>
+      <w:r>
+        <w:rPr>
+          <w:rFonts w:cstheme="minorHAnsi"/>
+          <w:color w:val="0000FF"/>
+        </w:rPr>
+        <w:t>“While exploring optimum planting date windows for target environments was not the focus of this study, future research could investigate more extreme scenarios to enhance mechanistic understanding of yield responses under warming.”</w:t>
+      </w:r>
+    </w:p>
+    <w:p>
+      <w:pPr>
+        <w:spacing w:after="0" w:line="240" w:lineRule="auto"/>
+        <w:rPr>
+          <w:rFonts w:cstheme="minorHAnsi"/>
+          <w:color w:val="0000FF"/>
         </w:rPr>
       </w:pPr>
       <w:r>
@@ -3820,33 +4172,57 @@
           <w:bCs/>
           <w:u w:val="single"/>
         </w:rPr>
-        <w:t>3</w:t>
-      </w:r>
-    </w:p>
-    <w:p>
-      <w:pPr>
-        <w:spacing w:after="0" w:line="240" w:lineRule="auto"/>
-        <w:rPr>
-          <w:rFonts w:cstheme="minorHAnsi"/>
-        </w:rPr>
-      </w:pPr>
-      <w:r>
-        <w:rPr>
-          <w:rFonts w:cstheme="minorHAnsi"/>
-        </w:rPr>
-        <w:t xml:space="preserve">The topic of the manuscript is </w:t>
-      </w:r>
-      <w:r>
-        <w:rPr>
-          <w:rFonts w:cstheme="minorHAnsi"/>
-        </w:rPr>
-        <w:t>interesting</w:t>
-      </w:r>
-      <w:r>
-        <w:rPr>
-          <w:rFonts w:cstheme="minorHAnsi"/>
-        </w:rPr>
-        <w:t>; however, the results lack novelty. The study emphasizes the need for</w:t>
+        <w:t>4</w:t>
+      </w:r>
+    </w:p>
+    <w:p>
+      <w:pPr>
+        <w:spacing w:after="0" w:line="240" w:lineRule="auto"/>
+        <w:rPr>
+          <w:rFonts w:cstheme="minorHAnsi"/>
+        </w:rPr>
+      </w:pPr>
+      <w:r>
+        <w:rPr>
+          <w:rFonts w:cstheme="minorHAnsi"/>
+        </w:rPr>
+        <w:t>Lines 50–53: This is an important point: early plan</w:t>
+      </w:r>
+      <w:r>
+        <w:rPr>
+          <w:rFonts w:ascii="Calibri" w:eastAsia="Calibri" w:hAnsi="Calibri" w:cs="Calibri"/>
+        </w:rPr>
+        <w:t>ti</w:t>
+      </w:r>
+      <w:r>
+        <w:rPr>
+          <w:rFonts w:cstheme="minorHAnsi"/>
+        </w:rPr>
+        <w:t>ng is not always op</w:t>
+      </w:r>
+      <w:r>
+        <w:rPr>
+          <w:rFonts w:ascii="Calibri" w:eastAsia="Calibri" w:hAnsi="Calibri" w:cs="Calibri"/>
+        </w:rPr>
+        <w:t>ti</w:t>
+      </w:r>
+      <w:r>
+        <w:rPr>
+          <w:rFonts w:cstheme="minorHAnsi"/>
+        </w:rPr>
+        <w:t>mal, as there is a plan</w:t>
+      </w:r>
+      <w:r>
+        <w:rPr>
+          <w:rFonts w:ascii="Calibri" w:eastAsia="Calibri" w:hAnsi="Calibri" w:cs="Calibri"/>
+        </w:rPr>
+        <w:t>ti</w:t>
+      </w:r>
+      <w:r>
+        <w:rPr>
+          <w:rFonts w:cstheme="minorHAnsi"/>
+        </w:rPr>
+        <w:t>ng window that</w:t>
       </w:r>
       <w:r>
         <w:rPr>
@@ -3858,13 +4234,31 @@
         <w:rPr>
           <w:rFonts w:cstheme="minorHAnsi"/>
         </w:rPr>
-        <w:t>accountable solutions</w:t>
-      </w:r>
-      <w:r>
-        <w:rPr>
-          <w:rFonts w:cstheme="minorHAnsi"/>
-        </w:rPr>
-        <w:t xml:space="preserve"> to increasing temperatures in the U.S. Mid-South. To address this, a calibrated APSIM model is used</w:t>
+        <w:t>maximizes radia</w:t>
+      </w:r>
+      <w:r>
+        <w:rPr>
+          <w:rFonts w:ascii="Calibri" w:eastAsia="Calibri" w:hAnsi="Calibri" w:cs="Calibri"/>
+        </w:rPr>
+        <w:t>ti</w:t>
+      </w:r>
+      <w:r>
+        <w:rPr>
+          <w:rFonts w:cstheme="minorHAnsi"/>
+        </w:rPr>
+        <w:t>on capture and varies with MG. However, only one “early” plan</w:t>
+      </w:r>
+      <w:r>
+        <w:rPr>
+          <w:rFonts w:ascii="Calibri" w:eastAsia="Calibri" w:hAnsi="Calibri" w:cs="Calibri"/>
+        </w:rPr>
+        <w:t>ti</w:t>
+      </w:r>
+      <w:r>
+        <w:rPr>
+          <w:rFonts w:cstheme="minorHAnsi"/>
+        </w:rPr>
+        <w:t>ng date is evaluated in this study. This</w:t>
       </w:r>
       <w:r>
         <w:rPr>
@@ -3876,31 +4270,7 @@
         <w:rPr>
           <w:rFonts w:cstheme="minorHAnsi"/>
         </w:rPr>
-        <w:t>to simulate soybean yield under future climate scenarios (+2°C increase in mean temperature and/or elevated CO₂),</w:t>
-      </w:r>
-      <w:r>
-        <w:rPr>
-          <w:rFonts w:cstheme="minorHAnsi"/>
-        </w:rPr>
-        <w:t xml:space="preserve"> </w:t>
-      </w:r>
-      <w:r>
-        <w:rPr>
-          <w:rFonts w:cstheme="minorHAnsi"/>
-        </w:rPr>
-        <w:t>considering current and earlier plan</w:t>
-      </w:r>
-      <w:r>
-        <w:rPr>
-          <w:rFonts w:ascii="Calibri" w:eastAsia="Calibri" w:hAnsi="Calibri" w:cs="Calibri" w:hint="eastAsia"/>
-        </w:rPr>
-        <w:t>􀆟</w:t>
-      </w:r>
-      <w:r>
-        <w:rPr>
-          <w:rFonts w:cstheme="minorHAnsi"/>
-        </w:rPr>
-        <w:t>ng dates in combina</w:t>
+        <w:t>does not allow iden</w:t>
       </w:r>
       <w:r>
         <w:rPr>
@@ -3912,67 +4282,19 @@
         <w:rPr>
           <w:rFonts w:cstheme="minorHAnsi"/>
         </w:rPr>
-        <w:t>on with changes in maturity group (MG).</w:t>
-      </w:r>
-      <w:r>
-        <w:rPr>
-          <w:rFonts w:cstheme="minorHAnsi"/>
-        </w:rPr>
-        <w:t xml:space="preserve"> </w:t>
-      </w:r>
-      <w:r>
-        <w:rPr>
-          <w:rFonts w:cstheme="minorHAnsi"/>
-        </w:rPr>
-        <w:t xml:space="preserve">While the topic is relevant, the findings are not new. Farmers in the region are already </w:t>
-      </w:r>
-      <w:r>
-        <w:rPr>
-          <w:rFonts w:cstheme="minorHAnsi"/>
-        </w:rPr>
-        <w:t>adopting</w:t>
-      </w:r>
-      <w:r>
-        <w:rPr>
-          <w:rFonts w:cstheme="minorHAnsi"/>
-        </w:rPr>
-        <w:t xml:space="preserve"> early plan</w:t>
+        <w:t>fica</w:t>
       </w:r>
       <w:r>
         <w:rPr>
           <w:rFonts w:ascii="Calibri" w:eastAsia="Calibri" w:hAnsi="Calibri" w:cs="Calibri"/>
         </w:rPr>
-        <w:t>ning</w:t>
-      </w:r>
-      <w:r>
-        <w:rPr>
-          <w:rFonts w:cstheme="minorHAnsi"/>
-        </w:rPr>
-        <w:t xml:space="preserve"> dates</w:t>
-      </w:r>
-      <w:r>
-        <w:rPr>
-          <w:rFonts w:cstheme="minorHAnsi"/>
-        </w:rPr>
-        <w:t xml:space="preserve"> </w:t>
-      </w:r>
-      <w:r>
-        <w:rPr>
-          <w:rFonts w:cstheme="minorHAnsi"/>
-        </w:rPr>
-        <w:t>similar to those explored in this study (e.g., early May). Likewise, the longer MGs proposed are already commonly used,</w:t>
-      </w:r>
-      <w:r>
-        <w:rPr>
-          <w:rFonts w:cstheme="minorHAnsi"/>
-        </w:rPr>
-        <w:t xml:space="preserve"> </w:t>
-      </w:r>
-      <w:r>
-        <w:rPr>
-          <w:rFonts w:cstheme="minorHAnsi"/>
-        </w:rPr>
-        <w:t>par</w:t>
+        <w:t>ti</w:t>
+      </w:r>
+      <w:r>
+        <w:rPr>
+          <w:rFonts w:cstheme="minorHAnsi"/>
+        </w:rPr>
+        <w:t>on or explora</w:t>
       </w:r>
       <w:r>
         <w:rPr>
@@ -3984,19 +4306,7 @@
         <w:rPr>
           <w:rFonts w:cstheme="minorHAnsi"/>
         </w:rPr>
-        <w:t>cularly in the southern parts of the region.</w:t>
-      </w:r>
-      <w:r>
-        <w:rPr>
-          <w:rFonts w:cstheme="minorHAnsi"/>
-        </w:rPr>
-        <w:t xml:space="preserve"> </w:t>
-      </w:r>
-      <w:r>
-        <w:rPr>
-          <w:rFonts w:cstheme="minorHAnsi"/>
-        </w:rPr>
-        <w:t>Addi</w:t>
+        <w:t>on of an op</w:t>
       </w:r>
       <w:r>
         <w:rPr>
@@ -4008,31 +4318,110 @@
         <w:rPr>
           <w:rFonts w:cstheme="minorHAnsi"/>
         </w:rPr>
-        <w:t xml:space="preserve">onally, the manuscript does not provide a clear </w:t>
-      </w:r>
-      <w:r>
-        <w:rPr>
-          <w:rFonts w:cstheme="minorHAnsi"/>
-        </w:rPr>
-        <w:t>explanation</w:t>
-      </w:r>
-      <w:r>
-        <w:rPr>
-          <w:rFonts w:cstheme="minorHAnsi"/>
-        </w:rPr>
-        <w:t xml:space="preserve"> or mechanism underlying the simulated yield increases</w:t>
-      </w:r>
-      <w:r>
-        <w:rPr>
-          <w:rFonts w:cstheme="minorHAnsi"/>
-        </w:rPr>
-        <w:t xml:space="preserve"> </w:t>
-      </w:r>
-      <w:r>
-        <w:rPr>
-          <w:rFonts w:cstheme="minorHAnsi"/>
-        </w:rPr>
-        <w:t>across scenarios. Important variables—such as the photothermal quo</w:t>
+        <w:t>mal window, or at least this is not demonstrated.</w:t>
+      </w:r>
+    </w:p>
+    <w:p>
+      <w:pPr>
+        <w:spacing w:after="0" w:line="240" w:lineRule="auto"/>
+        <w:rPr>
+          <w:rFonts w:cstheme="minorHAnsi"/>
+          <w:color w:val="0000FF"/>
+        </w:rPr>
+      </w:pPr>
+      <w:r>
+        <w:rPr>
+          <w:rFonts w:cstheme="minorHAnsi"/>
+          <w:color w:val="0000FF"/>
+        </w:rPr>
+        <w:t xml:space="preserve">Response: </w:t>
+      </w:r>
+      <w:r>
+        <w:rPr>
+          <w:rFonts w:cstheme="minorHAnsi"/>
+          <w:color w:val="0000FF"/>
+        </w:rPr>
+        <w:t xml:space="preserve">Thank you for the suggestion. </w:t>
+      </w:r>
+      <w:r>
+        <w:rPr>
+          <w:rFonts w:cstheme="minorHAnsi"/>
+          <w:color w:val="0000FF"/>
+        </w:rPr>
+        <w:t xml:space="preserve">As clarified in comment # 11, identifying an optimal sowing window was not the focus of this study. Our goal was to investigate whether there was a synergistic effect of planting early and using a </w:t>
+      </w:r>
+      <w:r>
+        <w:rPr>
+          <w:rFonts w:cstheme="minorHAnsi"/>
+          <w:color w:val="0000FF"/>
+        </w:rPr>
+        <w:t>late-maturing</w:t>
+      </w:r>
+      <w:r>
+        <w:rPr>
+          <w:rFonts w:cstheme="minorHAnsi"/>
+          <w:color w:val="0000FF"/>
+        </w:rPr>
+        <w:t xml:space="preserve"> variety under a warming scenario.</w:t>
+      </w:r>
+    </w:p>
+    <w:p>
+      <w:pPr>
+        <w:spacing w:after="0" w:line="240" w:lineRule="auto"/>
+        <w:rPr>
+          <w:rFonts w:cstheme="minorHAnsi"/>
+          <w:color w:val="0000FF"/>
+        </w:rPr>
+      </w:pPr>
+    </w:p>
+    <w:p>
+      <w:pPr>
+        <w:spacing w:after="0" w:line="240" w:lineRule="auto"/>
+        <w:rPr>
+          <w:rFonts w:cstheme="minorHAnsi"/>
+          <w:color w:val="0000FF"/>
+        </w:rPr>
+      </w:pPr>
+      <w:r>
+        <w:rPr>
+          <w:rFonts w:cstheme="minorHAnsi"/>
+          <w:b/>
+          <w:bCs/>
+          <w:u w:val="single"/>
+        </w:rPr>
+        <w:t>Comment #</w:t>
+      </w:r>
+      <w:r>
+        <w:rPr>
+          <w:rFonts w:cstheme="minorHAnsi"/>
+          <w:b/>
+          <w:bCs/>
+          <w:u w:val="single"/>
+        </w:rPr>
+        <w:t>1</w:t>
+      </w:r>
+      <w:r>
+        <w:rPr>
+          <w:rFonts w:cstheme="minorHAnsi"/>
+          <w:b/>
+          <w:bCs/>
+          <w:u w:val="single"/>
+        </w:rPr>
+        <w:t>5</w:t>
+      </w:r>
+    </w:p>
+    <w:p>
+      <w:pPr>
+        <w:spacing w:after="0" w:line="240" w:lineRule="auto"/>
+        <w:rPr>
+          <w:rFonts w:cstheme="minorHAnsi"/>
+        </w:rPr>
+      </w:pPr>
+      <w:r>
+        <w:rPr>
+          <w:rFonts w:cstheme="minorHAnsi"/>
+        </w:rPr>
+        <w:t>Line 64: Please include a brief introduc</w:t>
       </w:r>
       <w:r>
         <w:rPr>
@@ -4044,67 +4433,7 @@
         <w:rPr>
           <w:rFonts w:cstheme="minorHAnsi"/>
         </w:rPr>
-        <w:t>ent during cri</w:t>
-      </w:r>
-      <w:r>
-        <w:rPr>
-          <w:rFonts w:ascii="Calibri" w:eastAsia="Calibri" w:hAnsi="Calibri" w:cs="Calibri"/>
-        </w:rPr>
-        <w:t>ti</w:t>
-      </w:r>
-      <w:r>
-        <w:rPr>
-          <w:rFonts w:cstheme="minorHAnsi"/>
-        </w:rPr>
-        <w:t>cal periods—are not explored.</w:t>
-      </w:r>
-      <w:r>
-        <w:rPr>
-          <w:rFonts w:cstheme="minorHAnsi"/>
-        </w:rPr>
-        <w:t xml:space="preserve"> Evaluating</w:t>
-      </w:r>
-      <w:r>
-        <w:rPr>
-          <w:rFonts w:cstheme="minorHAnsi"/>
-        </w:rPr>
-        <w:t xml:space="preserve"> more extreme scenarios and, importantly, providing a mechanis</w:t>
-      </w:r>
-      <w:r>
-        <w:rPr>
-          <w:rFonts w:ascii="Calibri" w:eastAsia="Calibri" w:hAnsi="Calibri" w:cs="Calibri"/>
-        </w:rPr>
-        <w:t>ti</w:t>
-      </w:r>
-      <w:r>
-        <w:rPr>
-          <w:rFonts w:cstheme="minorHAnsi"/>
-        </w:rPr>
-        <w:t xml:space="preserve">c </w:t>
-      </w:r>
-      <w:r>
-        <w:rPr>
-          <w:rFonts w:cstheme="minorHAnsi"/>
-        </w:rPr>
-        <w:t>explanation</w:t>
-      </w:r>
-      <w:r>
-        <w:rPr>
-          <w:rFonts w:cstheme="minorHAnsi"/>
-        </w:rPr>
-        <w:t xml:space="preserve"> for the observed yield</w:t>
-      </w:r>
-      <w:r>
-        <w:rPr>
-          <w:rFonts w:cstheme="minorHAnsi"/>
-        </w:rPr>
-        <w:t xml:space="preserve"> </w:t>
-      </w:r>
-      <w:r>
-        <w:rPr>
-          <w:rFonts w:cstheme="minorHAnsi"/>
-        </w:rPr>
-        <w:t>responses would strengthen the manuscript and improve its relevance for future readers.</w:t>
+        <w:t>on on the role and projected changes of CO₂, as this is currently missing.</w:t>
       </w:r>
     </w:p>
     <w:p>
@@ -4127,498 +4456,6 @@
           <w:rFonts w:cstheme="minorHAnsi"/>
           <w:color w:val="0000FF"/>
         </w:rPr>
-        <w:t xml:space="preserve">We appreciate the </w:t>
-      </w:r>
-      <w:r>
-        <w:rPr>
-          <w:rFonts w:cstheme="minorHAnsi"/>
-          <w:color w:val="0000FF"/>
-        </w:rPr>
-        <w:t>reviewer’s</w:t>
-      </w:r>
-      <w:r>
-        <w:rPr>
-          <w:rFonts w:cstheme="minorHAnsi"/>
-          <w:color w:val="0000FF"/>
-        </w:rPr>
-        <w:t xml:space="preserve"> feedback. Our scenario analysis </w:t>
-      </w:r>
-      <w:r>
-        <w:rPr>
-          <w:rFonts w:cstheme="minorHAnsi"/>
-          <w:color w:val="0000FF"/>
-        </w:rPr>
-        <w:t xml:space="preserve">reflects agronomic management that is realistic and actionable for the farmers in the </w:t>
-      </w:r>
-      <w:r>
-        <w:rPr>
-          <w:rFonts w:cstheme="minorHAnsi"/>
-          <w:color w:val="0000FF"/>
-        </w:rPr>
-        <w:t xml:space="preserve">region. That is why we use practices already adopted. The novelty of the study </w:t>
-      </w:r>
-      <w:r>
-        <w:rPr>
-          <w:rFonts w:cstheme="minorHAnsi"/>
-          <w:color w:val="0000FF"/>
-        </w:rPr>
-        <w:t xml:space="preserve">centers on the synergistic effects of maturity group and sowing date under warming. We have added new text to clarify it (see comment </w:t>
-      </w:r>
-      <w:r>
-        <w:rPr>
-          <w:rFonts w:cstheme="minorHAnsi"/>
-          <w:color w:val="0000FF"/>
-        </w:rPr>
-        <w:t>#</w:t>
-      </w:r>
-      <w:r>
-        <w:rPr>
-          <w:rFonts w:cstheme="minorHAnsi"/>
-          <w:color w:val="0000FF"/>
-        </w:rPr>
-        <w:t>1)</w:t>
-      </w:r>
-      <w:r>
-        <w:rPr>
-          <w:rFonts w:cstheme="minorHAnsi"/>
-          <w:color w:val="0000FF"/>
-        </w:rPr>
-        <w:t xml:space="preserve">. Thank you for the suggestion of adding the </w:t>
-      </w:r>
-      <w:r>
-        <w:rPr>
-          <w:rFonts w:cstheme="minorHAnsi"/>
-          <w:color w:val="0000FF"/>
-        </w:rPr>
-        <w:t xml:space="preserve">photothermal quotient analysis. However, this goes beyond the scope of the present study. </w:t>
-      </w:r>
-      <w:r>
-        <w:rPr>
-          <w:rFonts w:cstheme="minorHAnsi"/>
-          <w:color w:val="0000FF"/>
-        </w:rPr>
-        <w:t>Yet</w:t>
-      </w:r>
-      <w:r>
-        <w:rPr>
-          <w:rFonts w:cstheme="minorHAnsi"/>
-          <w:color w:val="0000FF"/>
-        </w:rPr>
-        <w:t xml:space="preserve">, we have enhanced </w:t>
-      </w:r>
-      <w:r>
-        <w:rPr>
-          <w:rFonts w:cstheme="minorHAnsi"/>
-          <w:color w:val="0000FF"/>
-        </w:rPr>
-        <w:t>the mechanistic explanation of the observed yield responses by adding a new figure and discussion of changes across the whole crop cycle and the seed-filling</w:t>
-      </w:r>
-      <w:r>
-        <w:rPr>
-          <w:rFonts w:cstheme="minorHAnsi"/>
-          <w:color w:val="0000FF"/>
-        </w:rPr>
-        <w:t xml:space="preserve"> period (see comment #</w:t>
-      </w:r>
-      <w:r>
-        <w:rPr>
-          <w:rFonts w:cstheme="minorHAnsi"/>
-          <w:color w:val="0000FF"/>
-        </w:rPr>
-        <w:t>9</w:t>
-      </w:r>
-      <w:r>
-        <w:rPr>
-          <w:rFonts w:cstheme="minorHAnsi"/>
-          <w:color w:val="0000FF"/>
-        </w:rPr>
-        <w:t xml:space="preserve">). Regarding the more extreme scenario analysis, we modified the sowing date scenario by </w:t>
-      </w:r>
-      <w:r>
-        <w:rPr>
-          <w:rFonts w:cstheme="minorHAnsi"/>
-          <w:color w:val="0000FF"/>
-        </w:rPr>
-        <w:t>planting</w:t>
-      </w:r>
-      <w:r>
-        <w:rPr>
-          <w:rFonts w:cstheme="minorHAnsi"/>
-          <w:color w:val="0000FF"/>
-        </w:rPr>
-        <w:t xml:space="preserve"> earlier by 4 weeks, corresponding to the 10% sowing progress of the region, an extreme but yet realistic scenario (see comment #</w:t>
-      </w:r>
-      <w:r>
-        <w:rPr>
-          <w:rFonts w:cstheme="minorHAnsi"/>
-          <w:color w:val="0000FF"/>
-        </w:rPr>
-        <w:t>5</w:t>
-      </w:r>
-      <w:r>
-        <w:rPr>
-          <w:rFonts w:cstheme="minorHAnsi"/>
-          <w:color w:val="0000FF"/>
-        </w:rPr>
-        <w:t xml:space="preserve">). </w:t>
-      </w:r>
-      <w:r>
-        <w:rPr>
-          <w:rFonts w:cstheme="minorHAnsi"/>
-          <w:color w:val="0000FF"/>
-        </w:rPr>
-        <w:t>Results change in magnitude but not in direction and the main messages and findings remain the same.</w:t>
-      </w:r>
-    </w:p>
-    <w:p>
-      <w:pPr>
-        <w:spacing w:line="259" w:lineRule="auto"/>
-        <w:rPr>
-          <w:rFonts w:cstheme="minorHAnsi"/>
-          <w:color w:val="0000FF"/>
-        </w:rPr>
-      </w:pPr>
-      <w:r>
-        <w:rPr>
-          <w:rFonts w:cstheme="minorHAnsi"/>
-          <w:color w:val="0000FF"/>
-        </w:rPr>
-        <w:t>We have added a new sentence suggesting a more detailed scenario analysis in future studies. The new sentence reads:</w:t>
-      </w:r>
-    </w:p>
-    <w:p>
-      <w:pPr>
-        <w:spacing w:line="259" w:lineRule="auto"/>
-        <w:rPr>
-          <w:rFonts w:cstheme="minorHAnsi"/>
-          <w:color w:val="0000FF"/>
-        </w:rPr>
-      </w:pPr>
-      <w:r>
-        <w:rPr>
-          <w:rFonts w:cstheme="minorHAnsi"/>
-          <w:color w:val="0000FF"/>
-        </w:rPr>
-        <w:t>“While exploring optimum planting date windows for target environments was not the focus of this study, future research could investigate more extreme scenarios to enhance mechanistic understanding of yield responses under warming.”</w:t>
-      </w:r>
-    </w:p>
-    <w:p>
-      <w:pPr>
-        <w:spacing w:after="0" w:line="240" w:lineRule="auto"/>
-        <w:rPr>
-          <w:rFonts w:cstheme="minorHAnsi"/>
-          <w:color w:val="0000FF"/>
-        </w:rPr>
-      </w:pPr>
-      <w:r>
-        <w:rPr>
-          <w:rFonts w:cstheme="minorHAnsi"/>
-          <w:b/>
-          <w:bCs/>
-          <w:u w:val="single"/>
-        </w:rPr>
-        <w:t>Comment #</w:t>
-      </w:r>
-      <w:r>
-        <w:rPr>
-          <w:rFonts w:cstheme="minorHAnsi"/>
-          <w:b/>
-          <w:bCs/>
-          <w:u w:val="single"/>
-        </w:rPr>
-        <w:t>1</w:t>
-      </w:r>
-      <w:r>
-        <w:rPr>
-          <w:rFonts w:cstheme="minorHAnsi"/>
-          <w:b/>
-          <w:bCs/>
-          <w:u w:val="single"/>
-        </w:rPr>
-        <w:t>4</w:t>
-      </w:r>
-    </w:p>
-    <w:p>
-      <w:pPr>
-        <w:spacing w:after="0" w:line="240" w:lineRule="auto"/>
-        <w:rPr>
-          <w:rFonts w:cstheme="minorHAnsi"/>
-        </w:rPr>
-      </w:pPr>
-      <w:r>
-        <w:rPr>
-          <w:rFonts w:cstheme="minorHAnsi"/>
-        </w:rPr>
-        <w:t>Lines 50–53: This is an important point: early plan</w:t>
-      </w:r>
-      <w:r>
-        <w:rPr>
-          <w:rFonts w:ascii="Calibri" w:eastAsia="Calibri" w:hAnsi="Calibri" w:cs="Calibri"/>
-        </w:rPr>
-        <w:t>ti</w:t>
-      </w:r>
-      <w:r>
-        <w:rPr>
-          <w:rFonts w:cstheme="minorHAnsi"/>
-        </w:rPr>
-        <w:t>ng is not always op</w:t>
-      </w:r>
-      <w:r>
-        <w:rPr>
-          <w:rFonts w:ascii="Calibri" w:eastAsia="Calibri" w:hAnsi="Calibri" w:cs="Calibri"/>
-        </w:rPr>
-        <w:t>ti</w:t>
-      </w:r>
-      <w:r>
-        <w:rPr>
-          <w:rFonts w:cstheme="minorHAnsi"/>
-        </w:rPr>
-        <w:t>mal, as there is a plan</w:t>
-      </w:r>
-      <w:r>
-        <w:rPr>
-          <w:rFonts w:ascii="Calibri" w:eastAsia="Calibri" w:hAnsi="Calibri" w:cs="Calibri"/>
-        </w:rPr>
-        <w:t>ti</w:t>
-      </w:r>
-      <w:r>
-        <w:rPr>
-          <w:rFonts w:cstheme="minorHAnsi"/>
-        </w:rPr>
-        <w:t>ng window that</w:t>
-      </w:r>
-      <w:r>
-        <w:rPr>
-          <w:rFonts w:cstheme="minorHAnsi"/>
-        </w:rPr>
-        <w:t xml:space="preserve"> </w:t>
-      </w:r>
-      <w:r>
-        <w:rPr>
-          <w:rFonts w:cstheme="minorHAnsi"/>
-        </w:rPr>
-        <w:t>maximizes radia</w:t>
-      </w:r>
-      <w:r>
-        <w:rPr>
-          <w:rFonts w:ascii="Calibri" w:eastAsia="Calibri" w:hAnsi="Calibri" w:cs="Calibri"/>
-        </w:rPr>
-        <w:t>ti</w:t>
-      </w:r>
-      <w:r>
-        <w:rPr>
-          <w:rFonts w:cstheme="minorHAnsi"/>
-        </w:rPr>
-        <w:t>on capture and varies with MG. However, only one “early” plan</w:t>
-      </w:r>
-      <w:r>
-        <w:rPr>
-          <w:rFonts w:ascii="Calibri" w:eastAsia="Calibri" w:hAnsi="Calibri" w:cs="Calibri"/>
-        </w:rPr>
-        <w:t>ti</w:t>
-      </w:r>
-      <w:r>
-        <w:rPr>
-          <w:rFonts w:cstheme="minorHAnsi"/>
-        </w:rPr>
-        <w:t>ng date is evaluated in this study. This</w:t>
-      </w:r>
-      <w:r>
-        <w:rPr>
-          <w:rFonts w:cstheme="minorHAnsi"/>
-        </w:rPr>
-        <w:t xml:space="preserve"> </w:t>
-      </w:r>
-      <w:r>
-        <w:rPr>
-          <w:rFonts w:cstheme="minorHAnsi"/>
-        </w:rPr>
-        <w:t>does not allow iden</w:t>
-      </w:r>
-      <w:r>
-        <w:rPr>
-          <w:rFonts w:ascii="Calibri" w:eastAsia="Calibri" w:hAnsi="Calibri" w:cs="Calibri"/>
-        </w:rPr>
-        <w:t>ti</w:t>
-      </w:r>
-      <w:r>
-        <w:rPr>
-          <w:rFonts w:cstheme="minorHAnsi"/>
-        </w:rPr>
-        <w:t>fica</w:t>
-      </w:r>
-      <w:r>
-        <w:rPr>
-          <w:rFonts w:ascii="Calibri" w:eastAsia="Calibri" w:hAnsi="Calibri" w:cs="Calibri"/>
-        </w:rPr>
-        <w:t>ti</w:t>
-      </w:r>
-      <w:r>
-        <w:rPr>
-          <w:rFonts w:cstheme="minorHAnsi"/>
-        </w:rPr>
-        <w:t>on or explora</w:t>
-      </w:r>
-      <w:r>
-        <w:rPr>
-          <w:rFonts w:ascii="Calibri" w:eastAsia="Calibri" w:hAnsi="Calibri" w:cs="Calibri"/>
-        </w:rPr>
-        <w:t>ti</w:t>
-      </w:r>
-      <w:r>
-        <w:rPr>
-          <w:rFonts w:cstheme="minorHAnsi"/>
-        </w:rPr>
-        <w:t>on of an op</w:t>
-      </w:r>
-      <w:r>
-        <w:rPr>
-          <w:rFonts w:ascii="Calibri" w:eastAsia="Calibri" w:hAnsi="Calibri" w:cs="Calibri"/>
-        </w:rPr>
-        <w:t>ti</w:t>
-      </w:r>
-      <w:r>
-        <w:rPr>
-          <w:rFonts w:cstheme="minorHAnsi"/>
-        </w:rPr>
-        <w:t>mal window, or at least this is not demonstrated.</w:t>
-      </w:r>
-    </w:p>
-    <w:p>
-      <w:pPr>
-        <w:spacing w:after="0" w:line="240" w:lineRule="auto"/>
-        <w:rPr>
-          <w:rFonts w:cstheme="minorHAnsi"/>
-          <w:color w:val="0000FF"/>
-        </w:rPr>
-      </w:pPr>
-      <w:r>
-        <w:rPr>
-          <w:rFonts w:cstheme="minorHAnsi"/>
-          <w:color w:val="0000FF"/>
-        </w:rPr>
-        <w:t xml:space="preserve">Response: </w:t>
-      </w:r>
-      <w:r>
-        <w:rPr>
-          <w:rFonts w:cstheme="minorHAnsi"/>
-          <w:color w:val="0000FF"/>
-        </w:rPr>
-        <w:t xml:space="preserve">Thank you for the suggestion. </w:t>
-      </w:r>
-      <w:r>
-        <w:rPr>
-          <w:rFonts w:cstheme="minorHAnsi"/>
-          <w:color w:val="0000FF"/>
-        </w:rPr>
-        <w:t xml:space="preserve">As clarified in comment # 11, identifying an optimal sowing window was not the focus of this study. Our goal was to investigate whether there was a synergistic effect of planting early and using a </w:t>
-      </w:r>
-      <w:r>
-        <w:rPr>
-          <w:rFonts w:cstheme="minorHAnsi"/>
-          <w:color w:val="0000FF"/>
-        </w:rPr>
-        <w:t>late-maturing</w:t>
-      </w:r>
-      <w:r>
-        <w:rPr>
-          <w:rFonts w:cstheme="minorHAnsi"/>
-          <w:color w:val="0000FF"/>
-        </w:rPr>
-        <w:t xml:space="preserve"> variety under a warming scenario.</w:t>
-      </w:r>
-    </w:p>
-    <w:p>
-      <w:pPr>
-        <w:spacing w:after="0" w:line="240" w:lineRule="auto"/>
-        <w:rPr>
-          <w:rFonts w:cstheme="minorHAnsi"/>
-          <w:color w:val="0000FF"/>
-        </w:rPr>
-      </w:pPr>
-    </w:p>
-    <w:p>
-      <w:pPr>
-        <w:spacing w:after="0" w:line="240" w:lineRule="auto"/>
-        <w:rPr>
-          <w:rFonts w:cstheme="minorHAnsi"/>
-          <w:color w:val="0000FF"/>
-        </w:rPr>
-      </w:pPr>
-      <w:r>
-        <w:rPr>
-          <w:rFonts w:cstheme="minorHAnsi"/>
-          <w:b/>
-          <w:bCs/>
-          <w:u w:val="single"/>
-        </w:rPr>
-        <w:t>Comment #</w:t>
-      </w:r>
-      <w:r>
-        <w:rPr>
-          <w:rFonts w:cstheme="minorHAnsi"/>
-          <w:b/>
-          <w:bCs/>
-          <w:u w:val="single"/>
-        </w:rPr>
-        <w:t>1</w:t>
-      </w:r>
-      <w:r>
-        <w:rPr>
-          <w:rFonts w:cstheme="minorHAnsi"/>
-          <w:b/>
-          <w:bCs/>
-          <w:u w:val="single"/>
-        </w:rPr>
-        <w:t>5</w:t>
-      </w:r>
-    </w:p>
-    <w:p>
-      <w:pPr>
-        <w:spacing w:after="0" w:line="240" w:lineRule="auto"/>
-        <w:rPr>
-          <w:rFonts w:cstheme="minorHAnsi"/>
-        </w:rPr>
-      </w:pPr>
-      <w:r>
-        <w:rPr>
-          <w:rFonts w:cstheme="minorHAnsi"/>
-        </w:rPr>
-        <w:t>Line 64: Please include a brief introduc</w:t>
-      </w:r>
-      <w:r>
-        <w:rPr>
-          <w:rFonts w:ascii="Calibri" w:eastAsia="Calibri" w:hAnsi="Calibri" w:cs="Calibri"/>
-        </w:rPr>
-        <w:t>ti</w:t>
-      </w:r>
-      <w:r>
-        <w:rPr>
-          <w:rFonts w:cstheme="minorHAnsi"/>
-        </w:rPr>
-        <w:t>on on the role and projected changes of CO₂, as this is currently missing.</w:t>
-      </w:r>
-    </w:p>
-    <w:p>
-      <w:pPr>
-        <w:spacing w:line="259" w:lineRule="auto"/>
-        <w:rPr>
-          <w:rFonts w:cstheme="minorHAnsi"/>
-          <w:color w:val="0000FF"/>
-        </w:rPr>
-      </w:pPr>
-      <w:r>
-        <w:rPr>
-          <w:rFonts w:cstheme="minorHAnsi"/>
-          <w:color w:val="0000FF"/>
-        </w:rPr>
-        <w:t xml:space="preserve">Response: </w:t>
-      </w:r>
-      <w:r>
-        <w:rPr>
-          <w:rFonts w:cstheme="minorHAnsi"/>
-          <w:color w:val="0000FF"/>
-        </w:rPr>
         <w:t>Addressed and thank you. The new sentence reads:</w:t>
       </w:r>
     </w:p>
@@ -4635,7 +4472,6 @@
           <w:rFonts w:cstheme="minorHAnsi"/>
           <w:color w:val="0000FF"/>
         </w:rPr>
-        <w:lastRenderedPageBreak/>
         <w:t>“</w:t>
       </w:r>
       <w:r>
@@ -4648,10 +4484,10 @@
       <w:sdt>
         <w:sdtPr>
           <w:rPr>
-            <w:rFonts w:cstheme="minorHAnsi"/>
+            <w:rFonts w:ascii="Calibri" w:hAnsi="Calibri" w:cs="Calibri"/>
             <w:color w:val="0000FF"/>
           </w:rPr>
-          <w:tag w:val="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"/>
+          <w:tag w:val="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"/>
           <w:id w:val="-1039816590"/>
           <w:placeholder>
             <w:docPart w:val="246114367A824BE8AA3C63E050329E42"/>
@@ -4660,10 +4496,10 @@
         <w:sdtContent>
           <w:r>
             <w:rPr>
-              <w:rFonts w:cstheme="minorHAnsi"/>
+              <w:rFonts w:ascii="Calibri" w:hAnsi="Calibri" w:cs="Calibri"/>
               <w:color w:val="0000FF"/>
             </w:rPr>
-            <w:t>(Ainsworth et al., 2002a; Kothari et al., 2022)</w:t>
+            <w:t>(Ainsworth et al., 2002; Kothari et al., 2022)</w:t>
           </w:r>
         </w:sdtContent>
       </w:sdt>
@@ -4677,7 +4513,7 @@
       <w:sdt>
         <w:sdtPr>
           <w:rPr>
-            <w:rFonts w:cstheme="minorHAnsi"/>
+            <w:rFonts w:ascii="Calibri" w:hAnsi="Calibri" w:cs="Calibri"/>
             <w:color w:val="0000FF"/>
           </w:rPr>
           <w:tag w:val="MENDELEY_CITATION_v3_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"/>
@@ -4689,7 +4525,7 @@
         <w:sdtContent>
           <w:r>
             <w:rPr>
-              <w:rFonts w:cstheme="minorHAnsi"/>
+              <w:rFonts w:ascii="Calibri" w:hAnsi="Calibri" w:cs="Calibri"/>
               <w:color w:val="0000FF"/>
             </w:rPr>
             <w:t>(Makowski et al., 2020)</w:t>
@@ -4807,6 +4643,7 @@
           <w:rFonts w:cstheme="minorHAnsi"/>
           <w:color w:val="0000FF"/>
         </w:rPr>
+        <w:lastRenderedPageBreak/>
         <w:t xml:space="preserve">Response: </w:t>
       </w:r>
       <w:r>
@@ -5491,14 +5328,22 @@
           <w:color w:val="0000FF"/>
         </w:rPr>
       </w:pPr>
-      <w:r>
-        <w:rPr>
-          <w:rFonts w:cstheme="minorHAnsi"/>
-          <w:b/>
-          <w:bCs/>
-          <w:u w:val="single"/>
-        </w:rPr>
-        <w:lastRenderedPageBreak/>
+    </w:p>
+    <w:p>
+      <w:pPr>
+        <w:spacing w:after="0" w:line="240" w:lineRule="auto"/>
+        <w:rPr>
+          <w:rFonts w:cstheme="minorHAnsi"/>
+          <w:color w:val="0000FF"/>
+        </w:rPr>
+      </w:pPr>
+      <w:r>
+        <w:rPr>
+          <w:rFonts w:cstheme="minorHAnsi"/>
+          <w:b/>
+          <w:bCs/>
+          <w:u w:val="single"/>
+        </w:rPr>
         <w:t>Comment #</w:t>
       </w:r>
       <w:r>
@@ -5666,7 +5511,7 @@
       <w:sdt>
         <w:sdtPr>
           <w:rPr>
-            <w:rFonts w:cstheme="minorHAnsi"/>
+            <w:rFonts w:ascii="Calibri" w:hAnsi="Calibri" w:cs="Calibri"/>
             <w:color w:val="0000FF"/>
           </w:rPr>
           <w:tag w:val="MENDELEY_CITATION_v3_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"/>
@@ -5678,7 +5523,7 @@
         <w:sdtContent>
           <w:r>
             <w:rPr>
-              <w:rFonts w:cstheme="minorHAnsi"/>
+              <w:rFonts w:ascii="Calibri" w:hAnsi="Calibri" w:cs="Calibri"/>
               <w:color w:val="0000FF"/>
             </w:rPr>
             <w:t>(Hatfield et al., 2011)</w:t>
@@ -5749,487 +5594,534 @@
         <w:spacing w:after="0" w:line="240" w:lineRule="auto"/>
         <w:rPr>
           <w:rFonts w:cstheme="minorHAnsi"/>
+        </w:rPr>
+      </w:pPr>
+      <w:r>
+        <w:rPr>
+          <w:rFonts w:cstheme="minorHAnsi"/>
+        </w:rPr>
+        <w:t>The optimization of phenology parameters is based on days, which may introduce bias. Using development rates would be more appropriate.</w:t>
+      </w:r>
+    </w:p>
+    <w:p>
+      <w:pPr>
+        <w:spacing w:after="0" w:line="240" w:lineRule="auto"/>
+        <w:rPr>
+          <w:rFonts w:cstheme="minorHAnsi"/>
+          <w:color w:val="0000FF"/>
+        </w:rPr>
+      </w:pPr>
+      <w:r>
+        <w:rPr>
+          <w:rFonts w:cstheme="minorHAnsi"/>
+          <w:color w:val="0000FF"/>
+        </w:rPr>
+        <w:t>Response:</w:t>
+      </w:r>
+      <w:r>
+        <w:rPr>
+          <w:rFonts w:cstheme="minorHAnsi"/>
+          <w:color w:val="0000FF"/>
+        </w:rPr>
+        <w:t xml:space="preserve"> Thank you for the suggestion. As shown in Figure S1, the bias is nearly zero</w:t>
+      </w:r>
+      <w:r>
+        <w:rPr>
+          <w:rFonts w:cstheme="minorHAnsi"/>
+          <w:color w:val="0000FF"/>
+        </w:rPr>
+        <w:t xml:space="preserve"> for phenology</w:t>
+      </w:r>
+      <w:r>
+        <w:rPr>
+          <w:rFonts w:cstheme="minorHAnsi"/>
+          <w:color w:val="0000FF"/>
+        </w:rPr>
+        <w:t xml:space="preserve">. Thus, we believe our optimization method is consistent and does not introduce bias. Moreover, we have followed a similar approach to other studies that successfully </w:t>
+      </w:r>
+      <w:r>
+        <w:rPr>
+          <w:rFonts w:cstheme="minorHAnsi"/>
+          <w:color w:val="0000FF"/>
+        </w:rPr>
+        <w:t xml:space="preserve">calibrated </w:t>
+      </w:r>
+      <w:r>
+        <w:rPr>
+          <w:rFonts w:cstheme="minorHAnsi"/>
+          <w:color w:val="0000FF"/>
+        </w:rPr>
+        <w:t xml:space="preserve">the </w:t>
+      </w:r>
+      <w:r>
+        <w:rPr>
+          <w:rFonts w:cstheme="minorHAnsi"/>
+          <w:color w:val="0000FF"/>
+        </w:rPr>
+        <w:t xml:space="preserve">APSIM model, such </w:t>
+      </w:r>
+      <w:r>
+        <w:rPr>
+          <w:rFonts w:cstheme="minorHAnsi"/>
+          <w:color w:val="0000FF"/>
+        </w:rPr>
+        <w:t xml:space="preserve">as </w:t>
+      </w:r>
+      <w:hyperlink r:id="rId11" w:history="1">
+        <w:r>
+          <w:rPr>
+            <w:rStyle w:val="Hyperlink"/>
+          </w:rPr>
+          <w:t>Pinto et al. (2026)</w:t>
+        </w:r>
+      </w:hyperlink>
+      <w:r>
+        <w:rPr>
+          <w:rFonts w:cstheme="minorHAnsi"/>
+          <w:color w:val="0000FF"/>
+        </w:rPr>
+        <w:t xml:space="preserve"> and </w:t>
+      </w:r>
+      <w:hyperlink r:id="rId12" w:history="1">
+        <w:r>
+          <w:rPr>
+            <w:rStyle w:val="Hyperlink"/>
+          </w:rPr>
+          <w:t>Archontoulis et al. (2014)</w:t>
+        </w:r>
+      </w:hyperlink>
+      <w:r>
+        <w:rPr>
+          <w:rFonts w:cstheme="minorHAnsi"/>
+          <w:color w:val="0000FF"/>
+        </w:rPr>
+        <w:t>.</w:t>
+      </w:r>
+    </w:p>
+    <w:p>
+      <w:pPr>
+        <w:spacing w:after="0" w:line="240" w:lineRule="auto"/>
+        <w:rPr>
+          <w:rFonts w:cstheme="minorHAnsi"/>
           <w:highlight w:val="yellow"/>
         </w:rPr>
       </w:pPr>
-      <w:r>
-        <w:rPr>
-          <w:rFonts w:cstheme="minorHAnsi"/>
-          <w:highlight w:val="yellow"/>
-        </w:rPr>
-        <w:t xml:space="preserve">The </w:t>
-      </w:r>
-      <w:r>
-        <w:rPr>
-          <w:rFonts w:cstheme="minorHAnsi"/>
-          <w:highlight w:val="yellow"/>
+    </w:p>
+    <w:p>
+      <w:pPr>
+        <w:spacing w:after="0" w:line="240" w:lineRule="auto"/>
+        <w:rPr>
+          <w:rFonts w:cstheme="minorHAnsi"/>
+          <w:color w:val="0000FF"/>
+        </w:rPr>
+      </w:pPr>
+      <w:r>
+        <w:rPr>
+          <w:rFonts w:cstheme="minorHAnsi"/>
+          <w:b/>
+          <w:bCs/>
+          <w:u w:val="single"/>
+        </w:rPr>
+        <w:t>Comment #</w:t>
+      </w:r>
+      <w:r>
+        <w:rPr>
+          <w:rFonts w:cstheme="minorHAnsi"/>
+          <w:b/>
+          <w:bCs/>
+          <w:u w:val="single"/>
+        </w:rPr>
+        <w:t>22</w:t>
+      </w:r>
+    </w:p>
+    <w:p>
+      <w:pPr>
+        <w:spacing w:after="0" w:line="240" w:lineRule="auto"/>
+        <w:rPr>
+          <w:rFonts w:cstheme="minorHAnsi"/>
+        </w:rPr>
+      </w:pPr>
+      <w:r>
+        <w:rPr>
+          <w:rFonts w:cstheme="minorHAnsi"/>
+        </w:rPr>
+        <w:t>Figure S1: Consider plotting days a</w:t>
+      </w:r>
+      <w:r>
+        <w:rPr>
+          <w:rFonts w:ascii="Calibri" w:eastAsia="Calibri" w:hAnsi="Calibri" w:cs="Calibri"/>
+        </w:rPr>
+        <w:t>ft</w:t>
+      </w:r>
+      <w:r>
+        <w:rPr>
+          <w:rFonts w:cstheme="minorHAnsi"/>
+        </w:rPr>
+        <w:t>er sowing instead of day of year (DOY) to be</w:t>
+      </w:r>
+      <w:r>
+        <w:rPr>
+          <w:rFonts w:ascii="Calibri" w:eastAsia="Calibri" w:hAnsi="Calibri" w:cs="Calibri"/>
+        </w:rPr>
+        <w:t>tt</w:t>
+      </w:r>
+      <w:r>
+        <w:rPr>
+          <w:rFonts w:cstheme="minorHAnsi"/>
+        </w:rPr>
+        <w:t>er evaluate model accuracy across environments, especially for earlier plan</w:t>
+      </w:r>
+      <w:r>
+        <w:rPr>
+          <w:rFonts w:ascii="Calibri" w:eastAsia="Calibri" w:hAnsi="Calibri" w:cs="Calibri"/>
+        </w:rPr>
+        <w:t>ti</w:t>
+      </w:r>
+      <w:r>
+        <w:rPr>
+          <w:rFonts w:cstheme="minorHAnsi"/>
+        </w:rPr>
+        <w:t>ng dates. It is unclear whether the model performance under early plan</w:t>
+      </w:r>
+      <w:r>
+        <w:rPr>
+          <w:rFonts w:ascii="Calibri" w:eastAsia="Calibri" w:hAnsi="Calibri" w:cs="Calibri"/>
+        </w:rPr>
+        <w:t>ti</w:t>
+      </w:r>
+      <w:r>
+        <w:rPr>
+          <w:rFonts w:cstheme="minorHAnsi"/>
+        </w:rPr>
+        <w:t>ng was validated or simply assumed.</w:t>
+      </w:r>
+      <w:r>
+        <w:rPr>
+          <w:rFonts w:cstheme="minorHAnsi"/>
+        </w:rPr>
+        <w:t xml:space="preserve"> Addi</w:t>
+      </w:r>
+      <w:r>
+        <w:rPr>
+          <w:rFonts w:ascii="Calibri" w:eastAsia="Calibri" w:hAnsi="Calibri" w:cs="Calibri"/>
+        </w:rPr>
+        <w:t>ti</w:t>
+      </w:r>
+      <w:r>
+        <w:rPr>
+          <w:rFonts w:cstheme="minorHAnsi"/>
+        </w:rPr>
+        <w:t>onally, differen</w:t>
+      </w:r>
+      <w:r>
+        <w:rPr>
+          <w:rFonts w:ascii="Calibri" w:eastAsia="Calibri" w:hAnsi="Calibri" w:cs="Calibri"/>
+        </w:rPr>
+        <w:t>tia</w:t>
+      </w:r>
+      <w:r>
+        <w:rPr>
+          <w:rFonts w:cstheme="minorHAnsi"/>
+        </w:rPr>
+        <w:t>t</w:t>
+      </w:r>
+      <w:r>
+        <w:rPr>
+          <w:rFonts w:ascii="Calibri" w:eastAsia="Calibri" w:hAnsi="Calibri" w:cs="Calibri"/>
+        </w:rPr>
+        <w:t>in</w:t>
+      </w:r>
+      <w:r>
+        <w:rPr>
+          <w:rFonts w:cstheme="minorHAnsi"/>
+        </w:rPr>
+        <w:t>g key stages (R1, R5, R7) with dis</w:t>
+      </w:r>
+      <w:r>
+        <w:rPr>
+          <w:rFonts w:ascii="Calibri" w:eastAsia="Calibri" w:hAnsi="Calibri" w:cs="Calibri"/>
+        </w:rPr>
+        <w:t>ti</w:t>
+      </w:r>
+      <w:r>
+        <w:rPr>
+          <w:rFonts w:cstheme="minorHAnsi"/>
+        </w:rPr>
+        <w:t>nct colors would improve clarity.</w:t>
+      </w:r>
+    </w:p>
+    <w:p>
+      <w:pPr>
+        <w:spacing w:after="0" w:line="240" w:lineRule="auto"/>
+        <w:rPr>
+          <w:rFonts w:cstheme="minorHAnsi"/>
+          <w:color w:val="0000FF"/>
+        </w:rPr>
+      </w:pPr>
+      <w:r>
+        <w:rPr>
+          <w:rFonts w:cstheme="minorHAnsi"/>
+          <w:color w:val="0000FF"/>
+        </w:rPr>
+        <w:t>Response: Thank you for the suggestion</w:t>
+      </w:r>
+      <w:r>
+        <w:rPr>
+          <w:rFonts w:cstheme="minorHAnsi"/>
+          <w:color w:val="0000FF"/>
+        </w:rPr>
+        <w:t>s</w:t>
+      </w:r>
+      <w:r>
+        <w:rPr>
+          <w:rFonts w:cstheme="minorHAnsi"/>
+          <w:color w:val="0000FF"/>
+        </w:rPr>
+        <w:t xml:space="preserve">. </w:t>
+      </w:r>
+      <w:r>
+        <w:rPr>
+          <w:rFonts w:cstheme="minorHAnsi"/>
+          <w:color w:val="0000FF"/>
+        </w:rPr>
+        <w:t xml:space="preserve">We have replaced DOY with days after sowing. The updated figure is </w:t>
+      </w:r>
+      <w:r>
+        <w:rPr>
+          <w:rFonts w:cstheme="minorHAnsi"/>
+          <w:color w:val="0000FF"/>
+        </w:rPr>
+        <w:t>shown</w:t>
+      </w:r>
+      <w:r>
+        <w:rPr>
+          <w:rFonts w:cstheme="minorHAnsi"/>
+          <w:color w:val="0000FF"/>
+        </w:rPr>
+        <w:t xml:space="preserve"> below. Regarding the suggestion </w:t>
+      </w:r>
+      <w:r>
+        <w:rPr>
+          <w:rFonts w:cstheme="minorHAnsi"/>
+          <w:color w:val="0000FF"/>
+        </w:rPr>
+        <w:t>to differentiate stages, we have tried this approach, and given the large number of data points</w:t>
+      </w:r>
+      <w:r>
+        <w:rPr>
+          <w:rFonts w:cstheme="minorHAnsi"/>
+          <w:color w:val="0000FF"/>
+        </w:rPr>
+        <w:t>, the graph becomes very hard to follow. In this context</w:t>
+      </w:r>
+      <w:r>
+        <w:rPr>
+          <w:rFonts w:cstheme="minorHAnsi"/>
+          <w:color w:val="0000FF"/>
+        </w:rPr>
+        <w:t>,</w:t>
+      </w:r>
+      <w:r>
+        <w:rPr>
+          <w:rFonts w:cstheme="minorHAnsi"/>
+          <w:color w:val="0000FF"/>
+        </w:rPr>
+        <w:t xml:space="preserve"> </w:t>
+      </w:r>
+      <w:r>
+        <w:rPr>
+          <w:rFonts w:cstheme="minorHAnsi"/>
+          <w:color w:val="0000FF"/>
+        </w:rPr>
+        <w:t>w</w:t>
+      </w:r>
+      <w:r>
+        <w:rPr>
+          <w:rFonts w:cstheme="minorHAnsi"/>
+          <w:color w:val="0000FF"/>
+        </w:rPr>
+        <w:t>e kept the graph layout as it was.</w:t>
+      </w:r>
+    </w:p>
+    <w:p>
+      <w:pPr>
+        <w:spacing w:after="0" w:line="240" w:lineRule="auto"/>
+        <w:jc w:val="center"/>
+        <w:rPr>
+          <w:rFonts w:cstheme="minorHAnsi"/>
+          <w:color w:val="0000FF"/>
+        </w:rPr>
+      </w:pPr>
+      <w:r>
+        <w:rPr>
+          <w:rFonts w:cstheme="minorHAnsi"/>
+          <w:color w:val="0000FF"/>
+        </w:rPr>
+        <w:drawing>
+          <wp:inline distT="0" distB="0" distL="0" distR="0" wp14:anchorId="0DDF45B5" wp14:editId="6407AD85">
+            <wp:extent cx="4022203" cy="4022203"/>
+            <wp:effectExtent l="0" t="0" r="0" b="0"/>
+            <wp:docPr id="1722156547" name="Picture 4"/>
+            <wp:cNvGraphicFramePr>
+              <a:graphicFrameLocks xmlns:a="http://schemas.openxmlformats.org/drawingml/2006/main" noChangeAspect="1"/>
+            </wp:cNvGraphicFramePr>
+            <a:graphic xmlns:a="http://schemas.openxmlformats.org/drawingml/2006/main">
+              <a:graphicData uri="http://schemas.openxmlformats.org/drawingml/2006/picture">
+                <pic:pic xmlns:pic="http://schemas.openxmlformats.org/drawingml/2006/picture">
+                  <pic:nvPicPr>
+                    <pic:cNvPr id="0" name="Picture 13"/>
+                    <pic:cNvPicPr>
+                      <a:picLocks noChangeAspect="1" noChangeArrowheads="1"/>
+                    </pic:cNvPicPr>
+                  </pic:nvPicPr>
+                  <pic:blipFill>
+                    <a:blip r:embed="rId13" cstate="print">
+                      <a:extLst>
+                        <a:ext uri="{28A0092B-C50C-407E-A947-70E740481C1C}">
+                          <a14:useLocalDpi xmlns:a14="http://schemas.microsoft.com/office/drawing/2010/main" val="0"/>
+                        </a:ext>
+                      </a:extLst>
+                    </a:blip>
+                    <a:srcRect/>
+                    <a:stretch>
+                      <a:fillRect/>
+                    </a:stretch>
+                  </pic:blipFill>
+                  <pic:spPr bwMode="auto">
+                    <a:xfrm>
+                      <a:off x="0" y="0"/>
+                      <a:ext cx="4031284" cy="4031284"/>
+                    </a:xfrm>
+                    <a:prstGeom prst="rect">
+                      <a:avLst/>
+                    </a:prstGeom>
+                    <a:noFill/>
+                    <a:ln>
+                      <a:noFill/>
+                    </a:ln>
+                  </pic:spPr>
+                </pic:pic>
+              </a:graphicData>
+            </a:graphic>
+          </wp:inline>
+        </w:drawing>
+      </w:r>
+    </w:p>
+    <w:p>
+      <w:pPr>
+        <w:spacing w:line="240" w:lineRule="auto"/>
+        <w:rPr>
+          <w:rFonts w:cstheme="minorHAnsi"/>
+          <w:color w:val="0000FF"/>
+        </w:rPr>
+      </w:pPr>
+      <w:r>
+        <w:rPr>
+          <w:rFonts w:cstheme="minorHAnsi"/>
+          <w:color w:val="0000FF"/>
+        </w:rPr>
+        <w:t xml:space="preserve">Figure S1. Locations of multi-environment trials used to collect phenology and yield data for soybean maturity groups 4 to 5 (A). Relationship between APSIM-simulated and observed days after sowing for </w:t>
+      </w:r>
+      <w:r>
+        <w:rPr>
+          <w:rFonts w:cstheme="minorHAnsi"/>
+          <w:color w:val="0000FF"/>
+        </w:rPr>
+        <w:lastRenderedPageBreak/>
+        <w:t>key phenological stages: emergence, beginning of flowering, beginning of pod development, beginning of seed filling, and physiological maturity (B). Relationship between APSIM-simulated and observed soybean yield at 13% grain moisture (C).</w:t>
+      </w:r>
+    </w:p>
+    <w:p>
+      <w:pPr>
+        <w:spacing w:after="0" w:line="240" w:lineRule="auto"/>
+        <w:rPr>
+          <w:rFonts w:cstheme="minorHAnsi"/>
+          <w:color w:val="0000FF"/>
+        </w:rPr>
+      </w:pPr>
+    </w:p>
+    <w:p>
+      <w:pPr>
+        <w:spacing w:after="0" w:line="240" w:lineRule="auto"/>
+        <w:rPr>
+          <w:rFonts w:cstheme="minorHAnsi"/>
+          <w:color w:val="0000FF"/>
+        </w:rPr>
+      </w:pPr>
+      <w:r>
+        <w:rPr>
+          <w:rFonts w:cstheme="minorHAnsi"/>
+          <w:b/>
+          <w:bCs/>
+          <w:u w:val="single"/>
+        </w:rPr>
+        <w:t>Comment #</w:t>
+      </w:r>
+      <w:r>
+        <w:rPr>
+          <w:rFonts w:cstheme="minorHAnsi"/>
+          <w:b/>
+          <w:bCs/>
+          <w:u w:val="single"/>
+        </w:rPr>
+        <w:t>2</w:t>
+      </w:r>
+      <w:r>
+        <w:rPr>
+          <w:rFonts w:cstheme="minorHAnsi"/>
+          <w:b/>
+          <w:bCs/>
+          <w:u w:val="single"/>
+        </w:rPr>
+        <w:t>3</w:t>
+      </w:r>
+    </w:p>
+    <w:p>
+      <w:pPr>
+        <w:spacing w:after="0" w:line="240" w:lineRule="auto"/>
+        <w:rPr>
+          <w:rFonts w:cstheme="minorHAnsi"/>
+        </w:rPr>
+      </w:pPr>
+      <w:r>
+        <w:rPr>
+          <w:rFonts w:cstheme="minorHAnsi"/>
+        </w:rPr>
+        <w:t>The reported RMSE (nearly two weeks) a</w:t>
+      </w:r>
+      <w:r>
+        <w:rPr>
+          <w:rFonts w:ascii="Calibri" w:eastAsia="Calibri" w:hAnsi="Calibri" w:cs="Calibri"/>
+        </w:rPr>
+        <w:t>ft</w:t>
+      </w:r>
+      <w:r>
+        <w:rPr>
+          <w:rFonts w:cstheme="minorHAnsi"/>
+        </w:rPr>
+        <w:t xml:space="preserve">er </w:t>
+      </w:r>
+      <w:r>
+        <w:rPr>
+          <w:rFonts w:cstheme="minorHAnsi"/>
         </w:rPr>
         <w:t>optimization</w:t>
       </w:r>
       <w:r>
         <w:rPr>
           <w:rFonts w:cstheme="minorHAnsi"/>
-          <w:highlight w:val="yellow"/>
-        </w:rPr>
-        <w:t xml:space="preserve"> of phenology parameters is based on days, which may introduce bias. Using development rates</w:t>
-      </w:r>
-      <w:r>
-        <w:rPr>
-          <w:rFonts w:cstheme="minorHAnsi"/>
-          <w:highlight w:val="yellow"/>
+        </w:rPr>
+        <w:t xml:space="preserve"> seems high. How does this compare with similar</w:t>
+      </w:r>
+      <w:r>
+        <w:rPr>
+          <w:rFonts w:cstheme="minorHAnsi"/>
         </w:rPr>
         <w:t xml:space="preserve"> </w:t>
       </w:r>
       <w:r>
         <w:rPr>
           <w:rFonts w:cstheme="minorHAnsi"/>
-          <w:highlight w:val="yellow"/>
-        </w:rPr>
-        <w:t>would be more appropriate.</w:t>
-      </w:r>
-    </w:p>
-    <w:p>
-      <w:pPr>
-        <w:spacing w:after="0" w:line="240" w:lineRule="auto"/>
-        <w:rPr>
-          <w:rFonts w:cstheme="minorHAnsi"/>
-          <w:highlight w:val="yellow"/>
-        </w:rPr>
-      </w:pPr>
-      <w:r>
-        <w:rPr>
-          <w:rFonts w:cstheme="minorHAnsi"/>
-          <w:color w:val="0000FF"/>
-          <w:highlight w:val="yellow"/>
-        </w:rPr>
-        <w:t>Response:</w:t>
-      </w:r>
-    </w:p>
-    <w:p>
-      <w:pPr>
-        <w:spacing w:after="0" w:line="240" w:lineRule="auto"/>
-        <w:rPr>
-          <w:rFonts w:cstheme="minorHAnsi"/>
-          <w:highlight w:val="yellow"/>
-        </w:rPr>
-      </w:pPr>
-    </w:p>
-    <w:p>
-      <w:pPr>
-        <w:spacing w:after="0" w:line="240" w:lineRule="auto"/>
-        <w:rPr>
-          <w:rFonts w:cstheme="minorHAnsi"/>
-          <w:color w:val="0000FF"/>
-          <w:highlight w:val="yellow"/>
-        </w:rPr>
-      </w:pPr>
-      <w:r>
-        <w:rPr>
-          <w:rFonts w:cstheme="minorHAnsi"/>
-          <w:b/>
-          <w:bCs/>
-          <w:highlight w:val="yellow"/>
-          <w:u w:val="single"/>
-        </w:rPr>
-        <w:t>Comment #</w:t>
-      </w:r>
-      <w:r>
-        <w:rPr>
-          <w:rFonts w:cstheme="minorHAnsi"/>
-          <w:b/>
-          <w:bCs/>
-          <w:highlight w:val="yellow"/>
-          <w:u w:val="single"/>
-        </w:rPr>
-        <w:t>22</w:t>
-      </w:r>
-    </w:p>
-    <w:p>
-      <w:pPr>
-        <w:spacing w:after="0" w:line="240" w:lineRule="auto"/>
-        <w:rPr>
-          <w:rFonts w:cstheme="minorHAnsi"/>
-          <w:highlight w:val="yellow"/>
-        </w:rPr>
-      </w:pPr>
-      <w:r>
-        <w:rPr>
-          <w:rFonts w:cstheme="minorHAnsi"/>
-          <w:highlight w:val="yellow"/>
-        </w:rPr>
-        <w:t xml:space="preserve">Figure S1: Consider </w:t>
-      </w:r>
-      <w:r>
-        <w:rPr>
-          <w:rFonts w:cstheme="minorHAnsi"/>
-          <w:highlight w:val="yellow"/>
-        </w:rPr>
-        <w:t>plotting</w:t>
-      </w:r>
-      <w:r>
-        <w:rPr>
-          <w:rFonts w:cstheme="minorHAnsi"/>
-          <w:highlight w:val="yellow"/>
-        </w:rPr>
-        <w:t xml:space="preserve"> days a</w:t>
-      </w:r>
-      <w:r>
-        <w:rPr>
-          <w:rFonts w:ascii="Calibri" w:eastAsia="Calibri" w:hAnsi="Calibri" w:cs="Calibri"/>
-          <w:highlight w:val="yellow"/>
-        </w:rPr>
-        <w:t>ft</w:t>
-      </w:r>
-      <w:r>
-        <w:rPr>
-          <w:rFonts w:cstheme="minorHAnsi"/>
-          <w:highlight w:val="yellow"/>
-        </w:rPr>
-        <w:t>er sowing instead of day of year (DOY) to be</w:t>
-      </w:r>
-      <w:r>
-        <w:rPr>
-          <w:rFonts w:ascii="Calibri" w:eastAsia="Calibri" w:hAnsi="Calibri" w:cs="Calibri"/>
-          <w:highlight w:val="yellow"/>
-        </w:rPr>
-        <w:t>tt</w:t>
-      </w:r>
-      <w:r>
-        <w:rPr>
-          <w:rFonts w:cstheme="minorHAnsi"/>
-          <w:highlight w:val="yellow"/>
-        </w:rPr>
-        <w:t>er evaluate model accuracy</w:t>
-      </w:r>
-      <w:r>
-        <w:rPr>
-          <w:rFonts w:cstheme="minorHAnsi"/>
-          <w:highlight w:val="yellow"/>
-        </w:rPr>
-        <w:t xml:space="preserve"> </w:t>
-      </w:r>
-      <w:r>
-        <w:rPr>
-          <w:rFonts w:cstheme="minorHAnsi"/>
-          <w:highlight w:val="yellow"/>
-        </w:rPr>
-        <w:t>across environments, especially for earlier plan</w:t>
-      </w:r>
-      <w:r>
-        <w:rPr>
-          <w:rFonts w:ascii="Calibri" w:eastAsia="Calibri" w:hAnsi="Calibri" w:cs="Calibri"/>
-          <w:highlight w:val="yellow"/>
-        </w:rPr>
-        <w:t>ti</w:t>
-      </w:r>
-      <w:r>
-        <w:rPr>
-          <w:rFonts w:cstheme="minorHAnsi"/>
-          <w:highlight w:val="yellow"/>
-        </w:rPr>
-        <w:t xml:space="preserve">ng dates. It is unclear whether </w:t>
-      </w:r>
-      <w:r>
-        <w:rPr>
-          <w:rFonts w:cstheme="minorHAnsi"/>
-          <w:highlight w:val="yellow"/>
-        </w:rPr>
-        <w:t xml:space="preserve">the </w:t>
-      </w:r>
-      <w:r>
-        <w:rPr>
-          <w:rFonts w:cstheme="minorHAnsi"/>
-          <w:highlight w:val="yellow"/>
-        </w:rPr>
-        <w:t>model performance under early plan</w:t>
-      </w:r>
-      <w:r>
-        <w:rPr>
-          <w:rFonts w:ascii="Calibri" w:eastAsia="Calibri" w:hAnsi="Calibri" w:cs="Calibri"/>
-          <w:highlight w:val="yellow"/>
-        </w:rPr>
-        <w:t>ti</w:t>
-      </w:r>
-      <w:r>
-        <w:rPr>
-          <w:rFonts w:cstheme="minorHAnsi"/>
-          <w:highlight w:val="yellow"/>
-        </w:rPr>
-        <w:t>ng</w:t>
-      </w:r>
-      <w:r>
-        <w:rPr>
-          <w:rFonts w:cstheme="minorHAnsi"/>
-          <w:highlight w:val="yellow"/>
-        </w:rPr>
-        <w:t xml:space="preserve"> </w:t>
-      </w:r>
-      <w:r>
-        <w:rPr>
-          <w:rFonts w:cstheme="minorHAnsi"/>
-          <w:highlight w:val="yellow"/>
-        </w:rPr>
-        <w:t>was validated or simply assumed.</w:t>
-      </w:r>
-      <w:r>
-        <w:rPr>
-          <w:rFonts w:cstheme="minorHAnsi"/>
-          <w:highlight w:val="yellow"/>
-        </w:rPr>
-        <w:t xml:space="preserve"> Addi</w:t>
-      </w:r>
-      <w:r>
-        <w:rPr>
-          <w:rFonts w:ascii="Calibri" w:eastAsia="Calibri" w:hAnsi="Calibri" w:cs="Calibri"/>
-          <w:highlight w:val="yellow"/>
-        </w:rPr>
-        <w:t>ti</w:t>
-      </w:r>
-      <w:r>
-        <w:rPr>
-          <w:rFonts w:cstheme="minorHAnsi"/>
-          <w:highlight w:val="yellow"/>
-        </w:rPr>
-        <w:t>onally</w:t>
-      </w:r>
-      <w:r>
-        <w:rPr>
-          <w:rFonts w:cstheme="minorHAnsi"/>
-          <w:highlight w:val="yellow"/>
-        </w:rPr>
-        <w:t xml:space="preserve">, </w:t>
-      </w:r>
-      <w:r>
-        <w:rPr>
-          <w:rFonts w:cstheme="minorHAnsi"/>
-          <w:highlight w:val="yellow"/>
-        </w:rPr>
-        <w:t>differen</w:t>
-      </w:r>
-      <w:r>
-        <w:rPr>
-          <w:rFonts w:ascii="Calibri" w:eastAsia="Calibri" w:hAnsi="Calibri" w:cs="Calibri"/>
-          <w:highlight w:val="yellow"/>
-        </w:rPr>
-        <w:t>tia</w:t>
-      </w:r>
-      <w:r>
-        <w:rPr>
-          <w:rFonts w:cstheme="minorHAnsi"/>
-          <w:highlight w:val="yellow"/>
-        </w:rPr>
-        <w:t>t</w:t>
-      </w:r>
-      <w:r>
-        <w:rPr>
-          <w:rFonts w:ascii="Calibri" w:eastAsia="Calibri" w:hAnsi="Calibri" w:cs="Calibri"/>
-          <w:highlight w:val="yellow"/>
-        </w:rPr>
-        <w:t>in</w:t>
-      </w:r>
-      <w:r>
-        <w:rPr>
-          <w:rFonts w:cstheme="minorHAnsi"/>
-          <w:highlight w:val="yellow"/>
-        </w:rPr>
-        <w:t>g</w:t>
-      </w:r>
-      <w:r>
-        <w:rPr>
-          <w:rFonts w:cstheme="minorHAnsi"/>
-          <w:highlight w:val="yellow"/>
-        </w:rPr>
-        <w:t xml:space="preserve"> key stages (R1, R5, R7) with dis</w:t>
-      </w:r>
-      <w:r>
-        <w:rPr>
-          <w:rFonts w:ascii="Calibri" w:eastAsia="Calibri" w:hAnsi="Calibri" w:cs="Calibri"/>
-          <w:highlight w:val="yellow"/>
-        </w:rPr>
-        <w:t>ti</w:t>
-      </w:r>
-      <w:r>
-        <w:rPr>
-          <w:rFonts w:cstheme="minorHAnsi"/>
-          <w:highlight w:val="yellow"/>
-        </w:rPr>
-        <w:t>nct colors would improve clarity.</w:t>
-      </w:r>
-    </w:p>
-    <w:p>
-      <w:pPr>
-        <w:spacing w:after="0" w:line="240" w:lineRule="auto"/>
-        <w:rPr>
-          <w:rFonts w:cstheme="minorHAnsi"/>
-          <w:color w:val="0000FF"/>
-          <w:highlight w:val="yellow"/>
-        </w:rPr>
-      </w:pPr>
-      <w:r>
-        <w:rPr>
-          <w:rFonts w:cstheme="minorHAnsi"/>
-          <w:color w:val="0000FF"/>
-          <w:highlight w:val="yellow"/>
-        </w:rPr>
-        <w:t xml:space="preserve">Response: Thank you for the suggestion. </w:t>
-      </w:r>
-    </w:p>
-    <w:p>
-      <w:pPr>
-        <w:spacing w:after="0" w:line="240" w:lineRule="auto"/>
-        <w:rPr>
-          <w:rFonts w:cstheme="minorHAnsi"/>
-          <w:color w:val="0000FF"/>
-        </w:rPr>
-      </w:pPr>
-      <w:r>
-        <w:rPr>
-          <w:rFonts w:cstheme="minorHAnsi"/>
-          <w:color w:val="0000FF"/>
-          <w:highlight w:val="yellow"/>
-        </w:rPr>
-        <w:t xml:space="preserve">We have tried this approach, and given the large number of datapoints, the graph becomes very hard to follow when </w:t>
-      </w:r>
-      <w:r>
-        <w:rPr>
-          <w:rFonts w:cstheme="minorHAnsi"/>
-          <w:color w:val="0000FF"/>
-          <w:highlight w:val="yellow"/>
-        </w:rPr>
-        <w:t xml:space="preserve">differentiating </w:t>
-      </w:r>
-      <w:r>
-        <w:rPr>
-          <w:rFonts w:cstheme="minorHAnsi"/>
-          <w:color w:val="0000FF"/>
-          <w:highlight w:val="yellow"/>
-        </w:rPr>
-        <w:t>the stages. In this context</w:t>
-      </w:r>
-      <w:r>
-        <w:rPr>
-          <w:rFonts w:cstheme="minorHAnsi"/>
-          <w:color w:val="0000FF"/>
-          <w:highlight w:val="yellow"/>
-        </w:rPr>
-        <w:t>,</w:t>
-      </w:r>
-      <w:r>
-        <w:rPr>
-          <w:rFonts w:cstheme="minorHAnsi"/>
-          <w:color w:val="0000FF"/>
-          <w:highlight w:val="yellow"/>
-        </w:rPr>
-        <w:t xml:space="preserve"> </w:t>
-      </w:r>
-      <w:r>
-        <w:rPr>
-          <w:rFonts w:cstheme="minorHAnsi"/>
-          <w:color w:val="0000FF"/>
-          <w:highlight w:val="yellow"/>
-        </w:rPr>
-        <w:t>w</w:t>
-      </w:r>
-      <w:r>
-        <w:rPr>
-          <w:rFonts w:cstheme="minorHAnsi"/>
-          <w:color w:val="0000FF"/>
-          <w:highlight w:val="yellow"/>
-        </w:rPr>
-        <w:t>e kept the graph layout as it was.</w:t>
-      </w:r>
-    </w:p>
-    <w:p>
-      <w:pPr>
-        <w:spacing w:after="0" w:line="240" w:lineRule="auto"/>
-        <w:rPr>
-          <w:rFonts w:cstheme="minorHAnsi"/>
-          <w:color w:val="0000FF"/>
-        </w:rPr>
-      </w:pPr>
-    </w:p>
-    <w:p>
-      <w:pPr>
-        <w:spacing w:after="0" w:line="240" w:lineRule="auto"/>
-        <w:rPr>
-          <w:rFonts w:cstheme="minorHAnsi"/>
-          <w:color w:val="0000FF"/>
-        </w:rPr>
-      </w:pPr>
-      <w:r>
-        <w:rPr>
-          <w:rFonts w:cstheme="minorHAnsi"/>
-          <w:b/>
-          <w:bCs/>
-          <w:u w:val="single"/>
-        </w:rPr>
-        <w:t>Comment #</w:t>
-      </w:r>
-      <w:r>
-        <w:rPr>
-          <w:rFonts w:cstheme="minorHAnsi"/>
-          <w:b/>
-          <w:bCs/>
-          <w:u w:val="single"/>
-        </w:rPr>
-        <w:t>2</w:t>
-      </w:r>
-      <w:r>
-        <w:rPr>
-          <w:rFonts w:cstheme="minorHAnsi"/>
-          <w:b/>
-          <w:bCs/>
-          <w:u w:val="single"/>
-        </w:rPr>
-        <w:t>3</w:t>
-      </w:r>
-    </w:p>
-    <w:p>
-      <w:pPr>
-        <w:spacing w:after="0" w:line="240" w:lineRule="auto"/>
-        <w:rPr>
-          <w:rFonts w:cstheme="minorHAnsi"/>
-        </w:rPr>
-      </w:pPr>
-      <w:r>
-        <w:rPr>
-          <w:rFonts w:cstheme="minorHAnsi"/>
-        </w:rPr>
-        <w:t>The reported RMSE (nearly two weeks) a</w:t>
-      </w:r>
-      <w:r>
-        <w:rPr>
-          <w:rFonts w:ascii="Calibri" w:eastAsia="Calibri" w:hAnsi="Calibri" w:cs="Calibri"/>
-        </w:rPr>
-        <w:t>ft</w:t>
-      </w:r>
-      <w:r>
-        <w:rPr>
-          <w:rFonts w:cstheme="minorHAnsi"/>
-        </w:rPr>
-        <w:t xml:space="preserve">er </w:t>
-      </w:r>
-      <w:r>
-        <w:rPr>
-          <w:rFonts w:cstheme="minorHAnsi"/>
-        </w:rPr>
-        <w:t>optimization</w:t>
-      </w:r>
-      <w:r>
-        <w:rPr>
-          <w:rFonts w:cstheme="minorHAnsi"/>
-        </w:rPr>
-        <w:t xml:space="preserve"> seems high. How does this compare with similar</w:t>
-      </w:r>
-      <w:r>
-        <w:rPr>
-          <w:rFonts w:cstheme="minorHAnsi"/>
-        </w:rPr>
-        <w:t xml:space="preserve"> </w:t>
-      </w:r>
-      <w:r>
-        <w:rPr>
-          <w:rFonts w:cstheme="minorHAnsi"/>
         </w:rPr>
         <w:t>studies?</w:t>
       </w:r>
@@ -6254,14 +6146,7 @@
           <w:rFonts w:cstheme="minorHAnsi"/>
           <w:color w:val="0000FF"/>
         </w:rPr>
-        <w:t xml:space="preserve">Thank you for the suggestion. </w:t>
-      </w:r>
-      <w:r>
-        <w:rPr>
-          <w:rFonts w:cstheme="minorHAnsi"/>
-          <w:color w:val="0000FF"/>
-        </w:rPr>
-        <w:t xml:space="preserve">Given the </w:t>
+        <w:t xml:space="preserve">Thank you for the suggestion. Given the </w:t>
       </w:r>
       <w:r>
         <w:rPr>
@@ -6280,10 +6165,10 @@
       <w:sdt>
         <w:sdtPr>
           <w:rPr>
-            <w:rFonts w:cstheme="minorHAnsi"/>
+            <w:rFonts w:ascii="Calibri" w:hAnsi="Calibri" w:cs="Calibri"/>
             <w:color w:val="0000FF"/>
           </w:rPr>
-          <w:tag w:val="MENDELEY_CITATION_v3_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"/>
+          <w:tag w:val="MENDELEY_CITATION_v3_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"/>
           <w:id w:val="683471564"/>
           <w:placeholder>
             <w:docPart w:val="6602FCD5B61647828E51EBA567A348FD"/>
@@ -6292,24 +6177,10 @@
         <w:sdtContent>
           <w:r>
             <w:rPr>
-              <w:rFonts w:cstheme="minorHAnsi"/>
+              <w:rFonts w:ascii="Calibri" w:hAnsi="Calibri" w:cs="Calibri"/>
               <w:color w:val="0000FF"/>
             </w:rPr>
-            <w:t>Salmerón et al.</w:t>
-          </w:r>
-          <w:r>
-            <w:rPr>
-              <w:rFonts w:cstheme="minorHAnsi"/>
-              <w:color w:val="0000FF"/>
-            </w:rPr>
-            <w:t xml:space="preserve">, </w:t>
-          </w:r>
-          <w:r>
-            <w:rPr>
-              <w:rFonts w:cstheme="minorHAnsi"/>
-              <w:color w:val="0000FF"/>
-            </w:rPr>
-            <w:t>2016)</w:t>
+            <w:t>Salmerón et al., 2016)</w:t>
           </w:r>
         </w:sdtContent>
       </w:sdt>
@@ -6357,22 +6228,15 @@
           <w:rFonts w:cstheme="minorHAnsi"/>
           <w:color w:val="0000FF"/>
         </w:rPr>
-        <w:t>“</w:t>
-      </w:r>
-      <w:r>
-        <w:rPr>
-          <w:rFonts w:cstheme="minorHAnsi"/>
-          <w:color w:val="0000FF"/>
-        </w:rPr>
-        <w:t xml:space="preserve">The calibration results confirmed that the model is robust across a wide range of environmental conditions (Figures S1 and S2 and Table S1), with root mean square errors within similar ranges to those reported in other studies for soybean phenology and yield </w:t>
+        <w:t xml:space="preserve">“The calibration results confirmed that the model is robust across a wide range of environmental conditions (Figures S1 and S2 and Table S1), with root mean square errors within similar ranges to those reported in other studies for soybean phenology and yield </w:t>
       </w:r>
       <w:sdt>
         <w:sdtPr>
           <w:rPr>
-            <w:rFonts w:cstheme="minorHAnsi"/>
+            <w:rFonts w:ascii="Calibri" w:hAnsi="Calibri" w:cs="Calibri"/>
             <w:color w:val="0000FF"/>
           </w:rPr>
-          <w:tag w:val="MENDELEY_CITATION_v3_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"/>
+          <w:tag w:val="MENDELEY_CITATION_v3_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"/>
           <w:id w:val="256182349"/>
           <w:placeholder>
             <w:docPart w:val="9C4B51E26E6843D4BCD87DEE3F1705E4"/>
@@ -6381,17 +6245,10 @@
         <w:sdtContent>
           <w:r>
             <w:rPr>
-              <w:rFonts w:cstheme="minorHAnsi"/>
+              <w:rFonts w:ascii="Calibri" w:hAnsi="Calibri" w:cs="Calibri"/>
               <w:color w:val="0000FF"/>
             </w:rPr>
-            <w:t>(Archontoulis et al., 2014; Salmerón and Purcell, 2016; Salmerón et al., 2017)</w:t>
-          </w:r>
-          <w:r>
-            <w:rPr>
-              <w:rFonts w:cstheme="minorHAnsi"/>
-              <w:color w:val="0000FF"/>
-            </w:rPr>
-            <w:t>.</w:t>
+            <w:t>(Archontoulis et al., 2014; Salmerón and Purcell, 2016; Salmerón et al., 2017).</w:t>
           </w:r>
         </w:sdtContent>
       </w:sdt>
@@ -6502,14 +6359,7 @@
           <w:rFonts w:cstheme="minorHAnsi"/>
           <w:color w:val="0000FF"/>
         </w:rPr>
-        <w:t xml:space="preserve">Thank you and addressed. </w:t>
-      </w:r>
-      <w:r>
-        <w:rPr>
-          <w:rFonts w:cstheme="minorHAnsi"/>
-          <w:color w:val="0000FF"/>
-        </w:rPr>
-        <w:t>The new sentence reads:</w:t>
+        <w:t>Thank you and addressed. The new sentence reads:</w:t>
       </w:r>
     </w:p>
     <w:p>
@@ -6540,15 +6390,7 @@
           <w:rFonts w:cstheme="minorHAnsi"/>
           <w:color w:val="0000FF"/>
         </w:rPr>
-        <w:t xml:space="preserve">We conducted a comprehensive simulation study across 4,651 fields and 40 weather-years using a well-tested version of the APSIM (Agricultural Production Systems Simulator) framework. We considered soybean production systems in the Arkansas Delta region as a case study, an environment particularly </w:t>
-      </w:r>
-      <w:r>
-        <w:rPr>
-          <w:rFonts w:cstheme="minorHAnsi"/>
-          <w:color w:val="0000FF"/>
-        </w:rPr>
-        <w:lastRenderedPageBreak/>
-        <w:t>vulnerable to warming (Sharma et al., 2023), with hot summers and frequent late-season drought events, which accounts for over 1.5 million hectares of soybean-planted area (NASS, 2025).</w:t>
+        <w:t>We conducted a comprehensive simulation study across 4,651 fields and 40 weather-years using a well-tested version of the APSIM (Agricultural Production Systems Simulator) framework. We considered soybean production systems in the Arkansas Delta region as a case study, an environment particularly vulnerable to warming (Sharma et al., 2023), with hot summers and frequent late-season drought events, which accounts for over 1.5 million hectares of soybean-planted area (NASS, 2025).</w:t>
       </w:r>
       <w:r>
         <w:rPr>
@@ -6656,42 +6498,7 @@
           <w:rFonts w:cstheme="minorHAnsi"/>
           <w:color w:val="0000FF"/>
         </w:rPr>
-        <w:t>Thank you</w:t>
-      </w:r>
-      <w:r>
-        <w:rPr>
-          <w:rFonts w:cstheme="minorHAnsi"/>
-          <w:color w:val="0000FF"/>
-        </w:rPr>
-        <w:t>,</w:t>
-      </w:r>
-      <w:r>
-        <w:rPr>
-          <w:rFonts w:cstheme="minorHAnsi"/>
-          <w:color w:val="0000FF"/>
-        </w:rPr>
-        <w:t xml:space="preserve"> </w:t>
-      </w:r>
-      <w:r>
-        <w:rPr>
-          <w:rFonts w:cstheme="minorHAnsi"/>
-          <w:color w:val="0000FF"/>
-        </w:rPr>
-        <w:t>and addressed</w:t>
-      </w:r>
-      <w:r>
-        <w:rPr>
-          <w:rFonts w:cstheme="minorHAnsi"/>
-          <w:color w:val="0000FF"/>
-        </w:rPr>
-        <w:t>.</w:t>
-      </w:r>
-      <w:r>
-        <w:rPr>
-          <w:rFonts w:cstheme="minorHAnsi"/>
-          <w:color w:val="0000FF"/>
-        </w:rPr>
-        <w:t xml:space="preserve"> We have added </w:t>
+        <w:t xml:space="preserve">Thank you, and addressed. We have added </w:t>
       </w:r>
       <w:r>
         <w:rPr>
@@ -6831,28 +6638,7 @@
           <w:rFonts w:cstheme="minorHAnsi"/>
           <w:color w:val="0000FF"/>
         </w:rPr>
-        <w:t>Thank you</w:t>
-      </w:r>
-      <w:r>
-        <w:rPr>
-          <w:rFonts w:cstheme="minorHAnsi"/>
-          <w:color w:val="0000FF"/>
-        </w:rPr>
-        <w:t xml:space="preserve"> for the suggestion</w:t>
-      </w:r>
-      <w:r>
-        <w:rPr>
-          <w:rFonts w:cstheme="minorHAnsi"/>
-          <w:color w:val="0000FF"/>
-        </w:rPr>
-        <w:t>.</w:t>
-      </w:r>
-      <w:r>
-        <w:rPr>
-          <w:rFonts w:cstheme="minorHAnsi"/>
-          <w:color w:val="0000FF"/>
-        </w:rPr>
-        <w:t xml:space="preserve"> We believe the second reference list you are referring to is probably from the supplementary material document. No action was taken on this comment.</w:t>
+        <w:t>Thank you for the suggestion. We believe the second reference list you are referring to is probably from the supplementary material document. No action was taken on this comment.</w:t>
       </w:r>
     </w:p>
     <w:p>
@@ -6885,7 +6671,7 @@
       </w:pPr>
     </w:p>
     <w:sectPr>
-      <w:footerReference w:type="default" r:id="rId10"/>
+      <w:footerReference w:type="default" r:id="rId14"/>
       <w:pgSz w:w="12240" w:h="15840"/>
       <w:pgMar w:top="1440" w:right="1440" w:bottom="1440" w:left="1440" w:header="720" w:footer="720" w:gutter="0"/>
       <w:cols w:space="720"/>
@@ -7876,7 +7662,6 @@
   <w:style w:type="character" w:default="1" w:styleId="DefaultParagraphFont">
     <w:name w:val="Default Paragraph Font"/>
     <w:uiPriority w:val="1"/>
-    <w:semiHidden/>
     <w:unhideWhenUsed/>
   </w:style>
   <w:style w:type="table" w:default="1" w:styleId="TableNormal">
@@ -8098,6 +7883,16 @@
     <w:rPr>
       <w:kern w:val="0"/>
       <w14:ligatures w14:val="none"/>
+    </w:rPr>
+  </w:style>
+  <w:style w:type="character" w:styleId="PlaceholderText">
+    <w:name w:val="Placeholder Text"/>
+    <w:basedOn w:val="DefaultParagraphFont"/>
+    <w:uiPriority w:val="99"/>
+    <w:semiHidden/>
+    <w:rsid w:val="00E401AD"/>
+    <w:rPr>
+      <w:color w:val="666666"/>
     </w:rPr>
   </w:style>
 </w:styles>
@@ -8361,17 +8156,20 @@
     <w:rsidRoot w:val="00C66B9D"/>
     <w:rsid w:val="000B2C04"/>
     <w:rsid w:val="00113B8A"/>
+    <w:rsid w:val="0015579D"/>
     <w:rsid w:val="00157F84"/>
     <w:rsid w:val="002524B1"/>
     <w:rsid w:val="002F3F6E"/>
     <w:rsid w:val="00391283"/>
     <w:rsid w:val="004A4E04"/>
+    <w:rsid w:val="004C1C2E"/>
     <w:rsid w:val="0053713D"/>
     <w:rsid w:val="006619CF"/>
     <w:rsid w:val="00721DDA"/>
     <w:rsid w:val="0078540B"/>
     <w:rsid w:val="007F690A"/>
     <w:rsid w:val="00880F22"/>
+    <w:rsid w:val="0090462B"/>
     <w:rsid w:val="00955147"/>
     <w:rsid w:val="00A607D1"/>
     <w:rsid w:val="00B05B33"/>
@@ -8840,7 +8638,10 @@
     <w:basedOn w:val="DefaultParagraphFont"/>
     <w:uiPriority w:val="99"/>
     <w:semiHidden/>
-    <w:rsid w:val="00B40DE0"/>
+    <w:rsid w:val="004C1C2E"/>
+    <w:rPr>
+      <w:color w:val="666666"/>
+    </w:rPr>
   </w:style>
   <w:style w:type="paragraph" w:customStyle="1" w:styleId="4D014E7A66DD4328BA9CCF144BEE09B4">
     <w:name w:val="4D014E7A66DD4328BA9CCF144BEE09B4"/>
@@ -8854,18 +8655,6 @@
     <w:name w:val="9C4B51E26E6843D4BCD87DEE3F1705E4"/>
     <w:rsid w:val="00B40DE0"/>
   </w:style>
-  <w:style w:type="paragraph" w:customStyle="1" w:styleId="5034A3A4226F4993ADEB5894AC39B7CF">
-    <w:name w:val="5034A3A4226F4993ADEB5894AC39B7CF"/>
-    <w:rsid w:val="00B40DE0"/>
-  </w:style>
-  <w:style w:type="paragraph" w:customStyle="1" w:styleId="7EFE073AF4AF4D35AD62109CB4B5C0EE">
-    <w:name w:val="7EFE073AF4AF4D35AD62109CB4B5C0EE"/>
-    <w:rsid w:val="00B40DE0"/>
-  </w:style>
-  <w:style w:type="paragraph" w:customStyle="1" w:styleId="9C594E223252499E8E48B4800C2DD1DB">
-    <w:name w:val="9C594E223252499E8E48B4800C2DD1DB"/>
-    <w:rsid w:val="00B40DE0"/>
-  </w:style>
   <w:style w:type="paragraph" w:customStyle="1" w:styleId="182B330EC5CE41A0AD90B8D2D01CC04C">
     <w:name w:val="182B330EC5CE41A0AD90B8D2D01CC04C"/>
     <w:rsid w:val="007F690A"/>
@@ -8873,14 +8662,6 @@
   <w:style w:type="paragraph" w:customStyle="1" w:styleId="246114367A824BE8AA3C63E050329E42">
     <w:name w:val="246114367A824BE8AA3C63E050329E42"/>
     <w:rsid w:val="007F690A"/>
-  </w:style>
-  <w:style w:type="paragraph" w:customStyle="1" w:styleId="AA839E9C51364E77995A3A45E3995407">
-    <w:name w:val="AA839E9C51364E77995A3A45E3995407"/>
-    <w:rsid w:val="00B40DE0"/>
-  </w:style>
-  <w:style w:type="paragraph" w:customStyle="1" w:styleId="247CCAB135A847209A62DA10C9D6D18F">
-    <w:name w:val="247CCAB135A847209A62DA10C9D6D18F"/>
-    <w:rsid w:val="00B40DE0"/>
   </w:style>
   <w:style w:type="paragraph" w:customStyle="1" w:styleId="DB1A412135B241DA84852632D9686F4E">
     <w:name w:val="DB1A412135B241DA84852632D9686F4E"/>
@@ -9189,4 +8970,41 @@
     </a:ext>
   </a:extLst>
 </a:theme>
+</file>
+
+<file path=word/webextensions/taskpanes.xml><?xml version="1.0" encoding="utf-8"?>
+<wetp:taskpanes xmlns:wetp="http://schemas.microsoft.com/office/webextensions/taskpanes/2010/11">
+  <wetp:taskpane dockstate="right" visibility="0" width="525" row="2">
+    <wetp:webextensionref xmlns:r="http://schemas.openxmlformats.org/officeDocument/2006/relationships" r:id="rId1"/>
+  </wetp:taskpane>
+</wetp:taskpanes>
+</file>
+
+<file path=word/webextensions/webextension1.xml><?xml version="1.0" encoding="utf-8"?>
+<we:webextension xmlns:we="http://schemas.microsoft.com/office/webextensions/webextension/2010/11" id="{D35D39E5-1BEB-4492-83A8-276D87DAD77D}">
+  <we:reference id="WA104382081" version="1.55.1.0" store="Omex" storeType="OMEX"/>
+  <we:alternateReferences>
+    <we:reference id="WA104382081" version="1.55.1.0" store="WA104382081" storeType="OMEX"/>
+  </we:alternateReferences>
+  <we:properties>
+    <we:property name="MENDELEY_BIBLIOGRAPHY_IS_DIRTY" value="true"/>
+    <we:property name="MENDELEY_BIBLIOGRAPHY_LAST_MODIFIED" value="1782868657794"/>
+    <we:property name="MENDELEY_CITATIONS" value="[{&quot;citationID&quot;:&quot;MENDELEY_CITATION_de19ddfb-c208-49db-848a-409ad81659ce&quot;,&quot;properties&quot;:{&quot;noteIndex&quot;:0},&quot;isEdited&quot;:false,&quot;manualOverride&quot;:{&quot;isManuallyOverridden&quot;:false,&quot;citeprocText&quot;:&quot;(Archontoulis et al., 2020; Elli et al., 2022)&quot;,&quot;manualOverrideText&quot;:&quot;&quot;},&quot;citationTag&quot;:&quot;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&quot;,&quot;citationItems&quot;:[{&quot;id&quot;:&quot;b207dd7b-b57e-3a70-9e53-91c5eefcc6bd&quot;,&quot;itemData&quot;:{&quot;type&quot;:&quot;article-journal&quot;,&quot;id&quot;:&quot;b207dd7b-b57e-3a70-9e53-91c5eefcc6bd&quot;,&quot;title&quot;:&quot;Climate Change and Management Impacts on Soybean N Fixation, Soil N Mineralization, N2O Emissions, and Seed Yield&quot;,&quot;author&quot;:[{&quot;family&quot;:&quot;Elli&quot;,&quot;given&quot;:&quot;Elvis F.&quot;,&quot;parse-names&quot;:false,&quot;dropping-particle&quot;:&quot;&quot;,&quot;non-dropping-particle&quot;:&quot;&quot;},{&quot;family&quot;:&quot;Ciampitti&quot;,&quot;given&quot;:&quot;Ignacio A.&quot;,&quot;parse-names&quot;:false,&quot;dropping-particle&quot;:&quot;&quot;,&quot;non-dropping-particle&quot;:&quot;&quot;},{&quot;family&quot;:&quot;Castellano&quot;,&quot;given&quot;:&quot;Michael J.&quot;,&quot;parse-names&quot;:false,&quot;dropping-particle&quot;:&quot;&quot;,&quot;non-dropping-particle&quot;:&quot;&quot;},{&quot;family&quot;:&quot;Purcell&quot;,&quot;given&quot;:&quot;Larry C.&quot;,&quot;parse-names&quot;:false,&quot;dropping-particle&quot;:&quot;&quot;,&quot;non-dropping-particle&quot;:&quot;&quot;},{&quot;family&quot;:&quot;Naeve&quot;,&quot;given&quot;:&quot;Seth&quot;,&quot;parse-names&quot;:false,&quot;dropping-particle&quot;:&quot;&quot;,&quot;non-dropping-particle&quot;:&quot;&quot;},{&quot;family&quot;:&quot;Grassini&quot;,&quot;given&quot;:&quot;Patricio&quot;,&quot;parse-names&quot;:false,&quot;dropping-particle&quot;:&quot;&quot;,&quot;non-dropping-particle&quot;:&quot;&quot;},{&quot;family&quot;:&quot;Menza&quot;,&quot;given&quot;:&quot;Nicolas C.&quot;,&quot;parse-names&quot;:false,&quot;dropping-particle&quot;:&quot;&quot;,&quot;non-dropping-particle&quot;:&quot;La&quot;},{&quot;family&quot;:&quot;Moro Rosso&quot;,&quot;given&quot;:&quot;Luiz&quot;,&quot;parse-names&quot;:false,&quot;dropping-particle&quot;:&quot;&quot;,&quot;non-dropping-particle&quot;:&quot;&quot;},{&quot;family&quot;:&quot;Borja Reis&quot;,&quot;given&quot;:&quot;André F.&quot;,&quot;parse-names&quot;:false,&quot;dropping-particle&quot;:&quot;&quot;,&quot;non-dropping-particle&quot;:&quot;de&quot;},{&quot;family&quot;:&quot;Kovács&quot;,&quot;given&quot;:&quot;Péter&quot;,&quot;parse-names&quot;:false,&quot;dropping-particle&quot;:&quot;&quot;,&quot;non-dropping-particle&quot;:&quot;&quot;},{&quot;family&quot;:&quot;Archontoulis&quot;,&quot;given&quot;:&quot;Sotirios&quot;,&quot;parse-names&quot;:false,&quot;dropping-particle&quot;:&quot;V.&quot;,&quot;non-dropping-particle&quot;:&quot;&quot;}],&quot;container-title&quot;:&quot;Frontiers in Plant Science&quot;,&quot;accessed&quot;:{&quot;date-parts&quot;:[[2022,5,11]]},&quot;DOI&quot;:&quot;10.3389/FPLS.2022.849896&quot;,&quot;ISSN&quot;:&quot;1664-462X&quot;,&quot;URL&quot;:&quot;https://www.frontiersin.org/articles/10.3389/fpls.2022.849896/full&quot;,&quot;issued&quot;:{&quot;date-parts&quot;:[[2022,4,27]]},&quot;page&quot;:&quot;1-15&quot;,&quot;abstract&quot;:&quot;Limited knowledge about how nitrogen (N) dynamics are affected by climate change, weather variability, and crop management is a major barrier to improving productivity and environmental performance in soybean-based cropping systems. To fill this knowledge gap, we created a systems understanding of agroecosystem N dynamics and quantified the impact of controllable (management) and uncontrollable (weather, climate) factors on N fluxes and soybean yields. We performed a simulation experiment across 10 soybean production environments in the US using the APSIM model and future climate projections from five global circulation models. Climate change (2020-2080) increased N mineralization (24%) and N2O emissions (19%) but decreased N fixation (32%), seed N (20%), and yields (19%). Soil and crop management practices altered N fluxes at a similar magnitude as climate change but in many different directions, revealing opportunities to improve soybean systems performance. Among many practices explored, we identified two solutions with great potential: improved residue management (short-term) and water management (long-term). Inter-annual weather variability and management practices affected soybean yield less than N fluxes, which creates opportunities to manage N fluxes without compromising yields, especially in regions with adequate to excess soil moisture. This work provides actionable results (tradeoffs, synergies, directions) to inform decision-making for adapting crop management in a changing climate to improve soybean production systems.&quot;,&quot;publisher&quot;:&quot;Frontiers&quot;,&quot;issue&quot;:&quot;849896&quot;,&quot;volume&quot;:&quot;13&quot;,&quot;container-title-short&quot;:&quot;Front. Plant Sci.&quot;},&quot;isTemporary&quot;:false},{&quot;id&quot;:&quot;49f3669a-7e90-3663-893e-27fbc0cb9e35&quot;,&quot;itemData&quot;:{&quot;type&quot;:&quot;article-journal&quot;,&quot;id&quot;:&quot;49f3669a-7e90-3663-893e-27fbc0cb9e35&quot;,&quot;title&quot;:&quot;Predicting crop yields and soil‐plant nitrogen dynamics in the US Corn Belt&quot;,&quot;author&quot;:[{&quot;family&quot;:&quot;Archontoulis&quot;,&quot;given&quot;:&quot;Sotirios&quot;,&quot;parse-names&quot;:false,&quot;dropping-particle&quot;:&quot;V.&quot;,&quot;non-dropping-particle&quot;:&quot;&quot;},{&quot;family&quot;:&quot;Castellano&quot;,&quot;given&quot;:&quot;Michael J.&quot;,&quot;parse-names&quot;:false,&quot;dropping-particle&quot;:&quot;&quot;,&quot;non-dropping-particle&quot;:&quot;&quot;},{&quot;family&quot;:&quot;Licht&quot;,&quot;given&quot;:&quot;Mark A.&quot;,&quot;parse-names&quot;:false,&quot;dropping-particle&quot;:&quot;&quot;,&quot;non-dropping-particle&quot;:&quot;&quot;},{&quot;family&quot;:&quot;Nichols&quot;,&quot;given&quot;:&quot;Virginia&quot;,&quot;parse-names&quot;:false,&quot;dropping-particle&quot;:&quot;&quot;,&quot;non-dropping-particle&quot;:&quot;&quot;},{&quot;family&quot;:&quot;Baum&quot;,&quot;given&quot;:&quot;Mitch&quot;,&quot;parse-names&quot;:false,&quot;dropping-particle&quot;:&quot;&quot;,&quot;non-dropping-particle&quot;:&quot;&quot;},{&quot;family&quot;:&quot;Huber&quot;,&quot;given&quot;:&quot;Isaiah&quot;,&quot;parse-names&quot;:false,&quot;dropping-particle&quot;:&quot;&quot;,&quot;non-dropping-particle&quot;:&quot;&quot;},{&quot;family&quot;:&quot;Martinez‐Feria&quot;,&quot;given&quot;:&quot;Rafael&quot;,&quot;parse-names&quot;:false,&quot;dropping-particle&quot;:&quot;&quot;,&quot;non-dropping-particle&quot;:&quot;&quot;},{&quot;family&quot;:&quot;Puntel&quot;,&quot;given&quot;:&quot;Laila&quot;,&quot;parse-names&quot;:false,&quot;dropping-particle&quot;:&quot;&quot;,&quot;non-dropping-particle&quot;:&quot;&quot;},{&quot;family&quot;:&quot;Ordóñez&quot;,&quot;given&quot;:&quot;Raziel A.&quot;,&quot;parse-names&quot;:false,&quot;dropping-particle&quot;:&quot;&quot;,&quot;non-dropping-particle&quot;:&quot;&quot;},{&quot;family&quot;:&quot;Iqbal&quot;,&quot;given&quot;:&quot;Javed&quot;,&quot;parse-names&quot;:false,&quot;dropping-particle&quot;:&quot;&quot;,&quot;non-dropping-particle&quot;:&quot;&quot;},{&quot;family&quot;:&quot;Wright&quot;,&quot;given&quot;:&quot;Emily E.&quot;,&quot;parse-names&quot;:false,&quot;dropping-particle&quot;:&quot;&quot;,&quot;non-dropping-particle&quot;:&quot;&quot;},{&quot;family&quot;:&quot;Dietzel&quot;,&quot;given&quot;:&quot;Ranae N.&quot;,&quot;parse-names&quot;:false,&quot;dropping-particle&quot;:&quot;&quot;,&quot;non-dropping-particle&quot;:&quot;&quot;},{&quot;family&quot;:&quot;Helmers&quot;,&quot;given&quot;:&quot;Matt&quot;,&quot;parse-names&quot;:false,&quot;dropping-particle&quot;:&quot;&quot;,&quot;non-dropping-particle&quot;:&quot;&quot;},{&quot;family&quot;:&quot;Vanloocke&quot;,&quot;given&quot;:&quot;Andy&quot;,&quot;parse-names&quot;:false,&quot;dropping-particle&quot;:&quot;&quot;,&quot;non-dropping-particle&quot;:&quot;&quot;},{&quot;family&quot;:&quot;Liebman&quot;,&quot;given&quot;:&quot;Matt&quot;,&quot;parse-names&quot;:false,&quot;dropping-particle&quot;:&quot;&quot;,&quot;non-dropping-particle&quot;:&quot;&quot;},{&quot;family&quot;:&quot;Hatfield&quot;,&quot;given&quot;:&quot;Jerry L.&quot;,&quot;parse-names&quot;:false,&quot;dropping-particle&quot;:&quot;&quot;,&quot;non-dropping-particle&quot;:&quot;&quot;},{&quot;family&quot;:&quot;Herzmann&quot;,&quot;given&quot;:&quot;Daryl&quot;,&quot;parse-names&quot;:false,&quot;dropping-particle&quot;:&quot;&quot;,&quot;non-dropping-particle&quot;:&quot;&quot;},{&quot;family&quot;:&quot;Córdova&quot;,&quot;given&quot;:&quot;S. Carolina&quot;,&quot;parse-names&quot;:false,&quot;dropping-particle&quot;:&quot;&quot;,&quot;non-dropping-particle&quot;:&quot;&quot;},{&quot;family&quot;:&quot;Edmonds&quot;,&quot;given&quot;:&quot;Patrick&quot;,&quot;parse-names&quot;:false,&quot;dropping-particle&quot;:&quot;&quot;,&quot;non-dropping-particle&quot;:&quot;&quot;},{&quot;family&quot;:&quot;Togliatti&quot;,&quot;given&quot;:&quot;Kaitlin&quot;,&quot;parse-names&quot;:false,&quot;dropping-particle&quot;:&quot;&quot;,&quot;non-dropping-particle&quot;:&quot;&quot;},{&quot;family&quot;:&quot;Kessler&quot;,&quot;given&quot;:&quot;Ashlyn&quot;,&quot;parse-names&quot;:false,&quot;dropping-particle&quot;:&quot;&quot;,&quot;non-dropping-particle&quot;:&quot;&quot;},{&quot;family&quot;:&quot;Danalatos&quot;,&quot;given&quot;:&quot;Gerasimos&quot;,&quot;parse-names&quot;:false,&quot;dropping-particle&quot;:&quot;&quot;,&quot;non-dropping-particle&quot;:&quot;&quot;},{&quot;family&quot;:&quot;Pasley&quot;,&quot;given&quot;:&quot;Heather&quot;,&quot;parse-names&quot;:false,&quot;dropping-particle&quot;:&quot;&quot;,&quot;non-dropping-particle&quot;:&quot;&quot;},{&quot;family&quot;:&quot;Pederson&quot;,&quot;given&quot;:&quot;Carl&quot;,&quot;parse-names&quot;:false,&quot;dropping-particle&quot;:&quot;&quot;,&quot;non-dropping-particle&quot;:&quot;&quot;},{&quot;family&quot;:&quot;Lamkey&quot;,&quot;given&quot;:&quot;Kendall R.&quot;,&quot;parse-names&quot;:false,&quot;dropping-particle&quot;:&quot;&quot;,&quot;non-dropping-particle&quot;:&quot;&quot;}],&quot;container-title&quot;:&quot;Crop Science&quot;,&quot;accessed&quot;:{&quot;date-parts&quot;:[[2021,3,28]]},&quot;DOI&quot;:&quot;10.1002/csc2.20039&quot;,&quot;ISSN&quot;:&quot;0011-183X&quot;,&quot;URL&quot;:&quot;https://onlinelibrary.wiley.com/doi/abs/10.1002/csc2.20039&quot;,&quot;issued&quot;:{&quot;date-parts&quot;:[[2020,3,5]]},&quot;page&quot;:&quot;721-738&quot;,&quot;abstract&quot;:&quot;We used the Agricultural Production Systems sIMulator (APSIM) to predict and explain maize and soybean yields, phenology, and soil water and nitrogen (N) dynamics during the growing season in Iowa, USA. Historical, current and forecasted weather data were used to drive simulations, which were released in public four weeks after planting. In this paper, we (1) describe the methodology used to perform forecasts; (2) evaluate model prediction accuracy against data collected from 10 locations over four years; and (3) identify inputs that are key in forecasting yields and soil N dynamics. We found that the predicted median yield at planting was a very good indicator of end-of-season yields (relative root mean square error [RRMSE] of ∼20%). For reference, the prediction at maturity, when all the weather was known, had a RRMSE of 14%. The good prediction at planting time was explained by the existence of shallow water tables, which decreased model sensitivity to unknown summer precipitation by 50–64%. Model initial conditions and management information accounted for one-fourth of the variation in maize yield. End of season model evaluations indicated that the model simulated well crop phenology (R2= 0.88), root depth (R2= 0.83), biomass production (R2= 0.93), grain yield (R2= 0.90), plant N uptake (R2= 0.87), soil moisture (R2= 0.42), soil temperature (R2= 0.93), soil nitrate (R2= 0.77), and water table depth (R2= 0.41). We concluded that model set-up by the user (e.g. inclusion of water table), initial conditions, and early season measurements are very important for accurate predictions of soil water, N and crop yields in this environment.&quot;,&quot;publisher&quot;:&quot;John Wiley and Sons Inc.&quot;,&quot;issue&quot;:&quot;2&quot;,&quot;volume&quot;:&quot;60&quot;,&quot;container-title-short&quot;:&quot;Crop Sci.&quot;},&quot;isTemporary&quot;:false}]},{&quot;citationID&quot;:&quot;MENDELEY_CITATION_10be5c26-e7f9-4ec7-b928-90390702a0fb&quot;,&quot;properties&quot;:{&quot;noteIndex&quot;:0},&quot;isEdited&quot;:false,&quot;manualOverride&quot;:{&quot;isManuallyOverridden&quot;:false,&quot;citeprocText&quot;:&quot;(Holzworth et al., 2018)&quot;,&quot;manualOverrideText&quot;:&quot;&quot;},&quot;citationTag&quot;:&quot;MENDELEY_CITATION_v3_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&quot;,&quot;citationItems&quot;:[{&quot;id&quot;:&quot;b46edf9d-2cb2-3b31-9536-ca4c5b666514&quot;,&quot;itemData&quot;:{&quot;type&quot;:&quot;article-journal&quot;,&quot;id&quot;:&quot;b46edf9d-2cb2-3b31-9536-ca4c5b666514&quot;,&quot;title&quot;:&quot;APSIM Next Generation: Overcoming challenges in modernising a farming systems model&quot;,&quot;author&quot;:[{&quot;family&quot;:&quot;Holzworth&quot;,&quot;given&quot;:&quot;Dean&quot;,&quot;parse-names&quot;:false,&quot;dropping-particle&quot;:&quot;&quot;,&quot;non-dropping-particle&quot;:&quot;&quot;},{&quot;family&quot;:&quot;Huth&quot;,&quot;given&quot;:&quot;N.I.&quot;,&quot;parse-names&quot;:false,&quot;dropping-particle&quot;:&quot;&quot;,&quot;non-dropping-particle&quot;:&quot;&quot;},{&quot;family&quot;:&quot;Fainges&quot;,&quot;given&quot;:&quot;J.&quot;,&quot;parse-names&quot;:false,&quot;dropping-particle&quot;:&quot;&quot;,&quot;non-dropping-particle&quot;:&quot;&quot;},{&quot;family&quot;:&quot;Brown&quot;,&quot;given&quot;:&quot;H.&quot;,&quot;parse-names&quot;:false,&quot;dropping-particle&quot;:&quot;&quot;,&quot;non-dropping-particle&quot;:&quot;&quot;},{&quot;family&quot;:&quot;Zurcher&quot;,&quot;given&quot;:&quot;E.&quot;,&quot;parse-names&quot;:false,&quot;dropping-particle&quot;:&quot;&quot;,&quot;non-dropping-particle&quot;:&quot;&quot;},{&quot;family&quot;:&quot;Cichota&quot;,&quot;given&quot;:&quot;R.&quot;,&quot;parse-names&quot;:false,&quot;dropping-particle&quot;:&quot;&quot;,&quot;non-dropping-particle&quot;:&quot;&quot;},{&quot;family&quot;:&quot;Verrall&quot;,&quot;given&quot;:&quot;S.&quot;,&quot;parse-names&quot;:false,&quot;dropping-particle&quot;:&quot;&quot;,&quot;non-dropping-particle&quot;:&quot;&quot;},{&quot;family&quot;:&quot;Herrmann&quot;,&quot;given&quot;:&quot;N.I.&quot;,&quot;parse-names&quot;:false,&quot;dropping-particle&quot;:&quot;&quot;,&quot;non-dropping-particle&quot;:&quot;&quot;},{&quot;family&quot;:&quot;Zheng&quot;,&quot;given&quot;:&quot;B.&quot;,&quot;parse-names&quot;:false,&quot;dropping-particle&quot;:&quot;&quot;,&quot;non-dropping-particle&quot;:&quot;&quot;},{&quot;family&quot;:&quot;Snow&quot;,&quot;given&quot;:&quot;V.&quot;,&quot;parse-names&quot;:false,&quot;dropping-particle&quot;:&quot;&quot;,&quot;non-dropping-particle&quot;:&quot;&quot;}],&quot;container-title&quot;:&quot;Environmental Modelling &amp; Software&quot;,&quot;accessed&quot;:{&quot;date-parts&quot;:[[2018,8,6]]},&quot;DOI&quot;:&quot;10.1016/J.ENVSOFT.2018.02.002&quot;,&quot;ISSN&quot;:&quot;1364-8152&quot;,&quot;URL&quot;:&quot;https://www.sciencedirect.com/science/article/pii/S1364815217311921?via%3Dihub&quot;,&quot;issued&quot;:{&quot;date-parts&quot;:[[2018,5,1]]},&quot;page&quot;:&quot;43-51&quot;,&quot;abstract&quot;:&quot;From 1990, the Agricultural Production Systems sIMulator (APSIM) has grown from a field-focused farming systems framework used by a small number of people, into a large collection of models used by thousands of modellers internationally. The software grew to consist of several hundred thousand lines of code in multiple programming languages. This has led to a large, complex software ecosystem that is difficult to maintain. In addition, systems modellers increasingly require software systems that integrate multiple disciplines, can represent evermore complex farming systems, can run on multiple operating systems (desktop, web, mobile), can operate at or be adjusted to multiple temporal and spatial scales (field, farm, region, continent, global) and run faster for larger simulation analyses. This is difficult to achieve in an aging framework. For these reasons, the APSIM Initiative is building the next generation of APSIM. This manuscript outlines the approach taken and lessons learnt.&quot;,&quot;publisher&quot;:&quot;Elsevier&quot;,&quot;volume&quot;:&quot;103&quot;,&quot;container-title-short&quot;:&quot;&quot;},&quot;isTemporary&quot;:false}]},{&quot;citationID&quot;:&quot;MENDELEY_CITATION_c22eb8b9-205f-432e-a38e-2a7c4e2a7db9&quot;,&quot;properties&quot;:{&quot;noteIndex&quot;:0},&quot;isEdited&quot;:false,&quot;manualOverride&quot;:{&quot;isManuallyOverridden&quot;:true,&quot;citeprocText&quot;:&quot;(Boote et al., 2003)&quot;,&quot;manualOverrideText&quot;:&quot;Boote et al. (2003)&quot;},&quot;citationTag&quot;:&quot;MENDELEY_CITATION_v3_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&quot;,&quot;citationItems&quot;:[{&quot;id&quot;:&quot;d5cafc31-acd9-307d-aafb-dbaef7094892&quot;,&quot;itemData&quot;:{&quot;type&quot;:&quot;article-journal&quot;,&quot;id&quot;:&quot;d5cafc31-acd9-307d-aafb-dbaef7094892&quot;,&quot;title&quot;:&quot;Genetic Coefficients in the CROPGRO–Soybean Model&quot;,&quot;author&quot;:[{&quot;family&quot;:&quot;Boote&quot;,&quot;given&quot;:&quot;K. J.&quot;,&quot;parse-names&quot;:false,&quot;dropping-particle&quot;:&quot;&quot;,&quot;non-dropping-particle&quot;:&quot;&quot;},{&quot;family&quot;:&quot;Jones&quot;,&quot;given&quot;:&quot;J. W.&quot;,&quot;parse-names&quot;:false,&quot;dropping-particle&quot;:&quot;&quot;,&quot;non-dropping-particle&quot;:&quot;&quot;},{&quot;family&quot;:&quot;Batchelor&quot;,&quot;given&quot;:&quot;W. D.&quot;,&quot;parse-names&quot;:false,&quot;dropping-particle&quot;:&quot;&quot;,&quot;non-dropping-particle&quot;:&quot;&quot;},{&quot;family&quot;:&quot;Nafziger&quot;,&quot;given&quot;:&quot;E. D.&quot;,&quot;parse-names&quot;:false,&quot;dropping-particle&quot;:&quot;&quot;,&quot;non-dropping-particle&quot;:&quot;&quot;},{&quot;family&quot;:&quot;Myers&quot;,&quot;given&quot;:&quot;O.&quot;,&quot;parse-names&quot;:false,&quot;dropping-particle&quot;:&quot;&quot;,&quot;non-dropping-particle&quot;:&quot;&quot;}],&quot;container-title&quot;:&quot;Agronomy Journal&quot;,&quot;accessed&quot;:{&quot;date-parts&quot;:[[2023,10,19]]},&quot;DOI&quot;:&quot;10.2134/AGRONJ2003.3200&quot;,&quot;ISSN&quot;:&quot;0002-1962&quot;,&quot;issued&quot;:{&quot;date-parts&quot;:[[2003,1]]},&quot;page&quot;:&quot;32-51&quot;,&quot;abstract&quot;:&quot; Crop growth models are tools with valuable uses in research synthesis and crop management. This paper discusses genetic coefficients in the CROPGRO–Soybean model in terms of definitions, implications for genetic improvement, relationships to field performance, and linkage to genomics. As used in crop models, genetic coefficients are mathematical constructs designed to mimic the phenotypic phenotypic outcome of genes under different environments to influence: (i) life cycle including fractional allocation to different phases, (ii) photosynthetic, (iii) vegetative, (iv) rooting, and (v) reproductive processes. Model sensitivity analyses was used to hypothesize genetic coefficients of soybean [ Glycine max (L.) Merr.] and impact on field performance. Yield improvement from increased leaf photosynthesis was shown to be small if coupled to specific leaf weight. Yield improvement with longer seed filling duration was enhanced by traits such as slower N mobilization to sustain leaf photosynthesis or by genetic traits and management factors allowing adequate leaf area index before seed fill. Yield improvement under water‐deficit appeared feasible from rate of root‐depth increase, shift in root profile, and a slow senesce trait. Modeled genetic coefficients showed mostly additive effects on yield when evaluated in combinations; and combinations of minor changes gave yield increases of 13 to 17%, comparable to recent genetic improvement. More than additive effects occurred under good crop management or under projected rise in global CO 2 . Information from genomics, physiology, and yield performance trials can be used to derive genetic coefficients for crop models. Interaction of molecular geneticists, physiologists, and crop modelers is needed to facilitate the translation of genetic knowledge to modes of action, and finally to integrated field performance under multiple stress environments. &quot;,&quot;publisher&quot;:&quot;Wiley&quot;,&quot;issue&quot;:&quot;1&quot;,&quot;volume&quot;:&quot;95&quot;,&quot;container-title-short&quot;:&quot;Agron. J.&quot;},&quot;isTemporary&quot;:false}]},{&quot;citationID&quot;:&quot;MENDELEY_CITATION_73fa42b8-c016-4796-9709-da29172c2903&quot;,&quot;properties&quot;:{&quot;noteIndex&quot;:0},&quot;isEdited&quot;:false,&quot;manualOverride&quot;:{&quot;isManuallyOverridden&quot;:false,&quot;citeprocText&quot;:&quot;(Kothari et al., 2022; Ruiz-Vera et al., 2013)&quot;,&quot;manualOverrideText&quot;:&quot;&quot;},&quot;citationTag&quot;:&quot;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&quot;,&quot;citationItems&quot;:[{&quot;id&quot;:&quot;e003b938-807d-301e-9acd-994bca97cd30&quot;,&quot;itemData&quot;:{&quot;type&quot;:&quot;article-journal&quot;,&quot;id&quot;:&quot;e003b938-807d-301e-9acd-994bca97cd30&quot;,&quot;title&quot;:&quot;Are soybean models ready for climate change food impact assessments?&quot;,&quot;author&quot;:[{&quot;family&quot;:&quot;Kothari&quot;,&quot;given&quot;:&quot;Kritika&quot;,&quot;parse-names&quot;:false,&quot;dropping-particle&quot;:&quot;&quot;,&quot;non-dropping-particle&quot;:&quot;&quot;},{&quot;family&quot;:&quot;Battisti&quot;,&quot;given&quot;:&quot;Rafael&quot;,&quot;parse-names&quot;:false,&quot;dropping-particle&quot;:&quot;&quot;,&quot;non-dropping-particle&quot;:&quot;&quot;},{&quot;family&quot;:&quot;Boote&quot;,&quot;given&quot;:&quot;Kenneth J.&quot;,&quot;parse-names&quot;:false,&quot;dropping-particle&quot;:&quot;&quot;,&quot;non-dropping-particle&quot;:&quot;&quot;},{&quot;family&quot;:&quot;Archontoulis&quot;,&quot;given&quot;:&quot;Sotirios&quot;,&quot;parse-names&quot;:false,&quot;dropping-particle&quot;:&quot;V.&quot;,&quot;non-dropping-particle&quot;:&quot;&quot;},{&quot;family&quot;:&quot;Confalone&quot;,&quot;given&quot;:&quot;Adriana&quot;,&quot;parse-names&quot;:false,&quot;dropping-particle&quot;:&quot;&quot;,&quot;non-dropping-particle&quot;:&quot;&quot;},{&quot;family&quot;:&quot;Constantin&quot;,&quot;given&quot;:&quot;Julie&quot;,&quot;parse-names&quot;:false,&quot;dropping-particle&quot;:&quot;&quot;,&quot;non-dropping-particle&quot;:&quot;&quot;},{&quot;family&quot;:&quot;Cuadra&quot;,&quot;given&quot;:&quot;Santiago&quot;,&quot;parse-names&quot;:false,&quot;dropping-particle&quot;:&quot;V.&quot;,&quot;non-dropping-particle&quot;:&quot;&quot;},{&quot;family&quot;:&quot;Debaeke&quot;,&quot;given&quot;:&quot;Philippe&quot;,&quot;parse-names&quot;:false,&quot;dropping-particle&quot;:&quot;&quot;,&quot;non-dropping-particle&quot;:&quot;&quot;},{&quot;family&quot;:&quot;Faye&quot;,&quot;given&quot;:&quot;Babacar&quot;,&quot;parse-names&quot;:false,&quot;dropping-particle&quot;:&quot;&quot;,&quot;non-dropping-particle&quot;:&quot;&quot;},{&quot;family&quot;:&quot;Grant&quot;,&quot;given&quot;:&quot;Brian&quot;,&quot;parse-names&quot;:false,&quot;dropping-particle&quot;:&quot;&quot;,&quot;non-dropping-particle&quot;:&quot;&quot;},{&quot;family&quot;:&quot;Hoogenboom&quot;,&quot;given&quot;:&quot;Gerrit&quot;,&quot;parse-names&quot;:false,&quot;dropping-particle&quot;:&quot;&quot;,&quot;non-dropping-particle&quot;:&quot;&quot;},{&quot;family&quot;:&quot;Jing&quot;,&quot;given&quot;:&quot;Qi&quot;,&quot;parse-names&quot;:false,&quot;dropping-particle&quot;:&quot;&quot;,&quot;non-dropping-particle&quot;:&quot;&quot;},{&quot;family&quot;:&quot;Laan&quot;,&quot;given&quot;:&quot;Michael&quot;,&quot;parse-names&quot;:false,&quot;dropping-particle&quot;:&quot;&quot;,&quot;non-dropping-particle&quot;:&quot;van der&quot;},{&quot;family&quot;:&quot;Macena da Silva&quot;,&quot;given&quot;:&quot;Fernando Antônio&quot;,&quot;parse-names&quot;:false,&quot;dropping-particle&quot;:&quot;&quot;,&quot;non-dropping-particle&quot;:&quot;&quot;},{&quot;family&quot;:&quot;Marin&quot;,&quot;given&quot;:&quot;Fabio R.&quot;,&quot;parse-names&quot;:false,&quot;dropping-particle&quot;:&quot;&quot;,&quot;non-dropping-particle&quot;:&quot;&quot;},{&quot;family&quot;:&quot;Nehbandani&quot;,&quot;given&quot;:&quot;Alireza&quot;,&quot;parse-names&quot;:false,&quot;dropping-particle&quot;:&quot;&quot;,&quot;non-dropping-particle&quot;:&quot;&quot;},{&quot;family&quot;:&quot;Nendel&quot;,&quot;given&quot;:&quot;Claas&quot;,&quot;parse-names&quot;:false,&quot;dropping-particle&quot;:&quot;&quot;,&quot;non-dropping-particle&quot;:&quot;&quot;},{&quot;family&quot;:&quot;Purcell&quot;,&quot;given&quot;:&quot;Larry C.&quot;,&quot;parse-names&quot;:false,&quot;dropping-particle&quot;:&quot;&quot;,&quot;non-dropping-particle&quot;:&quot;&quot;},{&quot;family&quot;:&quot;Qian&quot;,&quot;given&quot;:&quot;Budong&quot;,&quot;parse-names&quot;:false,&quot;dropping-particle&quot;:&quot;&quot;,&quot;non-dropping-particle&quot;:&quot;&quot;},{&quot;family&quot;:&quot;Ruane&quot;,&quot;given&quot;:&quot;Alex C.&quot;,&quot;parse-names&quot;:false,&quot;dropping-particle&quot;:&quot;&quot;,&quot;non-dropping-particle&quot;:&quot;&quot;},{&quot;family&quot;:&quot;Schoving&quot;,&quot;given&quot;:&quot;Céline&quot;,&quot;parse-names&quot;:false,&quot;dropping-particle&quot;:&quot;&quot;,&quot;non-dropping-particle&quot;:&quot;&quot;},{&quot;family&quot;:&quot;Silva&quot;,&quot;given&quot;:&quot;Evandro H.F.M.&quot;,&quot;parse-names&quot;:false,&quot;dropping-particle&quot;:&quot;&quot;,&quot;non-dropping-particle&quot;:&quot;&quot;},{&quot;family&quot;:&quot;Smith&quot;,&quot;given&quot;:&quot;Ward&quot;,&quot;parse-names&quot;:false,&quot;dropping-particle&quot;:&quot;&quot;,&quot;non-dropping-particle&quot;:&quot;&quot;},{&quot;family&quot;:&quot;Soltani&quot;,&quot;given&quot;:&quot;Afshin&quot;,&quot;parse-names&quot;:false,&quot;dropping-particle&quot;:&quot;&quot;,&quot;non-dropping-particle&quot;:&quot;&quot;},{&quot;family&quot;:&quot;Srivastava&quot;,&quot;given&quot;:&quot;Amit&quot;,&quot;parse-names&quot;:false,&quot;dropping-particle&quot;:&quot;&quot;,&quot;non-dropping-particle&quot;:&quot;&quot;},{&quot;family&quot;:&quot;Vieira&quot;,&quot;given&quot;:&quot;Nilson A.&quot;,&quot;parse-names&quot;:false,&quot;dropping-particle&quot;:&quot;&quot;,&quot;non-dropping-particle&quot;:&quot;&quot;},{&quot;family&quot;:&quot;Slone&quot;,&quot;given&quot;:&quot;Stacey&quot;,&quot;parse-names&quot;:false,&quot;dropping-particle&quot;:&quot;&quot;,&quot;non-dropping-particle&quot;:&quot;&quot;},{&quot;family&quot;:&quot;Salmerón&quot;,&quot;given&quot;:&quot;Montserrat&quot;,&quot;parse-names&quot;:false,&quot;dropping-particle&quot;:&quot;&quot;,&quot;non-dropping-particle&quot;:&quot;&quot;}],&quot;container-title&quot;:&quot;European Journal of Agronomy&quot;,&quot;accessed&quot;:{&quot;date-parts&quot;:[[2022,3,6]]},&quot;DOI&quot;:&quot;10.1016/J.EJA.2022.126482&quot;,&quot;ISSN&quot;:&quot;1161-0301&quot;,&quot;URL&quot;:&quot;https://linkinghub.elsevier.com/retrieve/pii/S1161030122000302&quot;,&quot;issued&quot;:{&quot;date-parts&quot;:[[2022,4,1]]},&quot;page&quot;:&quot;126482&quot;,&quot;publisher&quot;:&quot;Elsevier&quot;,&quot;volume&quot;:&quot;135&quot;,&quot;container-title-short&quot;:&quot;&quot;},&quot;isTemporary&quot;:false},{&quot;id&quot;:&quot;6871b0b3-27ff-30fa-9727-56d72f45d00c&quot;,&quot;itemData&quot;:{&quot;type&quot;:&quot;article-journal&quot;,&quot;id&quot;:&quot;6871b0b3-27ff-30fa-9727-56d72f45d00c&quot;,&quot;title&quot;:&quot;Global Warming Can Negate the Expected CO2 Stimulation in Photosynthesis and Productivity for Soybean Grown in the Midwestern United States    &quot;,&quot;author&quot;:[{&quot;family&quot;:&quot;Ruiz-Vera&quot;,&quot;given&quot;:&quot;Ursula M.&quot;,&quot;parse-names&quot;:false,&quot;dropping-particle&quot;:&quot;&quot;,&quot;non-dropping-particle&quot;:&quot;&quot;},{&quot;family&quot;:&quot;Siebers&quot;,&quot;given&quot;:&quot;Matthew&quot;,&quot;parse-names&quot;:false,&quot;dropping-particle&quot;:&quot;&quot;,&quot;non-dropping-particle&quot;:&quot;&quot;},{&quot;family&quot;:&quot;Gray&quot;,&quot;given&quot;:&quot;Sharon B.&quot;,&quot;parse-names&quot;:false,&quot;dropping-particle&quot;:&quot;&quot;,&quot;non-dropping-particle&quot;:&quot;&quot;},{&quot;family&quot;:&quot;Drag&quot;,&quot;given&quot;:&quot;David W.&quot;,&quot;parse-names&quot;:false,&quot;dropping-particle&quot;:&quot;&quot;,&quot;non-dropping-particle&quot;:&quot;&quot;},{&quot;family&quot;:&quot;Rosenthal&quot;,&quot;given&quot;:&quot;David M.&quot;,&quot;parse-names&quot;:false,&quot;dropping-particle&quot;:&quot;&quot;,&quot;non-dropping-particle&quot;:&quot;&quot;},{&quot;family&quot;:&quot;Kimball&quot;,&quot;given&quot;:&quot;Bruce A.&quot;,&quot;parse-names&quot;:false,&quot;dropping-particle&quot;:&quot;&quot;,&quot;non-dropping-particle&quot;:&quot;&quot;},{&quot;family&quot;:&quot;Ort&quot;,&quot;given&quot;:&quot;Donald R.&quot;,&quot;parse-names&quot;:false,&quot;dropping-particle&quot;:&quot;&quot;,&quot;non-dropping-particle&quot;:&quot;&quot;},{&quot;family&quot;:&quot;Bernacchi&quot;,&quot;given&quot;:&quot;Carl J.&quot;,&quot;parse-names&quot;:false,&quot;dropping-particle&quot;:&quot;&quot;,&quot;non-dropping-particle&quot;:&quot;&quot;}],&quot;container-title&quot;:&quot;Plant Physiology&quot;,&quot;DOI&quot;:&quot;10.1104/pp.112.211938&quot;,&quot;ISSN&quot;:&quot;1532-2548&quot;,&quot;issued&quot;:{&quot;date-parts&quot;:[[2013,5,2]]},&quot;page&quot;:&quot;410-423&quot;,&quot;abstract&quot;:&quot;&lt;p&gt;Extensive evidence shows that increasing carbon dioxide concentration ([CO2]) stimulates, and increasing temperature decreases, both net photosynthetic carbon assimilation (A) and biomass production for C3 plants. However the [CO2]-induced stimulation in A is projected to increase further with warmer temperature. While the influence of increasing temperature and [CO2], independent of each other, on A and biomass production have been widely investigated, the interaction between these two major global changes has not been tested on field-grown crops. Here, the interactive effect of both elevated [CO2] (approximately 585 μmol mol−1) and temperature (+3.5°C) on soybean (Glycine max) A, biomass, and yield were tested over two growing seasons in the Temperature by Free-Air CO2 Enrichment experiment at the Soybean Free Air CO2 Enrichment facility. Measurements of A, stomatal conductance, and intercellular [CO2] were collected along with meteorological, water potential, and growth data. Elevated temperatures caused lower A, which was largely attributed to declines in stomatal conductance and intercellular [CO2] and led in turn to lower yields. Increasing both [CO2] and temperature stimulated A relative to elevated [CO2] alone on only two sampling days during 2009 and on no days in 2011. In 2011, the warmer of the two years, there were no observed increases in yield in the elevated temperature plots regardless of whether [CO2] was elevated. All treatments lowered the harvest index for soybean, although the effect of elevated [CO2] in 2011 was not statistically significant. These results provide a better understanding of the physiological responses of soybean to future climate change conditions and suggest that the potential is limited for elevated [CO2] to mitigate the influence of rising temperatures on photosynthesis, growth, and yields of C3 crops.&lt;/p&gt;&quot;,&quot;issue&quot;:&quot;1&quot;,&quot;volume&quot;:&quot;162&quot;,&quot;container-title-short&quot;:&quot;Plant Physiol.&quot;},&quot;isTemporary&quot;:false}]},{&quot;citationID&quot;:&quot;MENDELEY_CITATION_55310284-152b-423d-ab07-17e9f0902a7b&quot;,&quot;properties&quot;:{&quot;noteIndex&quot;:0},&quot;isEdited&quot;:false,&quot;manualOverride&quot;:{&quot;isManuallyOverridden&quot;:false,&quot;citeprocText&quot;:&quot;(Ainsworth et al., 2002; Kothari et al., 2022)&quot;,&quot;manualOverrideText&quot;:&quot;&quot;},&quot;citationTag&quot;:&quot;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&quot;,&quot;citationItems&quot;:[{&quot;id&quot;:&quot;d7d0f367-d3dd-31b1-a4d0-7a7d38bff0fb&quot;,&quot;itemData&quot;:{&quot;type&quot;:&quot;article-journal&quot;,&quot;id&quot;:&quot;d7d0f367-d3dd-31b1-a4d0-7a7d38bff0fb&quot;,&quot;title&quot;:&quot;A meta-analysis of elevated [CO2] effects on soybean (Glycine max) physiology, growth and yield&quot;,&quot;author&quot;:[{&quot;family&quot;:&quot;Ainsworth&quot;,&quot;given&quot;:&quot;Elizabeth A.&quot;,&quot;parse-names&quot;:false,&quot;dropping-particle&quot;:&quot;&quot;,&quot;non-dropping-particle&quot;:&quot;&quot;},{&quot;family&quot;:&quot;Davey&quot;,&quot;given&quot;:&quot;Phillip A.&quot;,&quot;parse-names&quot;:false,&quot;dropping-particle&quot;:&quot;&quot;,&quot;non-dropping-particle&quot;:&quot;&quot;},{&quot;family&quot;:&quot;Bernacchi&quot;,&quot;given&quot;:&quot;Carl J.&quot;,&quot;parse-names&quot;:false,&quot;dropping-particle&quot;:&quot;&quot;,&quot;non-dropping-particle&quot;:&quot;&quot;},{&quot;family&quot;:&quot;Dermody&quot;,&quot;given&quot;:&quot;Orla C.&quot;,&quot;parse-names&quot;:false,&quot;dropping-particle&quot;:&quot;&quot;,&quot;non-dropping-particle&quot;:&quot;&quot;},{&quot;family&quot;:&quot;Heaton&quot;,&quot;given&quot;:&quot;Emily A.&quot;,&quot;parse-names&quot;:false,&quot;dropping-particle&quot;:&quot;&quot;,&quot;non-dropping-particle&quot;:&quot;&quot;},{&quot;family&quot;:&quot;Moore&quot;,&quot;given&quot;:&quot;David J.&quot;,&quot;parse-names&quot;:false,&quot;dropping-particle&quot;:&quot;&quot;,&quot;non-dropping-particle&quot;:&quot;&quot;},{&quot;family&quot;:&quot;Morgan&quot;,&quot;given&quot;:&quot;Patrick B.&quot;,&quot;parse-names&quot;:false,&quot;dropping-particle&quot;:&quot;&quot;,&quot;non-dropping-particle&quot;:&quot;&quot;},{&quot;family&quot;:&quot;Naidu&quot;,&quot;given&quot;:&quot;Shawna L.&quot;,&quot;parse-names&quot;:false,&quot;dropping-particle&quot;:&quot;&quot;,&quot;non-dropping-particle&quot;:&quot;&quot;},{&quot;family&quot;:&quot;Ra&quot;,&quot;given&quot;:&quot;Hyung Shim Yoo&quot;,&quot;parse-names&quot;:false,&quot;dropping-particle&quot;:&quot;&quot;,&quot;non-dropping-particle&quot;:&quot;&quot;},{&quot;family&quot;:&quot;Zhu&quot;,&quot;given&quot;:&quot;Xin Guang&quot;,&quot;parse-names&quot;:false,&quot;dropping-particle&quot;:&quot;&quot;,&quot;non-dropping-particle&quot;:&quot;&quot;},{&quot;family&quot;:&quot;Curtis&quot;,&quot;given&quot;:&quot;Peter S.&quot;,&quot;parse-names&quot;:false,&quot;dropping-particle&quot;:&quot;&quot;,&quot;non-dropping-particle&quot;:&quot;&quot;},{&quot;family&quot;:&quot;Long&quot;,&quot;given&quot;:&quot;Stephen P.&quot;,&quot;parse-names&quot;:false,&quot;dropping-particle&quot;:&quot;&quot;,&quot;non-dropping-particle&quot;:&quot;&quot;}],&quot;container-title&quot;:&quot;Global Change Biology&quot;,&quot;accessed&quot;:{&quot;date-parts&quot;:[[2023,3,21]]},&quot;DOI&quot;:&quot;10.1046/J.1365-2486.2002.00498.X&quot;,&quot;ISSN&quot;:&quot;1365-2486&quot;,&quot;URL&quot;:&quot;https://onlinelibrary.wiley.com/doi/full/10.1046/j.1365-2486.2002.00498.x&quot;,&quot;issued&quot;:{&quot;date-parts&quot;:[[2002,8,1]]},&quot;page&quot;:&quot;695-709&quot;,&quot;abstract&quot;:&quot;The effects of elevated [CO2] on 25 variables describing soybean physiology, growth and yield are reviewed using meta-analytic techniques. This is the first meta-analysis to our knowledge performed on a single crop species and summarizes the effects of 111 studies. These primary studies include numerous soybean growth forms, various stress and experimental treatments, and a range of elevated [CO2] levels (from 450 to 1250 p.p.m.), with a mean of 689 p.p.m. across all studies. Stimulation of soybean leaf CO2 assimilation rate with growth at elevated [CO2] was 39%, despite a 40% decrease in stomatal conductance and a 11% decrease in Rubisco activity. Increased leaf CO2 uptake combined with an 18% stimulation in leaf area to provide a 59% increase in canopy photosynthetic rate. The increase in total dry weight was lower at 37%, and seed yield still lower at 24%. This shows that even in an agronomic species selected for maximum investment in seed, several plant level feedbacks prevent additional investment in reproduction, such that yield fails to reflect fully the increase in whole plant carbon uptake. Large soil containers (&gt; 9 L) have been considered adequate for assessing plant responses to elevated [CO2]. However, in open-top chamber experiments, soybeans grown in large pots showed a significant threefold smaller stimulation in yield than soybeans grown in the ground. This suggests that conclusions about plant yield based on pot studies, even when using very large containers, are a poor reflection of performance in the absence of any physical restriction on root growth. This review supports a number of current paradigms of plant responses to elevated [CO2]. Namely, stimulation of photosynthesis is greater in plants that fix N and have additional carbohydrate sinks in nodules. This supports the notion that photosynthetic capacity decreases when plants are N-limited, but not when plants have adequate N and sink strength. The root: shoot ratio did not change with growth at elevated [CO2], sustaining the charge that biomass allocation is unaffected by growth at elevated [CO2] when plant size and ontogeny are considered.&quot;,&quot;publisher&quot;:&quot;John Wiley &amp; Sons, Ltd&quot;,&quot;issue&quot;:&quot;8&quot;,&quot;volume&quot;:&quot;8&quot;,&quot;container-title-short&quot;:&quot;Glob. Chang. Biol.&quot;},&quot;isTemporary&quot;:false},{&quot;id&quot;:&quot;e003b938-807d-301e-9acd-994bca97cd30&quot;,&quot;itemData&quot;:{&quot;type&quot;:&quot;article-journal&quot;,&quot;id&quot;:&quot;e003b938-807d-301e-9acd-994bca97cd30&quot;,&quot;title&quot;:&quot;Are soybean models ready for climate change food impact assessments?&quot;,&quot;author&quot;:[{&quot;family&quot;:&quot;Kothari&quot;,&quot;given&quot;:&quot;Kritika&quot;,&quot;parse-names&quot;:false,&quot;dropping-particle&quot;:&quot;&quot;,&quot;non-dropping-particle&quot;:&quot;&quot;},{&quot;family&quot;:&quot;Battisti&quot;,&quot;given&quot;:&quot;Rafael&quot;,&quot;parse-names&quot;:false,&quot;dropping-particle&quot;:&quot;&quot;,&quot;non-dropping-particle&quot;:&quot;&quot;},{&quot;family&quot;:&quot;Boote&quot;,&quot;given&quot;:&quot;Kenneth J.&quot;,&quot;parse-names&quot;:false,&quot;dropping-particle&quot;:&quot;&quot;,&quot;non-dropping-particle&quot;:&quot;&quot;},{&quot;family&quot;:&quot;Archontoulis&quot;,&quot;given&quot;:&quot;Sotirios&quot;,&quot;parse-names&quot;:false,&quot;dropping-particle&quot;:&quot;V.&quot;,&quot;non-dropping-particle&quot;:&quot;&quot;},{&quot;family&quot;:&quot;Confalone&quot;,&quot;given&quot;:&quot;Adriana&quot;,&quot;parse-names&quot;:false,&quot;dropping-particle&quot;:&quot;&quot;,&quot;non-dropping-particle&quot;:&quot;&quot;},{&quot;family&quot;:&quot;Constantin&quot;,&quot;given&quot;:&quot;Julie&quot;,&quot;parse-names&quot;:false,&quot;dropping-particle&quot;:&quot;&quot;,&quot;non-dropping-particle&quot;:&quot;&quot;},{&quot;family&quot;:&quot;Cuadra&quot;,&quot;given&quot;:&quot;Santiago&quot;,&quot;parse-names&quot;:false,&quot;dropping-particle&quot;:&quot;V.&quot;,&quot;non-dropping-particle&quot;:&quot;&quot;},{&quot;family&quot;:&quot;Debaeke&quot;,&quot;given&quot;:&quot;Philippe&quot;,&quot;parse-names&quot;:false,&quot;dropping-particle&quot;:&quot;&quot;,&quot;non-dropping-particle&quot;:&quot;&quot;},{&quot;family&quot;:&quot;Faye&quot;,&quot;given&quot;:&quot;Babacar&quot;,&quot;parse-names&quot;:false,&quot;dropping-particle&quot;:&quot;&quot;,&quot;non-dropping-particle&quot;:&quot;&quot;},{&quot;family&quot;:&quot;Grant&quot;,&quot;given&quot;:&quot;Brian&quot;,&quot;parse-names&quot;:false,&quot;dropping-particle&quot;:&quot;&quot;,&quot;non-dropping-particle&quot;:&quot;&quot;},{&quot;family&quot;:&quot;Hoogenboom&quot;,&quot;given&quot;:&quot;Gerrit&quot;,&quot;parse-names&quot;:false,&quot;dropping-particle&quot;:&quot;&quot;,&quot;non-dropping-particle&quot;:&quot;&quot;},{&quot;family&quot;:&quot;Jing&quot;,&quot;given&quot;:&quot;Qi&quot;,&quot;parse-names&quot;:false,&quot;dropping-particle&quot;:&quot;&quot;,&quot;non-dropping-particle&quot;:&quot;&quot;},{&quot;family&quot;:&quot;Laan&quot;,&quot;given&quot;:&quot;Michael&quot;,&quot;parse-names&quot;:false,&quot;dropping-particle&quot;:&quot;&quot;,&quot;non-dropping-particle&quot;:&quot;van der&quot;},{&quot;family&quot;:&quot;Macena da Silva&quot;,&quot;given&quot;:&quot;Fernando Antônio&quot;,&quot;parse-names&quot;:false,&quot;dropping-particle&quot;:&quot;&quot;,&quot;non-dropping-particle&quot;:&quot;&quot;},{&quot;family&quot;:&quot;Marin&quot;,&quot;given&quot;:&quot;Fabio R.&quot;,&quot;parse-names&quot;:false,&quot;dropping-particle&quot;:&quot;&quot;,&quot;non-dropping-particle&quot;:&quot;&quot;},{&quot;family&quot;:&quot;Nehbandani&quot;,&quot;given&quot;:&quot;Alireza&quot;,&quot;parse-names&quot;:false,&quot;dropping-particle&quot;:&quot;&quot;,&quot;non-dropping-particle&quot;:&quot;&quot;},{&quot;family&quot;:&quot;Nendel&quot;,&quot;given&quot;:&quot;Claas&quot;,&quot;parse-names&quot;:false,&quot;dropping-particle&quot;:&quot;&quot;,&quot;non-dropping-particle&quot;:&quot;&quot;},{&quot;family&quot;:&quot;Purcell&quot;,&quot;given&quot;:&quot;Larry C.&quot;,&quot;parse-names&quot;:false,&quot;dropping-particle&quot;:&quot;&quot;,&quot;non-dropping-particle&quot;:&quot;&quot;},{&quot;family&quot;:&quot;Qian&quot;,&quot;given&quot;:&quot;Budong&quot;,&quot;parse-names&quot;:false,&quot;dropping-particle&quot;:&quot;&quot;,&quot;non-dropping-particle&quot;:&quot;&quot;},{&quot;family&quot;:&quot;Ruane&quot;,&quot;given&quot;:&quot;Alex C.&quot;,&quot;parse-names&quot;:false,&quot;dropping-particle&quot;:&quot;&quot;,&quot;non-dropping-particle&quot;:&quot;&quot;},{&quot;family&quot;:&quot;Schoving&quot;,&quot;given&quot;:&quot;Céline&quot;,&quot;parse-names&quot;:false,&quot;dropping-particle&quot;:&quot;&quot;,&quot;non-dropping-particle&quot;:&quot;&quot;},{&quot;family&quot;:&quot;Silva&quot;,&quot;given&quot;:&quot;Evandro H.F.M.&quot;,&quot;parse-names&quot;:false,&quot;dropping-particle&quot;:&quot;&quot;,&quot;non-dropping-particle&quot;:&quot;&quot;},{&quot;family&quot;:&quot;Smith&quot;,&quot;given&quot;:&quot;Ward&quot;,&quot;parse-names&quot;:false,&quot;dropping-particle&quot;:&quot;&quot;,&quot;non-dropping-particle&quot;:&quot;&quot;},{&quot;family&quot;:&quot;Soltani&quot;,&quot;given&quot;:&quot;Afshin&quot;,&quot;parse-names&quot;:false,&quot;dropping-particle&quot;:&quot;&quot;,&quot;non-dropping-particle&quot;:&quot;&quot;},{&quot;family&quot;:&quot;Srivastava&quot;,&quot;given&quot;:&quot;Amit&quot;,&quot;parse-names&quot;:false,&quot;dropping-particle&quot;:&quot;&quot;,&quot;non-dropping-particle&quot;:&quot;&quot;},{&quot;family&quot;:&quot;Vieira&quot;,&quot;given&quot;:&quot;Nilson A.&quot;,&quot;parse-names&quot;:false,&quot;dropping-particle&quot;:&quot;&quot;,&quot;non-dropping-particle&quot;:&quot;&quot;},{&quot;family&quot;:&quot;Slone&quot;,&quot;given&quot;:&quot;Stacey&quot;,&quot;parse-names&quot;:false,&quot;dropping-particle&quot;:&quot;&quot;,&quot;non-dropping-particle&quot;:&quot;&quot;},{&quot;family&quot;:&quot;Salmerón&quot;,&quot;given&quot;:&quot;Montserrat&quot;,&quot;parse-names&quot;:false,&quot;dropping-particle&quot;:&quot;&quot;,&quot;non-dropping-particle&quot;:&quot;&quot;}],&quot;container-title&quot;:&quot;European Journal of Agronomy&quot;,&quot;accessed&quot;:{&quot;date-parts&quot;:[[2022,3,6]]},&quot;DOI&quot;:&quot;10.1016/J.EJA.2022.126482&quot;,&quot;ISSN&quot;:&quot;1161-0301&quot;,&quot;URL&quot;:&quot;https://linkinghub.elsevier.com/retrieve/pii/S1161030122000302&quot;,&quot;issued&quot;:{&quot;date-parts&quot;:[[2022,4,1]]},&quot;page&quot;:&quot;126482&quot;,&quot;publisher&quot;:&quot;Elsevier&quot;,&quot;volume&quot;:&quot;135&quot;,&quot;container-title-short&quot;:&quot;&quot;},&quot;isTemporary&quot;:false}]},{&quot;citationID&quot;:&quot;MENDELEY_CITATION_0191b4a8-19b4-4e6f-8fa8-93d1f3472e13&quot;,&quot;properties&quot;:{&quot;noteIndex&quot;:0},&quot;isEdited&quot;:false,&quot;manualOverride&quot;:{&quot;isManuallyOverridden&quot;:false,&quot;citeprocText&quot;:&quot;(Makowski et al., 2020)&quot;,&quot;manualOverrideText&quot;:&quot;&quot;},&quot;citationTag&quot;:&quot;MENDELEY_CITATION_v3_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&quot;,&quot;citationItems&quot;:[{&quot;id&quot;:&quot;9f45788b-7da4-359e-a94c-40d3d70a4575&quot;,&quot;itemData&quot;:{&quot;type&quot;:&quot;article-journal&quot;,&quot;id&quot;:&quot;9f45788b-7da4-359e-a94c-40d3d70a4575&quot;,&quot;title&quot;:&quot;Quantitative synthesis of temperature, CO2, rainfall, and adaptation effects on global crop yields&quot;,&quot;author&quot;:[{&quot;family&quot;:&quot;Makowski&quot;,&quot;given&quot;:&quot;David&quot;,&quot;parse-names&quot;:false,&quot;dropping-particle&quot;:&quot;&quot;,&quot;non-dropping-particle&quot;:&quot;&quot;},{&quot;family&quot;:&quot;Marajo-Petitzon&quot;,&quot;given&quot;:&quot;Elodie&quot;,&quot;parse-names&quot;:false,&quot;dropping-particle&quot;:&quot;&quot;,&quot;non-dropping-particle&quot;:&quot;&quot;},{&quot;family&quot;:&quot;Durand&quot;,&quot;given&quot;:&quot;Jean Louis&quot;,&quot;parse-names&quot;:false,&quot;dropping-particle&quot;:&quot;&quot;,&quot;non-dropping-particle&quot;:&quot;&quot;},{&quot;family&quot;:&quot;Ben-Ari&quot;,&quot;given&quot;:&quot;Tamara&quot;,&quot;parse-names&quot;:false,&quot;dropping-particle&quot;:&quot;&quot;,&quot;non-dropping-particle&quot;:&quot;&quot;}],&quot;container-title&quot;:&quot;European Journal of Agronomy&quot;,&quot;DOI&quot;:&quot;10.1016/j.eja.2020.126041&quot;,&quot;ISSN&quot;:&quot;11610301&quot;,&quot;issued&quot;:{&quot;date-parts&quot;:[[2020,4,1]]},&quot;abstract&quot;:&quot;Climate change is known to impact crop yields, mainly through increased temperatures, changing rainfall patterns and increasing CO2 concentration in the atmosphere. Although the potential effects of each of these factors have been discussed in a number of separate studies, no recent synthesis has been published to provide quantitative estimates of climate change impacts on crop yields, with or without adaptation strategies. In this paper, we synthetize a broad range of experimental or modeling studies to estimate, at the global scale, crop yield changes resulting from the marginal and combined effects of temperature, CO2 concentration and precipitation, with and without adaptation strategies. Crop yield sensitivities are estimated by distinguishing between C3 and C4 crops. For C3 crops, our results show that the positive effects of adaptation (+7.25 %) and CO2 (+9% for +100 ppm) are high enough to offset the negative effects of temperature increase (-2.4 % for +1 °C), even at +4 °C. On the other hand, for maize (i.e., the only C4 plant species in our database) the somewhat low positive effect from increased CO2 concentration and the absence of a significant effect of adaptation lead to higher yield losses, in the order of -10 % for +4 °C. The minimum level of CO2 concentration increase requested to achieve a yield gain under increased temperature conditions is much higher for maize than for C3 crops, in particular for wheat. The estimated effects of adaptation are uncertain, especially for soybean and rice, but also for maize, where the absence of a significant adaptation effect is probably at least partly due to limited data availability. Our results demonstrate that CO2 effects on crop yields should not be overlooked in foresight studies on the impacts of climate change. Our analysis also highlights the importance of improving our knowledge of how effective adapation strategies are in mitigating the impact of climate change.&quot;,&quot;publisher&quot;:&quot;Elsevier B.V.&quot;,&quot;volume&quot;:&quot;115&quot;,&quot;container-title-short&quot;:&quot;&quot;},&quot;isTemporary&quot;:false}]},{&quot;citationID&quot;:&quot;MENDELEY_CITATION_afd7095b-28b7-413d-a3ef-0354fbd0258e&quot;,&quot;properties&quot;:{&quot;noteIndex&quot;:0},&quot;isEdited&quot;:false,&quot;manualOverride&quot;:{&quot;isManuallyOverridden&quot;:false,&quot;citeprocText&quot;:&quot;(Hatfield et al., 2011)&quot;,&quot;manualOverrideText&quot;:&quot;&quot;},&quot;citationTag&quot;:&quot;MENDELEY_CITATION_v3_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&quot;,&quot;citationItems&quot;:[{&quot;id&quot;:&quot;6e4a0a8c-caf1-34ab-ad8f-025d85a4754a&quot;,&quot;itemData&quot;:{&quot;type&quot;:&quot;article-journal&quot;,&quot;id&quot;:&quot;6e4a0a8c-caf1-34ab-ad8f-025d85a4754a&quot;,&quot;title&quot;:&quot;Climate Impacts on Agriculture: Implications for Crop Production&quot;,&quot;author&quot;:[{&quot;family&quot;:&quot;Hatfield&quot;,&quot;given&quot;:&quot;J. L.&quot;,&quot;parse-names&quot;:false,&quot;dropping-particle&quot;:&quot;&quot;,&quot;non-dropping-particle&quot;:&quot;&quot;},{&quot;family&quot;:&quot;Boote&quot;,&quot;given&quot;:&quot;K. J.&quot;,&quot;parse-names&quot;:false,&quot;dropping-particle&quot;:&quot;&quot;,&quot;non-dropping-particle&quot;:&quot;&quot;},{&quot;family&quot;:&quot;Kimball&quot;,&quot;given&quot;:&quot;B. A.&quot;,&quot;parse-names&quot;:false,&quot;dropping-particle&quot;:&quot;&quot;,&quot;non-dropping-particle&quot;:&quot;&quot;},{&quot;family&quot;:&quot;Ziska&quot;,&quot;given&quot;:&quot;L. H.&quot;,&quot;parse-names&quot;:false,&quot;dropping-particle&quot;:&quot;&quot;,&quot;non-dropping-particle&quot;:&quot;&quot;},{&quot;family&quot;:&quot;Izaurralde&quot;,&quot;given&quot;:&quot;R. C.&quot;,&quot;parse-names&quot;:false,&quot;dropping-particle&quot;:&quot;&quot;,&quot;non-dropping-particle&quot;:&quot;&quot;},{&quot;family&quot;:&quot;Ort&quot;,&quot;given&quot;:&quot;D.&quot;,&quot;parse-names&quot;:false,&quot;dropping-particle&quot;:&quot;&quot;,&quot;non-dropping-particle&quot;:&quot;&quot;},{&quot;family&quot;:&quot;Thomson&quot;,&quot;given&quot;:&quot;A. M.&quot;,&quot;parse-names&quot;:false,&quot;dropping-particle&quot;:&quot;&quot;,&quot;non-dropping-particle&quot;:&quot;&quot;},{&quot;family&quot;:&quot;Wolfe&quot;,&quot;given&quot;:&quot;D.&quot;,&quot;parse-names&quot;:false,&quot;dropping-particle&quot;:&quot;&quot;,&quot;non-dropping-particle&quot;:&quot;&quot;}],&quot;container-title&quot;:&quot;Agronomy Journal&quot;,&quot;DOI&quot;:&quot;10.2134/agronj2010.0303&quot;,&quot;ISSN&quot;:&quot;0002-1962&quot;,&quot;issued&quot;:{&quot;date-parts&quot;:[[2011,3]]},&quot;page&quot;:&quot;351-370&quot;,&quot;abstract&quot;:&quot;&lt;p&gt; Changes in temperature, CO &lt;sub&gt;2&lt;/sub&gt; , and precipitation under the scenarios of climate change for the next 30 yr present a challenge to crop production. This review focuses on the impact of temperature, CO &lt;sub&gt;2,&lt;/sub&gt; and ozone on agronomic crops and the implications for crop production. Understanding these implications for agricultural crops is critical for developing cropping systems resilient to stresses induced by climate change. There is variation among crops in their response to CO &lt;sub&gt;2&lt;/sub&gt; , temperature, and precipitation changes and, with the regional differences in predicted climate, a situation is created in which the responses will be further complicated. For example, the temperature effects on soybean [ &lt;italic&gt;Glycine max&lt;/italic&gt; (L.) Merr.] could potentially cause yield reductions of 2.4% in the South but an increase of 1.7% in the Midwest. The frequency of years when temperatures exceed thresholds for damage during critical growth stages is likely to increase for some crops and regions. The increase in CO &lt;sub&gt;2&lt;/sub&gt; contributes significantly to enhanced plant growth and improved water use efficiency (WUE); however, there may be a downscaling of these positive impacts due to higher temperatures plants will experience during their growth cycle. A challenge is to understand the interactions of the changing climatic parameters because of the interactions among temperature, CO &lt;sub&gt;2&lt;/sub&gt; , and precipitation on plant growth and development and also on the biotic stresses of weeds, insects, and diseases. Agronomists will have to consider the variations in temperature and precipitation as part of the production system if they are to ensure the food security required by an ever increasing population. &lt;/p&gt;&quot;,&quot;issue&quot;:&quot;2&quot;,&quot;volume&quot;:&quot;103&quot;,&quot;container-title-short&quot;:&quot;Agron. J.&quot;},&quot;isTemporary&quot;:false}]},{&quot;citationID&quot;:&quot;MENDELEY_CITATION_4a92be67-be5f-418a-8e97-a5309534f3d3&quot;,&quot;properties&quot;:{&quot;noteIndex&quot;:0},&quot;isEdited&quot;:false,&quot;manualOverride&quot;:{&quot;isManuallyOverridden&quot;:true,&quot;citeprocText&quot;:&quot;(Salmerón et al., 2016)&quot;,&quot;manualOverrideText&quot;:&quot;Salmerón et al., 2016)&quot;},&quot;citationTag&quot;:&quot;MENDELEY_CITATION_v3_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&quot;,&quot;citationItems&quot;:[{&quot;id&quot;:&quot;1975601f-77d1-3258-b56b-61d444f55e13&quot;,&quot;itemData&quot;:{&quot;type&quot;:&quot;article-journal&quot;,&quot;id&quot;:&quot;1975601f-77d1-3258-b56b-61d444f55e13&quot;,&quot;title&quot;:&quot;Yield Response to Planting Date Among Soybean Maturity Groups for Irrigated Production in the US Midsouth&quot;,&quot;author&quot;:[{&quot;family&quot;:&quot;Salmerón&quot;,&quot;given&quot;:&quot;Montserrat&quot;,&quot;parse-names&quot;:false,&quot;dropping-particle&quot;:&quot;&quot;,&quot;non-dropping-particle&quot;:&quot;&quot;},{&quot;family&quot;:&quot;Gbur&quot;,&quot;given&quot;:&quot;Edward E.&quot;,&quot;parse-names&quot;:false,&quot;dropping-particle&quot;:&quot;&quot;,&quot;non-dropping-particle&quot;:&quot;&quot;},{&quot;family&quot;:&quot;Bourland&quot;,&quot;given&quot;:&quot;Fred M.&quot;,&quot;parse-names&quot;:false,&quot;dropping-particle&quot;:&quot;&quot;,&quot;non-dropping-particle&quot;:&quot;&quot;},{&quot;family&quot;:&quot;Buehring&quot;,&quot;given&quot;:&quot;Normie W.&quot;,&quot;parse-names&quot;:false,&quot;dropping-particle&quot;:&quot;&quot;,&quot;non-dropping-particle&quot;:&quot;&quot;},{&quot;family&quot;:&quot;Earnest&quot;,&quot;given&quot;:&quot;Larry&quot;,&quot;parse-names&quot;:false,&quot;dropping-particle&quot;:&quot;&quot;,&quot;non-dropping-particle&quot;:&quot;&quot;},{&quot;family&quot;:&quot;Fritschi&quot;,&quot;given&quot;:&quot;Felix B.&quot;,&quot;parse-names&quot;:false,&quot;dropping-particle&quot;:&quot;&quot;,&quot;non-dropping-particle&quot;:&quot;&quot;},{&quot;family&quot;:&quot;Golden&quot;,&quot;given&quot;:&quot;Bobby R.&quot;,&quot;parse-names&quot;:false,&quot;dropping-particle&quot;:&quot;&quot;,&quot;non-dropping-particle&quot;:&quot;&quot;},{&quot;family&quot;:&quot;Hathcoat&quot;,&quot;given&quot;:&quot;Daniel&quot;,&quot;parse-names&quot;:false,&quot;dropping-particle&quot;:&quot;&quot;,&quot;non-dropping-particle&quot;:&quot;&quot;},{&quot;family&quot;:&quot;Lofton&quot;,&quot;given&quot;:&quot;Josh&quot;,&quot;parse-names&quot;:false,&quot;dropping-particle&quot;:&quot;&quot;,&quot;non-dropping-particle&quot;:&quot;&quot;},{&quot;family&quot;:&quot;McClure&quot;,&quot;given&quot;:&quot;Angela Thompson&quot;,&quot;parse-names&quot;:false,&quot;dropping-particle&quot;:&quot;&quot;,&quot;non-dropping-particle&quot;:&quot;&quot;},{&quot;family&quot;:&quot;Miller&quot;,&quot;given&quot;:&quot;Travis D.&quot;,&quot;parse-names&quot;:false,&quot;dropping-particle&quot;:&quot;&quot;,&quot;non-dropping-particle&quot;:&quot;&quot;},{&quot;family&quot;:&quot;Neely&quot;,&quot;given&quot;:&quot;Clark&quot;,&quot;parse-names&quot;:false,&quot;dropping-particle&quot;:&quot;&quot;,&quot;non-dropping-particle&quot;:&quot;&quot;},{&quot;family&quot;:&quot;Shannon&quot;,&quot;given&quot;:&quot;Grover&quot;,&quot;parse-names&quot;:false,&quot;dropping-particle&quot;:&quot;&quot;,&quot;non-dropping-particle&quot;:&quot;&quot;},{&quot;family&quot;:&quot;Udeigwe&quot;,&quot;given&quot;:&quot;Theophilus K.&quot;,&quot;parse-names&quot;:false,&quot;dropping-particle&quot;:&quot;&quot;,&quot;non-dropping-particle&quot;:&quot;&quot;},{&quot;family&quot;:&quot;Verbree&quot;,&quot;given&quot;:&quot;David A.&quot;,&quot;parse-names&quot;:false,&quot;dropping-particle&quot;:&quot;&quot;,&quot;non-dropping-particle&quot;:&quot;&quot;},{&quot;family&quot;:&quot;Vories&quot;,&quot;given&quot;:&quot;Earl D.&quot;,&quot;parse-names&quot;:false,&quot;dropping-particle&quot;:&quot;&quot;,&quot;non-dropping-particle&quot;:&quot;&quot;},{&quot;family&quot;:&quot;Wiebold&quot;,&quot;given&quot;:&quot;William J.&quot;,&quot;parse-names&quot;:false,&quot;dropping-particle&quot;:&quot;&quot;,&quot;non-dropping-particle&quot;:&quot;&quot;},{&quot;family&quot;:&quot;Purcell&quot;,&quot;given&quot;:&quot;Larry C.&quot;,&quot;parse-names&quot;:false,&quot;dropping-particle&quot;:&quot;&quot;,&quot;non-dropping-particle&quot;:&quot;&quot;}],&quot;container-title&quot;:&quot;Crop Science&quot;,&quot;accessed&quot;:{&quot;date-parts&quot;:[[2025,8,18]]},&quot;DOI&quot;:&quot;10.2135/CROPSCI2015.07.0466&quot;,&quot;ISSN&quot;:&quot;1435-0653&quot;,&quot;URL&quot;:&quot;/doi/pdf/10.2135/cropsci2015.07.0466&quot;,&quot;issued&quot;:{&quot;date-parts&quot;:[[2016,3,1]]},&quot;page&quot;:&quot;747-759&quot;,&quot;abstract&quot;:&quot;Planting date is one of the main factors affecting soybean (Glycine max [L.] Merr.) yield. Environmental conditions in the US Midsouth allow for planting dates from late March through early July, and maturity groups (MGs) ranging from 3 to 6. However, the complexity of interactions among planting date, MG, and the environment makes the selection of an optimum MG cultivar difficult. A regional 3-yr study, conducted at eight locations with latitudes ranging from 30.6 to 38.9°N, planting dates ranging from late March to early July, and MGs 3 to 6, was used to examine the relationship between relative yield and planting day. The data indicated that yield was dependent on the location and MG choice. There was a quadratic response of relative yield to planting day in six out of the eight locations studied for MG 3 cultivars, and in five locations for MG 4 cultivars. On the other hand, MG 5 and 6 cultivars were more likely to have a negative linear relationship, with a quadratic response in only two of the eight locations. Optimum planting dates that maximized yield were dependent on the location and MG combination and ranged from 22 March to 17 May. Delaying planting dates from mid May to early June reduced yields by 0.09 to 1.69% per day, with the rate of decline greatest at the southern-most locations. Overall, MG 4 cultivars maximized yield or were not statistically different from the highest yielding MG at most locations and planting dates.&quot;,&quot;publisher&quot;:&quot;John Wiley &amp; Sons, Ltd&quot;,&quot;issue&quot;:&quot;2&quot;,&quot;volume&quot;:&quot;56&quot;,&quot;container-title-short&quot;:&quot;Crop Sci.&quot;},&quot;isTemporary&quot;:false}]},{&quot;citationID&quot;:&quot;MENDELEY_CITATION_1681fbda-64ba-4ae8-9b53-c5daf32e5073&quot;,&quot;properties&quot;:{&quot;noteIndex&quot;:0},&quot;isEdited&quot;:false,&quot;manualOverride&quot;:{&quot;isManuallyOverridden&quot;:true,&quot;citeprocText&quot;:&quot;(Archontoulis et al., 2014; Salmerón &amp;#38; Purcell, 2016; Salmerόn et al., 2017)&quot;,&quot;manualOverrideText&quot;:&quot;(Archontoulis et al., 2014; Salmerón and Purcell, 2016; Salmerón et al., 2017).&quot;},&quot;citationTag&quot;:&quot;MENDELEY_CITATION_v3_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&quot;,&quot;citationItems&quot;:[{&quot;id&quot;:&quot;3e7785b9-8178-352a-a897-a78d3fb1d35c&quot;,&quot;itemData&quot;:{&quot;type&quot;:&quot;article-journal&quot;,&quot;id&quot;:&quot;3e7785b9-8178-352a-a897-a78d3fb1d35c&quot;,&quot;title&quot;:&quot;Simplifying the prediction of phenology with the DSSAT-CROPGRO-soybean model based on relative maturity group and determinacy&quot;,&quot;author&quot;:[{&quot;family&quot;:&quot;Salmerón&quot;,&quot;given&quot;:&quot;Montserrat&quot;,&quot;parse-names&quot;:false,&quot;dropping-particle&quot;:&quot;&quot;,&quot;non-dropping-particle&quot;:&quot;&quot;},{&quot;family&quot;:&quot;Purcell&quot;,&quot;given&quot;:&quot;Larry C.&quot;,&quot;parse-names&quot;:false,&quot;dropping-particle&quot;:&quot;&quot;,&quot;non-dropping-particle&quot;:&quot;&quot;}],&quot;container-title&quot;:&quot;Agricultural Systems&quot;,&quot;accessed&quot;:{&quot;date-parts&quot;:[[2022,10,8]]},&quot;DOI&quot;:&quot;10.1016/J.AGSY.2016.07.016&quot;,&quot;ISSN&quot;:&quot;0308-521X&quot;,&quot;issued&quot;:{&quot;date-parts&quot;:[[2016,10,1]]},&quot;page&quot;:&quot;178-187&quot;,&quot;abstract&quot;:&quot;The use of crop models can be limited by the need to calibrate cultivar coefficients across a sufficiently wide range of environments. The DSSAT-CROPGRO-Soybean crop simulation model considers different temperature and photoperiod sensitivities during different crop developmental stages and/or for different cultivars. The use of generic phenology coefficients specific for a range of maturity groups (MGs) could allow accurate predictions of main developmental stages in soybean without requiring calibration. Phenology data collected in 2012 and 2013 from an irrigated regional planting-date experiment with maturity group (MG) 3 to 6 cultivars and latitudes from 30.6 to 38.9°N, were used to calibrate cultivar coefficients across all the environments. A set of generic coefficients were generated based on relative maturity group (rMG) and plant growth habit. Predictions of main developmental stages in the subsequent growing season (2014) using generic coefficients were similar to predictions based on calibrated coefficients, with a RMSE across all cultivars &lt; 8 days. Several calibrations of cultivar coefficients were conducted testing different hypotheses of sensitivity to temperature and photoperiod in the model. Surprisingly, after the calibration, the model predicted with similar RMSEs the day of R1, first R5 seed, and R7 under the different hypothesis of model sensitivity to photoperiod and temperature. Therefore, the use of an optimization tool for calibration across several site x year x planting dates was efficient to obtain cultivar coefficients that minimized error in prediction, but did not provide meaningful insight regarding the mechanistic function of temperature and photoperiod coefficients describing phenology prediction.&quot;,&quot;publisher&quot;:&quot;Elsevier&quot;,&quot;volume&quot;:&quot;148&quot;,&quot;container-title-short&quot;:&quot;Agric. Syst.&quot;},&quot;isTemporary&quot;:false},{&quot;id&quot;:&quot;132cb901-1232-3717-abc6-8891c255cfa5&quot;,&quot;itemData&quot;:{&quot;type&quot;:&quot;article-journal&quot;,&quot;id&quot;:&quot;132cb901-1232-3717-abc6-8891c255cfa5&quot;,&quot;title&quot;:&quot;A methodology and an optimization tool to calibrate phenology of short-day species included in the APSIM PLANT model: Application to soybean&quot;,&quot;author&quot;:[{&quot;family&quot;:&quot;Archontoulis&quot;,&quot;given&quot;:&quot;Sotirios&quot;,&quot;parse-names&quot;:false,&quot;dropping-particle&quot;:&quot;V.&quot;,&quot;non-dropping-particle&quot;:&quot;&quot;},{&quot;family&quot;:&quot;Miguez&quot;,&quot;given&quot;:&quot;Fernando E.&quot;,&quot;parse-names&quot;:false,&quot;dropping-particle&quot;:&quot;&quot;,&quot;non-dropping-particle&quot;:&quot;&quot;},{&quot;family&quot;:&quot;Moore&quot;,&quot;given&quot;:&quot;Kenneth J.&quot;,&quot;parse-names&quot;:false,&quot;dropping-particle&quot;:&quot;&quot;,&quot;non-dropping-particle&quot;:&quot;&quot;}],&quot;container-title&quot;:&quot;Environmental Modelling &amp; Software&quot;,&quot;accessed&quot;:{&quot;date-parts&quot;:[[2023,11,29]]},&quot;DOI&quot;:&quot;10.1016/J.ENVSOFT.2014.04.009&quot;,&quot;ISSN&quot;:&quot;1364-8152&quot;,&quot;issued&quot;:{&quot;date-parts&quot;:[[2014,12,1]]},&quot;page&quot;:&quot;465-477&quot;,&quot;abstract&quot;:&quot;We developed a methodology and an optimization tool that simplifies calibration of the APSIM PLANT multi parameter input phenology module. The methodology and the tool were successfully applied to estimate phenological parameters for 40 soybean cultivars covering maturity groups from 00 to 6. Our approach utilized information on flowering, physiological maturity and soybean maturity group, and provided a complete set of phenological parameters for APSIM that accounted also for temperature×photoperiod interactions throughout the crop cycle. The model predicted flowering (root mean square error, RMSE=3.1d) and physiological maturity (RMSE=5.5d) very well in a range of environments across the USA (33-46°N latitude, n=280). The relative absolute error was below 3% in all cases indicating the robustness of our approach. The APSIM PLANT phenology module is generic, thus our approach can be applied to all the short-day species included in the modelling platform.&quot;,&quot;publisher&quot;:&quot;Elsevier&quot;,&quot;volume&quot;:&quot;62&quot;,&quot;container-title-short&quot;:&quot;&quot;},&quot;isTemporary&quot;:false},{&quot;id&quot;:&quot;2763ccb2-7ae9-3ed8-8bd8-8a561cb3bf58&quot;,&quot;itemData&quot;:{&quot;type&quot;:&quot;article-journal&quot;,&quot;id&quot;:&quot;2763ccb2-7ae9-3ed8-8bd8-8a561cb3bf58&quot;,&quot;title&quot;:&quot;Simulation of genotype-by-environment interactions on irrigated soybean yields in the U.S. Midsouth&quot;,&quot;author&quot;:[{&quot;family&quot;:&quot;Salmerόn&quot;,&quot;given&quot;:&quot;Montserrat&quot;,&quot;parse-names&quot;:false,&quot;dropping-particle&quot;:&quot;&quot;,&quot;non-dropping-particle&quot;:&quot;&quot;},{&quot;family&quot;:&quot;Purcell&quot;,&quot;given&quot;:&quot;Larry C.&quot;,&quot;parse-names&quot;:false,&quot;dropping-particle&quot;:&quot;&quot;,&quot;non-dropping-particle&quot;:&quot;&quot;},{&quot;family&quot;:&quot;Vories&quot;,&quot;given&quot;:&quot;Earl D.&quot;,&quot;parse-names&quot;:false,&quot;dropping-particle&quot;:&quot;&quot;,&quot;non-dropping-particle&quot;:&quot;&quot;},{&quot;family&quot;:&quot;Shannon&quot;,&quot;given&quot;:&quot;Grover&quot;,&quot;parse-names&quot;:false,&quot;dropping-particle&quot;:&quot;&quot;,&quot;non-dropping-particle&quot;:&quot;&quot;}],&quot;container-title&quot;:&quot;Agricultural Systems&quot;,&quot;DOI&quot;:&quot;10.1016/j.agsy.2016.10.008&quot;,&quot;ISSN&quot;:&quot;0308521X&quot;,&quot;issued&quot;:{&quot;date-parts&quot;:[[2017,1]]},&quot;page&quot;:&quot;120-129&quot;,&quot;volume&quot;:&quot;150&quot;,&quot;container-title-short&quot;:&quot;Agric. Syst.&quot;},&quot;isTemporary&quot;:false}]}]"/>
+    <we:property name="MENDELEY_CITATIONS_STYLE" value="{&quot;id&quot;:&quot;https://www.zotero.org/styles/apa&quot;,&quot;title&quot;:&quot;APA Style 7th edition&quot;,&quot;format&quot;:&quot;author-date&quot;,&quot;defaultLocale&quot;:null,&quot;isLocaleCodeValid&quot;:true}"/>
+  </we:properties>
+  <we:bindings/>
+  <we:snapshot xmlns:r="http://schemas.openxmlformats.org/officeDocument/2006/relationships"/>
+</we:webextension>
+</file>
+
+<file path=customXml/item1.xml><?xml version="1.0" encoding="utf-8"?>
+<b:Sources xmlns:b="http://schemas.openxmlformats.org/officeDocument/2006/bibliography" xmlns="http://schemas.openxmlformats.org/officeDocument/2006/bibliography" SelectedStyle="\APASixthEditionOfficeOnline.xsl" StyleName="APA" Version="6"/>
+</file>
+
+<file path=customXml/itemProps1.xml><?xml version="1.0" encoding="utf-8"?>
+<ds:datastoreItem xmlns:ds="http://schemas.openxmlformats.org/officeDocument/2006/customXml" ds:itemID="{13498179-5B43-44B3-9E4C-D9AB3B266A23}">
+  <ds:schemaRefs>
+    <ds:schemaRef ds:uri="http://schemas.openxmlformats.org/officeDocument/2006/bibliography"/>
+  </ds:schemaRefs>
+</ds:datastoreItem>
 </file>